--- a/APLOS/POPResources/Templates/GRNReport20171.docx
+++ b/APLOS/POPResources/Templates/GRNReport20171.docx
@@ -1,6 +1,6 @@
 
 <file path=word/document.xml><?xml version="1.0" encoding="utf-8"?>
-<w:document xmlns:wpc="http://schemas.microsoft.com/office/word/2010/wordprocessingCanvas" xmlns:mc="http://schemas.openxmlformats.org/markup-compatibility/2006" xmlns:o="urn:schemas-microsoft-com:office:office" xmlns:r="http://schemas.openxmlformats.org/officeDocument/2006/relationships" xmlns:m="http://schemas.openxmlformats.org/officeDocument/2006/math" xmlns:v="urn:schemas-microsoft-com:vml" xmlns:wp14="http://schemas.microsoft.com/office/word/2010/wordprocessingDrawing" xmlns:wp="http://schemas.openxmlformats.org/drawingml/2006/wordprocessingDrawing" xmlns:w10="urn:schemas-microsoft-com:office:word" xmlns:w="http://schemas.openxmlformats.org/wordprocessingml/2006/main" xmlns:w14="http://schemas.microsoft.com/office/word/2010/wordml" xmlns:wpg="http://schemas.microsoft.com/office/word/2010/wordprocessingGroup" xmlns:wpi="http://schemas.microsoft.com/office/word/2010/wordprocessingInk" xmlns:wne="http://schemas.microsoft.com/office/word/2006/wordml" xmlns:wps="http://schemas.microsoft.com/office/word/2010/wordprocessingShape" mc:Ignorable="w14 wp14">
+<w:document xmlns:wpc="http://schemas.microsoft.com/office/word/2010/wordprocessingCanvas" xmlns:cx="http://schemas.microsoft.com/office/drawing/2014/chartex" xmlns:cx1="http://schemas.microsoft.com/office/drawing/2015/9/8/chartex" xmlns:cx2="http://schemas.microsoft.com/office/drawing/2015/10/21/chartex" xmlns:cx3="http://schemas.microsoft.com/office/drawing/2016/5/9/chartex" xmlns:cx4="http://schemas.microsoft.com/office/drawing/2016/5/10/chartex" xmlns:cx5="http://schemas.microsoft.com/office/drawing/2016/5/11/chartex" xmlns:cx6="http://schemas.microsoft.com/office/drawing/2016/5/12/chartex" xmlns:cx7="http://schemas.microsoft.com/office/drawing/2016/5/13/chartex" xmlns:cx8="http://schemas.microsoft.com/office/drawing/2016/5/14/chartex" xmlns:mc="http://schemas.openxmlformats.org/markup-compatibility/2006" xmlns:aink="http://schemas.microsoft.com/office/drawing/2016/ink" xmlns:am3d="http://schemas.microsoft.com/office/drawing/2017/model3d" xmlns:o="urn:schemas-microsoft-com:office:office" xmlns:r="http://schemas.openxmlformats.org/officeDocument/2006/relationships" xmlns:m="http://schemas.openxmlformats.org/officeDocument/2006/math" xmlns:v="urn:schemas-microsoft-com:vml" xmlns:wp14="http://schemas.microsoft.com/office/word/2010/wordprocessingDrawing" xmlns:wp="http://schemas.openxmlformats.org/drawingml/2006/wordprocessingDrawing" xmlns:w10="urn:schemas-microsoft-com:office:word" xmlns:w="http://schemas.openxmlformats.org/wordprocessingml/2006/main" xmlns:w14="http://schemas.microsoft.com/office/word/2010/wordml" xmlns:w15="http://schemas.microsoft.com/office/word/2012/wordml" xmlns:w16cex="http://schemas.microsoft.com/office/word/2018/wordml/cex" xmlns:w16cid="http://schemas.microsoft.com/office/word/2016/wordml/cid" xmlns:w16="http://schemas.microsoft.com/office/word/2018/wordml" xmlns:w16sdtdh="http://schemas.microsoft.com/office/word/2020/wordml/sdtdatahash" xmlns:w16se="http://schemas.microsoft.com/office/word/2015/wordml/symex" xmlns:wpg="http://schemas.microsoft.com/office/word/2010/wordprocessingGroup" xmlns:wpi="http://schemas.microsoft.com/office/word/2010/wordprocessingInk" xmlns:wne="http://schemas.microsoft.com/office/word/2006/wordml" xmlns:wps="http://schemas.microsoft.com/office/word/2010/wordprocessingShape" mc:Ignorable="w14 w15 w16se w16cid w16 w16cex w16sdtdh wp14">
   <w:body>
     <w:p>
       <w:pPr>
@@ -23,7 +23,7 @@
         <mc:AlternateContent>
           <mc:Choice Requires="wps">
             <w:drawing>
-              <wp:anchor distT="45720" distB="45720" distL="114300" distR="114300" simplePos="0" relativeHeight="251663872" behindDoc="0" locked="0" layoutInCell="1" allowOverlap="1" wp14:anchorId="4A66F1F5" wp14:editId="15452FEC">
+              <wp:anchor distT="45720" distB="45720" distL="114300" distR="114300" simplePos="0" relativeHeight="251663872" behindDoc="0" locked="0" layoutInCell="1" allowOverlap="1" wp14:anchorId="4A66F1F5" wp14:editId="3342AF2C">
                 <wp:simplePos x="0" y="0"/>
                 <wp:positionH relativeFrom="margin">
                   <wp:posOffset>-629920</wp:posOffset>
@@ -64,6 +64,7 @@
                         <w:txbxContent>
                           <w:p>
                             <w:pPr>
+                              <w:jc w:val="both"/>
                               <w:rPr>
                                 <w:rFonts w:ascii="Tahoma" w:hAnsi="Tahoma" w:cs="Tahoma"/>
                                 <w:sz w:val="20"/>
@@ -79,8 +80,43 @@
                                 <w:sz w:val="20"/>
                                 <w:szCs w:val="20"/>
                                 <w:u w:val="thick"/>
+                                <w:lang w:val="en-GB"/>
                               </w:rPr>
-                              <w:t>INVENTORY RECEIVE</w:t>
+                              <w:t xml:space="preserve">Goods </w:t>
+                            </w:r>
+                            <w:r>
+                              <w:rPr>
+                                <w:rFonts w:ascii="Tahoma" w:hAnsi="Tahoma" w:cs="Tahoma"/>
+                                <w:b/>
+                                <w:bCs/>
+                                <w:sz w:val="20"/>
+                                <w:szCs w:val="20"/>
+                                <w:u w:val="thick"/>
+                              </w:rPr>
+                              <w:t>Receive</w:t>
+                            </w:r>
+                            <w:r>
+                              <w:rPr>
+                                <w:rFonts w:ascii="Tahoma" w:hAnsi="Tahoma" w:cs="Tahoma"/>
+                                <w:b/>
+                                <w:bCs/>
+                                <w:sz w:val="20"/>
+                                <w:szCs w:val="20"/>
+                                <w:u w:val="thick"/>
+                              </w:rPr>
+                              <w:t xml:space="preserve"> </w:t>
+                            </w:r>
+                            <w:r>
+                              <w:rPr>
+                                <w:rFonts w:ascii="Tahoma" w:hAnsi="Tahoma" w:cs="Tahoma"/>
+                                <w:b/>
+                                <w:bCs/>
+                                <w:sz w:val="20"/>
+                                <w:szCs w:val="20"/>
+                                <w:u w:val="thick"/>
+                                <w:lang w:val="en-GB"/>
+                              </w:rPr>
+                              <w:t>Note (GRN)</w:t>
                             </w:r>
                           </w:p>
                         </w:txbxContent>
@@ -102,7 +138,7 @@
           </mc:Choice>
           <mc:Fallback>
             <w:pict>
-              <v:shapetype id="_x0000_t202" coordsize="21600,21600" o:spt="202" path="m,l,21600r21600,l21600,xe">
+              <v:shapetype w14:anchorId="4A66F1F5" id="_x0000_t202" coordsize="21600,21600" o:spt="202" path="m,l,21600r21600,l21600,xe">
                 <v:stroke joinstyle="miter"/>
                 <v:path gradientshapeok="t" o:connecttype="rect"/>
               </v:shapetype>
@@ -111,6 +147,7 @@
                   <w:txbxContent>
                     <w:p>
                       <w:pPr>
+                        <w:jc w:val="both"/>
                         <w:rPr>
                           <w:rFonts w:ascii="Tahoma" w:hAnsi="Tahoma" w:cs="Tahoma"/>
                           <w:sz w:val="20"/>
@@ -126,8 +163,43 @@
                           <w:sz w:val="20"/>
                           <w:szCs w:val="20"/>
                           <w:u w:val="thick"/>
+                          <w:lang w:val="en-GB"/>
                         </w:rPr>
-                        <w:t>INVENTORY RECEIVE</w:t>
+                        <w:t xml:space="preserve">Goods </w:t>
+                      </w:r>
+                      <w:r>
+                        <w:rPr>
+                          <w:rFonts w:ascii="Tahoma" w:hAnsi="Tahoma" w:cs="Tahoma"/>
+                          <w:b/>
+                          <w:bCs/>
+                          <w:sz w:val="20"/>
+                          <w:szCs w:val="20"/>
+                          <w:u w:val="thick"/>
+                        </w:rPr>
+                        <w:t>Receive</w:t>
+                      </w:r>
+                      <w:r>
+                        <w:rPr>
+                          <w:rFonts w:ascii="Tahoma" w:hAnsi="Tahoma" w:cs="Tahoma"/>
+                          <w:b/>
+                          <w:bCs/>
+                          <w:sz w:val="20"/>
+                          <w:szCs w:val="20"/>
+                          <w:u w:val="thick"/>
+                        </w:rPr>
+                        <w:t xml:space="preserve"> </w:t>
+                      </w:r>
+                      <w:r>
+                        <w:rPr>
+                          <w:rFonts w:ascii="Tahoma" w:hAnsi="Tahoma" w:cs="Tahoma"/>
+                          <w:b/>
+                          <w:bCs/>
+                          <w:sz w:val="20"/>
+                          <w:szCs w:val="20"/>
+                          <w:u w:val="thick"/>
+                          <w:lang w:val="en-GB"/>
+                        </w:rPr>
+                        <w:t>Note (GRN)</w:t>
                       </w:r>
                     </w:p>
                   </w:txbxContent>
@@ -143,9 +215,10 @@
       <w:pPr>
         <w:rPr>
           <w:rFonts w:ascii="Tahoma" w:hAnsi="Tahoma" w:cs="Tahoma"/>
-          <w:noProof/>
-          <w:sz w:val="16"/>
-          <w:szCs w:val="16"/>
+          <w:sz w:val="20"/>
+          <w:szCs w:val="20"/>
+          <w:u w:val="thick"/>
+          <w:lang w:val="en-GB"/>
         </w:rPr>
       </w:pPr>
     </w:p>
@@ -189,7 +262,18 @@
                 <w:sz w:val="16"/>
                 <w:szCs w:val="16"/>
               </w:rPr>
-              <w:t>GRN NO:</w:t>
+              <w:t xml:space="preserve">GRN </w:t>
+            </w:r>
+            <w:proofErr w:type="gramStart"/>
+            <w:r>
+              <w:rPr>
+                <w:rFonts w:ascii="Tahoma" w:eastAsia="Arial" w:hAnsi="Tahoma" w:cs="Tahoma"/>
+                <w:b/>
+                <w:bCs/>
+                <w:sz w:val="16"/>
+                <w:szCs w:val="16"/>
+              </w:rPr>
+              <w:t>NO:</w:t>
             </w:r>
             <w:r>
               <w:rPr>
@@ -201,6 +285,7 @@
               <w:t>{</w:t>
             </w:r>
             <w:proofErr w:type="spellStart"/>
+            <w:proofErr w:type="gramEnd"/>
             <w:r>
               <w:rPr>
                 <w:rFonts w:ascii="Tahoma" w:hAnsi="Tahoma" w:cs="Tahoma"/>
@@ -239,7 +324,28 @@
                 <w:sz w:val="16"/>
                 <w:szCs w:val="16"/>
               </w:rPr>
-              <w:t xml:space="preserve">Dated:  </w:t>
+              <w:t xml:space="preserve">GRN </w:t>
+            </w:r>
+            <w:r>
+              <w:rPr>
+                <w:rFonts w:ascii="Tahoma" w:eastAsia="Arial" w:hAnsi="Tahoma" w:cs="Tahoma"/>
+                <w:b/>
+                <w:bCs/>
+                <w:sz w:val="16"/>
+                <w:szCs w:val="16"/>
+              </w:rPr>
+              <w:t>Date</w:t>
+            </w:r>
+            <w:proofErr w:type="gramStart"/>
+            <w:r>
+              <w:rPr>
+                <w:rFonts w:ascii="Tahoma" w:eastAsia="Arial" w:hAnsi="Tahoma" w:cs="Tahoma"/>
+                <w:b/>
+                <w:bCs/>
+                <w:sz w:val="16"/>
+                <w:szCs w:val="16"/>
+              </w:rPr>
+              <w:t xml:space="preserve">:  </w:t>
             </w:r>
             <w:r>
               <w:rPr>
@@ -251,6 +357,7 @@
               <w:t>{</w:t>
             </w:r>
             <w:proofErr w:type="spellStart"/>
+            <w:proofErr w:type="gramEnd"/>
             <w:r>
               <w:rPr>
                 <w:rFonts w:ascii="Tahoma" w:eastAsia="Times New Roman" w:hAnsi="Tahoma" w:cs="Tahoma"/>
@@ -437,7 +544,28 @@
                 <w:sz w:val="16"/>
                 <w:szCs w:val="16"/>
               </w:rPr>
-              <w:t xml:space="preserve">Dated:  </w:t>
+              <w:t xml:space="preserve">Gate Entry </w:t>
+            </w:r>
+            <w:r>
+              <w:rPr>
+                <w:rFonts w:ascii="Tahoma" w:eastAsia="Times New Roman" w:hAnsi="Tahoma" w:cs="Tahoma"/>
+                <w:b/>
+                <w:bCs/>
+                <w:sz w:val="16"/>
+                <w:szCs w:val="16"/>
+              </w:rPr>
+              <w:t>Date</w:t>
+            </w:r>
+            <w:proofErr w:type="gramStart"/>
+            <w:r>
+              <w:rPr>
+                <w:rFonts w:ascii="Tahoma" w:eastAsia="Times New Roman" w:hAnsi="Tahoma" w:cs="Tahoma"/>
+                <w:b/>
+                <w:bCs/>
+                <w:sz w:val="16"/>
+                <w:szCs w:val="16"/>
+              </w:rPr>
+              <w:t xml:space="preserve">:  </w:t>
             </w:r>
             <w:r>
               <w:rPr>
@@ -449,6 +577,7 @@
               <w:t>{</w:t>
             </w:r>
             <w:proofErr w:type="spellStart"/>
+            <w:proofErr w:type="gramEnd"/>
             <w:r>
               <w:rPr>
                 <w:rFonts w:ascii="Tahoma" w:eastAsia="Times New Roman" w:hAnsi="Tahoma" w:cs="Tahoma"/>
@@ -1899,7 +2028,7 @@
                       </mc:Choice>
                       <mc:Fallback>
                         <w:pict>
-                          <v:line id="Straight Connector 3" o:spid="_x0000_s1026" style="position:absolute;flip:x;z-index:251665920;visibility:visible;mso-wrap-style:square;mso-width-percent:0;mso-height-percent:0;mso-wrap-distance-left:9pt;mso-wrap-distance-top:0;mso-wrap-distance-right:9pt;mso-wrap-distance-bottom:0;mso-position-horizontal:absolute;mso-position-horizontal-relative:text;mso-position-vertical:absolute;mso-position-vertical-relative:text;mso-width-percent:0;mso-height-percent:0;mso-width-relative:margin;mso-height-relative:margin" from="30.2pt,9.8pt" to="139.75pt,9.8pt" o:gfxdata="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" strokecolor="windowText" strokeweight=".5pt">
+                          <v:line w14:anchorId="111ECA4A" id="Straight Connector 3" o:spid="_x0000_s1026" style="position:absolute;flip:x;z-index:251665920;visibility:visible;mso-wrap-style:square;mso-width-percent:0;mso-height-percent:0;mso-wrap-distance-left:9pt;mso-wrap-distance-top:0;mso-wrap-distance-right:9pt;mso-wrap-distance-bottom:0;mso-position-horizontal:absolute;mso-position-horizontal-relative:text;mso-position-vertical:absolute;mso-position-vertical-relative:text;mso-width-percent:0;mso-height-percent:0;mso-width-relative:margin;mso-height-relative:margin" from="30.2pt,9.8pt" to="139.75pt,9.8pt" o:gfxdata="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" strokecolor="windowText" strokeweight=".5pt">
                             <v:stroke joinstyle="miter"/>
                           </v:line>
                         </w:pict>
@@ -2088,7 +2217,7 @@
                       </mc:Choice>
                       <mc:Fallback>
                         <w:pict>
-                          <v:line id="Straight Connector 2" o:spid="_x0000_s1026" style="position:absolute;z-index:251667968;visibility:visible;mso-wrap-style:square;mso-wrap-distance-left:9pt;mso-wrap-distance-top:0;mso-wrap-distance-right:9pt;mso-wrap-distance-bottom:0;mso-position-horizontal:absolute;mso-position-horizontal-relative:text;mso-position-vertical:absolute;mso-position-vertical-relative:text" from="31.15pt,9.8pt" to="143.2pt,9.8pt" o:gfxdata="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" strokecolor="windowText" strokeweight=".5pt">
+                          <v:line w14:anchorId="35480C86" id="Straight Connector 2" o:spid="_x0000_s1026" style="position:absolute;z-index:251667968;visibility:visible;mso-wrap-style:square;mso-wrap-distance-left:9pt;mso-wrap-distance-top:0;mso-wrap-distance-right:9pt;mso-wrap-distance-bottom:0;mso-position-horizontal:absolute;mso-position-horizontal-relative:text;mso-position-vertical:absolute;mso-position-vertical-relative:text" from="31.15pt,9.8pt" to="143.2pt,9.8pt" o:gfxdata="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" strokecolor="windowText" strokeweight=".5pt">
                             <v:stroke joinstyle="miter"/>
                           </v:line>
                         </w:pict>
@@ -2280,7 +2409,7 @@
                       </mc:Choice>
                       <mc:Fallback>
                         <w:pict>
-                          <v:line id="Straight Connector 1" o:spid="_x0000_s1026" style="position:absolute;z-index:251666944;visibility:visible;mso-wrap-style:square;mso-width-percent:0;mso-wrap-distance-left:9pt;mso-wrap-distance-top:0;mso-wrap-distance-right:9pt;mso-wrap-distance-bottom:0;mso-position-horizontal:absolute;mso-position-horizontal-relative:text;mso-position-vertical:absolute;mso-position-vertical-relative:text;mso-width-percent:0;mso-width-relative:margin" from="23.45pt,.65pt" to="143.65pt,.65pt" o:gfxdata="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" strokecolor="windowText" strokeweight=".5pt">
+                          <v:line w14:anchorId="0AEF8CF8" id="Straight Connector 1" o:spid="_x0000_s1026" style="position:absolute;z-index:251666944;visibility:visible;mso-wrap-style:square;mso-width-percent:0;mso-wrap-distance-left:9pt;mso-wrap-distance-top:0;mso-wrap-distance-right:9pt;mso-wrap-distance-bottom:0;mso-position-horizontal:absolute;mso-position-horizontal-relative:text;mso-position-vertical:absolute;mso-position-vertical-relative:text;mso-width-percent:0;mso-width-relative:margin" from="23.45pt,.65pt" to="143.65pt,.65pt" o:gfxdata="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" strokecolor="windowText" strokeweight=".5pt">
                             <v:stroke joinstyle="miter"/>
                           </v:line>
                         </w:pict>
@@ -2407,12 +2536,12 @@
       </w:pPr>
     </w:p>
     <w:sectPr>
-      <w:headerReference w:type="even" r:id="rId9"/>
-      <w:headerReference w:type="default" r:id="rId10"/>
-      <w:footerReference w:type="even" r:id="rId11"/>
-      <w:footerReference w:type="default" r:id="rId12"/>
-      <w:headerReference w:type="first" r:id="rId13"/>
-      <w:footerReference w:type="first" r:id="rId14"/>
+      <w:headerReference w:type="even" r:id="rId8"/>
+      <w:headerReference w:type="default" r:id="rId9"/>
+      <w:footerReference w:type="even" r:id="rId10"/>
+      <w:footerReference w:type="default" r:id="rId11"/>
+      <w:headerReference w:type="first" r:id="rId12"/>
+      <w:footerReference w:type="first" r:id="rId13"/>
       <w:pgSz w:w="20160" w:h="12240" w:orient="landscape" w:code="5"/>
       <w:pgMar w:top="1440" w:right="1800" w:bottom="1440" w:left="1800" w:header="0" w:footer="0" w:gutter="0"/>
       <w:cols w:space="720"/>
@@ -2423,7 +2552,7 @@
 </file>
 
 <file path=word/endnotes.xml><?xml version="1.0" encoding="utf-8"?>
-<w:endnotes xmlns:wpc="http://schemas.microsoft.com/office/word/2010/wordprocessingCanvas" xmlns:mc="http://schemas.openxmlformats.org/markup-compatibility/2006" xmlns:o="urn:schemas-microsoft-com:office:office" xmlns:r="http://schemas.openxmlformats.org/officeDocument/2006/relationships" xmlns:m="http://schemas.openxmlformats.org/officeDocument/2006/math" xmlns:v="urn:schemas-microsoft-com:vml" xmlns:wp14="http://schemas.microsoft.com/office/word/2010/wordprocessingDrawing" xmlns:wp="http://schemas.openxmlformats.org/drawingml/2006/wordprocessingDrawing" xmlns:w10="urn:schemas-microsoft-com:office:word" xmlns:w="http://schemas.openxmlformats.org/wordprocessingml/2006/main" xmlns:w14="http://schemas.microsoft.com/office/word/2010/wordml" xmlns:wpg="http://schemas.microsoft.com/office/word/2010/wordprocessingGroup" xmlns:wpi="http://schemas.microsoft.com/office/word/2010/wordprocessingInk" xmlns:wne="http://schemas.microsoft.com/office/word/2006/wordml" xmlns:wps="http://schemas.microsoft.com/office/word/2010/wordprocessingShape" mc:Ignorable="w14 wp14">
+<w:endnotes xmlns:wpc="http://schemas.microsoft.com/office/word/2010/wordprocessingCanvas" xmlns:cx="http://schemas.microsoft.com/office/drawing/2014/chartex" xmlns:cx1="http://schemas.microsoft.com/office/drawing/2015/9/8/chartex" xmlns:cx2="http://schemas.microsoft.com/office/drawing/2015/10/21/chartex" xmlns:cx3="http://schemas.microsoft.com/office/drawing/2016/5/9/chartex" xmlns:cx4="http://schemas.microsoft.com/office/drawing/2016/5/10/chartex" xmlns:cx5="http://schemas.microsoft.com/office/drawing/2016/5/11/chartex" xmlns:cx6="http://schemas.microsoft.com/office/drawing/2016/5/12/chartex" xmlns:cx7="http://schemas.microsoft.com/office/drawing/2016/5/13/chartex" xmlns:cx8="http://schemas.microsoft.com/office/drawing/2016/5/14/chartex" xmlns:mc="http://schemas.openxmlformats.org/markup-compatibility/2006" xmlns:aink="http://schemas.microsoft.com/office/drawing/2016/ink" xmlns:am3d="http://schemas.microsoft.com/office/drawing/2017/model3d" xmlns:o="urn:schemas-microsoft-com:office:office" xmlns:r="http://schemas.openxmlformats.org/officeDocument/2006/relationships" xmlns:m="http://schemas.openxmlformats.org/officeDocument/2006/math" xmlns:v="urn:schemas-microsoft-com:vml" xmlns:wp14="http://schemas.microsoft.com/office/word/2010/wordprocessingDrawing" xmlns:wp="http://schemas.openxmlformats.org/drawingml/2006/wordprocessingDrawing" xmlns:w10="urn:schemas-microsoft-com:office:word" xmlns:w="http://schemas.openxmlformats.org/wordprocessingml/2006/main" xmlns:w14="http://schemas.microsoft.com/office/word/2010/wordml" xmlns:w15="http://schemas.microsoft.com/office/word/2012/wordml" xmlns:w16cex="http://schemas.microsoft.com/office/word/2018/wordml/cex" xmlns:w16cid="http://schemas.microsoft.com/office/word/2016/wordml/cid" xmlns:w16="http://schemas.microsoft.com/office/word/2018/wordml" xmlns:w16sdtdh="http://schemas.microsoft.com/office/word/2020/wordml/sdtdatahash" xmlns:w16se="http://schemas.microsoft.com/office/word/2015/wordml/symex" xmlns:wpg="http://schemas.microsoft.com/office/word/2010/wordprocessingGroup" xmlns:wpi="http://schemas.microsoft.com/office/word/2010/wordprocessingInk" xmlns:wne="http://schemas.microsoft.com/office/word/2006/wordml" xmlns:wps="http://schemas.microsoft.com/office/word/2010/wordprocessingShape" mc:Ignorable="w14 w15 w16se w16cid w16 w16cex w16sdtdh wp14">
   <w:endnote w:type="separator" w:id="-1">
     <w:p>
       <w:r>
@@ -2442,7 +2571,7 @@
 </file>
 
 <file path=word/footer1.xml><?xml version="1.0" encoding="utf-8"?>
-<w:ftr xmlns:wpc="http://schemas.microsoft.com/office/word/2010/wordprocessingCanvas" xmlns:mc="http://schemas.openxmlformats.org/markup-compatibility/2006" xmlns:o="urn:schemas-microsoft-com:office:office" xmlns:r="http://schemas.openxmlformats.org/officeDocument/2006/relationships" xmlns:m="http://schemas.openxmlformats.org/officeDocument/2006/math" xmlns:v="urn:schemas-microsoft-com:vml" xmlns:wp14="http://schemas.microsoft.com/office/word/2010/wordprocessingDrawing" xmlns:wp="http://schemas.openxmlformats.org/drawingml/2006/wordprocessingDrawing" xmlns:w10="urn:schemas-microsoft-com:office:word" xmlns:w="http://schemas.openxmlformats.org/wordprocessingml/2006/main" xmlns:w14="http://schemas.microsoft.com/office/word/2010/wordml" xmlns:wpg="http://schemas.microsoft.com/office/word/2010/wordprocessingGroup" xmlns:wpi="http://schemas.microsoft.com/office/word/2010/wordprocessingInk" xmlns:wne="http://schemas.microsoft.com/office/word/2006/wordml" xmlns:wps="http://schemas.microsoft.com/office/word/2010/wordprocessingShape" mc:Ignorable="w14 wp14">
+<w:ftr xmlns:wpc="http://schemas.microsoft.com/office/word/2010/wordprocessingCanvas" xmlns:cx="http://schemas.microsoft.com/office/drawing/2014/chartex" xmlns:cx1="http://schemas.microsoft.com/office/drawing/2015/9/8/chartex" xmlns:cx2="http://schemas.microsoft.com/office/drawing/2015/10/21/chartex" xmlns:cx3="http://schemas.microsoft.com/office/drawing/2016/5/9/chartex" xmlns:cx4="http://schemas.microsoft.com/office/drawing/2016/5/10/chartex" xmlns:cx5="http://schemas.microsoft.com/office/drawing/2016/5/11/chartex" xmlns:cx6="http://schemas.microsoft.com/office/drawing/2016/5/12/chartex" xmlns:cx7="http://schemas.microsoft.com/office/drawing/2016/5/13/chartex" xmlns:cx8="http://schemas.microsoft.com/office/drawing/2016/5/14/chartex" xmlns:mc="http://schemas.openxmlformats.org/markup-compatibility/2006" xmlns:aink="http://schemas.microsoft.com/office/drawing/2016/ink" xmlns:am3d="http://schemas.microsoft.com/office/drawing/2017/model3d" xmlns:o="urn:schemas-microsoft-com:office:office" xmlns:r="http://schemas.openxmlformats.org/officeDocument/2006/relationships" xmlns:m="http://schemas.openxmlformats.org/officeDocument/2006/math" xmlns:v="urn:schemas-microsoft-com:vml" xmlns:wp14="http://schemas.microsoft.com/office/word/2010/wordprocessingDrawing" xmlns:wp="http://schemas.openxmlformats.org/drawingml/2006/wordprocessingDrawing" xmlns:w10="urn:schemas-microsoft-com:office:word" xmlns:w="http://schemas.openxmlformats.org/wordprocessingml/2006/main" xmlns:w14="http://schemas.microsoft.com/office/word/2010/wordml" xmlns:w15="http://schemas.microsoft.com/office/word/2012/wordml" xmlns:w16cex="http://schemas.microsoft.com/office/word/2018/wordml/cex" xmlns:w16cid="http://schemas.microsoft.com/office/word/2016/wordml/cid" xmlns:w16="http://schemas.microsoft.com/office/word/2018/wordml" xmlns:w16sdtdh="http://schemas.microsoft.com/office/word/2020/wordml/sdtdatahash" xmlns:w16se="http://schemas.microsoft.com/office/word/2015/wordml/symex" xmlns:wpg="http://schemas.microsoft.com/office/word/2010/wordprocessingGroup" xmlns:wpi="http://schemas.microsoft.com/office/word/2010/wordprocessingInk" xmlns:wne="http://schemas.microsoft.com/office/word/2006/wordml" xmlns:wps="http://schemas.microsoft.com/office/word/2010/wordprocessingShape" mc:Ignorable="w14 w15 w16se w16cid w16 w16cex w16sdtdh wp14">
   <w:p>
     <w:pPr>
       <w:pStyle w:val="Footer"/>
@@ -2452,7 +2581,7 @@
 </file>
 
 <file path=word/footer2.xml><?xml version="1.0" encoding="utf-8"?>
-<w:ftr xmlns:wpc="http://schemas.microsoft.com/office/word/2010/wordprocessingCanvas" xmlns:mc="http://schemas.openxmlformats.org/markup-compatibility/2006" xmlns:o="urn:schemas-microsoft-com:office:office" xmlns:r="http://schemas.openxmlformats.org/officeDocument/2006/relationships" xmlns:m="http://schemas.openxmlformats.org/officeDocument/2006/math" xmlns:v="urn:schemas-microsoft-com:vml" xmlns:wp14="http://schemas.microsoft.com/office/word/2010/wordprocessingDrawing" xmlns:wp="http://schemas.openxmlformats.org/drawingml/2006/wordprocessingDrawing" xmlns:w10="urn:schemas-microsoft-com:office:word" xmlns:w="http://schemas.openxmlformats.org/wordprocessingml/2006/main" xmlns:w14="http://schemas.microsoft.com/office/word/2010/wordml" xmlns:wpg="http://schemas.microsoft.com/office/word/2010/wordprocessingGroup" xmlns:wpi="http://schemas.microsoft.com/office/word/2010/wordprocessingInk" xmlns:wne="http://schemas.microsoft.com/office/word/2006/wordml" xmlns:wps="http://schemas.microsoft.com/office/word/2010/wordprocessingShape" mc:Ignorable="w14 wp14">
+<w:ftr xmlns:wpc="http://schemas.microsoft.com/office/word/2010/wordprocessingCanvas" xmlns:cx="http://schemas.microsoft.com/office/drawing/2014/chartex" xmlns:cx1="http://schemas.microsoft.com/office/drawing/2015/9/8/chartex" xmlns:cx2="http://schemas.microsoft.com/office/drawing/2015/10/21/chartex" xmlns:cx3="http://schemas.microsoft.com/office/drawing/2016/5/9/chartex" xmlns:cx4="http://schemas.microsoft.com/office/drawing/2016/5/10/chartex" xmlns:cx5="http://schemas.microsoft.com/office/drawing/2016/5/11/chartex" xmlns:cx6="http://schemas.microsoft.com/office/drawing/2016/5/12/chartex" xmlns:cx7="http://schemas.microsoft.com/office/drawing/2016/5/13/chartex" xmlns:cx8="http://schemas.microsoft.com/office/drawing/2016/5/14/chartex" xmlns:mc="http://schemas.openxmlformats.org/markup-compatibility/2006" xmlns:aink="http://schemas.microsoft.com/office/drawing/2016/ink" xmlns:am3d="http://schemas.microsoft.com/office/drawing/2017/model3d" xmlns:o="urn:schemas-microsoft-com:office:office" xmlns:r="http://schemas.openxmlformats.org/officeDocument/2006/relationships" xmlns:m="http://schemas.openxmlformats.org/officeDocument/2006/math" xmlns:v="urn:schemas-microsoft-com:vml" xmlns:wp14="http://schemas.microsoft.com/office/word/2010/wordprocessingDrawing" xmlns:wp="http://schemas.openxmlformats.org/drawingml/2006/wordprocessingDrawing" xmlns:w10="urn:schemas-microsoft-com:office:word" xmlns:w="http://schemas.openxmlformats.org/wordprocessingml/2006/main" xmlns:w14="http://schemas.microsoft.com/office/word/2010/wordml" xmlns:w15="http://schemas.microsoft.com/office/word/2012/wordml" xmlns:w16cex="http://schemas.microsoft.com/office/word/2018/wordml/cex" xmlns:w16cid="http://schemas.microsoft.com/office/word/2016/wordml/cid" xmlns:w16="http://schemas.microsoft.com/office/word/2018/wordml" xmlns:w16sdtdh="http://schemas.microsoft.com/office/word/2020/wordml/sdtdatahash" xmlns:w16se="http://schemas.microsoft.com/office/word/2015/wordml/symex" xmlns:wpg="http://schemas.microsoft.com/office/word/2010/wordprocessingGroup" xmlns:wpi="http://schemas.microsoft.com/office/word/2010/wordprocessingInk" xmlns:wne="http://schemas.microsoft.com/office/word/2006/wordml" xmlns:wps="http://schemas.microsoft.com/office/word/2010/wordprocessingShape" mc:Ignorable="w14 w15 w16se w16cid w16 w16cex w16sdtdh wp14">
   <w:sdt>
     <w:sdtPr>
       <w:id w:val="-901824678"/>
@@ -2505,23 +2634,13 @@
         <w:szCs w:val="16"/>
       </w:rPr>
     </w:pPr>
-    <w:proofErr w:type="spellStart"/>
     <w:r>
       <w:rPr>
         <w:rFonts w:ascii="Tahoma" w:hAnsi="Tahoma" w:cs="Tahoma"/>
         <w:sz w:val="16"/>
         <w:szCs w:val="16"/>
       </w:rPr>
-      <w:t>Mouza</w:t>
-    </w:r>
-    <w:proofErr w:type="spellEnd"/>
-    <w:r>
-      <w:rPr>
-        <w:rFonts w:ascii="Tahoma" w:hAnsi="Tahoma" w:cs="Tahoma"/>
-        <w:sz w:val="16"/>
-        <w:szCs w:val="16"/>
-      </w:rPr>
-      <w:t xml:space="preserve">: </w:t>
+      <w:t xml:space="preserve">Mouza: </w:t>
     </w:r>
     <w:proofErr w:type="spellStart"/>
     <w:r>
@@ -2618,7 +2737,7 @@
 </file>
 
 <file path=word/footer3.xml><?xml version="1.0" encoding="utf-8"?>
-<w:ftr xmlns:wpc="http://schemas.microsoft.com/office/word/2010/wordprocessingCanvas" xmlns:mc="http://schemas.openxmlformats.org/markup-compatibility/2006" xmlns:o="urn:schemas-microsoft-com:office:office" xmlns:r="http://schemas.openxmlformats.org/officeDocument/2006/relationships" xmlns:m="http://schemas.openxmlformats.org/officeDocument/2006/math" xmlns:v="urn:schemas-microsoft-com:vml" xmlns:wp14="http://schemas.microsoft.com/office/word/2010/wordprocessingDrawing" xmlns:wp="http://schemas.openxmlformats.org/drawingml/2006/wordprocessingDrawing" xmlns:w10="urn:schemas-microsoft-com:office:word" xmlns:w="http://schemas.openxmlformats.org/wordprocessingml/2006/main" xmlns:w14="http://schemas.microsoft.com/office/word/2010/wordml" xmlns:wpg="http://schemas.microsoft.com/office/word/2010/wordprocessingGroup" xmlns:wpi="http://schemas.microsoft.com/office/word/2010/wordprocessingInk" xmlns:wne="http://schemas.microsoft.com/office/word/2006/wordml" xmlns:wps="http://schemas.microsoft.com/office/word/2010/wordprocessingShape" mc:Ignorable="w14 wp14">
+<w:ftr xmlns:wpc="http://schemas.microsoft.com/office/word/2010/wordprocessingCanvas" xmlns:cx="http://schemas.microsoft.com/office/drawing/2014/chartex" xmlns:cx1="http://schemas.microsoft.com/office/drawing/2015/9/8/chartex" xmlns:cx2="http://schemas.microsoft.com/office/drawing/2015/10/21/chartex" xmlns:cx3="http://schemas.microsoft.com/office/drawing/2016/5/9/chartex" xmlns:cx4="http://schemas.microsoft.com/office/drawing/2016/5/10/chartex" xmlns:cx5="http://schemas.microsoft.com/office/drawing/2016/5/11/chartex" xmlns:cx6="http://schemas.microsoft.com/office/drawing/2016/5/12/chartex" xmlns:cx7="http://schemas.microsoft.com/office/drawing/2016/5/13/chartex" xmlns:cx8="http://schemas.microsoft.com/office/drawing/2016/5/14/chartex" xmlns:mc="http://schemas.openxmlformats.org/markup-compatibility/2006" xmlns:aink="http://schemas.microsoft.com/office/drawing/2016/ink" xmlns:am3d="http://schemas.microsoft.com/office/drawing/2017/model3d" xmlns:o="urn:schemas-microsoft-com:office:office" xmlns:r="http://schemas.openxmlformats.org/officeDocument/2006/relationships" xmlns:m="http://schemas.openxmlformats.org/officeDocument/2006/math" xmlns:v="urn:schemas-microsoft-com:vml" xmlns:wp14="http://schemas.microsoft.com/office/word/2010/wordprocessingDrawing" xmlns:wp="http://schemas.openxmlformats.org/drawingml/2006/wordprocessingDrawing" xmlns:w10="urn:schemas-microsoft-com:office:word" xmlns:w="http://schemas.openxmlformats.org/wordprocessingml/2006/main" xmlns:w14="http://schemas.microsoft.com/office/word/2010/wordml" xmlns:w15="http://schemas.microsoft.com/office/word/2012/wordml" xmlns:w16cex="http://schemas.microsoft.com/office/word/2018/wordml/cex" xmlns:w16cid="http://schemas.microsoft.com/office/word/2016/wordml/cid" xmlns:w16="http://schemas.microsoft.com/office/word/2018/wordml" xmlns:w16sdtdh="http://schemas.microsoft.com/office/word/2020/wordml/sdtdatahash" xmlns:w16se="http://schemas.microsoft.com/office/word/2015/wordml/symex" xmlns:wpg="http://schemas.microsoft.com/office/word/2010/wordprocessingGroup" xmlns:wpi="http://schemas.microsoft.com/office/word/2010/wordprocessingInk" xmlns:wne="http://schemas.microsoft.com/office/word/2006/wordml" xmlns:wps="http://schemas.microsoft.com/office/word/2010/wordprocessingShape" mc:Ignorable="w14 w15 w16se w16cid w16 w16cex w16sdtdh wp14">
   <w:p>
     <w:pPr>
       <w:pStyle w:val="Footer"/>
@@ -2628,7 +2747,7 @@
 </file>
 
 <file path=word/footnotes.xml><?xml version="1.0" encoding="utf-8"?>
-<w:footnotes xmlns:wpc="http://schemas.microsoft.com/office/word/2010/wordprocessingCanvas" xmlns:mc="http://schemas.openxmlformats.org/markup-compatibility/2006" xmlns:o="urn:schemas-microsoft-com:office:office" xmlns:r="http://schemas.openxmlformats.org/officeDocument/2006/relationships" xmlns:m="http://schemas.openxmlformats.org/officeDocument/2006/math" xmlns:v="urn:schemas-microsoft-com:vml" xmlns:wp14="http://schemas.microsoft.com/office/word/2010/wordprocessingDrawing" xmlns:wp="http://schemas.openxmlformats.org/drawingml/2006/wordprocessingDrawing" xmlns:w10="urn:schemas-microsoft-com:office:word" xmlns:w="http://schemas.openxmlformats.org/wordprocessingml/2006/main" xmlns:w14="http://schemas.microsoft.com/office/word/2010/wordml" xmlns:wpg="http://schemas.microsoft.com/office/word/2010/wordprocessingGroup" xmlns:wpi="http://schemas.microsoft.com/office/word/2010/wordprocessingInk" xmlns:wne="http://schemas.microsoft.com/office/word/2006/wordml" xmlns:wps="http://schemas.microsoft.com/office/word/2010/wordprocessingShape" mc:Ignorable="w14 wp14">
+<w:footnotes xmlns:wpc="http://schemas.microsoft.com/office/word/2010/wordprocessingCanvas" xmlns:cx="http://schemas.microsoft.com/office/drawing/2014/chartex" xmlns:cx1="http://schemas.microsoft.com/office/drawing/2015/9/8/chartex" xmlns:cx2="http://schemas.microsoft.com/office/drawing/2015/10/21/chartex" xmlns:cx3="http://schemas.microsoft.com/office/drawing/2016/5/9/chartex" xmlns:cx4="http://schemas.microsoft.com/office/drawing/2016/5/10/chartex" xmlns:cx5="http://schemas.microsoft.com/office/drawing/2016/5/11/chartex" xmlns:cx6="http://schemas.microsoft.com/office/drawing/2016/5/12/chartex" xmlns:cx7="http://schemas.microsoft.com/office/drawing/2016/5/13/chartex" xmlns:cx8="http://schemas.microsoft.com/office/drawing/2016/5/14/chartex" xmlns:mc="http://schemas.openxmlformats.org/markup-compatibility/2006" xmlns:aink="http://schemas.microsoft.com/office/drawing/2016/ink" xmlns:am3d="http://schemas.microsoft.com/office/drawing/2017/model3d" xmlns:o="urn:schemas-microsoft-com:office:office" xmlns:r="http://schemas.openxmlformats.org/officeDocument/2006/relationships" xmlns:m="http://schemas.openxmlformats.org/officeDocument/2006/math" xmlns:v="urn:schemas-microsoft-com:vml" xmlns:wp14="http://schemas.microsoft.com/office/word/2010/wordprocessingDrawing" xmlns:wp="http://schemas.openxmlformats.org/drawingml/2006/wordprocessingDrawing" xmlns:w10="urn:schemas-microsoft-com:office:word" xmlns:w="http://schemas.openxmlformats.org/wordprocessingml/2006/main" xmlns:w14="http://schemas.microsoft.com/office/word/2010/wordml" xmlns:w15="http://schemas.microsoft.com/office/word/2012/wordml" xmlns:w16cex="http://schemas.microsoft.com/office/word/2018/wordml/cex" xmlns:w16cid="http://schemas.microsoft.com/office/word/2016/wordml/cid" xmlns:w16="http://schemas.microsoft.com/office/word/2018/wordml" xmlns:w16sdtdh="http://schemas.microsoft.com/office/word/2020/wordml/sdtdatahash" xmlns:w16se="http://schemas.microsoft.com/office/word/2015/wordml/symex" xmlns:wpg="http://schemas.microsoft.com/office/word/2010/wordprocessingGroup" xmlns:wpi="http://schemas.microsoft.com/office/word/2010/wordprocessingInk" xmlns:wne="http://schemas.microsoft.com/office/word/2006/wordml" xmlns:wps="http://schemas.microsoft.com/office/word/2010/wordprocessingShape" mc:Ignorable="w14 w15 w16se w16cid w16 w16cex w16sdtdh wp14">
   <w:footnote w:type="separator" w:id="-1">
     <w:p>
       <w:r>
@@ -2647,7 +2766,7 @@
 </file>
 
 <file path=word/header1.xml><?xml version="1.0" encoding="utf-8"?>
-<w:hdr xmlns:wpc="http://schemas.microsoft.com/office/word/2010/wordprocessingCanvas" xmlns:mc="http://schemas.openxmlformats.org/markup-compatibility/2006" xmlns:o="urn:schemas-microsoft-com:office:office" xmlns:r="http://schemas.openxmlformats.org/officeDocument/2006/relationships" xmlns:m="http://schemas.openxmlformats.org/officeDocument/2006/math" xmlns:v="urn:schemas-microsoft-com:vml" xmlns:wp14="http://schemas.microsoft.com/office/word/2010/wordprocessingDrawing" xmlns:wp="http://schemas.openxmlformats.org/drawingml/2006/wordprocessingDrawing" xmlns:w10="urn:schemas-microsoft-com:office:word" xmlns:w="http://schemas.openxmlformats.org/wordprocessingml/2006/main" xmlns:w14="http://schemas.microsoft.com/office/word/2010/wordml" xmlns:wpg="http://schemas.microsoft.com/office/word/2010/wordprocessingGroup" xmlns:wpi="http://schemas.microsoft.com/office/word/2010/wordprocessingInk" xmlns:wne="http://schemas.microsoft.com/office/word/2006/wordml" xmlns:wps="http://schemas.microsoft.com/office/word/2010/wordprocessingShape" mc:Ignorable="w14 wp14">
+<w:hdr xmlns:wpc="http://schemas.microsoft.com/office/word/2010/wordprocessingCanvas" xmlns:cx="http://schemas.microsoft.com/office/drawing/2014/chartex" xmlns:cx1="http://schemas.microsoft.com/office/drawing/2015/9/8/chartex" xmlns:cx2="http://schemas.microsoft.com/office/drawing/2015/10/21/chartex" xmlns:cx3="http://schemas.microsoft.com/office/drawing/2016/5/9/chartex" xmlns:cx4="http://schemas.microsoft.com/office/drawing/2016/5/10/chartex" xmlns:cx5="http://schemas.microsoft.com/office/drawing/2016/5/11/chartex" xmlns:cx6="http://schemas.microsoft.com/office/drawing/2016/5/12/chartex" xmlns:cx7="http://schemas.microsoft.com/office/drawing/2016/5/13/chartex" xmlns:cx8="http://schemas.microsoft.com/office/drawing/2016/5/14/chartex" xmlns:mc="http://schemas.openxmlformats.org/markup-compatibility/2006" xmlns:aink="http://schemas.microsoft.com/office/drawing/2016/ink" xmlns:am3d="http://schemas.microsoft.com/office/drawing/2017/model3d" xmlns:o="urn:schemas-microsoft-com:office:office" xmlns:r="http://schemas.openxmlformats.org/officeDocument/2006/relationships" xmlns:m="http://schemas.openxmlformats.org/officeDocument/2006/math" xmlns:v="urn:schemas-microsoft-com:vml" xmlns:wp14="http://schemas.microsoft.com/office/word/2010/wordprocessingDrawing" xmlns:wp="http://schemas.openxmlformats.org/drawingml/2006/wordprocessingDrawing" xmlns:w10="urn:schemas-microsoft-com:office:word" xmlns:w="http://schemas.openxmlformats.org/wordprocessingml/2006/main" xmlns:w14="http://schemas.microsoft.com/office/word/2010/wordml" xmlns:w15="http://schemas.microsoft.com/office/word/2012/wordml" xmlns:w16cex="http://schemas.microsoft.com/office/word/2018/wordml/cex" xmlns:w16cid="http://schemas.microsoft.com/office/word/2016/wordml/cid" xmlns:w16="http://schemas.microsoft.com/office/word/2018/wordml" xmlns:w16sdtdh="http://schemas.microsoft.com/office/word/2020/wordml/sdtdatahash" xmlns:w16se="http://schemas.microsoft.com/office/word/2015/wordml/symex" xmlns:wpg="http://schemas.microsoft.com/office/word/2010/wordprocessingGroup" xmlns:wpi="http://schemas.microsoft.com/office/word/2010/wordprocessingInk" xmlns:wne="http://schemas.microsoft.com/office/word/2006/wordml" xmlns:wps="http://schemas.microsoft.com/office/word/2010/wordprocessingShape" mc:Ignorable="w14 w15 w16se w16cid w16 w16cex w16sdtdh wp14">
   <w:p>
     <w:pPr>
       <w:pStyle w:val="Header"/>
@@ -2657,7 +2776,7 @@
 </file>
 
 <file path=word/header2.xml><?xml version="1.0" encoding="utf-8"?>
-<w:hdr xmlns:wpc="http://schemas.microsoft.com/office/word/2010/wordprocessingCanvas" xmlns:mc="http://schemas.openxmlformats.org/markup-compatibility/2006" xmlns:o="urn:schemas-microsoft-com:office:office" xmlns:r="http://schemas.openxmlformats.org/officeDocument/2006/relationships" xmlns:m="http://schemas.openxmlformats.org/officeDocument/2006/math" xmlns:v="urn:schemas-microsoft-com:vml" xmlns:wp14="http://schemas.microsoft.com/office/word/2010/wordprocessingDrawing" xmlns:wp="http://schemas.openxmlformats.org/drawingml/2006/wordprocessingDrawing" xmlns:w10="urn:schemas-microsoft-com:office:word" xmlns:w="http://schemas.openxmlformats.org/wordprocessingml/2006/main" xmlns:w14="http://schemas.microsoft.com/office/word/2010/wordml" xmlns:wpg="http://schemas.microsoft.com/office/word/2010/wordprocessingGroup" xmlns:wpi="http://schemas.microsoft.com/office/word/2010/wordprocessingInk" xmlns:wne="http://schemas.microsoft.com/office/word/2006/wordml" xmlns:wps="http://schemas.microsoft.com/office/word/2010/wordprocessingShape" mc:Ignorable="w14 wp14">
+<w:hdr xmlns:wpc="http://schemas.microsoft.com/office/word/2010/wordprocessingCanvas" xmlns:cx="http://schemas.microsoft.com/office/drawing/2014/chartex" xmlns:cx1="http://schemas.microsoft.com/office/drawing/2015/9/8/chartex" xmlns:cx2="http://schemas.microsoft.com/office/drawing/2015/10/21/chartex" xmlns:cx3="http://schemas.microsoft.com/office/drawing/2016/5/9/chartex" xmlns:cx4="http://schemas.microsoft.com/office/drawing/2016/5/10/chartex" xmlns:cx5="http://schemas.microsoft.com/office/drawing/2016/5/11/chartex" xmlns:cx6="http://schemas.microsoft.com/office/drawing/2016/5/12/chartex" xmlns:cx7="http://schemas.microsoft.com/office/drawing/2016/5/13/chartex" xmlns:cx8="http://schemas.microsoft.com/office/drawing/2016/5/14/chartex" xmlns:mc="http://schemas.openxmlformats.org/markup-compatibility/2006" xmlns:aink="http://schemas.microsoft.com/office/drawing/2016/ink" xmlns:am3d="http://schemas.microsoft.com/office/drawing/2017/model3d" xmlns:o="urn:schemas-microsoft-com:office:office" xmlns:r="http://schemas.openxmlformats.org/officeDocument/2006/relationships" xmlns:m="http://schemas.openxmlformats.org/officeDocument/2006/math" xmlns:v="urn:schemas-microsoft-com:vml" xmlns:wp14="http://schemas.microsoft.com/office/word/2010/wordprocessingDrawing" xmlns:wp="http://schemas.openxmlformats.org/drawingml/2006/wordprocessingDrawing" xmlns:w10="urn:schemas-microsoft-com:office:word" xmlns:w="http://schemas.openxmlformats.org/wordprocessingml/2006/main" xmlns:w14="http://schemas.microsoft.com/office/word/2010/wordml" xmlns:w15="http://schemas.microsoft.com/office/word/2012/wordml" xmlns:w16cex="http://schemas.microsoft.com/office/word/2018/wordml/cex" xmlns:w16cid="http://schemas.microsoft.com/office/word/2016/wordml/cid" xmlns:w16="http://schemas.microsoft.com/office/word/2018/wordml" xmlns:w16sdtdh="http://schemas.microsoft.com/office/word/2020/wordml/sdtdatahash" xmlns:w16se="http://schemas.microsoft.com/office/word/2015/wordml/symex" xmlns:wpg="http://schemas.microsoft.com/office/word/2010/wordprocessingGroup" xmlns:wpi="http://schemas.microsoft.com/office/word/2010/wordprocessingInk" xmlns:wne="http://schemas.microsoft.com/office/word/2006/wordml" xmlns:wps="http://schemas.microsoft.com/office/word/2010/wordprocessingShape" mc:Ignorable="w14 w15 w16se w16cid w16 w16cex w16sdtdh wp14">
   <w:p>
     <w:pPr>
       <w:pStyle w:val="Header"/>
@@ -2743,7 +2862,6 @@
                               <w:szCs w:val="16"/>
                             </w:rPr>
                           </w:pPr>
-                          <w:proofErr w:type="gramStart"/>
                           <w:r>
                             <w:rPr>
                               <w:rFonts w:ascii="Tahoma" w:hAnsi="Tahoma" w:cs="Tahoma"/>
@@ -2754,7 +2872,6 @@
                             </w:rPr>
                             <w:t>Odyssey Craft (Pvt.) Ltd.</w:t>
                           </w:r>
-                          <w:proofErr w:type="gramEnd"/>
                         </w:p>
                       </w:txbxContent>
                     </wps:txbx>
@@ -2778,7 +2895,7 @@
         </mc:Choice>
         <mc:Fallback>
           <w:pict>
-            <v:rect id="Rectangle 10" o:spid="_x0000_s1027" style="position:absolute;left:0;text-align:left;margin-left:-44.25pt;margin-top:44.45pt;width:210.1pt;height:18.4pt;z-index:251660288;visibility:visible;mso-wrap-style:square;mso-width-percent:0;mso-height-percent:0;mso-wrap-distance-left:9pt;mso-wrap-distance-top:0;mso-wrap-distance-right:9pt;mso-wrap-distance-bottom:0;mso-position-horizontal:absolute;mso-position-horizontal-relative:text;mso-position-vertical:absolute;mso-position-vertical-relative:text;mso-width-percent:0;mso-height-percent:0;mso-width-relative:margin;mso-height-relative:margin;v-text-anchor:middle" o:gfxdata="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" fillcolor="white [3212]" strokecolor="white [3212]" strokeweight="1pt">
+            <v:rect w14:anchorId="773CA069" id="Rectangle 10" o:spid="_x0000_s1027" style="position:absolute;left:0;text-align:left;margin-left:-44.25pt;margin-top:44.45pt;width:210.1pt;height:18.4pt;z-index:251660288;visibility:visible;mso-wrap-style:square;mso-width-percent:0;mso-height-percent:0;mso-wrap-distance-left:9pt;mso-wrap-distance-top:0;mso-wrap-distance-right:9pt;mso-wrap-distance-bottom:0;mso-position-horizontal:absolute;mso-position-horizontal-relative:text;mso-position-vertical:absolute;mso-position-vertical-relative:text;mso-width-percent:0;mso-height-percent:0;mso-width-relative:margin;mso-height-relative:margin;v-text-anchor:middle" o:gfxdata="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" fillcolor="white [3212]" strokecolor="white [3212]" strokeweight="1pt">
               <v:textbox>
                 <w:txbxContent>
                   <w:p>
@@ -2791,7 +2908,6 @@
                         <w:szCs w:val="16"/>
                       </w:rPr>
                     </w:pPr>
-                    <w:proofErr w:type="gramStart"/>
                     <w:r>
                       <w:rPr>
                         <w:rFonts w:ascii="Tahoma" w:hAnsi="Tahoma" w:cs="Tahoma"/>
@@ -2802,7 +2918,6 @@
                       </w:rPr>
                       <w:t>Odyssey Craft (Pvt.) Ltd.</w:t>
                     </w:r>
-                    <w:proofErr w:type="gramEnd"/>
                   </w:p>
                 </w:txbxContent>
               </v:textbox>
@@ -2874,23 +2989,13 @@
                               <w:szCs w:val="16"/>
                             </w:rPr>
                           </w:pPr>
-                          <w:proofErr w:type="spellStart"/>
                           <w:r>
                             <w:rPr>
                               <w:rFonts w:ascii="Tahoma" w:hAnsi="Tahoma" w:cs="Tahoma"/>
                               <w:sz w:val="16"/>
                               <w:szCs w:val="16"/>
                             </w:rPr>
-                            <w:t>Mouza</w:t>
-                          </w:r>
-                          <w:proofErr w:type="spellEnd"/>
-                          <w:r>
-                            <w:rPr>
-                              <w:rFonts w:ascii="Tahoma" w:hAnsi="Tahoma" w:cs="Tahoma"/>
-                              <w:sz w:val="16"/>
-                              <w:szCs w:val="16"/>
-                            </w:rPr>
-                            <w:t xml:space="preserve">: </w:t>
+                            <w:t xml:space="preserve">Mouza: </w:t>
                           </w:r>
                           <w:proofErr w:type="spellStart"/>
                           <w:r>
@@ -3021,7 +3126,7 @@
         </mc:Choice>
         <mc:Fallback>
           <w:pict>
-            <v:rect id="Rectangle 7" o:spid="_x0000_s1028" style="position:absolute;left:0;text-align:left;margin-left:618.9pt;margin-top:.05pt;width:225.75pt;height:43.6pt;z-index:251662336;visibility:visible;mso-wrap-style:square;mso-width-percent:0;mso-height-percent:0;mso-wrap-distance-left:9pt;mso-wrap-distance-top:0;mso-wrap-distance-right:9pt;mso-wrap-distance-bottom:0;mso-position-horizontal:absolute;mso-position-horizontal-relative:text;mso-position-vertical:absolute;mso-position-vertical-relative:text;mso-width-percent:0;mso-height-percent:0;mso-width-relative:margin;mso-height-relative:margin;v-text-anchor:middle" o:gfxdata="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" fillcolor="white [3201]" strokecolor="white [3212]" strokeweight="1pt">
+            <v:rect w14:anchorId="0F3B8F21" id="Rectangle 7" o:spid="_x0000_s1028" style="position:absolute;left:0;text-align:left;margin-left:618.9pt;margin-top:.05pt;width:225.75pt;height:43.6pt;z-index:251662336;visibility:visible;mso-wrap-style:square;mso-width-percent:0;mso-height-percent:0;mso-wrap-distance-left:9pt;mso-wrap-distance-top:0;mso-wrap-distance-right:9pt;mso-wrap-distance-bottom:0;mso-position-horizontal:absolute;mso-position-horizontal-relative:text;mso-position-vertical:absolute;mso-position-vertical-relative:text;mso-width-percent:0;mso-height-percent:0;mso-width-relative:margin;mso-height-relative:margin;v-text-anchor:middle" o:gfxdata="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" fillcolor="white [3201]" strokecolor="white [3212]" strokeweight="1pt">
               <v:textbox>
                 <w:txbxContent>
                   <w:p>
@@ -3033,23 +3138,13 @@
                         <w:szCs w:val="16"/>
                       </w:rPr>
                     </w:pPr>
-                    <w:proofErr w:type="spellStart"/>
                     <w:r>
                       <w:rPr>
                         <w:rFonts w:ascii="Tahoma" w:hAnsi="Tahoma" w:cs="Tahoma"/>
                         <w:sz w:val="16"/>
                         <w:szCs w:val="16"/>
                       </w:rPr>
-                      <w:t>Mouza</w:t>
-                    </w:r>
-                    <w:proofErr w:type="spellEnd"/>
-                    <w:r>
-                      <w:rPr>
-                        <w:rFonts w:ascii="Tahoma" w:hAnsi="Tahoma" w:cs="Tahoma"/>
-                        <w:sz w:val="16"/>
-                        <w:szCs w:val="16"/>
-                      </w:rPr>
-                      <w:t xml:space="preserve">: </w:t>
+                      <w:t xml:space="preserve">Mouza: </w:t>
                     </w:r>
                     <w:proofErr w:type="spellStart"/>
                     <w:r>
@@ -3229,8 +3324,6 @@
     <w:r>
       <w:tab/>
     </w:r>
-    <w:bookmarkStart w:id="0" w:name="_GoBack"/>
-    <w:bookmarkEnd w:id="0"/>
     <w:r>
       <w:tab/>
     </w:r>
@@ -3260,7 +3353,7 @@
 </file>
 
 <file path=word/header3.xml><?xml version="1.0" encoding="utf-8"?>
-<w:hdr xmlns:wpc="http://schemas.microsoft.com/office/word/2010/wordprocessingCanvas" xmlns:mc="http://schemas.openxmlformats.org/markup-compatibility/2006" xmlns:o="urn:schemas-microsoft-com:office:office" xmlns:r="http://schemas.openxmlformats.org/officeDocument/2006/relationships" xmlns:m="http://schemas.openxmlformats.org/officeDocument/2006/math" xmlns:v="urn:schemas-microsoft-com:vml" xmlns:wp14="http://schemas.microsoft.com/office/word/2010/wordprocessingDrawing" xmlns:wp="http://schemas.openxmlformats.org/drawingml/2006/wordprocessingDrawing" xmlns:w10="urn:schemas-microsoft-com:office:word" xmlns:w="http://schemas.openxmlformats.org/wordprocessingml/2006/main" xmlns:w14="http://schemas.microsoft.com/office/word/2010/wordml" xmlns:wpg="http://schemas.microsoft.com/office/word/2010/wordprocessingGroup" xmlns:wpi="http://schemas.microsoft.com/office/word/2010/wordprocessingInk" xmlns:wne="http://schemas.microsoft.com/office/word/2006/wordml" xmlns:wps="http://schemas.microsoft.com/office/word/2010/wordprocessingShape" mc:Ignorable="w14 wp14">
+<w:hdr xmlns:wpc="http://schemas.microsoft.com/office/word/2010/wordprocessingCanvas" xmlns:cx="http://schemas.microsoft.com/office/drawing/2014/chartex" xmlns:cx1="http://schemas.microsoft.com/office/drawing/2015/9/8/chartex" xmlns:cx2="http://schemas.microsoft.com/office/drawing/2015/10/21/chartex" xmlns:cx3="http://schemas.microsoft.com/office/drawing/2016/5/9/chartex" xmlns:cx4="http://schemas.microsoft.com/office/drawing/2016/5/10/chartex" xmlns:cx5="http://schemas.microsoft.com/office/drawing/2016/5/11/chartex" xmlns:cx6="http://schemas.microsoft.com/office/drawing/2016/5/12/chartex" xmlns:cx7="http://schemas.microsoft.com/office/drawing/2016/5/13/chartex" xmlns:cx8="http://schemas.microsoft.com/office/drawing/2016/5/14/chartex" xmlns:mc="http://schemas.openxmlformats.org/markup-compatibility/2006" xmlns:aink="http://schemas.microsoft.com/office/drawing/2016/ink" xmlns:am3d="http://schemas.microsoft.com/office/drawing/2017/model3d" xmlns:o="urn:schemas-microsoft-com:office:office" xmlns:r="http://schemas.openxmlformats.org/officeDocument/2006/relationships" xmlns:m="http://schemas.openxmlformats.org/officeDocument/2006/math" xmlns:v="urn:schemas-microsoft-com:vml" xmlns:wp14="http://schemas.microsoft.com/office/word/2010/wordprocessingDrawing" xmlns:wp="http://schemas.openxmlformats.org/drawingml/2006/wordprocessingDrawing" xmlns:w10="urn:schemas-microsoft-com:office:word" xmlns:w="http://schemas.openxmlformats.org/wordprocessingml/2006/main" xmlns:w14="http://schemas.microsoft.com/office/word/2010/wordml" xmlns:w15="http://schemas.microsoft.com/office/word/2012/wordml" xmlns:w16cex="http://schemas.microsoft.com/office/word/2018/wordml/cex" xmlns:w16cid="http://schemas.microsoft.com/office/word/2016/wordml/cid" xmlns:w16="http://schemas.microsoft.com/office/word/2018/wordml" xmlns:w16sdtdh="http://schemas.microsoft.com/office/word/2020/wordml/sdtdatahash" xmlns:w16se="http://schemas.microsoft.com/office/word/2015/wordml/symex" xmlns:wpg="http://schemas.microsoft.com/office/word/2010/wordprocessingGroup" xmlns:wpi="http://schemas.microsoft.com/office/word/2010/wordprocessingInk" xmlns:wne="http://schemas.microsoft.com/office/word/2006/wordml" xmlns:wps="http://schemas.microsoft.com/office/word/2010/wordprocessingShape" mc:Ignorable="w14 w15 w16se w16cid w16 w16cex w16sdtdh wp14">
   <w:p>
     <w:pPr>
       <w:pStyle w:val="Header"/>
@@ -3270,8 +3363,8 @@
 </file>
 
 <file path=word/numbering.xml><?xml version="1.0" encoding="utf-8"?>
-<w:numbering xmlns:wpc="http://schemas.microsoft.com/office/word/2010/wordprocessingCanvas" xmlns:mc="http://schemas.openxmlformats.org/markup-compatibility/2006" xmlns:o="urn:schemas-microsoft-com:office:office" xmlns:r="http://schemas.openxmlformats.org/officeDocument/2006/relationships" xmlns:m="http://schemas.openxmlformats.org/officeDocument/2006/math" xmlns:v="urn:schemas-microsoft-com:vml" xmlns:wp14="http://schemas.microsoft.com/office/word/2010/wordprocessingDrawing" xmlns:wp="http://schemas.openxmlformats.org/drawingml/2006/wordprocessingDrawing" xmlns:w10="urn:schemas-microsoft-com:office:word" xmlns:w="http://schemas.openxmlformats.org/wordprocessingml/2006/main" xmlns:w14="http://schemas.microsoft.com/office/word/2010/wordml" xmlns:wpg="http://schemas.microsoft.com/office/word/2010/wordprocessingGroup" xmlns:wpi="http://schemas.microsoft.com/office/word/2010/wordprocessingInk" xmlns:wne="http://schemas.microsoft.com/office/word/2006/wordml" xmlns:wps="http://schemas.microsoft.com/office/word/2010/wordprocessingShape" mc:Ignorable="w14 wp14">
-  <w:abstractNum w:abstractNumId="0">
+<w:numbering xmlns:wpc="http://schemas.microsoft.com/office/word/2010/wordprocessingCanvas" xmlns:cx="http://schemas.microsoft.com/office/drawing/2014/chartex" xmlns:cx1="http://schemas.microsoft.com/office/drawing/2015/9/8/chartex" xmlns:cx2="http://schemas.microsoft.com/office/drawing/2015/10/21/chartex" xmlns:cx3="http://schemas.microsoft.com/office/drawing/2016/5/9/chartex" xmlns:cx4="http://schemas.microsoft.com/office/drawing/2016/5/10/chartex" xmlns:cx5="http://schemas.microsoft.com/office/drawing/2016/5/11/chartex" xmlns:cx6="http://schemas.microsoft.com/office/drawing/2016/5/12/chartex" xmlns:cx7="http://schemas.microsoft.com/office/drawing/2016/5/13/chartex" xmlns:cx8="http://schemas.microsoft.com/office/drawing/2016/5/14/chartex" xmlns:mc="http://schemas.openxmlformats.org/markup-compatibility/2006" xmlns:aink="http://schemas.microsoft.com/office/drawing/2016/ink" xmlns:am3d="http://schemas.microsoft.com/office/drawing/2017/model3d" xmlns:o="urn:schemas-microsoft-com:office:office" xmlns:r="http://schemas.openxmlformats.org/officeDocument/2006/relationships" xmlns:m="http://schemas.openxmlformats.org/officeDocument/2006/math" xmlns:v="urn:schemas-microsoft-com:vml" xmlns:wp14="http://schemas.microsoft.com/office/word/2010/wordprocessingDrawing" xmlns:wp="http://schemas.openxmlformats.org/drawingml/2006/wordprocessingDrawing" xmlns:w10="urn:schemas-microsoft-com:office:word" xmlns:w="http://schemas.openxmlformats.org/wordprocessingml/2006/main" xmlns:w14="http://schemas.microsoft.com/office/word/2010/wordml" xmlns:w15="http://schemas.microsoft.com/office/word/2012/wordml" xmlns:w16cex="http://schemas.microsoft.com/office/word/2018/wordml/cex" xmlns:w16cid="http://schemas.microsoft.com/office/word/2016/wordml/cid" xmlns:w16="http://schemas.microsoft.com/office/word/2018/wordml" xmlns:w16sdtdh="http://schemas.microsoft.com/office/word/2020/wordml/sdtdatahash" xmlns:w16se="http://schemas.microsoft.com/office/word/2015/wordml/symex" xmlns:wpg="http://schemas.microsoft.com/office/word/2010/wordprocessingGroup" xmlns:wpi="http://schemas.microsoft.com/office/word/2010/wordprocessingInk" xmlns:wne="http://schemas.microsoft.com/office/word/2006/wordml" xmlns:wps="http://schemas.microsoft.com/office/word/2010/wordprocessingShape" mc:Ignorable="w14 w15 w16se w16cid w16 w16cex w16sdtdh wp14">
+  <w:abstractNum w:abstractNumId="0" w15:restartNumberingAfterBreak="0">
     <w:nsid w:val="19365752"/>
     <w:multiLevelType w:val="hybridMultilevel"/>
     <w:tmpl w:val="DFA0A576"/>
@@ -3360,7 +3453,7 @@
       </w:pPr>
     </w:lvl>
   </w:abstractNum>
-  <w:abstractNum w:abstractNumId="1">
+  <w:abstractNum w:abstractNumId="1" w15:restartNumberingAfterBreak="0">
     <w:nsid w:val="19495CFF"/>
     <w:multiLevelType w:val="hybridMultilevel"/>
     <w:tmpl w:val="79CC075A"/>
@@ -3411,7 +3504,7 @@
       <w:lvlJc w:val="left"/>
     </w:lvl>
   </w:abstractNum>
-  <w:abstractNum w:abstractNumId="2">
+  <w:abstractNum w:abstractNumId="2" w15:restartNumberingAfterBreak="0">
     <w:nsid w:val="66334873"/>
     <w:multiLevelType w:val="hybridMultilevel"/>
     <w:tmpl w:val="71B6F7D8"/>
@@ -3462,7 +3555,7 @@
       <w:lvlJc w:val="left"/>
     </w:lvl>
   </w:abstractNum>
-  <w:abstractNum w:abstractNumId="3">
+  <w:abstractNum w:abstractNumId="3" w15:restartNumberingAfterBreak="0">
     <w:nsid w:val="74B0DC51"/>
     <w:multiLevelType w:val="hybridMultilevel"/>
     <w:tmpl w:val="22FA3D1C"/>
@@ -3529,7 +3622,7 @@
 </file>
 
 <file path=word/styles.xml><?xml version="1.0" encoding="utf-8"?>
-<w:styles xmlns:mc="http://schemas.openxmlformats.org/markup-compatibility/2006" xmlns:r="http://schemas.openxmlformats.org/officeDocument/2006/relationships" xmlns:w="http://schemas.openxmlformats.org/wordprocessingml/2006/main" xmlns:w14="http://schemas.microsoft.com/office/word/2010/wordml" mc:Ignorable="w14">
+<w:styles xmlns:mc="http://schemas.openxmlformats.org/markup-compatibility/2006" xmlns:r="http://schemas.openxmlformats.org/officeDocument/2006/relationships" xmlns:w="http://schemas.openxmlformats.org/wordprocessingml/2006/main" xmlns:w14="http://schemas.microsoft.com/office/word/2010/wordml" xmlns:w15="http://schemas.microsoft.com/office/word/2012/wordml" xmlns:w16cex="http://schemas.microsoft.com/office/word/2018/wordml/cex" xmlns:w16cid="http://schemas.microsoft.com/office/word/2016/wordml/cid" xmlns:w16="http://schemas.microsoft.com/office/word/2018/wordml" xmlns:w16sdtdh="http://schemas.microsoft.com/office/word/2020/wordml/sdtdatahash" xmlns:w16se="http://schemas.microsoft.com/office/word/2015/wordml/symex" mc:Ignorable="w14 w15 w16se w16cid w16 w16cex w16sdtdh">
   <w:docDefaults>
     <w:rPrDefault>
       <w:rPr>
@@ -3541,144 +3634,383 @@
     </w:rPrDefault>
     <w:pPrDefault/>
   </w:docDefaults>
-  <w:latentStyles w:defLockedState="0" w:defUIPriority="99" w:defSemiHidden="1" w:defUnhideWhenUsed="1" w:defQFormat="0" w:count="267">
-    <w:lsdException w:name="Normal" w:semiHidden="0" w:uiPriority="0" w:unhideWhenUsed="0" w:qFormat="1"/>
-    <w:lsdException w:name="heading 1" w:semiHidden="0" w:uiPriority="9" w:unhideWhenUsed="0" w:qFormat="1"/>
-    <w:lsdException w:name="heading 2" w:uiPriority="9" w:qFormat="1"/>
-    <w:lsdException w:name="heading 3" w:uiPriority="9" w:qFormat="1"/>
-    <w:lsdException w:name="heading 4" w:uiPriority="9" w:qFormat="1"/>
-    <w:lsdException w:name="heading 5" w:uiPriority="9" w:qFormat="1"/>
-    <w:lsdException w:name="heading 6" w:uiPriority="9" w:qFormat="1"/>
-    <w:lsdException w:name="heading 7" w:uiPriority="9" w:qFormat="1"/>
-    <w:lsdException w:name="heading 8" w:uiPriority="9" w:qFormat="1"/>
-    <w:lsdException w:name="heading 9" w:uiPriority="9" w:qFormat="1"/>
-    <w:lsdException w:name="toc 1" w:uiPriority="39"/>
-    <w:lsdException w:name="toc 2" w:uiPriority="39"/>
-    <w:lsdException w:name="toc 3" w:uiPriority="39"/>
-    <w:lsdException w:name="toc 4" w:uiPriority="39"/>
-    <w:lsdException w:name="toc 5" w:uiPriority="39"/>
-    <w:lsdException w:name="toc 6" w:uiPriority="39"/>
-    <w:lsdException w:name="toc 7" w:uiPriority="39"/>
-    <w:lsdException w:name="toc 8" w:uiPriority="39"/>
-    <w:lsdException w:name="toc 9" w:uiPriority="39"/>
-    <w:lsdException w:name="caption" w:uiPriority="35" w:qFormat="1"/>
-    <w:lsdException w:name="Title" w:semiHidden="0" w:uiPriority="10" w:unhideWhenUsed="0" w:qFormat="1"/>
-    <w:lsdException w:name="Default Paragraph Font" w:uiPriority="1"/>
-    <w:lsdException w:name="Subtitle" w:semiHidden="0" w:uiPriority="11" w:unhideWhenUsed="0" w:qFormat="1"/>
-    <w:lsdException w:name="Strong" w:semiHidden="0" w:uiPriority="22" w:unhideWhenUsed="0" w:qFormat="1"/>
-    <w:lsdException w:name="Emphasis" w:semiHidden="0" w:uiPriority="20" w:unhideWhenUsed="0" w:qFormat="1"/>
-    <w:lsdException w:name="Table Grid" w:semiHidden="0" w:uiPriority="39" w:unhideWhenUsed="0"/>
-    <w:lsdException w:name="Placeholder Text" w:unhideWhenUsed="0"/>
-    <w:lsdException w:name="No Spacing" w:semiHidden="0" w:uiPriority="1" w:unhideWhenUsed="0" w:qFormat="1"/>
-    <w:lsdException w:name="Light Shading" w:semiHidden="0" w:uiPriority="60" w:unhideWhenUsed="0"/>
-    <w:lsdException w:name="Light List" w:semiHidden="0" w:uiPriority="61" w:unhideWhenUsed="0"/>
-    <w:lsdException w:name="Light Grid" w:semiHidden="0" w:uiPriority="62" w:unhideWhenUsed="0"/>
-    <w:lsdException w:name="Medium Shading 1" w:semiHidden="0" w:uiPriority="63" w:unhideWhenUsed="0"/>
-    <w:lsdException w:name="Medium Shading 2" w:semiHidden="0" w:uiPriority="64" w:unhideWhenUsed="0"/>
-    <w:lsdException w:name="Medium List 1" w:semiHidden="0" w:uiPriority="65" w:unhideWhenUsed="0"/>
-    <w:lsdException w:name="Medium List 2" w:semiHidden="0" w:uiPriority="66" w:unhideWhenUsed="0"/>
-    <w:lsdException w:name="Medium Grid 1" w:semiHidden="0" w:uiPriority="67" w:unhideWhenUsed="0"/>
-    <w:lsdException w:name="Medium Grid 2" w:semiHidden="0" w:uiPriority="68" w:unhideWhenUsed="0"/>
-    <w:lsdException w:name="Medium Grid 3" w:semiHidden="0" w:uiPriority="69" w:unhideWhenUsed="0"/>
-    <w:lsdException w:name="Dark List" w:semiHidden="0" w:uiPriority="70" w:unhideWhenUsed="0"/>
-    <w:lsdException w:name="Colorful Shading" w:semiHidden="0" w:uiPriority="71" w:unhideWhenUsed="0"/>
-    <w:lsdException w:name="Colorful List" w:semiHidden="0" w:uiPriority="72" w:unhideWhenUsed="0"/>
-    <w:lsdException w:name="Colorful Grid" w:semiHidden="0" w:uiPriority="73" w:unhideWhenUsed="0"/>
-    <w:lsdException w:name="Light Shading Accent 1" w:semiHidden="0" w:uiPriority="60" w:unhideWhenUsed="0"/>
-    <w:lsdException w:name="Light List Accent 1" w:semiHidden="0" w:uiPriority="61" w:unhideWhenUsed="0"/>
-    <w:lsdException w:name="Light Grid Accent 1" w:semiHidden="0" w:uiPriority="62" w:unhideWhenUsed="0"/>
-    <w:lsdException w:name="Medium Shading 1 Accent 1" w:semiHidden="0" w:uiPriority="63" w:unhideWhenUsed="0"/>
-    <w:lsdException w:name="Medium Shading 2 Accent 1" w:semiHidden="0" w:uiPriority="64" w:unhideWhenUsed="0"/>
-    <w:lsdException w:name="Medium List 1 Accent 1" w:semiHidden="0" w:uiPriority="65" w:unhideWhenUsed="0"/>
-    <w:lsdException w:name="Revision" w:unhideWhenUsed="0"/>
-    <w:lsdException w:name="List Paragraph" w:semiHidden="0" w:uiPriority="34" w:unhideWhenUsed="0" w:qFormat="1"/>
-    <w:lsdException w:name="Quote" w:semiHidden="0" w:uiPriority="29" w:unhideWhenUsed="0" w:qFormat="1"/>
-    <w:lsdException w:name="Intense Quote" w:semiHidden="0" w:uiPriority="30" w:unhideWhenUsed="0" w:qFormat="1"/>
-    <w:lsdException w:name="Medium List 2 Accent 1" w:semiHidden="0" w:uiPriority="66" w:unhideWhenUsed="0"/>
-    <w:lsdException w:name="Medium Grid 1 Accent 1" w:semiHidden="0" w:uiPriority="67" w:unhideWhenUsed="0"/>
-    <w:lsdException w:name="Medium Grid 2 Accent 1" w:semiHidden="0" w:uiPriority="68" w:unhideWhenUsed="0"/>
-    <w:lsdException w:name="Medium Grid 3 Accent 1" w:semiHidden="0" w:uiPriority="69" w:unhideWhenUsed="0"/>
-    <w:lsdException w:name="Dark List Accent 1" w:semiHidden="0" w:uiPriority="70" w:unhideWhenUsed="0"/>
-    <w:lsdException w:name="Colorful Shading Accent 1" w:semiHidden="0" w:uiPriority="71" w:unhideWhenUsed="0"/>
-    <w:lsdException w:name="Colorful List Accent 1" w:semiHidden="0" w:uiPriority="72" w:unhideWhenUsed="0"/>
-    <w:lsdException w:name="Colorful Grid Accent 1" w:semiHidden="0" w:uiPriority="73" w:unhideWhenUsed="0"/>
-    <w:lsdException w:name="Light Shading Accent 2" w:semiHidden="0" w:uiPriority="60" w:unhideWhenUsed="0"/>
-    <w:lsdException w:name="Light List Accent 2" w:semiHidden="0" w:uiPriority="61" w:unhideWhenUsed="0"/>
-    <w:lsdException w:name="Light Grid Accent 2" w:semiHidden="0" w:uiPriority="62" w:unhideWhenUsed="0"/>
-    <w:lsdException w:name="Medium Shading 1 Accent 2" w:semiHidden="0" w:uiPriority="63" w:unhideWhenUsed="0"/>
-    <w:lsdException w:name="Medium Shading 2 Accent 2" w:semiHidden="0" w:uiPriority="64" w:unhideWhenUsed="0"/>
-    <w:lsdException w:name="Medium List 1 Accent 2" w:semiHidden="0" w:uiPriority="65" w:unhideWhenUsed="0"/>
-    <w:lsdException w:name="Medium List 2 Accent 2" w:semiHidden="0" w:uiPriority="66" w:unhideWhenUsed="0"/>
-    <w:lsdException w:name="Medium Grid 1 Accent 2" w:semiHidden="0" w:uiPriority="67" w:unhideWhenUsed="0"/>
-    <w:lsdException w:name="Medium Grid 2 Accent 2" w:semiHidden="0" w:uiPriority="68" w:unhideWhenUsed="0"/>
-    <w:lsdException w:name="Medium Grid 3 Accent 2" w:semiHidden="0" w:uiPriority="69" w:unhideWhenUsed="0"/>
-    <w:lsdException w:name="Dark List Accent 2" w:semiHidden="0" w:uiPriority="70" w:unhideWhenUsed="0"/>
-    <w:lsdException w:name="Colorful Shading Accent 2" w:semiHidden="0" w:uiPriority="71" w:unhideWhenUsed="0"/>
-    <w:lsdException w:name="Colorful List Accent 2" w:semiHidden="0" w:uiPriority="72" w:unhideWhenUsed="0"/>
-    <w:lsdException w:name="Colorful Grid Accent 2" w:semiHidden="0" w:uiPriority="73" w:unhideWhenUsed="0"/>
-    <w:lsdException w:name="Light Shading Accent 3" w:semiHidden="0" w:uiPriority="60" w:unhideWhenUsed="0"/>
-    <w:lsdException w:name="Light List Accent 3" w:semiHidden="0" w:uiPriority="61" w:unhideWhenUsed="0"/>
-    <w:lsdException w:name="Light Grid Accent 3" w:semiHidden="0" w:uiPriority="62" w:unhideWhenUsed="0"/>
-    <w:lsdException w:name="Medium Shading 1 Accent 3" w:semiHidden="0" w:uiPriority="63" w:unhideWhenUsed="0"/>
-    <w:lsdException w:name="Medium Shading 2 Accent 3" w:semiHidden="0" w:uiPriority="64" w:unhideWhenUsed="0"/>
-    <w:lsdException w:name="Medium List 1 Accent 3" w:semiHidden="0" w:uiPriority="65" w:unhideWhenUsed="0"/>
-    <w:lsdException w:name="Medium List 2 Accent 3" w:semiHidden="0" w:uiPriority="66" w:unhideWhenUsed="0"/>
-    <w:lsdException w:name="Medium Grid 1 Accent 3" w:semiHidden="0" w:uiPriority="67" w:unhideWhenUsed="0"/>
-    <w:lsdException w:name="Medium Grid 2 Accent 3" w:semiHidden="0" w:uiPriority="68" w:unhideWhenUsed="0"/>
-    <w:lsdException w:name="Medium Grid 3 Accent 3" w:semiHidden="0" w:uiPriority="69" w:unhideWhenUsed="0"/>
-    <w:lsdException w:name="Dark List Accent 3" w:semiHidden="0" w:uiPriority="70" w:unhideWhenUsed="0"/>
-    <w:lsdException w:name="Colorful Shading Accent 3" w:semiHidden="0" w:uiPriority="71" w:unhideWhenUsed="0"/>
-    <w:lsdException w:name="Colorful List Accent 3" w:semiHidden="0" w:uiPriority="72" w:unhideWhenUsed="0"/>
-    <w:lsdException w:name="Colorful Grid Accent 3" w:semiHidden="0" w:uiPriority="73" w:unhideWhenUsed="0"/>
-    <w:lsdException w:name="Light Shading Accent 4" w:semiHidden="0" w:uiPriority="60" w:unhideWhenUsed="0"/>
-    <w:lsdException w:name="Light List Accent 4" w:semiHidden="0" w:uiPriority="61" w:unhideWhenUsed="0"/>
-    <w:lsdException w:name="Light Grid Accent 4" w:semiHidden="0" w:uiPriority="62" w:unhideWhenUsed="0"/>
-    <w:lsdException w:name="Medium Shading 1 Accent 4" w:semiHidden="0" w:uiPriority="63" w:unhideWhenUsed="0"/>
-    <w:lsdException w:name="Medium Shading 2 Accent 4" w:semiHidden="0" w:uiPriority="64" w:unhideWhenUsed="0"/>
-    <w:lsdException w:name="Medium List 1 Accent 4" w:semiHidden="0" w:uiPriority="65" w:unhideWhenUsed="0"/>
-    <w:lsdException w:name="Medium List 2 Accent 4" w:semiHidden="0" w:uiPriority="66" w:unhideWhenUsed="0"/>
-    <w:lsdException w:name="Medium Grid 1 Accent 4" w:semiHidden="0" w:uiPriority="67" w:unhideWhenUsed="0"/>
-    <w:lsdException w:name="Medium Grid 2 Accent 4" w:semiHidden="0" w:uiPriority="68" w:unhideWhenUsed="0"/>
-    <w:lsdException w:name="Medium Grid 3 Accent 4" w:semiHidden="0" w:uiPriority="69" w:unhideWhenUsed="0"/>
-    <w:lsdException w:name="Dark List Accent 4" w:semiHidden="0" w:uiPriority="70" w:unhideWhenUsed="0"/>
-    <w:lsdException w:name="Colorful Shading Accent 4" w:semiHidden="0" w:uiPriority="71" w:unhideWhenUsed="0"/>
-    <w:lsdException w:name="Colorful List Accent 4" w:semiHidden="0" w:uiPriority="72" w:unhideWhenUsed="0"/>
-    <w:lsdException w:name="Colorful Grid Accent 4" w:semiHidden="0" w:uiPriority="73" w:unhideWhenUsed="0"/>
-    <w:lsdException w:name="Light Shading Accent 5" w:semiHidden="0" w:uiPriority="60" w:unhideWhenUsed="0"/>
-    <w:lsdException w:name="Light List Accent 5" w:semiHidden="0" w:uiPriority="61" w:unhideWhenUsed="0"/>
-    <w:lsdException w:name="Light Grid Accent 5" w:semiHidden="0" w:uiPriority="62" w:unhideWhenUsed="0"/>
-    <w:lsdException w:name="Medium Shading 1 Accent 5" w:semiHidden="0" w:uiPriority="63" w:unhideWhenUsed="0"/>
-    <w:lsdException w:name="Medium Shading 2 Accent 5" w:semiHidden="0" w:uiPriority="64" w:unhideWhenUsed="0"/>
-    <w:lsdException w:name="Medium List 1 Accent 5" w:semiHidden="0" w:uiPriority="65" w:unhideWhenUsed="0"/>
-    <w:lsdException w:name="Medium List 2 Accent 5" w:semiHidden="0" w:uiPriority="66" w:unhideWhenUsed="0"/>
-    <w:lsdException w:name="Medium Grid 1 Accent 5" w:semiHidden="0" w:uiPriority="67" w:unhideWhenUsed="0"/>
-    <w:lsdException w:name="Medium Grid 2 Accent 5" w:semiHidden="0" w:uiPriority="68" w:unhideWhenUsed="0"/>
-    <w:lsdException w:name="Medium Grid 3 Accent 5" w:semiHidden="0" w:uiPriority="69" w:unhideWhenUsed="0"/>
-    <w:lsdException w:name="Dark List Accent 5" w:semiHidden="0" w:uiPriority="70" w:unhideWhenUsed="0"/>
-    <w:lsdException w:name="Colorful Shading Accent 5" w:semiHidden="0" w:uiPriority="71" w:unhideWhenUsed="0"/>
-    <w:lsdException w:name="Colorful List Accent 5" w:semiHidden="0" w:uiPriority="72" w:unhideWhenUsed="0"/>
-    <w:lsdException w:name="Colorful Grid Accent 5" w:semiHidden="0" w:uiPriority="73" w:unhideWhenUsed="0"/>
-    <w:lsdException w:name="Light Shading Accent 6" w:semiHidden="0" w:uiPriority="60" w:unhideWhenUsed="0"/>
-    <w:lsdException w:name="Light List Accent 6" w:semiHidden="0" w:uiPriority="61" w:unhideWhenUsed="0"/>
-    <w:lsdException w:name="Light Grid Accent 6" w:semiHidden="0" w:uiPriority="62" w:unhideWhenUsed="0"/>
-    <w:lsdException w:name="Medium Shading 1 Accent 6" w:semiHidden="0" w:uiPriority="63" w:unhideWhenUsed="0"/>
-    <w:lsdException w:name="Medium Shading 2 Accent 6" w:semiHidden="0" w:uiPriority="64" w:unhideWhenUsed="0"/>
-    <w:lsdException w:name="Medium List 1 Accent 6" w:semiHidden="0" w:uiPriority="65" w:unhideWhenUsed="0"/>
-    <w:lsdException w:name="Medium List 2 Accent 6" w:semiHidden="0" w:uiPriority="66" w:unhideWhenUsed="0"/>
-    <w:lsdException w:name="Medium Grid 1 Accent 6" w:semiHidden="0" w:uiPriority="67" w:unhideWhenUsed="0"/>
-    <w:lsdException w:name="Medium Grid 2 Accent 6" w:semiHidden="0" w:uiPriority="68" w:unhideWhenUsed="0"/>
-    <w:lsdException w:name="Medium Grid 3 Accent 6" w:semiHidden="0" w:uiPriority="69" w:unhideWhenUsed="0"/>
-    <w:lsdException w:name="Dark List Accent 6" w:semiHidden="0" w:uiPriority="70" w:unhideWhenUsed="0"/>
-    <w:lsdException w:name="Colorful Shading Accent 6" w:semiHidden="0" w:uiPriority="71" w:unhideWhenUsed="0"/>
-    <w:lsdException w:name="Colorful List Accent 6" w:semiHidden="0" w:uiPriority="72" w:unhideWhenUsed="0"/>
-    <w:lsdException w:name="Colorful Grid Accent 6" w:semiHidden="0" w:uiPriority="73" w:unhideWhenUsed="0"/>
-    <w:lsdException w:name="Subtle Emphasis" w:semiHidden="0" w:uiPriority="19" w:unhideWhenUsed="0" w:qFormat="1"/>
-    <w:lsdException w:name="Intense Emphasis" w:semiHidden="0" w:uiPriority="21" w:unhideWhenUsed="0" w:qFormat="1"/>
-    <w:lsdException w:name="Subtle Reference" w:semiHidden="0" w:uiPriority="31" w:unhideWhenUsed="0" w:qFormat="1"/>
-    <w:lsdException w:name="Intense Reference" w:semiHidden="0" w:uiPriority="32" w:unhideWhenUsed="0" w:qFormat="1"/>
-    <w:lsdException w:name="Book Title" w:semiHidden="0" w:uiPriority="33" w:unhideWhenUsed="0" w:qFormat="1"/>
-    <w:lsdException w:name="Bibliography" w:uiPriority="37"/>
-    <w:lsdException w:name="TOC Heading" w:uiPriority="39" w:qFormat="1"/>
+  <w:latentStyles w:defLockedState="0" w:defUIPriority="99" w:defSemiHidden="0" w:defUnhideWhenUsed="0" w:defQFormat="0" w:count="376">
+    <w:lsdException w:name="Normal" w:uiPriority="0" w:qFormat="1"/>
+    <w:lsdException w:name="heading 1" w:uiPriority="9" w:qFormat="1"/>
+    <w:lsdException w:name="heading 2" w:semiHidden="1" w:uiPriority="9" w:unhideWhenUsed="1" w:qFormat="1"/>
+    <w:lsdException w:name="heading 3" w:semiHidden="1" w:uiPriority="9" w:unhideWhenUsed="1" w:qFormat="1"/>
+    <w:lsdException w:name="heading 4" w:semiHidden="1" w:uiPriority="9" w:unhideWhenUsed="1" w:qFormat="1"/>
+    <w:lsdException w:name="heading 5" w:semiHidden="1" w:uiPriority="9" w:unhideWhenUsed="1" w:qFormat="1"/>
+    <w:lsdException w:name="heading 6" w:semiHidden="1" w:uiPriority="9" w:unhideWhenUsed="1" w:qFormat="1"/>
+    <w:lsdException w:name="heading 7" w:semiHidden="1" w:uiPriority="9" w:unhideWhenUsed="1" w:qFormat="1"/>
+    <w:lsdException w:name="heading 8" w:semiHidden="1" w:uiPriority="9" w:unhideWhenUsed="1" w:qFormat="1"/>
+    <w:lsdException w:name="heading 9" w:semiHidden="1" w:uiPriority="9" w:unhideWhenUsed="1" w:qFormat="1"/>
+    <w:lsdException w:name="index 1" w:semiHidden="1" w:unhideWhenUsed="1"/>
+    <w:lsdException w:name="index 2" w:semiHidden="1" w:unhideWhenUsed="1"/>
+    <w:lsdException w:name="index 3" w:semiHidden="1" w:unhideWhenUsed="1"/>
+    <w:lsdException w:name="index 4" w:semiHidden="1" w:unhideWhenUsed="1"/>
+    <w:lsdException w:name="index 5" w:semiHidden="1" w:unhideWhenUsed="1"/>
+    <w:lsdException w:name="index 6" w:semiHidden="1" w:unhideWhenUsed="1"/>
+    <w:lsdException w:name="index 7" w:semiHidden="1" w:unhideWhenUsed="1"/>
+    <w:lsdException w:name="index 8" w:semiHidden="1" w:unhideWhenUsed="1"/>
+    <w:lsdException w:name="index 9" w:semiHidden="1" w:unhideWhenUsed="1"/>
+    <w:lsdException w:name="toc 1" w:semiHidden="1" w:uiPriority="39" w:unhideWhenUsed="1"/>
+    <w:lsdException w:name="toc 2" w:semiHidden="1" w:uiPriority="39" w:unhideWhenUsed="1"/>
+    <w:lsdException w:name="toc 3" w:semiHidden="1" w:uiPriority="39" w:unhideWhenUsed="1"/>
+    <w:lsdException w:name="toc 4" w:semiHidden="1" w:uiPriority="39" w:unhideWhenUsed="1"/>
+    <w:lsdException w:name="toc 5" w:semiHidden="1" w:uiPriority="39" w:unhideWhenUsed="1"/>
+    <w:lsdException w:name="toc 6" w:semiHidden="1" w:uiPriority="39" w:unhideWhenUsed="1"/>
+    <w:lsdException w:name="toc 7" w:semiHidden="1" w:uiPriority="39" w:unhideWhenUsed="1"/>
+    <w:lsdException w:name="toc 8" w:semiHidden="1" w:uiPriority="39" w:unhideWhenUsed="1"/>
+    <w:lsdException w:name="toc 9" w:semiHidden="1" w:uiPriority="39" w:unhideWhenUsed="1"/>
+    <w:lsdException w:name="Normal Indent" w:semiHidden="1" w:unhideWhenUsed="1"/>
+    <w:lsdException w:name="footnote text" w:semiHidden="1" w:unhideWhenUsed="1"/>
+    <w:lsdException w:name="annotation text" w:semiHidden="1" w:unhideWhenUsed="1"/>
+    <w:lsdException w:name="header" w:semiHidden="1" w:unhideWhenUsed="1"/>
+    <w:lsdException w:name="footer" w:semiHidden="1" w:unhideWhenUsed="1"/>
+    <w:lsdException w:name="index heading" w:semiHidden="1" w:unhideWhenUsed="1"/>
+    <w:lsdException w:name="caption" w:semiHidden="1" w:uiPriority="35" w:unhideWhenUsed="1" w:qFormat="1"/>
+    <w:lsdException w:name="table of figures" w:semiHidden="1" w:unhideWhenUsed="1"/>
+    <w:lsdException w:name="envelope address" w:semiHidden="1" w:unhideWhenUsed="1"/>
+    <w:lsdException w:name="envelope return" w:semiHidden="1" w:unhideWhenUsed="1"/>
+    <w:lsdException w:name="footnote reference" w:semiHidden="1" w:unhideWhenUsed="1"/>
+    <w:lsdException w:name="annotation reference" w:semiHidden="1" w:unhideWhenUsed="1"/>
+    <w:lsdException w:name="line number" w:semiHidden="1" w:unhideWhenUsed="1"/>
+    <w:lsdException w:name="page number" w:semiHidden="1" w:unhideWhenUsed="1"/>
+    <w:lsdException w:name="endnote reference" w:semiHidden="1" w:unhideWhenUsed="1"/>
+    <w:lsdException w:name="endnote text" w:semiHidden="1" w:unhideWhenUsed="1"/>
+    <w:lsdException w:name="table of authorities" w:semiHidden="1" w:unhideWhenUsed="1"/>
+    <w:lsdException w:name="macro" w:semiHidden="1" w:unhideWhenUsed="1"/>
+    <w:lsdException w:name="toa heading" w:semiHidden="1" w:unhideWhenUsed="1"/>
+    <w:lsdException w:name="List" w:semiHidden="1" w:unhideWhenUsed="1"/>
+    <w:lsdException w:name="List Bullet" w:semiHidden="1" w:unhideWhenUsed="1"/>
+    <w:lsdException w:name="List Number" w:semiHidden="1" w:unhideWhenUsed="1"/>
+    <w:lsdException w:name="List 2" w:semiHidden="1" w:unhideWhenUsed="1"/>
+    <w:lsdException w:name="List 3" w:semiHidden="1" w:unhideWhenUsed="1"/>
+    <w:lsdException w:name="List 4" w:semiHidden="1" w:unhideWhenUsed="1"/>
+    <w:lsdException w:name="List 5" w:semiHidden="1" w:unhideWhenUsed="1"/>
+    <w:lsdException w:name="List Bullet 2" w:semiHidden="1" w:unhideWhenUsed="1"/>
+    <w:lsdException w:name="List Bullet 3" w:semiHidden="1" w:unhideWhenUsed="1"/>
+    <w:lsdException w:name="List Bullet 4" w:semiHidden="1" w:unhideWhenUsed="1"/>
+    <w:lsdException w:name="List Bullet 5" w:semiHidden="1" w:unhideWhenUsed="1"/>
+    <w:lsdException w:name="List Number 2" w:semiHidden="1" w:unhideWhenUsed="1"/>
+    <w:lsdException w:name="List Number 3" w:semiHidden="1" w:unhideWhenUsed="1"/>
+    <w:lsdException w:name="List Number 4" w:semiHidden="1" w:unhideWhenUsed="1"/>
+    <w:lsdException w:name="List Number 5" w:semiHidden="1" w:unhideWhenUsed="1"/>
+    <w:lsdException w:name="Title" w:uiPriority="10" w:qFormat="1"/>
+    <w:lsdException w:name="Closing" w:semiHidden="1" w:unhideWhenUsed="1"/>
+    <w:lsdException w:name="Signature" w:semiHidden="1" w:unhideWhenUsed="1"/>
+    <w:lsdException w:name="Default Paragraph Font" w:semiHidden="1" w:uiPriority="1" w:unhideWhenUsed="1"/>
+    <w:lsdException w:name="Body Text" w:semiHidden="1" w:unhideWhenUsed="1"/>
+    <w:lsdException w:name="Body Text Indent" w:semiHidden="1" w:unhideWhenUsed="1"/>
+    <w:lsdException w:name="List Continue" w:semiHidden="1" w:unhideWhenUsed="1"/>
+    <w:lsdException w:name="List Continue 2" w:semiHidden="1" w:unhideWhenUsed="1"/>
+    <w:lsdException w:name="List Continue 3" w:semiHidden="1" w:unhideWhenUsed="1"/>
+    <w:lsdException w:name="List Continue 4" w:semiHidden="1" w:unhideWhenUsed="1"/>
+    <w:lsdException w:name="List Continue 5" w:semiHidden="1" w:unhideWhenUsed="1"/>
+    <w:lsdException w:name="Message Header" w:semiHidden="1" w:unhideWhenUsed="1"/>
+    <w:lsdException w:name="Subtitle" w:uiPriority="11" w:qFormat="1"/>
+    <w:lsdException w:name="Salutation" w:semiHidden="1" w:unhideWhenUsed="1"/>
+    <w:lsdException w:name="Date" w:semiHidden="1" w:unhideWhenUsed="1"/>
+    <w:lsdException w:name="Body Text First Indent" w:semiHidden="1" w:unhideWhenUsed="1"/>
+    <w:lsdException w:name="Body Text First Indent 2" w:semiHidden="1" w:unhideWhenUsed="1"/>
+    <w:lsdException w:name="Note Heading" w:semiHidden="1" w:unhideWhenUsed="1"/>
+    <w:lsdException w:name="Body Text 2" w:semiHidden="1" w:unhideWhenUsed="1"/>
+    <w:lsdException w:name="Body Text 3" w:semiHidden="1" w:unhideWhenUsed="1"/>
+    <w:lsdException w:name="Body Text Indent 2" w:semiHidden="1" w:unhideWhenUsed="1"/>
+    <w:lsdException w:name="Body Text Indent 3" w:semiHidden="1" w:unhideWhenUsed="1"/>
+    <w:lsdException w:name="Block Text" w:semiHidden="1" w:unhideWhenUsed="1"/>
+    <w:lsdException w:name="Hyperlink" w:semiHidden="1" w:unhideWhenUsed="1"/>
+    <w:lsdException w:name="FollowedHyperlink" w:semiHidden="1" w:unhideWhenUsed="1"/>
+    <w:lsdException w:name="Strong" w:uiPriority="22" w:qFormat="1"/>
+    <w:lsdException w:name="Emphasis" w:uiPriority="20" w:qFormat="1"/>
+    <w:lsdException w:name="Document Map" w:semiHidden="1" w:unhideWhenUsed="1"/>
+    <w:lsdException w:name="Plain Text" w:semiHidden="1" w:unhideWhenUsed="1"/>
+    <w:lsdException w:name="E-mail Signature" w:semiHidden="1" w:unhideWhenUsed="1"/>
+    <w:lsdException w:name="HTML Top of Form" w:semiHidden="1" w:unhideWhenUsed="1"/>
+    <w:lsdException w:name="HTML Bottom of Form" w:semiHidden="1" w:unhideWhenUsed="1"/>
+    <w:lsdException w:name="Normal (Web)" w:semiHidden="1" w:unhideWhenUsed="1"/>
+    <w:lsdException w:name="HTML Acronym" w:semiHidden="1" w:unhideWhenUsed="1"/>
+    <w:lsdException w:name="HTML Address" w:semiHidden="1" w:unhideWhenUsed="1"/>
+    <w:lsdException w:name="HTML Cite" w:semiHidden="1" w:unhideWhenUsed="1"/>
+    <w:lsdException w:name="HTML Code" w:semiHidden="1" w:unhideWhenUsed="1"/>
+    <w:lsdException w:name="HTML Definition" w:semiHidden="1" w:unhideWhenUsed="1"/>
+    <w:lsdException w:name="HTML Keyboard" w:semiHidden="1" w:unhideWhenUsed="1"/>
+    <w:lsdException w:name="HTML Preformatted" w:semiHidden="1" w:unhideWhenUsed="1"/>
+    <w:lsdException w:name="HTML Sample" w:semiHidden="1" w:unhideWhenUsed="1"/>
+    <w:lsdException w:name="HTML Typewriter" w:semiHidden="1" w:unhideWhenUsed="1"/>
+    <w:lsdException w:name="HTML Variable" w:semiHidden="1" w:unhideWhenUsed="1"/>
+    <w:lsdException w:name="Normal Table" w:semiHidden="1" w:unhideWhenUsed="1"/>
+    <w:lsdException w:name="annotation subject" w:semiHidden="1" w:unhideWhenUsed="1"/>
+    <w:lsdException w:name="No List" w:semiHidden="1" w:unhideWhenUsed="1"/>
+    <w:lsdException w:name="Outline List 1" w:semiHidden="1" w:unhideWhenUsed="1"/>
+    <w:lsdException w:name="Outline List 2" w:semiHidden="1" w:unhideWhenUsed="1"/>
+    <w:lsdException w:name="Outline List 3" w:semiHidden="1" w:unhideWhenUsed="1"/>
+    <w:lsdException w:name="Table Simple 1" w:semiHidden="1" w:unhideWhenUsed="1"/>
+    <w:lsdException w:name="Table Simple 2" w:semiHidden="1" w:unhideWhenUsed="1"/>
+    <w:lsdException w:name="Table Simple 3" w:semiHidden="1" w:unhideWhenUsed="1"/>
+    <w:lsdException w:name="Table Classic 1" w:semiHidden="1" w:unhideWhenUsed="1"/>
+    <w:lsdException w:name="Table Classic 2" w:semiHidden="1" w:unhideWhenUsed="1"/>
+    <w:lsdException w:name="Table Classic 3" w:semiHidden="1" w:unhideWhenUsed="1"/>
+    <w:lsdException w:name="Table Classic 4" w:semiHidden="1" w:unhideWhenUsed="1"/>
+    <w:lsdException w:name="Table Colorful 1" w:semiHidden="1" w:unhideWhenUsed="1"/>
+    <w:lsdException w:name="Table Colorful 2" w:semiHidden="1" w:unhideWhenUsed="1"/>
+    <w:lsdException w:name="Table Colorful 3" w:semiHidden="1" w:unhideWhenUsed="1"/>
+    <w:lsdException w:name="Table Columns 1" w:semiHidden="1" w:unhideWhenUsed="1"/>
+    <w:lsdException w:name="Table Columns 2" w:semiHidden="1" w:unhideWhenUsed="1"/>
+    <w:lsdException w:name="Table Columns 3" w:semiHidden="1" w:unhideWhenUsed="1"/>
+    <w:lsdException w:name="Table Columns 4" w:semiHidden="1" w:unhideWhenUsed="1"/>
+    <w:lsdException w:name="Table Columns 5" w:semiHidden="1" w:unhideWhenUsed="1"/>
+    <w:lsdException w:name="Table Grid 1" w:semiHidden="1" w:unhideWhenUsed="1"/>
+    <w:lsdException w:name="Table Grid 2" w:semiHidden="1" w:unhideWhenUsed="1"/>
+    <w:lsdException w:name="Table Grid 3" w:semiHidden="1" w:unhideWhenUsed="1"/>
+    <w:lsdException w:name="Table Grid 4" w:semiHidden="1" w:unhideWhenUsed="1"/>
+    <w:lsdException w:name="Table Grid 5" w:semiHidden="1" w:unhideWhenUsed="1"/>
+    <w:lsdException w:name="Table Grid 6" w:semiHidden="1" w:unhideWhenUsed="1"/>
+    <w:lsdException w:name="Table Grid 7" w:semiHidden="1" w:unhideWhenUsed="1"/>
+    <w:lsdException w:name="Table Grid 8" w:semiHidden="1" w:unhideWhenUsed="1"/>
+    <w:lsdException w:name="Table List 1" w:semiHidden="1" w:unhideWhenUsed="1"/>
+    <w:lsdException w:name="Table List 2" w:semiHidden="1" w:unhideWhenUsed="1"/>
+    <w:lsdException w:name="Table List 3" w:semiHidden="1" w:unhideWhenUsed="1"/>
+    <w:lsdException w:name="Table List 4" w:semiHidden="1" w:unhideWhenUsed="1"/>
+    <w:lsdException w:name="Table List 5" w:semiHidden="1" w:unhideWhenUsed="1"/>
+    <w:lsdException w:name="Table List 6" w:semiHidden="1" w:unhideWhenUsed="1"/>
+    <w:lsdException w:name="Table List 7" w:semiHidden="1" w:unhideWhenUsed="1"/>
+    <w:lsdException w:name="Table List 8" w:semiHidden="1" w:unhideWhenUsed="1"/>
+    <w:lsdException w:name="Table 3D effects 1" w:semiHidden="1" w:unhideWhenUsed="1"/>
+    <w:lsdException w:name="Table 3D effects 2" w:semiHidden="1" w:unhideWhenUsed="1"/>
+    <w:lsdException w:name="Table 3D effects 3" w:semiHidden="1" w:unhideWhenUsed="1"/>
+    <w:lsdException w:name="Table Contemporary" w:semiHidden="1" w:unhideWhenUsed="1"/>
+    <w:lsdException w:name="Table Elegant" w:semiHidden="1" w:unhideWhenUsed="1"/>
+    <w:lsdException w:name="Table Professional" w:semiHidden="1" w:unhideWhenUsed="1"/>
+    <w:lsdException w:name="Table Subtle 1" w:semiHidden="1" w:unhideWhenUsed="1"/>
+    <w:lsdException w:name="Table Subtle 2" w:semiHidden="1" w:unhideWhenUsed="1"/>
+    <w:lsdException w:name="Table Web 1" w:semiHidden="1" w:unhideWhenUsed="1"/>
+    <w:lsdException w:name="Table Web 2" w:semiHidden="1" w:unhideWhenUsed="1"/>
+    <w:lsdException w:name="Table Web 3" w:semiHidden="1" w:unhideWhenUsed="1"/>
+    <w:lsdException w:name="Balloon Text" w:semiHidden="1" w:unhideWhenUsed="1"/>
+    <w:lsdException w:name="Table Grid" w:semiHidden="1" w:uiPriority="39" w:unhideWhenUsed="1"/>
+    <w:lsdException w:name="Table Theme" w:semiHidden="1" w:unhideWhenUsed="1"/>
+    <w:lsdException w:name="Placeholder Text" w:semiHidden="1"/>
+    <w:lsdException w:name="No Spacing" w:uiPriority="1" w:qFormat="1"/>
+    <w:lsdException w:name="Light Shading" w:uiPriority="60"/>
+    <w:lsdException w:name="Light List" w:uiPriority="61"/>
+    <w:lsdException w:name="Light Grid" w:uiPriority="62"/>
+    <w:lsdException w:name="Medium Shading 1" w:uiPriority="63"/>
+    <w:lsdException w:name="Medium Shading 2" w:uiPriority="64"/>
+    <w:lsdException w:name="Medium List 1" w:uiPriority="65"/>
+    <w:lsdException w:name="Medium List 2" w:uiPriority="66"/>
+    <w:lsdException w:name="Medium Grid 1" w:uiPriority="67"/>
+    <w:lsdException w:name="Medium Grid 2" w:uiPriority="68"/>
+    <w:lsdException w:name="Medium Grid 3" w:uiPriority="69"/>
+    <w:lsdException w:name="Dark List" w:uiPriority="70"/>
+    <w:lsdException w:name="Colorful Shading" w:uiPriority="71"/>
+    <w:lsdException w:name="Colorful List" w:uiPriority="72"/>
+    <w:lsdException w:name="Colorful Grid" w:uiPriority="73"/>
+    <w:lsdException w:name="Light Shading Accent 1" w:uiPriority="60"/>
+    <w:lsdException w:name="Light List Accent 1" w:uiPriority="61"/>
+    <w:lsdException w:name="Light Grid Accent 1" w:uiPriority="62"/>
+    <w:lsdException w:name="Medium Shading 1 Accent 1" w:uiPriority="63"/>
+    <w:lsdException w:name="Medium Shading 2 Accent 1" w:uiPriority="64"/>
+    <w:lsdException w:name="Medium List 1 Accent 1" w:uiPriority="65"/>
+    <w:lsdException w:name="Revision" w:semiHidden="1"/>
+    <w:lsdException w:name="List Paragraph" w:uiPriority="34" w:qFormat="1"/>
+    <w:lsdException w:name="Quote" w:uiPriority="29" w:qFormat="1"/>
+    <w:lsdException w:name="Intense Quote" w:uiPriority="30" w:qFormat="1"/>
+    <w:lsdException w:name="Medium List 2 Accent 1" w:uiPriority="66"/>
+    <w:lsdException w:name="Medium Grid 1 Accent 1" w:uiPriority="67"/>
+    <w:lsdException w:name="Medium Grid 2 Accent 1" w:uiPriority="68"/>
+    <w:lsdException w:name="Medium Grid 3 Accent 1" w:uiPriority="69"/>
+    <w:lsdException w:name="Dark List Accent 1" w:uiPriority="70"/>
+    <w:lsdException w:name="Colorful Shading Accent 1" w:uiPriority="71"/>
+    <w:lsdException w:name="Colorful List Accent 1" w:uiPriority="72"/>
+    <w:lsdException w:name="Colorful Grid Accent 1" w:uiPriority="73"/>
+    <w:lsdException w:name="Light Shading Accent 2" w:uiPriority="60"/>
+    <w:lsdException w:name="Light List Accent 2" w:uiPriority="61"/>
+    <w:lsdException w:name="Light Grid Accent 2" w:uiPriority="62"/>
+    <w:lsdException w:name="Medium Shading 1 Accent 2" w:uiPriority="63"/>
+    <w:lsdException w:name="Medium Shading 2 Accent 2" w:uiPriority="64"/>
+    <w:lsdException w:name="Medium List 1 Accent 2" w:uiPriority="65"/>
+    <w:lsdException w:name="Medium List 2 Accent 2" w:uiPriority="66"/>
+    <w:lsdException w:name="Medium Grid 1 Accent 2" w:uiPriority="67"/>
+    <w:lsdException w:name="Medium Grid 2 Accent 2" w:uiPriority="68"/>
+    <w:lsdException w:name="Medium Grid 3 Accent 2" w:uiPriority="69"/>
+    <w:lsdException w:name="Dark List Accent 2" w:uiPriority="70"/>
+    <w:lsdException w:name="Colorful Shading Accent 2" w:uiPriority="71"/>
+    <w:lsdException w:name="Colorful List Accent 2" w:uiPriority="72"/>
+    <w:lsdException w:name="Colorful Grid Accent 2" w:uiPriority="73"/>
+    <w:lsdException w:name="Light Shading Accent 3" w:uiPriority="60"/>
+    <w:lsdException w:name="Light List Accent 3" w:uiPriority="61"/>
+    <w:lsdException w:name="Light Grid Accent 3" w:uiPriority="62"/>
+    <w:lsdException w:name="Medium Shading 1 Accent 3" w:uiPriority="63"/>
+    <w:lsdException w:name="Medium Shading 2 Accent 3" w:uiPriority="64"/>
+    <w:lsdException w:name="Medium List 1 Accent 3" w:uiPriority="65"/>
+    <w:lsdException w:name="Medium List 2 Accent 3" w:uiPriority="66"/>
+    <w:lsdException w:name="Medium Grid 1 Accent 3" w:uiPriority="67"/>
+    <w:lsdException w:name="Medium Grid 2 Accent 3" w:uiPriority="68"/>
+    <w:lsdException w:name="Medium Grid 3 Accent 3" w:uiPriority="69"/>
+    <w:lsdException w:name="Dark List Accent 3" w:uiPriority="70"/>
+    <w:lsdException w:name="Colorful Shading Accent 3" w:uiPriority="71"/>
+    <w:lsdException w:name="Colorful List Accent 3" w:uiPriority="72"/>
+    <w:lsdException w:name="Colorful Grid Accent 3" w:uiPriority="73"/>
+    <w:lsdException w:name="Light Shading Accent 4" w:uiPriority="60"/>
+    <w:lsdException w:name="Light List Accent 4" w:uiPriority="61"/>
+    <w:lsdException w:name="Light Grid Accent 4" w:uiPriority="62"/>
+    <w:lsdException w:name="Medium Shading 1 Accent 4" w:uiPriority="63"/>
+    <w:lsdException w:name="Medium Shading 2 Accent 4" w:uiPriority="64"/>
+    <w:lsdException w:name="Medium List 1 Accent 4" w:uiPriority="65"/>
+    <w:lsdException w:name="Medium List 2 Accent 4" w:uiPriority="66"/>
+    <w:lsdException w:name="Medium Grid 1 Accent 4" w:uiPriority="67"/>
+    <w:lsdException w:name="Medium Grid 2 Accent 4" w:uiPriority="68"/>
+    <w:lsdException w:name="Medium Grid 3 Accent 4" w:uiPriority="69"/>
+    <w:lsdException w:name="Dark List Accent 4" w:uiPriority="70"/>
+    <w:lsdException w:name="Colorful Shading Accent 4" w:uiPriority="71"/>
+    <w:lsdException w:name="Colorful List Accent 4" w:uiPriority="72"/>
+    <w:lsdException w:name="Colorful Grid Accent 4" w:uiPriority="73"/>
+    <w:lsdException w:name="Light Shading Accent 5" w:uiPriority="60"/>
+    <w:lsdException w:name="Light List Accent 5" w:uiPriority="61"/>
+    <w:lsdException w:name="Light Grid Accent 5" w:uiPriority="62"/>
+    <w:lsdException w:name="Medium Shading 1 Accent 5" w:uiPriority="63"/>
+    <w:lsdException w:name="Medium Shading 2 Accent 5" w:uiPriority="64"/>
+    <w:lsdException w:name="Medium List 1 Accent 5" w:uiPriority="65"/>
+    <w:lsdException w:name="Medium List 2 Accent 5" w:uiPriority="66"/>
+    <w:lsdException w:name="Medium Grid 1 Accent 5" w:uiPriority="67"/>
+    <w:lsdException w:name="Medium Grid 2 Accent 5" w:uiPriority="68"/>
+    <w:lsdException w:name="Medium Grid 3 Accent 5" w:uiPriority="69"/>
+    <w:lsdException w:name="Dark List Accent 5" w:uiPriority="70"/>
+    <w:lsdException w:name="Colorful Shading Accent 5" w:uiPriority="71"/>
+    <w:lsdException w:name="Colorful List Accent 5" w:uiPriority="72"/>
+    <w:lsdException w:name="Colorful Grid Accent 5" w:uiPriority="73"/>
+    <w:lsdException w:name="Light Shading Accent 6" w:uiPriority="60"/>
+    <w:lsdException w:name="Light List Accent 6" w:uiPriority="61"/>
+    <w:lsdException w:name="Light Grid Accent 6" w:uiPriority="62"/>
+    <w:lsdException w:name="Medium Shading 1 Accent 6" w:uiPriority="63"/>
+    <w:lsdException w:name="Medium Shading 2 Accent 6" w:uiPriority="64"/>
+    <w:lsdException w:name="Medium List 1 Accent 6" w:uiPriority="65"/>
+    <w:lsdException w:name="Medium List 2 Accent 6" w:uiPriority="66"/>
+    <w:lsdException w:name="Medium Grid 1 Accent 6" w:uiPriority="67"/>
+    <w:lsdException w:name="Medium Grid 2 Accent 6" w:uiPriority="68"/>
+    <w:lsdException w:name="Medium Grid 3 Accent 6" w:uiPriority="69"/>
+    <w:lsdException w:name="Dark List Accent 6" w:uiPriority="70"/>
+    <w:lsdException w:name="Colorful Shading Accent 6" w:uiPriority="71"/>
+    <w:lsdException w:name="Colorful List Accent 6" w:uiPriority="72"/>
+    <w:lsdException w:name="Colorful Grid Accent 6" w:uiPriority="73"/>
+    <w:lsdException w:name="Subtle Emphasis" w:uiPriority="19" w:qFormat="1"/>
+    <w:lsdException w:name="Intense Emphasis" w:uiPriority="21" w:qFormat="1"/>
+    <w:lsdException w:name="Subtle Reference" w:uiPriority="31" w:qFormat="1"/>
+    <w:lsdException w:name="Intense Reference" w:uiPriority="32" w:qFormat="1"/>
+    <w:lsdException w:name="Book Title" w:uiPriority="33" w:qFormat="1"/>
+    <w:lsdException w:name="Bibliography" w:semiHidden="1" w:uiPriority="37" w:unhideWhenUsed="1"/>
+    <w:lsdException w:name="TOC Heading" w:semiHidden="1" w:uiPriority="39" w:unhideWhenUsed="1" w:qFormat="1"/>
+    <w:lsdException w:name="Plain Table 1" w:uiPriority="41"/>
+    <w:lsdException w:name="Plain Table 2" w:uiPriority="42"/>
+    <w:lsdException w:name="Plain Table 3" w:uiPriority="43"/>
+    <w:lsdException w:name="Plain Table 4" w:uiPriority="44"/>
+    <w:lsdException w:name="Plain Table 5" w:uiPriority="45"/>
+    <w:lsdException w:name="Grid Table Light" w:uiPriority="40"/>
+    <w:lsdException w:name="Grid Table 1 Light" w:uiPriority="46"/>
+    <w:lsdException w:name="Grid Table 2" w:uiPriority="47"/>
+    <w:lsdException w:name="Grid Table 3" w:uiPriority="48"/>
+    <w:lsdException w:name="Grid Table 4" w:uiPriority="49"/>
+    <w:lsdException w:name="Grid Table 5 Dark" w:uiPriority="50"/>
+    <w:lsdException w:name="Grid Table 6 Colorful" w:uiPriority="51"/>
+    <w:lsdException w:name="Grid Table 7 Colorful" w:uiPriority="52"/>
+    <w:lsdException w:name="Grid Table 1 Light Accent 1" w:uiPriority="46"/>
+    <w:lsdException w:name="Grid Table 2 Accent 1" w:uiPriority="47"/>
+    <w:lsdException w:name="Grid Table 3 Accent 1" w:uiPriority="48"/>
+    <w:lsdException w:name="Grid Table 4 Accent 1" w:uiPriority="49"/>
+    <w:lsdException w:name="Grid Table 5 Dark Accent 1" w:uiPriority="50"/>
+    <w:lsdException w:name="Grid Table 6 Colorful Accent 1" w:uiPriority="51"/>
+    <w:lsdException w:name="Grid Table 7 Colorful Accent 1" w:uiPriority="52"/>
+    <w:lsdException w:name="Grid Table 1 Light Accent 2" w:uiPriority="46"/>
+    <w:lsdException w:name="Grid Table 2 Accent 2" w:uiPriority="47"/>
+    <w:lsdException w:name="Grid Table 3 Accent 2" w:uiPriority="48"/>
+    <w:lsdException w:name="Grid Table 4 Accent 2" w:uiPriority="49"/>
+    <w:lsdException w:name="Grid Table 5 Dark Accent 2" w:uiPriority="50"/>
+    <w:lsdException w:name="Grid Table 6 Colorful Accent 2" w:uiPriority="51"/>
+    <w:lsdException w:name="Grid Table 7 Colorful Accent 2" w:uiPriority="52"/>
+    <w:lsdException w:name="Grid Table 1 Light Accent 3" w:uiPriority="46"/>
+    <w:lsdException w:name="Grid Table 2 Accent 3" w:uiPriority="47"/>
+    <w:lsdException w:name="Grid Table 3 Accent 3" w:uiPriority="48"/>
+    <w:lsdException w:name="Grid Table 4 Accent 3" w:uiPriority="49"/>
+    <w:lsdException w:name="Grid Table 5 Dark Accent 3" w:uiPriority="50"/>
+    <w:lsdException w:name="Grid Table 6 Colorful Accent 3" w:uiPriority="51"/>
+    <w:lsdException w:name="Grid Table 7 Colorful Accent 3" w:uiPriority="52"/>
+    <w:lsdException w:name="Grid Table 1 Light Accent 4" w:uiPriority="46"/>
+    <w:lsdException w:name="Grid Table 2 Accent 4" w:uiPriority="47"/>
+    <w:lsdException w:name="Grid Table 3 Accent 4" w:uiPriority="48"/>
+    <w:lsdException w:name="Grid Table 4 Accent 4" w:uiPriority="49"/>
+    <w:lsdException w:name="Grid Table 5 Dark Accent 4" w:uiPriority="50"/>
+    <w:lsdException w:name="Grid Table 6 Colorful Accent 4" w:uiPriority="51"/>
+    <w:lsdException w:name="Grid Table 7 Colorful Accent 4" w:uiPriority="52"/>
+    <w:lsdException w:name="Grid Table 1 Light Accent 5" w:uiPriority="46"/>
+    <w:lsdException w:name="Grid Table 2 Accent 5" w:uiPriority="47"/>
+    <w:lsdException w:name="Grid Table 3 Accent 5" w:uiPriority="48"/>
+    <w:lsdException w:name="Grid Table 4 Accent 5" w:uiPriority="49"/>
+    <w:lsdException w:name="Grid Table 5 Dark Accent 5" w:uiPriority="50"/>
+    <w:lsdException w:name="Grid Table 6 Colorful Accent 5" w:uiPriority="51"/>
+    <w:lsdException w:name="Grid Table 7 Colorful Accent 5" w:uiPriority="52"/>
+    <w:lsdException w:name="Grid Table 1 Light Accent 6" w:uiPriority="46"/>
+    <w:lsdException w:name="Grid Table 2 Accent 6" w:uiPriority="47"/>
+    <w:lsdException w:name="Grid Table 3 Accent 6" w:uiPriority="48"/>
+    <w:lsdException w:name="Grid Table 4 Accent 6" w:uiPriority="49"/>
+    <w:lsdException w:name="Grid Table 5 Dark Accent 6" w:uiPriority="50"/>
+    <w:lsdException w:name="Grid Table 6 Colorful Accent 6" w:uiPriority="51"/>
+    <w:lsdException w:name="Grid Table 7 Colorful Accent 6" w:uiPriority="52"/>
+    <w:lsdException w:name="List Table 1 Light" w:uiPriority="46"/>
+    <w:lsdException w:name="List Table 2" w:uiPriority="47"/>
+    <w:lsdException w:name="List Table 3" w:uiPriority="48"/>
+    <w:lsdException w:name="List Table 4" w:uiPriority="49"/>
+    <w:lsdException w:name="List Table 5 Dark" w:uiPriority="50"/>
+    <w:lsdException w:name="List Table 6 Colorful" w:uiPriority="51"/>
+    <w:lsdException w:name="List Table 7 Colorful" w:uiPriority="52"/>
+    <w:lsdException w:name="List Table 1 Light Accent 1" w:uiPriority="46"/>
+    <w:lsdException w:name="List Table 2 Accent 1" w:uiPriority="47"/>
+    <w:lsdException w:name="List Table 3 Accent 1" w:uiPriority="48"/>
+    <w:lsdException w:name="List Table 4 Accent 1" w:uiPriority="49"/>
+    <w:lsdException w:name="List Table 5 Dark Accent 1" w:uiPriority="50"/>
+    <w:lsdException w:name="List Table 6 Colorful Accent 1" w:uiPriority="51"/>
+    <w:lsdException w:name="List Table 7 Colorful Accent 1" w:uiPriority="52"/>
+    <w:lsdException w:name="List Table 1 Light Accent 2" w:uiPriority="46"/>
+    <w:lsdException w:name="List Table 2 Accent 2" w:uiPriority="47"/>
+    <w:lsdException w:name="List Table 3 Accent 2" w:uiPriority="48"/>
+    <w:lsdException w:name="List Table 4 Accent 2" w:uiPriority="49"/>
+    <w:lsdException w:name="List Table 5 Dark Accent 2" w:uiPriority="50"/>
+    <w:lsdException w:name="List Table 6 Colorful Accent 2" w:uiPriority="51"/>
+    <w:lsdException w:name="List Table 7 Colorful Accent 2" w:uiPriority="52"/>
+    <w:lsdException w:name="List Table 1 Light Accent 3" w:uiPriority="46"/>
+    <w:lsdException w:name="List Table 2 Accent 3" w:uiPriority="47"/>
+    <w:lsdException w:name="List Table 3 Accent 3" w:uiPriority="48"/>
+    <w:lsdException w:name="List Table 4 Accent 3" w:uiPriority="49"/>
+    <w:lsdException w:name="List Table 5 Dark Accent 3" w:uiPriority="50"/>
+    <w:lsdException w:name="List Table 6 Colorful Accent 3" w:uiPriority="51"/>
+    <w:lsdException w:name="List Table 7 Colorful Accent 3" w:uiPriority="52"/>
+    <w:lsdException w:name="List Table 1 Light Accent 4" w:uiPriority="46"/>
+    <w:lsdException w:name="List Table 2 Accent 4" w:uiPriority="47"/>
+    <w:lsdException w:name="List Table 3 Accent 4" w:uiPriority="48"/>
+    <w:lsdException w:name="List Table 4 Accent 4" w:uiPriority="49"/>
+    <w:lsdException w:name="List Table 5 Dark Accent 4" w:uiPriority="50"/>
+    <w:lsdException w:name="List Table 6 Colorful Accent 4" w:uiPriority="51"/>
+    <w:lsdException w:name="List Table 7 Colorful Accent 4" w:uiPriority="52"/>
+    <w:lsdException w:name="List Table 1 Light Accent 5" w:uiPriority="46"/>
+    <w:lsdException w:name="List Table 2 Accent 5" w:uiPriority="47"/>
+    <w:lsdException w:name="List Table 3 Accent 5" w:uiPriority="48"/>
+    <w:lsdException w:name="List Table 4 Accent 5" w:uiPriority="49"/>
+    <w:lsdException w:name="List Table 5 Dark Accent 5" w:uiPriority="50"/>
+    <w:lsdException w:name="List Table 6 Colorful Accent 5" w:uiPriority="51"/>
+    <w:lsdException w:name="List Table 7 Colorful Accent 5" w:uiPriority="52"/>
+    <w:lsdException w:name="List Table 1 Light Accent 6" w:uiPriority="46"/>
+    <w:lsdException w:name="List Table 2 Accent 6" w:uiPriority="47"/>
+    <w:lsdException w:name="List Table 3 Accent 6" w:uiPriority="48"/>
+    <w:lsdException w:name="List Table 4 Accent 6" w:uiPriority="49"/>
+    <w:lsdException w:name="List Table 5 Dark Accent 6" w:uiPriority="50"/>
+    <w:lsdException w:name="List Table 6 Colorful Accent 6" w:uiPriority="51"/>
+    <w:lsdException w:name="List Table 7 Colorful Accent 6" w:uiPriority="52"/>
+    <w:lsdException w:name="Mention" w:semiHidden="1" w:unhideWhenUsed="1"/>
+    <w:lsdException w:name="Smart Hyperlink" w:semiHidden="1" w:unhideWhenUsed="1"/>
+    <w:lsdException w:name="Hashtag" w:semiHidden="1" w:unhideWhenUsed="1"/>
+    <w:lsdException w:name="Unresolved Mention" w:semiHidden="1" w:unhideWhenUsed="1"/>
+    <w:lsdException w:name="Smart Link" w:semiHidden="1" w:unhideWhenUsed="1"/>
   </w:latentStyles>
   <w:style w:type="paragraph" w:default="1" w:styleId="Normal">
     <w:name w:val="Normal"/>
@@ -3877,357 +4209,10 @@
     <w:basedOn w:val="DefaultParagraphFont"/>
     <w:rsid w:val="00975E46"/>
   </w:style>
-</w:styles>
-</file>
-
-<file path=word/stylesWithEffects.xml><?xml version="1.0" encoding="utf-8"?>
-<w:styles xmlns:wpc="http://schemas.microsoft.com/office/word/2010/wordprocessingCanvas" xmlns:mc="http://schemas.openxmlformats.org/markup-compatibility/2006" xmlns:o="urn:schemas-microsoft-com:office:office" xmlns:r="http://schemas.openxmlformats.org/officeDocument/2006/relationships" xmlns:m="http://schemas.openxmlformats.org/officeDocument/2006/math" xmlns:v="urn:schemas-microsoft-com:vml" xmlns:wp14="http://schemas.microsoft.com/office/word/2010/wordprocessingDrawing" xmlns:wp="http://schemas.openxmlformats.org/drawingml/2006/wordprocessingDrawing" xmlns:w10="urn:schemas-microsoft-com:office:word" xmlns:w="http://schemas.openxmlformats.org/wordprocessingml/2006/main" xmlns:w14="http://schemas.microsoft.com/office/word/2010/wordml" xmlns:wpg="http://schemas.microsoft.com/office/word/2010/wordprocessingGroup" xmlns:wpi="http://schemas.microsoft.com/office/word/2010/wordprocessingInk" xmlns:wne="http://schemas.microsoft.com/office/word/2006/wordml" xmlns:wps="http://schemas.microsoft.com/office/word/2010/wordprocessingShape" mc:Ignorable="w14 wp14">
-  <w:docDefaults>
-    <w:rPrDefault>
-      <w:rPr>
-        <w:rFonts w:asciiTheme="minorHAnsi" w:eastAsiaTheme="minorHAnsi" w:hAnsiTheme="minorHAnsi" w:cstheme="minorBidi"/>
-        <w:sz w:val="22"/>
-        <w:szCs w:val="22"/>
-        <w:lang w:val="en-US" w:eastAsia="en-US" w:bidi="ar-SA"/>
-      </w:rPr>
-    </w:rPrDefault>
-    <w:pPrDefault/>
-  </w:docDefaults>
-  <w:latentStyles w:defLockedState="0" w:defUIPriority="99" w:defSemiHidden="1" w:defUnhideWhenUsed="1" w:defQFormat="0" w:count="267">
-    <w:lsdException w:name="Normal" w:semiHidden="0" w:uiPriority="0" w:unhideWhenUsed="0" w:qFormat="1"/>
-    <w:lsdException w:name="heading 1" w:semiHidden="0" w:uiPriority="9" w:unhideWhenUsed="0" w:qFormat="1"/>
-    <w:lsdException w:name="heading 2" w:uiPriority="9" w:qFormat="1"/>
-    <w:lsdException w:name="heading 3" w:uiPriority="9" w:qFormat="1"/>
-    <w:lsdException w:name="heading 4" w:uiPriority="9" w:qFormat="1"/>
-    <w:lsdException w:name="heading 5" w:uiPriority="9" w:qFormat="1"/>
-    <w:lsdException w:name="heading 6" w:uiPriority="9" w:qFormat="1"/>
-    <w:lsdException w:name="heading 7" w:uiPriority="9" w:qFormat="1"/>
-    <w:lsdException w:name="heading 8" w:uiPriority="9" w:qFormat="1"/>
-    <w:lsdException w:name="heading 9" w:uiPriority="9" w:qFormat="1"/>
-    <w:lsdException w:name="toc 1" w:uiPriority="39"/>
-    <w:lsdException w:name="toc 2" w:uiPriority="39"/>
-    <w:lsdException w:name="toc 3" w:uiPriority="39"/>
-    <w:lsdException w:name="toc 4" w:uiPriority="39"/>
-    <w:lsdException w:name="toc 5" w:uiPriority="39"/>
-    <w:lsdException w:name="toc 6" w:uiPriority="39"/>
-    <w:lsdException w:name="toc 7" w:uiPriority="39"/>
-    <w:lsdException w:name="toc 8" w:uiPriority="39"/>
-    <w:lsdException w:name="toc 9" w:uiPriority="39"/>
-    <w:lsdException w:name="caption" w:uiPriority="35" w:qFormat="1"/>
-    <w:lsdException w:name="Title" w:semiHidden="0" w:uiPriority="10" w:unhideWhenUsed="0" w:qFormat="1"/>
-    <w:lsdException w:name="Default Paragraph Font" w:uiPriority="1"/>
-    <w:lsdException w:name="Subtitle" w:semiHidden="0" w:uiPriority="11" w:unhideWhenUsed="0" w:qFormat="1"/>
-    <w:lsdException w:name="Strong" w:semiHidden="0" w:uiPriority="22" w:unhideWhenUsed="0" w:qFormat="1"/>
-    <w:lsdException w:name="Emphasis" w:semiHidden="0" w:uiPriority="20" w:unhideWhenUsed="0" w:qFormat="1"/>
-    <w:lsdException w:name="Table Grid" w:semiHidden="0" w:uiPriority="39" w:unhideWhenUsed="0"/>
-    <w:lsdException w:name="Placeholder Text" w:unhideWhenUsed="0"/>
-    <w:lsdException w:name="No Spacing" w:semiHidden="0" w:uiPriority="1" w:unhideWhenUsed="0" w:qFormat="1"/>
-    <w:lsdException w:name="Light Shading" w:semiHidden="0" w:uiPriority="60" w:unhideWhenUsed="0"/>
-    <w:lsdException w:name="Light List" w:semiHidden="0" w:uiPriority="61" w:unhideWhenUsed="0"/>
-    <w:lsdException w:name="Light Grid" w:semiHidden="0" w:uiPriority="62" w:unhideWhenUsed="0"/>
-    <w:lsdException w:name="Medium Shading 1" w:semiHidden="0" w:uiPriority="63" w:unhideWhenUsed="0"/>
-    <w:lsdException w:name="Medium Shading 2" w:semiHidden="0" w:uiPriority="64" w:unhideWhenUsed="0"/>
-    <w:lsdException w:name="Medium List 1" w:semiHidden="0" w:uiPriority="65" w:unhideWhenUsed="0"/>
-    <w:lsdException w:name="Medium List 2" w:semiHidden="0" w:uiPriority="66" w:unhideWhenUsed="0"/>
-    <w:lsdException w:name="Medium Grid 1" w:semiHidden="0" w:uiPriority="67" w:unhideWhenUsed="0"/>
-    <w:lsdException w:name="Medium Grid 2" w:semiHidden="0" w:uiPriority="68" w:unhideWhenUsed="0"/>
-    <w:lsdException w:name="Medium Grid 3" w:semiHidden="0" w:uiPriority="69" w:unhideWhenUsed="0"/>
-    <w:lsdException w:name="Dark List" w:semiHidden="0" w:uiPriority="70" w:unhideWhenUsed="0"/>
-    <w:lsdException w:name="Colorful Shading" w:semiHidden="0" w:uiPriority="71" w:unhideWhenUsed="0"/>
-    <w:lsdException w:name="Colorful List" w:semiHidden="0" w:uiPriority="72" w:unhideWhenUsed="0"/>
-    <w:lsdException w:name="Colorful Grid" w:semiHidden="0" w:uiPriority="73" w:unhideWhenUsed="0"/>
-    <w:lsdException w:name="Light Shading Accent 1" w:semiHidden="0" w:uiPriority="60" w:unhideWhenUsed="0"/>
-    <w:lsdException w:name="Light List Accent 1" w:semiHidden="0" w:uiPriority="61" w:unhideWhenUsed="0"/>
-    <w:lsdException w:name="Light Grid Accent 1" w:semiHidden="0" w:uiPriority="62" w:unhideWhenUsed="0"/>
-    <w:lsdException w:name="Medium Shading 1 Accent 1" w:semiHidden="0" w:uiPriority="63" w:unhideWhenUsed="0"/>
-    <w:lsdException w:name="Medium Shading 2 Accent 1" w:semiHidden="0" w:uiPriority="64" w:unhideWhenUsed="0"/>
-    <w:lsdException w:name="Medium List 1 Accent 1" w:semiHidden="0" w:uiPriority="65" w:unhideWhenUsed="0"/>
-    <w:lsdException w:name="Revision" w:unhideWhenUsed="0"/>
-    <w:lsdException w:name="List Paragraph" w:semiHidden="0" w:uiPriority="34" w:unhideWhenUsed="0" w:qFormat="1"/>
-    <w:lsdException w:name="Quote" w:semiHidden="0" w:uiPriority="29" w:unhideWhenUsed="0" w:qFormat="1"/>
-    <w:lsdException w:name="Intense Quote" w:semiHidden="0" w:uiPriority="30" w:unhideWhenUsed="0" w:qFormat="1"/>
-    <w:lsdException w:name="Medium List 2 Accent 1" w:semiHidden="0" w:uiPriority="66" w:unhideWhenUsed="0"/>
-    <w:lsdException w:name="Medium Grid 1 Accent 1" w:semiHidden="0" w:uiPriority="67" w:unhideWhenUsed="0"/>
-    <w:lsdException w:name="Medium Grid 2 Accent 1" w:semiHidden="0" w:uiPriority="68" w:unhideWhenUsed="0"/>
-    <w:lsdException w:name="Medium Grid 3 Accent 1" w:semiHidden="0" w:uiPriority="69" w:unhideWhenUsed="0"/>
-    <w:lsdException w:name="Dark List Accent 1" w:semiHidden="0" w:uiPriority="70" w:unhideWhenUsed="0"/>
-    <w:lsdException w:name="Colorful Shading Accent 1" w:semiHidden="0" w:uiPriority="71" w:unhideWhenUsed="0"/>
-    <w:lsdException w:name="Colorful List Accent 1" w:semiHidden="0" w:uiPriority="72" w:unhideWhenUsed="0"/>
-    <w:lsdException w:name="Colorful Grid Accent 1" w:semiHidden="0" w:uiPriority="73" w:unhideWhenUsed="0"/>
-    <w:lsdException w:name="Light Shading Accent 2" w:semiHidden="0" w:uiPriority="60" w:unhideWhenUsed="0"/>
-    <w:lsdException w:name="Light List Accent 2" w:semiHidden="0" w:uiPriority="61" w:unhideWhenUsed="0"/>
-    <w:lsdException w:name="Light Grid Accent 2" w:semiHidden="0" w:uiPriority="62" w:unhideWhenUsed="0"/>
-    <w:lsdException w:name="Medium Shading 1 Accent 2" w:semiHidden="0" w:uiPriority="63" w:unhideWhenUsed="0"/>
-    <w:lsdException w:name="Medium Shading 2 Accent 2" w:semiHidden="0" w:uiPriority="64" w:unhideWhenUsed="0"/>
-    <w:lsdException w:name="Medium List 1 Accent 2" w:semiHidden="0" w:uiPriority="65" w:unhideWhenUsed="0"/>
-    <w:lsdException w:name="Medium List 2 Accent 2" w:semiHidden="0" w:uiPriority="66" w:unhideWhenUsed="0"/>
-    <w:lsdException w:name="Medium Grid 1 Accent 2" w:semiHidden="0" w:uiPriority="67" w:unhideWhenUsed="0"/>
-    <w:lsdException w:name="Medium Grid 2 Accent 2" w:semiHidden="0" w:uiPriority="68" w:unhideWhenUsed="0"/>
-    <w:lsdException w:name="Medium Grid 3 Accent 2" w:semiHidden="0" w:uiPriority="69" w:unhideWhenUsed="0"/>
-    <w:lsdException w:name="Dark List Accent 2" w:semiHidden="0" w:uiPriority="70" w:unhideWhenUsed="0"/>
-    <w:lsdException w:name="Colorful Shading Accent 2" w:semiHidden="0" w:uiPriority="71" w:unhideWhenUsed="0"/>
-    <w:lsdException w:name="Colorful List Accent 2" w:semiHidden="0" w:uiPriority="72" w:unhideWhenUsed="0"/>
-    <w:lsdException w:name="Colorful Grid Accent 2" w:semiHidden="0" w:uiPriority="73" w:unhideWhenUsed="0"/>
-    <w:lsdException w:name="Light Shading Accent 3" w:semiHidden="0" w:uiPriority="60" w:unhideWhenUsed="0"/>
-    <w:lsdException w:name="Light List Accent 3" w:semiHidden="0" w:uiPriority="61" w:unhideWhenUsed="0"/>
-    <w:lsdException w:name="Light Grid Accent 3" w:semiHidden="0" w:uiPriority="62" w:unhideWhenUsed="0"/>
-    <w:lsdException w:name="Medium Shading 1 Accent 3" w:semiHidden="0" w:uiPriority="63" w:unhideWhenUsed="0"/>
-    <w:lsdException w:name="Medium Shading 2 Accent 3" w:semiHidden="0" w:uiPriority="64" w:unhideWhenUsed="0"/>
-    <w:lsdException w:name="Medium List 1 Accent 3" w:semiHidden="0" w:uiPriority="65" w:unhideWhenUsed="0"/>
-    <w:lsdException w:name="Medium List 2 Accent 3" w:semiHidden="0" w:uiPriority="66" w:unhideWhenUsed="0"/>
-    <w:lsdException w:name="Medium Grid 1 Accent 3" w:semiHidden="0" w:uiPriority="67" w:unhideWhenUsed="0"/>
-    <w:lsdException w:name="Medium Grid 2 Accent 3" w:semiHidden="0" w:uiPriority="68" w:unhideWhenUsed="0"/>
-    <w:lsdException w:name="Medium Grid 3 Accent 3" w:semiHidden="0" w:uiPriority="69" w:unhideWhenUsed="0"/>
-    <w:lsdException w:name="Dark List Accent 3" w:semiHidden="0" w:uiPriority="70" w:unhideWhenUsed="0"/>
-    <w:lsdException w:name="Colorful Shading Accent 3" w:semiHidden="0" w:uiPriority="71" w:unhideWhenUsed="0"/>
-    <w:lsdException w:name="Colorful List Accent 3" w:semiHidden="0" w:uiPriority="72" w:unhideWhenUsed="0"/>
-    <w:lsdException w:name="Colorful Grid Accent 3" w:semiHidden="0" w:uiPriority="73" w:unhideWhenUsed="0"/>
-    <w:lsdException w:name="Light Shading Accent 4" w:semiHidden="0" w:uiPriority="60" w:unhideWhenUsed="0"/>
-    <w:lsdException w:name="Light List Accent 4" w:semiHidden="0" w:uiPriority="61" w:unhideWhenUsed="0"/>
-    <w:lsdException w:name="Light Grid Accent 4" w:semiHidden="0" w:uiPriority="62" w:unhideWhenUsed="0"/>
-    <w:lsdException w:name="Medium Shading 1 Accent 4" w:semiHidden="0" w:uiPriority="63" w:unhideWhenUsed="0"/>
-    <w:lsdException w:name="Medium Shading 2 Accent 4" w:semiHidden="0" w:uiPriority="64" w:unhideWhenUsed="0"/>
-    <w:lsdException w:name="Medium List 1 Accent 4" w:semiHidden="0" w:uiPriority="65" w:unhideWhenUsed="0"/>
-    <w:lsdException w:name="Medium List 2 Accent 4" w:semiHidden="0" w:uiPriority="66" w:unhideWhenUsed="0"/>
-    <w:lsdException w:name="Medium Grid 1 Accent 4" w:semiHidden="0" w:uiPriority="67" w:unhideWhenUsed="0"/>
-    <w:lsdException w:name="Medium Grid 2 Accent 4" w:semiHidden="0" w:uiPriority="68" w:unhideWhenUsed="0"/>
-    <w:lsdException w:name="Medium Grid 3 Accent 4" w:semiHidden="0" w:uiPriority="69" w:unhideWhenUsed="0"/>
-    <w:lsdException w:name="Dark List Accent 4" w:semiHidden="0" w:uiPriority="70" w:unhideWhenUsed="0"/>
-    <w:lsdException w:name="Colorful Shading Accent 4" w:semiHidden="0" w:uiPriority="71" w:unhideWhenUsed="0"/>
-    <w:lsdException w:name="Colorful List Accent 4" w:semiHidden="0" w:uiPriority="72" w:unhideWhenUsed="0"/>
-    <w:lsdException w:name="Colorful Grid Accent 4" w:semiHidden="0" w:uiPriority="73" w:unhideWhenUsed="0"/>
-    <w:lsdException w:name="Light Shading Accent 5" w:semiHidden="0" w:uiPriority="60" w:unhideWhenUsed="0"/>
-    <w:lsdException w:name="Light List Accent 5" w:semiHidden="0" w:uiPriority="61" w:unhideWhenUsed="0"/>
-    <w:lsdException w:name="Light Grid Accent 5" w:semiHidden="0" w:uiPriority="62" w:unhideWhenUsed="0"/>
-    <w:lsdException w:name="Medium Shading 1 Accent 5" w:semiHidden="0" w:uiPriority="63" w:unhideWhenUsed="0"/>
-    <w:lsdException w:name="Medium Shading 2 Accent 5" w:semiHidden="0" w:uiPriority="64" w:unhideWhenUsed="0"/>
-    <w:lsdException w:name="Medium List 1 Accent 5" w:semiHidden="0" w:uiPriority="65" w:unhideWhenUsed="0"/>
-    <w:lsdException w:name="Medium List 2 Accent 5" w:semiHidden="0" w:uiPriority="66" w:unhideWhenUsed="0"/>
-    <w:lsdException w:name="Medium Grid 1 Accent 5" w:semiHidden="0" w:uiPriority="67" w:unhideWhenUsed="0"/>
-    <w:lsdException w:name="Medium Grid 2 Accent 5" w:semiHidden="0" w:uiPriority="68" w:unhideWhenUsed="0"/>
-    <w:lsdException w:name="Medium Grid 3 Accent 5" w:semiHidden="0" w:uiPriority="69" w:unhideWhenUsed="0"/>
-    <w:lsdException w:name="Dark List Accent 5" w:semiHidden="0" w:uiPriority="70" w:unhideWhenUsed="0"/>
-    <w:lsdException w:name="Colorful Shading Accent 5" w:semiHidden="0" w:uiPriority="71" w:unhideWhenUsed="0"/>
-    <w:lsdException w:name="Colorful List Accent 5" w:semiHidden="0" w:uiPriority="72" w:unhideWhenUsed="0"/>
-    <w:lsdException w:name="Colorful Grid Accent 5" w:semiHidden="0" w:uiPriority="73" w:unhideWhenUsed="0"/>
-    <w:lsdException w:name="Light Shading Accent 6" w:semiHidden="0" w:uiPriority="60" w:unhideWhenUsed="0"/>
-    <w:lsdException w:name="Light List Accent 6" w:semiHidden="0" w:uiPriority="61" w:unhideWhenUsed="0"/>
-    <w:lsdException w:name="Light Grid Accent 6" w:semiHidden="0" w:uiPriority="62" w:unhideWhenUsed="0"/>
-    <w:lsdException w:name="Medium Shading 1 Accent 6" w:semiHidden="0" w:uiPriority="63" w:unhideWhenUsed="0"/>
-    <w:lsdException w:name="Medium Shading 2 Accent 6" w:semiHidden="0" w:uiPriority="64" w:unhideWhenUsed="0"/>
-    <w:lsdException w:name="Medium List 1 Accent 6" w:semiHidden="0" w:uiPriority="65" w:unhideWhenUsed="0"/>
-    <w:lsdException w:name="Medium List 2 Accent 6" w:semiHidden="0" w:uiPriority="66" w:unhideWhenUsed="0"/>
-    <w:lsdException w:name="Medium Grid 1 Accent 6" w:semiHidden="0" w:uiPriority="67" w:unhideWhenUsed="0"/>
-    <w:lsdException w:name="Medium Grid 2 Accent 6" w:semiHidden="0" w:uiPriority="68" w:unhideWhenUsed="0"/>
-    <w:lsdException w:name="Medium Grid 3 Accent 6" w:semiHidden="0" w:uiPriority="69" w:unhideWhenUsed="0"/>
-    <w:lsdException w:name="Dark List Accent 6" w:semiHidden="0" w:uiPriority="70" w:unhideWhenUsed="0"/>
-    <w:lsdException w:name="Colorful Shading Accent 6" w:semiHidden="0" w:uiPriority="71" w:unhideWhenUsed="0"/>
-    <w:lsdException w:name="Colorful List Accent 6" w:semiHidden="0" w:uiPriority="72" w:unhideWhenUsed="0"/>
-    <w:lsdException w:name="Colorful Grid Accent 6" w:semiHidden="0" w:uiPriority="73" w:unhideWhenUsed="0"/>
-    <w:lsdException w:name="Subtle Emphasis" w:semiHidden="0" w:uiPriority="19" w:unhideWhenUsed="0" w:qFormat="1"/>
-    <w:lsdException w:name="Intense Emphasis" w:semiHidden="0" w:uiPriority="21" w:unhideWhenUsed="0" w:qFormat="1"/>
-    <w:lsdException w:name="Subtle Reference" w:semiHidden="0" w:uiPriority="31" w:unhideWhenUsed="0" w:qFormat="1"/>
-    <w:lsdException w:name="Intense Reference" w:semiHidden="0" w:uiPriority="32" w:unhideWhenUsed="0" w:qFormat="1"/>
-    <w:lsdException w:name="Book Title" w:semiHidden="0" w:uiPriority="33" w:unhideWhenUsed="0" w:qFormat="1"/>
-    <w:lsdException w:name="Bibliography" w:uiPriority="37"/>
-    <w:lsdException w:name="TOC Heading" w:uiPriority="39" w:qFormat="1"/>
-  </w:latentStyles>
-  <w:style w:type="paragraph" w:default="1" w:styleId="Normal">
-    <w:name w:val="Normal"/>
-    <w:qFormat/>
-  </w:style>
-  <w:style w:type="character" w:default="1" w:styleId="DefaultParagraphFont">
-    <w:name w:val="Default Paragraph Font"/>
-    <w:uiPriority w:val="1"/>
-    <w:semiHidden/>
-    <w:unhideWhenUsed/>
-  </w:style>
-  <w:style w:type="table" w:default="1" w:styleId="TableNormal">
-    <w:name w:val="Normal Table"/>
-    <w:uiPriority w:val="99"/>
-    <w:semiHidden/>
-    <w:unhideWhenUsed/>
-    <w:tblPr>
-      <w:tblInd w:w="0" w:type="dxa"/>
-      <w:tblCellMar>
-        <w:top w:w="0" w:type="dxa"/>
-        <w:left w:w="108" w:type="dxa"/>
-        <w:bottom w:w="0" w:type="dxa"/>
-        <w:right w:w="108" w:type="dxa"/>
-      </w:tblCellMar>
-    </w:tblPr>
-  </w:style>
-  <w:style w:type="numbering" w:default="1" w:styleId="NoList">
-    <w:name w:val="No List"/>
-    <w:uiPriority w:val="99"/>
-    <w:semiHidden/>
-    <w:unhideWhenUsed/>
-  </w:style>
-  <w:style w:type="table" w:styleId="TableGrid">
-    <w:name w:val="Table Grid"/>
-    <w:basedOn w:val="TableNormal"/>
-    <w:uiPriority w:val="39"/>
-    <w:rsid w:val="00E11788"/>
-    <w:tblPr>
-      <w:tblBorders>
-        <w:top w:val="single" w:sz="4" w:space="0" w:color="auto"/>
-        <w:left w:val="single" w:sz="4" w:space="0" w:color="auto"/>
-        <w:bottom w:val="single" w:sz="4" w:space="0" w:color="auto"/>
-        <w:right w:val="single" w:sz="4" w:space="0" w:color="auto"/>
-        <w:insideH w:val="single" w:sz="4" w:space="0" w:color="auto"/>
-        <w:insideV w:val="single" w:sz="4" w:space="0" w:color="auto"/>
-      </w:tblBorders>
-    </w:tblPr>
-  </w:style>
-  <w:style w:type="paragraph" w:styleId="Header">
-    <w:name w:val="header"/>
-    <w:basedOn w:val="Normal"/>
-    <w:link w:val="HeaderChar"/>
-    <w:uiPriority w:val="99"/>
-    <w:unhideWhenUsed/>
-    <w:rsid w:val="005E1A34"/>
-    <w:pPr>
-      <w:tabs>
-        <w:tab w:val="center" w:pos="4680"/>
-        <w:tab w:val="right" w:pos="9360"/>
-      </w:tabs>
-    </w:pPr>
-  </w:style>
-  <w:style w:type="character" w:customStyle="1" w:styleId="HeaderChar">
-    <w:name w:val="Header Char"/>
+  <w:style w:type="character" w:customStyle="1" w:styleId="normaltextrun">
+    <w:name w:val="normaltextrun"/>
     <w:basedOn w:val="DefaultParagraphFont"/>
-    <w:link w:val="Header"/>
-    <w:uiPriority w:val="99"/>
-    <w:rsid w:val="005E1A34"/>
-  </w:style>
-  <w:style w:type="paragraph" w:styleId="Footer">
-    <w:name w:val="footer"/>
-    <w:basedOn w:val="Normal"/>
-    <w:link w:val="FooterChar"/>
-    <w:uiPriority w:val="99"/>
-    <w:unhideWhenUsed/>
-    <w:rsid w:val="005E1A34"/>
-    <w:pPr>
-      <w:tabs>
-        <w:tab w:val="center" w:pos="4680"/>
-        <w:tab w:val="right" w:pos="9360"/>
-      </w:tabs>
-    </w:pPr>
-  </w:style>
-  <w:style w:type="character" w:customStyle="1" w:styleId="FooterChar">
-    <w:name w:val="Footer Char"/>
-    <w:basedOn w:val="DefaultParagraphFont"/>
-    <w:link w:val="Footer"/>
-    <w:uiPriority w:val="99"/>
-    <w:rsid w:val="005E1A34"/>
-  </w:style>
-  <w:style w:type="character" w:styleId="CommentReference">
-    <w:name w:val="annotation reference"/>
-    <w:basedOn w:val="DefaultParagraphFont"/>
-    <w:uiPriority w:val="99"/>
-    <w:semiHidden/>
-    <w:unhideWhenUsed/>
-    <w:rsid w:val="0025478F"/>
-    <w:rPr>
-      <w:sz w:val="16"/>
-      <w:szCs w:val="16"/>
-    </w:rPr>
-  </w:style>
-  <w:style w:type="paragraph" w:styleId="CommentText">
-    <w:name w:val="annotation text"/>
-    <w:basedOn w:val="Normal"/>
-    <w:link w:val="CommentTextChar"/>
-    <w:uiPriority w:val="99"/>
-    <w:semiHidden/>
-    <w:unhideWhenUsed/>
-    <w:rsid w:val="0025478F"/>
-    <w:rPr>
-      <w:sz w:val="20"/>
-      <w:szCs w:val="20"/>
-    </w:rPr>
-  </w:style>
-  <w:style w:type="character" w:customStyle="1" w:styleId="CommentTextChar">
-    <w:name w:val="Comment Text Char"/>
-    <w:basedOn w:val="DefaultParagraphFont"/>
-    <w:link w:val="CommentText"/>
-    <w:uiPriority w:val="99"/>
-    <w:semiHidden/>
-    <w:rsid w:val="0025478F"/>
-    <w:rPr>
-      <w:sz w:val="20"/>
-      <w:szCs w:val="20"/>
-    </w:rPr>
-  </w:style>
-  <w:style w:type="paragraph" w:styleId="CommentSubject">
-    <w:name w:val="annotation subject"/>
-    <w:basedOn w:val="CommentText"/>
-    <w:next w:val="CommentText"/>
-    <w:link w:val="CommentSubjectChar"/>
-    <w:uiPriority w:val="99"/>
-    <w:semiHidden/>
-    <w:unhideWhenUsed/>
-    <w:rsid w:val="0025478F"/>
-    <w:rPr>
-      <w:b/>
-      <w:bCs/>
-    </w:rPr>
-  </w:style>
-  <w:style w:type="character" w:customStyle="1" w:styleId="CommentSubjectChar">
-    <w:name w:val="Comment Subject Char"/>
-    <w:basedOn w:val="CommentTextChar"/>
-    <w:link w:val="CommentSubject"/>
-    <w:uiPriority w:val="99"/>
-    <w:semiHidden/>
-    <w:rsid w:val="0025478F"/>
-    <w:rPr>
-      <w:b/>
-      <w:bCs/>
-      <w:sz w:val="20"/>
-      <w:szCs w:val="20"/>
-    </w:rPr>
-  </w:style>
-  <w:style w:type="paragraph" w:styleId="BalloonText">
-    <w:name w:val="Balloon Text"/>
-    <w:basedOn w:val="Normal"/>
-    <w:link w:val="BalloonTextChar"/>
-    <w:uiPriority w:val="99"/>
-    <w:semiHidden/>
-    <w:unhideWhenUsed/>
-    <w:rsid w:val="0025478F"/>
-    <w:rPr>
-      <w:rFonts w:ascii="Segoe UI" w:hAnsi="Segoe UI" w:cs="Segoe UI"/>
-      <w:sz w:val="18"/>
-      <w:szCs w:val="18"/>
-    </w:rPr>
-  </w:style>
-  <w:style w:type="character" w:customStyle="1" w:styleId="BalloonTextChar">
-    <w:name w:val="Balloon Text Char"/>
-    <w:basedOn w:val="DefaultParagraphFont"/>
-    <w:link w:val="BalloonText"/>
-    <w:uiPriority w:val="99"/>
-    <w:semiHidden/>
-    <w:rsid w:val="0025478F"/>
-    <w:rPr>
-      <w:rFonts w:ascii="Segoe UI" w:hAnsi="Segoe UI" w:cs="Segoe UI"/>
-      <w:sz w:val="18"/>
-      <w:szCs w:val="18"/>
-    </w:rPr>
-  </w:style>
-  <w:style w:type="paragraph" w:styleId="ListParagraph">
-    <w:name w:val="List Paragraph"/>
-    <w:basedOn w:val="Normal"/>
-    <w:uiPriority w:val="34"/>
-    <w:qFormat/>
-    <w:rsid w:val="00024A4C"/>
-    <w:pPr>
-      <w:ind w:left="720"/>
-      <w:contextualSpacing/>
-    </w:pPr>
-  </w:style>
-  <w:style w:type="character" w:customStyle="1" w:styleId="lrzxr">
-    <w:name w:val="lrzxr"/>
-    <w:basedOn w:val="DefaultParagraphFont"/>
-    <w:rsid w:val="00975E46"/>
+    <w:rsid w:val="00A73D28"/>
   </w:style>
 </w:styles>
 </file>
@@ -4572,7 +4557,7 @@
   <a:extraClrSchemeLst/>
   <a:extLst>
     <a:ext uri="{05A4C25C-085E-4340-85A3-A5531E510DB2}">
-      <thm15:themeFamily xmlns="" xmlns:thm15="http://schemas.microsoft.com/office/thememl/2012/main" name="Office Theme" id="{62F939B6-93AF-4DB8-9C6B-D6C7DFDC589F}" vid="{4A3C46E8-61CC-4603-A589-7422A47A8E4A}"/>
+      <thm15:themeFamily xmlns:thm15="http://schemas.microsoft.com/office/thememl/2012/main" name="Office Theme" id="{62F939B6-93AF-4DB8-9C6B-D6C7DFDC589F}" vid="{4A3C46E8-61CC-4603-A589-7422A47A8E4A}"/>
     </a:ext>
   </a:extLst>
 </a:theme>

--- a/APLOS/POPResources/Templates/GRNReport20171.docx
+++ b/APLOS/POPResources/Templates/GRNReport20171.docx
@@ -233,8 +233,8 @@
       <w:tblGrid>
         <w:gridCol w:w="5490"/>
         <w:gridCol w:w="3078"/>
-        <w:gridCol w:w="1242"/>
-        <w:gridCol w:w="4365"/>
+        <w:gridCol w:w="1170"/>
+        <w:gridCol w:w="4437"/>
         <w:gridCol w:w="4113"/>
       </w:tblGrid>
       <w:tr>
@@ -262,18 +262,27 @@
                 <w:sz w:val="16"/>
                 <w:szCs w:val="16"/>
               </w:rPr>
-              <w:t xml:space="preserve">GRN </w:t>
-            </w:r>
-            <w:proofErr w:type="gramStart"/>
-            <w:r>
-              <w:rPr>
-                <w:rFonts w:ascii="Tahoma" w:eastAsia="Arial" w:hAnsi="Tahoma" w:cs="Tahoma"/>
-                <w:b/>
-                <w:bCs/>
-                <w:sz w:val="16"/>
-                <w:szCs w:val="16"/>
-              </w:rPr>
-              <w:t>NO:</w:t>
+              <w:t>GRN N</w:t>
+            </w:r>
+            <w:r>
+              <w:rPr>
+                <w:rFonts w:ascii="Tahoma" w:eastAsia="Arial" w:hAnsi="Tahoma" w:cs="Tahoma"/>
+                <w:b/>
+                <w:bCs/>
+                <w:sz w:val="16"/>
+                <w:szCs w:val="16"/>
+              </w:rPr>
+              <w:t>o.</w:t>
+            </w:r>
+            <w:r>
+              <w:rPr>
+                <w:rFonts w:ascii="Tahoma" w:eastAsia="Arial" w:hAnsi="Tahoma" w:cs="Tahoma"/>
+                <w:b/>
+                <w:bCs/>
+                <w:sz w:val="16"/>
+                <w:szCs w:val="16"/>
+              </w:rPr>
+              <w:t>:</w:t>
             </w:r>
             <w:r>
               <w:rPr>
@@ -284,8 +293,6 @@
               </w:rPr>
               <w:t>{</w:t>
             </w:r>
-            <w:proofErr w:type="spellStart"/>
-            <w:proofErr w:type="gramEnd"/>
             <w:r>
               <w:rPr>
                 <w:rFonts w:ascii="Tahoma" w:hAnsi="Tahoma" w:cs="Tahoma"/>
@@ -296,7 +303,6 @@
               </w:rPr>
               <w:t>GRNNumber</w:t>
             </w:r>
-            <w:proofErr w:type="spellEnd"/>
             <w:r>
               <w:rPr>
                 <w:rFonts w:ascii="Tahoma" w:eastAsia="Arial" w:hAnsi="Tahoma" w:cs="Tahoma"/>
@@ -334,18 +340,7 @@
                 <w:sz w:val="16"/>
                 <w:szCs w:val="16"/>
               </w:rPr>
-              <w:t>Date</w:t>
-            </w:r>
-            <w:proofErr w:type="gramStart"/>
-            <w:r>
-              <w:rPr>
-                <w:rFonts w:ascii="Tahoma" w:eastAsia="Arial" w:hAnsi="Tahoma" w:cs="Tahoma"/>
-                <w:b/>
-                <w:bCs/>
-                <w:sz w:val="16"/>
-                <w:szCs w:val="16"/>
-              </w:rPr>
-              <w:t xml:space="preserve">:  </w:t>
+              <w:t xml:space="preserve">Date:  </w:t>
             </w:r>
             <w:r>
               <w:rPr>
@@ -354,28 +349,7 @@
                 <w:sz w:val="16"/>
                 <w:szCs w:val="16"/>
               </w:rPr>
-              <w:t>{</w:t>
-            </w:r>
-            <w:proofErr w:type="spellStart"/>
-            <w:proofErr w:type="gramEnd"/>
-            <w:r>
-              <w:rPr>
-                <w:rFonts w:ascii="Tahoma" w:eastAsia="Times New Roman" w:hAnsi="Tahoma" w:cs="Tahoma"/>
-                <w:color w:val="000000"/>
-                <w:sz w:val="16"/>
-                <w:szCs w:val="16"/>
-              </w:rPr>
-              <w:t>GRNDate</w:t>
-            </w:r>
-            <w:proofErr w:type="spellEnd"/>
-            <w:r>
-              <w:rPr>
-                <w:rFonts w:ascii="Tahoma" w:eastAsia="Times New Roman" w:hAnsi="Tahoma" w:cs="Tahoma"/>
-                <w:color w:val="000000"/>
-                <w:sz w:val="16"/>
-                <w:szCs w:val="16"/>
-              </w:rPr>
-              <w:t>}</w:t>
+              <w:t>{GRNDate}</w:t>
             </w:r>
           </w:p>
           <w:p>
@@ -398,7 +372,6 @@
               </w:rPr>
               <w:t>Employee Name:{</w:t>
             </w:r>
-            <w:proofErr w:type="spellStart"/>
             <w:r>
               <w:rPr>
                 <w:rFonts w:ascii="Tahoma" w:eastAsia="Arial" w:hAnsi="Tahoma" w:cs="Tahoma"/>
@@ -408,7 +381,6 @@
               </w:rPr>
               <w:t>EmployeeName</w:t>
             </w:r>
-            <w:proofErr w:type="spellEnd"/>
             <w:r>
               <w:rPr>
                 <w:rFonts w:ascii="Tahoma" w:eastAsia="Arial" w:hAnsi="Tahoma" w:cs="Tahoma"/>
@@ -423,7 +395,7 @@
         </w:tc>
         <w:tc>
           <w:tcPr>
-            <w:tcW w:w="4320" w:type="dxa"/>
+            <w:tcW w:w="4248" w:type="dxa"/>
             <w:gridSpan w:val="2"/>
           </w:tcPr>
           <w:p>
@@ -455,7 +427,6 @@
               </w:rPr>
               <w:t>{</w:t>
             </w:r>
-            <w:proofErr w:type="spellStart"/>
             <w:r>
               <w:rPr>
                 <w:rFonts w:ascii="Consolas" w:hAnsi="Consolas" w:cs="Consolas"/>
@@ -465,7 +436,6 @@
               </w:rPr>
               <w:t>PONumber</w:t>
             </w:r>
-            <w:proofErr w:type="spellEnd"/>
             <w:r>
               <w:rPr>
                 <w:rFonts w:ascii="Tahoma" w:eastAsia="Times New Roman" w:hAnsi="Tahoma" w:cs="Tahoma"/>
@@ -493,18 +463,37 @@
                 <w:sz w:val="16"/>
                 <w:szCs w:val="16"/>
               </w:rPr>
-              <w:t>Gate Entry NO :</w:t>
+              <w:t>Gate Entry N</w:t>
             </w:r>
             <w:r>
               <w:rPr>
                 <w:rFonts w:ascii="Tahoma" w:eastAsia="Times New Roman" w:hAnsi="Tahoma" w:cs="Tahoma"/>
+                <w:b/>
+                <w:bCs/>
+                <w:sz w:val="16"/>
+                <w:szCs w:val="16"/>
+              </w:rPr>
+              <w:t>o.</w:t>
+            </w:r>
+            <w:r>
+              <w:rPr>
+                <w:rFonts w:ascii="Tahoma" w:eastAsia="Times New Roman" w:hAnsi="Tahoma" w:cs="Tahoma"/>
+                <w:b/>
+                <w:bCs/>
+                <w:sz w:val="16"/>
+                <w:szCs w:val="16"/>
+              </w:rPr>
+              <w:t xml:space="preserve"> :</w:t>
+            </w:r>
+            <w:r>
+              <w:rPr>
+                <w:rFonts w:ascii="Tahoma" w:eastAsia="Times New Roman" w:hAnsi="Tahoma" w:cs="Tahoma"/>
                 <w:bCs/>
                 <w:sz w:val="16"/>
                 <w:szCs w:val="16"/>
               </w:rPr>
               <w:t>{</w:t>
             </w:r>
-            <w:proofErr w:type="spellStart"/>
             <w:r>
               <w:rPr>
                 <w:rFonts w:ascii="Tahoma" w:eastAsia="Times New Roman" w:hAnsi="Tahoma" w:cs="Tahoma"/>
@@ -515,7 +504,6 @@
               </w:rPr>
               <w:t>GateEntryNo</w:t>
             </w:r>
-            <w:proofErr w:type="spellEnd"/>
             <w:r>
               <w:rPr>
                 <w:rFonts w:ascii="Tahoma" w:eastAsia="Times New Roman" w:hAnsi="Tahoma" w:cs="Tahoma"/>
@@ -554,18 +542,7 @@
                 <w:sz w:val="16"/>
                 <w:szCs w:val="16"/>
               </w:rPr>
-              <w:t>Date</w:t>
-            </w:r>
-            <w:proofErr w:type="gramStart"/>
-            <w:r>
-              <w:rPr>
-                <w:rFonts w:ascii="Tahoma" w:eastAsia="Times New Roman" w:hAnsi="Tahoma" w:cs="Tahoma"/>
-                <w:b/>
-                <w:bCs/>
-                <w:sz w:val="16"/>
-                <w:szCs w:val="16"/>
-              </w:rPr>
-              <w:t xml:space="preserve">:  </w:t>
+              <w:t xml:space="preserve">Date:  </w:t>
             </w:r>
             <w:r>
               <w:rPr>
@@ -576,8 +553,6 @@
               </w:rPr>
               <w:t>{</w:t>
             </w:r>
-            <w:proofErr w:type="spellStart"/>
-            <w:proofErr w:type="gramEnd"/>
             <w:r>
               <w:rPr>
                 <w:rFonts w:ascii="Tahoma" w:eastAsia="Times New Roman" w:hAnsi="Tahoma" w:cs="Tahoma"/>
@@ -597,7 +572,6 @@
               </w:rPr>
               <w:t>EntryDate</w:t>
             </w:r>
-            <w:proofErr w:type="spellEnd"/>
             <w:r>
               <w:rPr>
                 <w:rFonts w:ascii="Tahoma" w:eastAsia="Times New Roman" w:hAnsi="Tahoma" w:cs="Tahoma"/>
@@ -611,7 +585,7 @@
         </w:tc>
         <w:tc>
           <w:tcPr>
-            <w:tcW w:w="4365" w:type="dxa"/>
+            <w:tcW w:w="4437" w:type="dxa"/>
           </w:tcPr>
           <w:p>
             <w:pPr>
@@ -639,7 +613,6 @@
               </w:rPr>
               <w:t>{</w:t>
             </w:r>
-            <w:proofErr w:type="spellStart"/>
             <w:r>
               <w:rPr>
                 <w:rFonts w:ascii="Tahoma" w:hAnsi="Tahoma" w:cs="Tahoma"/>
@@ -650,7 +623,6 @@
               </w:rPr>
               <w:t>CheckStatus</w:t>
             </w:r>
-            <w:proofErr w:type="spellEnd"/>
             <w:r>
               <w:rPr>
                 <w:rFonts w:ascii="Tahoma" w:hAnsi="Tahoma" w:cs="Tahoma"/>
@@ -694,7 +666,6 @@
               </w:rPr>
               <w:t>{</w:t>
             </w:r>
-            <w:proofErr w:type="spellStart"/>
             <w:r>
               <w:rPr>
                 <w:rFonts w:ascii="Tahoma" w:hAnsi="Tahoma" w:cs="Tahoma"/>
@@ -705,7 +676,6 @@
               </w:rPr>
               <w:t>ApproveStatus</w:t>
             </w:r>
-            <w:proofErr w:type="spellEnd"/>
             <w:r>
               <w:rPr>
                 <w:rFonts w:ascii="Tahoma" w:hAnsi="Tahoma" w:cs="Tahoma"/>
@@ -732,23 +702,13 @@
               </w:rPr>
               <w:t>Creditable  Status :{</w:t>
             </w:r>
-            <w:proofErr w:type="spellStart"/>
-            <w:r>
-              <w:rPr>
-                <w:rFonts w:ascii="Tahoma" w:hAnsi="Tahoma" w:cs="Tahoma"/>
-                <w:sz w:val="16"/>
-                <w:szCs w:val="16"/>
-              </w:rPr>
-              <w:t>CredtibleStatus</w:t>
-            </w:r>
-            <w:proofErr w:type="spellEnd"/>
-            <w:r>
-              <w:rPr>
-                <w:rFonts w:ascii="Tahoma" w:hAnsi="Tahoma" w:cs="Tahoma"/>
-                <w:sz w:val="16"/>
-                <w:szCs w:val="16"/>
-              </w:rPr>
-              <w:t xml:space="preserve">}      </w:t>
+            <w:r>
+              <w:rPr>
+                <w:rFonts w:ascii="Tahoma" w:hAnsi="Tahoma" w:cs="Tahoma"/>
+                <w:sz w:val="16"/>
+                <w:szCs w:val="16"/>
+              </w:rPr>
+              <w:t xml:space="preserve">CredtibleStatus}      </w:t>
             </w:r>
           </w:p>
         </w:tc>
@@ -795,7 +755,6 @@
               </w:rPr>
               <w:t>{</w:t>
             </w:r>
-            <w:proofErr w:type="spellStart"/>
             <w:r>
               <w:rPr>
                 <w:rFonts w:ascii="Tahoma" w:hAnsi="Tahoma" w:cs="Tahoma"/>
@@ -806,7 +765,6 @@
               </w:rPr>
               <w:t>LCNumber</w:t>
             </w:r>
-            <w:proofErr w:type="spellEnd"/>
             <w:r>
               <w:rPr>
                 <w:rFonts w:ascii="Tahoma" w:eastAsia="Arial" w:hAnsi="Tahoma" w:cs="Tahoma"/>
@@ -827,27 +785,15 @@
                 <w:szCs w:val="16"/>
               </w:rPr>
             </w:pPr>
-            <w:proofErr w:type="spellStart"/>
-            <w:r>
-              <w:rPr>
-                <w:rFonts w:ascii="Tahoma" w:eastAsia="Arial" w:hAnsi="Tahoma" w:cs="Tahoma"/>
-                <w:b/>
-                <w:bCs/>
-                <w:sz w:val="16"/>
-                <w:szCs w:val="16"/>
-              </w:rPr>
-              <w:t>Opn</w:t>
-            </w:r>
-            <w:proofErr w:type="spellEnd"/>
-            <w:r>
-              <w:rPr>
-                <w:rFonts w:ascii="Tahoma" w:eastAsia="Arial" w:hAnsi="Tahoma" w:cs="Tahoma"/>
-                <w:b/>
-                <w:bCs/>
-                <w:sz w:val="16"/>
-                <w:szCs w:val="16"/>
-              </w:rPr>
-              <w:t xml:space="preserve">. </w:t>
+            <w:r>
+              <w:rPr>
+                <w:rFonts w:ascii="Tahoma" w:eastAsia="Arial" w:hAnsi="Tahoma" w:cs="Tahoma"/>
+                <w:b/>
+                <w:bCs/>
+                <w:sz w:val="16"/>
+                <w:szCs w:val="16"/>
+              </w:rPr>
+              <w:t xml:space="preserve">Opn. </w:t>
             </w:r>
             <w:r>
               <w:rPr>
@@ -866,27 +812,7 @@
                 <w:sz w:val="16"/>
                 <w:szCs w:val="16"/>
               </w:rPr>
-              <w:t>{</w:t>
-            </w:r>
-            <w:proofErr w:type="spellStart"/>
-            <w:r>
-              <w:rPr>
-                <w:rFonts w:ascii="Tahoma" w:eastAsia="Times New Roman" w:hAnsi="Tahoma" w:cs="Tahoma"/>
-                <w:color w:val="000000"/>
-                <w:sz w:val="16"/>
-                <w:szCs w:val="16"/>
-              </w:rPr>
-              <w:t>LCODate</w:t>
-            </w:r>
-            <w:proofErr w:type="spellEnd"/>
-            <w:r>
-              <w:rPr>
-                <w:rFonts w:ascii="Tahoma" w:eastAsia="Times New Roman" w:hAnsi="Tahoma" w:cs="Tahoma"/>
-                <w:color w:val="000000"/>
-                <w:sz w:val="16"/>
-                <w:szCs w:val="16"/>
-              </w:rPr>
-              <w:t>}</w:t>
+              <w:t>{LCODate}</w:t>
             </w:r>
           </w:p>
           <w:p>
@@ -899,27 +825,15 @@
                 <w:szCs w:val="16"/>
               </w:rPr>
             </w:pPr>
-            <w:proofErr w:type="spellStart"/>
-            <w:r>
-              <w:rPr>
-                <w:rFonts w:ascii="Tahoma" w:eastAsia="Arial" w:hAnsi="Tahoma" w:cs="Tahoma"/>
-                <w:b/>
-                <w:bCs/>
-                <w:sz w:val="16"/>
-                <w:szCs w:val="16"/>
-              </w:rPr>
-              <w:t>Opn</w:t>
-            </w:r>
-            <w:proofErr w:type="spellEnd"/>
-            <w:r>
-              <w:rPr>
-                <w:rFonts w:ascii="Tahoma" w:eastAsia="Arial" w:hAnsi="Tahoma" w:cs="Tahoma"/>
-                <w:b/>
-                <w:bCs/>
-                <w:sz w:val="16"/>
-                <w:szCs w:val="16"/>
-              </w:rPr>
-              <w:t xml:space="preserve">. </w:t>
+            <w:r>
+              <w:rPr>
+                <w:rFonts w:ascii="Tahoma" w:eastAsia="Arial" w:hAnsi="Tahoma" w:cs="Tahoma"/>
+                <w:b/>
+                <w:bCs/>
+                <w:sz w:val="16"/>
+                <w:szCs w:val="16"/>
+              </w:rPr>
+              <w:t xml:space="preserve">Opn. </w:t>
             </w:r>
             <w:r>
               <w:rPr>
@@ -938,27 +852,7 @@
                 <w:sz w:val="16"/>
                 <w:szCs w:val="16"/>
               </w:rPr>
-              <w:t>{</w:t>
-            </w:r>
-            <w:proofErr w:type="spellStart"/>
-            <w:r>
-              <w:rPr>
-                <w:rFonts w:ascii="Tahoma" w:eastAsia="Arial" w:hAnsi="Tahoma" w:cs="Tahoma"/>
-                <w:bCs/>
-                <w:sz w:val="16"/>
-                <w:szCs w:val="16"/>
-              </w:rPr>
-              <w:t>OpeningBank</w:t>
-            </w:r>
-            <w:proofErr w:type="spellEnd"/>
-            <w:r>
-              <w:rPr>
-                <w:rFonts w:ascii="Tahoma" w:eastAsia="Arial" w:hAnsi="Tahoma" w:cs="Tahoma"/>
-                <w:bCs/>
-                <w:sz w:val="16"/>
-                <w:szCs w:val="16"/>
-              </w:rPr>
-              <w:t xml:space="preserve">}        </w:t>
+              <w:t xml:space="preserve">{OpeningBank}        </w:t>
             </w:r>
           </w:p>
           <w:p>
@@ -969,27 +863,15 @@
                 <w:szCs w:val="16"/>
               </w:rPr>
             </w:pPr>
-            <w:proofErr w:type="spellStart"/>
-            <w:r>
-              <w:rPr>
-                <w:rFonts w:ascii="Tahoma" w:eastAsia="Arial" w:hAnsi="Tahoma" w:cs="Tahoma"/>
-                <w:b/>
-                <w:bCs/>
-                <w:sz w:val="16"/>
-                <w:szCs w:val="16"/>
-              </w:rPr>
-              <w:t>Benf</w:t>
-            </w:r>
-            <w:proofErr w:type="spellEnd"/>
-            <w:r>
-              <w:rPr>
-                <w:rFonts w:ascii="Tahoma" w:eastAsia="Arial" w:hAnsi="Tahoma" w:cs="Tahoma"/>
-                <w:b/>
-                <w:bCs/>
-                <w:sz w:val="16"/>
-                <w:szCs w:val="16"/>
-              </w:rPr>
-              <w:t>.</w:t>
+            <w:r>
+              <w:rPr>
+                <w:rFonts w:ascii="Tahoma" w:eastAsia="Arial" w:hAnsi="Tahoma" w:cs="Tahoma"/>
+                <w:b/>
+                <w:bCs/>
+                <w:sz w:val="16"/>
+                <w:szCs w:val="16"/>
+              </w:rPr>
+              <w:t>Benf.</w:t>
             </w:r>
             <w:r>
               <w:rPr>
@@ -1010,7 +892,6 @@
               </w:rPr>
               <w:t>{</w:t>
             </w:r>
-            <w:proofErr w:type="spellStart"/>
             <w:r>
               <w:rPr>
                 <w:rFonts w:ascii="Tahoma" w:eastAsia="Arial" w:hAnsi="Tahoma" w:cs="Tahoma"/>
@@ -1020,7 +901,6 @@
               </w:rPr>
               <w:t>BeneficiaryBank</w:t>
             </w:r>
-            <w:proofErr w:type="spellEnd"/>
             <w:r>
               <w:rPr>
                 <w:rFonts w:ascii="Tahoma" w:eastAsia="Times New Roman" w:hAnsi="Tahoma" w:cs="Tahoma"/>
@@ -1067,27 +947,15 @@
                 <w:szCs w:val="16"/>
               </w:rPr>
             </w:pPr>
-            <w:proofErr w:type="spellStart"/>
-            <w:r>
-              <w:rPr>
-                <w:rFonts w:ascii="Tahoma" w:hAnsi="Tahoma" w:cs="Tahoma"/>
-                <w:b/>
-                <w:bCs/>
-                <w:sz w:val="16"/>
-                <w:szCs w:val="16"/>
-              </w:rPr>
-              <w:t>Accpt</w:t>
-            </w:r>
-            <w:proofErr w:type="spellEnd"/>
-            <w:r>
-              <w:rPr>
-                <w:rFonts w:ascii="Tahoma" w:hAnsi="Tahoma" w:cs="Tahoma"/>
-                <w:b/>
-                <w:bCs/>
-                <w:sz w:val="16"/>
-                <w:szCs w:val="16"/>
-              </w:rPr>
-              <w:t>.</w:t>
+            <w:r>
+              <w:rPr>
+                <w:rFonts w:ascii="Tahoma" w:hAnsi="Tahoma" w:cs="Tahoma"/>
+                <w:b/>
+                <w:bCs/>
+                <w:sz w:val="16"/>
+                <w:szCs w:val="16"/>
+              </w:rPr>
+              <w:t>Accpt.</w:t>
             </w:r>
             <w:r>
               <w:rPr>
@@ -1106,17 +974,7 @@
                 <w:sz w:val="16"/>
                 <w:szCs w:val="16"/>
               </w:rPr>
-              <w:t>{</w:t>
-            </w:r>
-            <w:proofErr w:type="spellStart"/>
-            <w:r>
-              <w:rPr>
-                <w:rFonts w:ascii="Tahoma" w:hAnsi="Tahoma" w:cs="Tahoma"/>
-                <w:bCs/>
-                <w:sz w:val="16"/>
-                <w:szCs w:val="16"/>
-              </w:rPr>
-              <w:t>Acceptance</w:t>
+              <w:t>{Acceptance</w:t>
             </w:r>
             <w:r>
               <w:rPr>
@@ -1128,7 +986,6 @@
               </w:rPr>
               <w:t>No</w:t>
             </w:r>
-            <w:proofErr w:type="spellEnd"/>
             <w:r>
               <w:rPr>
                 <w:rFonts w:ascii="Tahoma" w:hAnsi="Tahoma" w:cs="Tahoma"/>
@@ -1148,27 +1005,15 @@
                 <w:szCs w:val="16"/>
               </w:rPr>
             </w:pPr>
-            <w:proofErr w:type="spellStart"/>
-            <w:r>
-              <w:rPr>
-                <w:rFonts w:ascii="Tahoma" w:hAnsi="Tahoma" w:cs="Tahoma"/>
-                <w:b/>
-                <w:bCs/>
-                <w:sz w:val="16"/>
-                <w:szCs w:val="16"/>
-              </w:rPr>
-              <w:t>Accpt</w:t>
-            </w:r>
-            <w:proofErr w:type="spellEnd"/>
-            <w:r>
-              <w:rPr>
-                <w:rFonts w:ascii="Tahoma" w:hAnsi="Tahoma" w:cs="Tahoma"/>
-                <w:b/>
-                <w:bCs/>
-                <w:sz w:val="16"/>
-                <w:szCs w:val="16"/>
-              </w:rPr>
-              <w:t xml:space="preserve">. </w:t>
+            <w:r>
+              <w:rPr>
+                <w:rFonts w:ascii="Tahoma" w:hAnsi="Tahoma" w:cs="Tahoma"/>
+                <w:b/>
+                <w:bCs/>
+                <w:sz w:val="16"/>
+                <w:szCs w:val="16"/>
+              </w:rPr>
+              <w:t xml:space="preserve">Accpt. </w:t>
             </w:r>
             <w:r>
               <w:rPr>
@@ -1187,17 +1032,7 @@
                 <w:sz w:val="16"/>
                 <w:szCs w:val="16"/>
               </w:rPr>
-              <w:t>{</w:t>
-            </w:r>
-            <w:proofErr w:type="spellStart"/>
-            <w:r>
-              <w:rPr>
-                <w:rFonts w:ascii="Tahoma" w:hAnsi="Tahoma" w:cs="Tahoma"/>
-                <w:bCs/>
-                <w:sz w:val="16"/>
-                <w:szCs w:val="16"/>
-              </w:rPr>
-              <w:t>Acceptance</w:t>
+              <w:t>{Acceptance</w:t>
             </w:r>
             <w:r>
               <w:rPr>
@@ -1209,7 +1044,6 @@
               </w:rPr>
               <w:t>Date</w:t>
             </w:r>
-            <w:proofErr w:type="spellEnd"/>
             <w:r>
               <w:rPr>
                 <w:rFonts w:ascii="Tahoma" w:hAnsi="Tahoma" w:cs="Tahoma"/>
@@ -1264,27 +1098,7 @@
                 <w:sz w:val="16"/>
                 <w:szCs w:val="16"/>
               </w:rPr>
-              <w:t xml:space="preserve"> :{</w:t>
-            </w:r>
-            <w:proofErr w:type="spellStart"/>
-            <w:r>
-              <w:rPr>
-                <w:rFonts w:ascii="Tahoma" w:hAnsi="Tahoma" w:cs="Tahoma"/>
-                <w:bCs/>
-                <w:sz w:val="16"/>
-                <w:szCs w:val="16"/>
-              </w:rPr>
-              <w:t>ContractNO</w:t>
-            </w:r>
-            <w:proofErr w:type="spellEnd"/>
-            <w:r>
-              <w:rPr>
-                <w:rFonts w:ascii="Tahoma" w:hAnsi="Tahoma" w:cs="Tahoma"/>
-                <w:bCs/>
-                <w:sz w:val="16"/>
-                <w:szCs w:val="16"/>
-              </w:rPr>
-              <w:t>}</w:t>
+              <w:t xml:space="preserve"> :{ContractNO}</w:t>
             </w:r>
             <w:r>
               <w:rPr>
@@ -1351,31 +1165,7 @@
                 <w:sz w:val="16"/>
                 <w:szCs w:val="16"/>
               </w:rPr>
-              <w:t>{</w:t>
-            </w:r>
-            <w:proofErr w:type="spellStart"/>
-            <w:r>
-              <w:rPr>
-                <w:rFonts w:ascii="Tahoma" w:eastAsia="Times New Roman" w:hAnsi="Tahoma" w:cs="Tahoma"/>
-                <w:b/>
-                <w:bCs/>
-                <w:color w:val="000000"/>
-                <w:sz w:val="16"/>
-                <w:szCs w:val="16"/>
-              </w:rPr>
-              <w:t>VendorName</w:t>
-            </w:r>
-            <w:proofErr w:type="spellEnd"/>
-            <w:r>
-              <w:rPr>
-                <w:rFonts w:ascii="Tahoma" w:eastAsia="Times New Roman" w:hAnsi="Tahoma" w:cs="Tahoma"/>
-                <w:b/>
-                <w:bCs/>
-                <w:color w:val="000000"/>
-                <w:sz w:val="16"/>
-                <w:szCs w:val="16"/>
-              </w:rPr>
-              <w:t>}</w:t>
+              <w:t>{VendorName}</w:t>
             </w:r>
           </w:p>
           <w:p>
@@ -1404,27 +1194,7 @@
                 <w:sz w:val="16"/>
                 <w:szCs w:val="16"/>
               </w:rPr>
-              <w:t>{</w:t>
-            </w:r>
-            <w:proofErr w:type="spellStart"/>
-            <w:r>
-              <w:rPr>
-                <w:rFonts w:ascii="Tahoma" w:eastAsia="Times New Roman" w:hAnsi="Tahoma" w:cs="Tahoma"/>
-                <w:color w:val="000000"/>
-                <w:sz w:val="16"/>
-                <w:szCs w:val="16"/>
-              </w:rPr>
-              <w:t>VendorAddress</w:t>
-            </w:r>
-            <w:proofErr w:type="spellEnd"/>
-            <w:r>
-              <w:rPr>
-                <w:rFonts w:ascii="Tahoma" w:eastAsia="Times New Roman" w:hAnsi="Tahoma" w:cs="Tahoma"/>
-                <w:color w:val="000000"/>
-                <w:sz w:val="16"/>
-                <w:szCs w:val="16"/>
-              </w:rPr>
-              <w:t>}</w:t>
+              <w:t>{VendorAddress}</w:t>
             </w:r>
           </w:p>
           <w:p>
@@ -1439,8 +1209,8 @@
         </w:tc>
         <w:tc>
           <w:tcPr>
-            <w:tcW w:w="8685" w:type="dxa"/>
-            <w:gridSpan w:val="3"/>
+            <w:tcW w:w="4248" w:type="dxa"/>
+            <w:gridSpan w:val="2"/>
           </w:tcPr>
           <w:p>
             <w:pPr>
@@ -1471,7 +1241,6 @@
               </w:rPr>
               <w:t>{</w:t>
             </w:r>
-            <w:proofErr w:type="spellStart"/>
             <w:r>
               <w:rPr>
                 <w:rFonts w:ascii="Tahoma" w:eastAsia="Times New Roman" w:hAnsi="Tahoma" w:cs="Tahoma"/>
@@ -1482,7 +1251,6 @@
               </w:rPr>
               <w:t>InvoicingPartyName</w:t>
             </w:r>
-            <w:proofErr w:type="spellEnd"/>
             <w:r>
               <w:rPr>
                 <w:rFonts w:ascii="Tahoma" w:eastAsia="Times New Roman" w:hAnsi="Tahoma" w:cs="Tahoma"/>
@@ -1523,7 +1291,6 @@
               </w:rPr>
               <w:t>{</w:t>
             </w:r>
-            <w:proofErr w:type="spellStart"/>
             <w:r>
               <w:rPr>
                 <w:rFonts w:ascii="Tahoma" w:hAnsi="Tahoma" w:cs="Tahoma"/>
@@ -1533,10 +1300,68 @@
               </w:rPr>
               <w:t>InvoicingByAddress</w:t>
             </w:r>
-            <w:proofErr w:type="spellEnd"/>
             <w:r>
               <w:rPr>
                 <w:rFonts w:ascii="Tahoma" w:eastAsia="Times New Roman" w:hAnsi="Tahoma" w:cs="Tahoma"/>
+                <w:color w:val="000000"/>
+                <w:sz w:val="16"/>
+                <w:szCs w:val="16"/>
+              </w:rPr>
+              <w:t>}</w:t>
+            </w:r>
+          </w:p>
+        </w:tc>
+        <w:tc>
+          <w:tcPr>
+            <w:tcW w:w="4437" w:type="dxa"/>
+          </w:tcPr>
+          <w:p>
+            <w:pPr>
+              <w:rPr>
+                <w:rFonts w:ascii="Tahoma" w:eastAsia="Times New Roman" w:hAnsi="Tahoma" w:cs="Tahoma"/>
+                <w:b/>
+                <w:bCs/>
+                <w:color w:val="000000"/>
+                <w:sz w:val="16"/>
+                <w:szCs w:val="16"/>
+              </w:rPr>
+            </w:pPr>
+            <w:r>
+              <w:rPr>
+                <w:rFonts w:ascii="Tahoma" w:eastAsia="Times New Roman" w:hAnsi="Tahoma" w:cs="Tahoma"/>
+                <w:b/>
+                <w:bCs/>
+                <w:color w:val="000000"/>
+                <w:sz w:val="16"/>
+                <w:szCs w:val="16"/>
+              </w:rPr>
+              <w:t>Exchange Rate:</w:t>
+            </w:r>
+            <w:r>
+              <w:rPr>
+                <w:rFonts w:ascii="Tahoma" w:eastAsia="Times New Roman" w:hAnsi="Tahoma" w:cs="Tahoma"/>
+                <w:b/>
+                <w:bCs/>
+                <w:color w:val="000000"/>
+                <w:sz w:val="16"/>
+                <w:szCs w:val="16"/>
+              </w:rPr>
+              <w:t>{</w:t>
+            </w:r>
+            <w:r>
+              <w:rPr>
+                <w:rFonts w:ascii="Consolas" w:hAnsi="Consolas" w:cs="Consolas"/>
+                <w:color w:val="000000"/>
+                <w:sz w:val="19"/>
+                <w:szCs w:val="19"/>
+              </w:rPr>
+              <w:t>ToCurrencyRate</w:t>
+            </w:r>
+            <w:r>
+              <w:rPr>
+                <w:rFonts w:ascii="Tahoma" w:eastAsia="Times New Roman" w:hAnsi="Tahoma" w:cs="Tahoma"/>
+                <w:b/>
+                <w:bCs/>
                 <w:color w:val="000000"/>
                 <w:sz w:val="16"/>
                 <w:szCs w:val="16"/>
@@ -1594,29 +1419,7 @@
                 <w:sz w:val="16"/>
                 <w:szCs w:val="16"/>
               </w:rPr>
-              <w:t>{</w:t>
-            </w:r>
-            <w:proofErr w:type="spellStart"/>
-            <w:r>
-              <w:rPr>
-                <w:rFonts w:ascii="Tahoma" w:eastAsia="Arial" w:hAnsi="Tahoma" w:cs="Tahoma"/>
-                <w:b/>
-                <w:bCs/>
-                <w:sz w:val="16"/>
-                <w:szCs w:val="16"/>
-              </w:rPr>
-              <w:t>materialItems</w:t>
-            </w:r>
-            <w:proofErr w:type="spellEnd"/>
-            <w:r>
-              <w:rPr>
-                <w:rFonts w:ascii="Tahoma" w:eastAsia="Arial" w:hAnsi="Tahoma" w:cs="Tahoma"/>
-                <w:b/>
-                <w:bCs/>
-                <w:sz w:val="16"/>
-                <w:szCs w:val="16"/>
-              </w:rPr>
-              <w:t>}</w:t>
+              <w:t>{materialItems}</w:t>
             </w:r>
             <w:r>
               <w:rPr>
@@ -1646,29 +1449,7 @@
                 <w:sz w:val="16"/>
                 <w:szCs w:val="16"/>
               </w:rPr>
-              <w:t>{</w:t>
-            </w:r>
-            <w:proofErr w:type="spellStart"/>
-            <w:r>
-              <w:rPr>
-                <w:rFonts w:ascii="Tahoma" w:eastAsia="Arial" w:hAnsi="Tahoma" w:cs="Tahoma"/>
-                <w:b/>
-                <w:bCs/>
-                <w:sz w:val="16"/>
-                <w:szCs w:val="16"/>
-              </w:rPr>
-              <w:t>ServiceItems</w:t>
-            </w:r>
-            <w:proofErr w:type="spellEnd"/>
-            <w:r>
-              <w:rPr>
-                <w:rFonts w:ascii="Tahoma" w:eastAsia="Arial" w:hAnsi="Tahoma" w:cs="Tahoma"/>
-                <w:b/>
-                <w:bCs/>
-                <w:sz w:val="16"/>
-                <w:szCs w:val="16"/>
-              </w:rPr>
-              <w:t>}</w:t>
+              <w:t>{ServiceItems}</w:t>
             </w:r>
           </w:p>
         </w:tc>
@@ -1706,29 +1487,7 @@
                 <w:sz w:val="16"/>
                 <w:szCs w:val="16"/>
               </w:rPr>
-              <w:t>In Words: {</w:t>
-            </w:r>
-            <w:proofErr w:type="spellStart"/>
-            <w:r>
-              <w:rPr>
-                <w:rFonts w:ascii="Tahoma" w:eastAsia="Arial" w:hAnsi="Tahoma" w:cs="Tahoma"/>
-                <w:b/>
-                <w:bCs/>
-                <w:sz w:val="16"/>
-                <w:szCs w:val="16"/>
-              </w:rPr>
-              <w:t>TotalInWords</w:t>
-            </w:r>
-            <w:proofErr w:type="spellEnd"/>
-            <w:r>
-              <w:rPr>
-                <w:rFonts w:ascii="Tahoma" w:eastAsia="Arial" w:hAnsi="Tahoma" w:cs="Tahoma"/>
-                <w:b/>
-                <w:bCs/>
-                <w:sz w:val="16"/>
-                <w:szCs w:val="16"/>
-              </w:rPr>
-              <w:t>}</w:t>
+              <w:t>In Words: {TotalInWords}</w:t>
             </w:r>
           </w:p>
           <w:p>
@@ -1812,29 +1571,7 @@
                 <w:sz w:val="16"/>
                 <w:szCs w:val="16"/>
               </w:rPr>
-              <w:t>Total Amount: {</w:t>
-            </w:r>
-            <w:proofErr w:type="spellStart"/>
-            <w:r>
-              <w:rPr>
-                <w:rFonts w:ascii="Tahoma" w:eastAsia="Arial" w:hAnsi="Tahoma" w:cs="Tahoma"/>
-                <w:b/>
-                <w:bCs/>
-                <w:sz w:val="16"/>
-                <w:szCs w:val="16"/>
-              </w:rPr>
-              <w:t>GrandTotal</w:t>
-            </w:r>
-            <w:proofErr w:type="spellEnd"/>
-            <w:r>
-              <w:rPr>
-                <w:rFonts w:ascii="Tahoma" w:eastAsia="Arial" w:hAnsi="Tahoma" w:cs="Tahoma"/>
-                <w:b/>
-                <w:bCs/>
-                <w:sz w:val="16"/>
-                <w:szCs w:val="16"/>
-              </w:rPr>
-              <w:t>}</w:t>
+              <w:t>Total Amount: {GrandTotal}</w:t>
             </w:r>
           </w:p>
           <w:p>
@@ -2028,7 +1765,7 @@
                       </mc:Choice>
                       <mc:Fallback>
                         <w:pict>
-                          <v:line w14:anchorId="111ECA4A" id="Straight Connector 3" o:spid="_x0000_s1026" style="position:absolute;flip:x;z-index:251665920;visibility:visible;mso-wrap-style:square;mso-width-percent:0;mso-height-percent:0;mso-wrap-distance-left:9pt;mso-wrap-distance-top:0;mso-wrap-distance-right:9pt;mso-wrap-distance-bottom:0;mso-position-horizontal:absolute;mso-position-horizontal-relative:text;mso-position-vertical:absolute;mso-position-vertical-relative:text;mso-width-percent:0;mso-height-percent:0;mso-width-relative:margin;mso-height-relative:margin" from="30.2pt,9.8pt" to="139.75pt,9.8pt" o:gfxdata="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" strokecolor="windowText" strokeweight=".5pt">
+                          <v:line w14:anchorId="1C315471" id="Straight Connector 3" o:spid="_x0000_s1026" style="position:absolute;flip:x;z-index:251665920;visibility:visible;mso-wrap-style:square;mso-width-percent:0;mso-height-percent:0;mso-wrap-distance-left:9pt;mso-wrap-distance-top:0;mso-wrap-distance-right:9pt;mso-wrap-distance-bottom:0;mso-position-horizontal:absolute;mso-position-horizontal-relative:text;mso-position-vertical:absolute;mso-position-vertical-relative:text;mso-width-percent:0;mso-height-percent:0;mso-width-relative:margin;mso-height-relative:margin" from="30.2pt,9.8pt" to="139.75pt,9.8pt" o:gfxdata="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" strokecolor="windowText" strokeweight=".5pt">
                             <v:stroke joinstyle="miter"/>
                           </v:line>
                         </w:pict>
@@ -2062,7 +1799,6 @@
                     </w:rPr>
                     <w:t>{</w:t>
                   </w:r>
-                  <w:proofErr w:type="spellStart"/>
                   <w:r>
                     <w:rPr>
                       <w:rFonts w:ascii="Tahoma" w:hAnsi="Tahoma" w:cs="Tahoma"/>
@@ -2073,7 +1809,6 @@
                     </w:rPr>
                     <w:t>AddedBy</w:t>
                   </w:r>
-                  <w:proofErr w:type="spellEnd"/>
                   <w:r>
                     <w:rPr>
                       <w:rFonts w:ascii="Tahoma" w:eastAsia="Arial" w:hAnsi="Tahoma" w:cs="Tahoma"/>
@@ -2125,7 +1860,6 @@
                     </w:rPr>
                     <w:t>{</w:t>
                   </w:r>
-                  <w:proofErr w:type="spellStart"/>
                   <w:r>
                     <w:rPr>
                       <w:rFonts w:ascii="Tahoma" w:hAnsi="Tahoma" w:cs="Tahoma"/>
@@ -2136,7 +1870,6 @@
                     </w:rPr>
                     <w:t>CheckedBy</w:t>
                   </w:r>
-                  <w:proofErr w:type="spellEnd"/>
                   <w:r>
                     <w:rPr>
                       <w:rFonts w:ascii="Tahoma" w:eastAsia="Arial" w:hAnsi="Tahoma" w:cs="Tahoma"/>
@@ -2217,7 +1950,7 @@
                       </mc:Choice>
                       <mc:Fallback>
                         <w:pict>
-                          <v:line w14:anchorId="35480C86" id="Straight Connector 2" o:spid="_x0000_s1026" style="position:absolute;z-index:251667968;visibility:visible;mso-wrap-style:square;mso-wrap-distance-left:9pt;mso-wrap-distance-top:0;mso-wrap-distance-right:9pt;mso-wrap-distance-bottom:0;mso-position-horizontal:absolute;mso-position-horizontal-relative:text;mso-position-vertical:absolute;mso-position-vertical-relative:text" from="31.15pt,9.8pt" to="143.2pt,9.8pt" o:gfxdata="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" strokecolor="windowText" strokeweight=".5pt">
+                          <v:line w14:anchorId="0468C1B8" id="Straight Connector 2" o:spid="_x0000_s1026" style="position:absolute;z-index:251667968;visibility:visible;mso-wrap-style:square;mso-wrap-distance-left:9pt;mso-wrap-distance-top:0;mso-wrap-distance-right:9pt;mso-wrap-distance-bottom:0;mso-position-horizontal:absolute;mso-position-horizontal-relative:text;mso-position-vertical:absolute;mso-position-vertical-relative:text" from="31.15pt,9.8pt" to="143.2pt,9.8pt" o:gfxdata="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" strokecolor="windowText" strokeweight=".5pt">
                             <v:stroke joinstyle="miter"/>
                           </v:line>
                         </w:pict>
@@ -2260,7 +1993,6 @@
                     </w:rPr>
                     <w:t>{</w:t>
                   </w:r>
-                  <w:proofErr w:type="spellStart"/>
                   <w:r>
                     <w:rPr>
                       <w:rFonts w:ascii="Tahoma" w:hAnsi="Tahoma" w:cs="Tahoma"/>
@@ -2271,7 +2003,6 @@
                     </w:rPr>
                     <w:t>AuthorizedBy</w:t>
                   </w:r>
-                  <w:proofErr w:type="spellEnd"/>
                   <w:r>
                     <w:rPr>
                       <w:rFonts w:ascii="Tahoma" w:eastAsia="Arial" w:hAnsi="Tahoma" w:cs="Tahoma"/>
@@ -2409,7 +2140,7 @@
                       </mc:Choice>
                       <mc:Fallback>
                         <w:pict>
-                          <v:line w14:anchorId="0AEF8CF8" id="Straight Connector 1" o:spid="_x0000_s1026" style="position:absolute;z-index:251666944;visibility:visible;mso-wrap-style:square;mso-width-percent:0;mso-wrap-distance-left:9pt;mso-wrap-distance-top:0;mso-wrap-distance-right:9pt;mso-wrap-distance-bottom:0;mso-position-horizontal:absolute;mso-position-horizontal-relative:text;mso-position-vertical:absolute;mso-position-vertical-relative:text;mso-width-percent:0;mso-width-relative:margin" from="23.45pt,.65pt" to="143.65pt,.65pt" o:gfxdata="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" strokecolor="windowText" strokeweight=".5pt">
+                          <v:line w14:anchorId="6373CE9B" id="Straight Connector 1" o:spid="_x0000_s1026" style="position:absolute;z-index:251666944;visibility:visible;mso-wrap-style:square;mso-width-percent:0;mso-wrap-distance-left:9pt;mso-wrap-distance-top:0;mso-wrap-distance-right:9pt;mso-wrap-distance-bottom:0;mso-position-horizontal:absolute;mso-position-horizontal-relative:text;mso-position-vertical:absolute;mso-position-vertical-relative:text;mso-width-percent:0;mso-width-relative:margin" from="23.45pt,.65pt" to="143.65pt,.65pt" o:gfxdata="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" strokecolor="windowText" strokeweight=".5pt">
                             <v:stroke joinstyle="miter"/>
                           </v:line>
                         </w:pict>
@@ -2640,97 +2371,7 @@
         <w:sz w:val="16"/>
         <w:szCs w:val="16"/>
       </w:rPr>
-      <w:t xml:space="preserve">Mouza: </w:t>
-    </w:r>
-    <w:proofErr w:type="spellStart"/>
-    <w:r>
-      <w:rPr>
-        <w:rFonts w:ascii="Tahoma" w:hAnsi="Tahoma" w:cs="Tahoma"/>
-        <w:sz w:val="16"/>
-        <w:szCs w:val="16"/>
-      </w:rPr>
-      <w:t>Depashai</w:t>
-    </w:r>
-    <w:proofErr w:type="spellEnd"/>
-    <w:r>
-      <w:rPr>
-        <w:rFonts w:ascii="Tahoma" w:hAnsi="Tahoma" w:cs="Tahoma"/>
-        <w:sz w:val="16"/>
-        <w:szCs w:val="16"/>
-      </w:rPr>
-      <w:t xml:space="preserve">, U.P: </w:t>
-    </w:r>
-    <w:proofErr w:type="spellStart"/>
-    <w:r>
-      <w:rPr>
-        <w:rFonts w:ascii="Tahoma" w:hAnsi="Tahoma" w:cs="Tahoma"/>
-        <w:sz w:val="16"/>
-        <w:szCs w:val="16"/>
-      </w:rPr>
-      <w:t>Sombag</w:t>
-    </w:r>
-    <w:proofErr w:type="spellEnd"/>
-    <w:r>
-      <w:rPr>
-        <w:rFonts w:ascii="Tahoma" w:hAnsi="Tahoma" w:cs="Tahoma"/>
-        <w:sz w:val="16"/>
-        <w:szCs w:val="16"/>
-      </w:rPr>
-      <w:t xml:space="preserve">, </w:t>
-    </w:r>
-    <w:proofErr w:type="spellStart"/>
-    <w:r>
-      <w:rPr>
-        <w:rFonts w:ascii="Tahoma" w:hAnsi="Tahoma" w:cs="Tahoma"/>
-        <w:sz w:val="16"/>
-        <w:szCs w:val="16"/>
-      </w:rPr>
-      <w:t>Kalampur</w:t>
-    </w:r>
-    <w:proofErr w:type="spellEnd"/>
-    <w:r>
-      <w:rPr>
-        <w:rFonts w:ascii="Tahoma" w:hAnsi="Tahoma" w:cs="Tahoma"/>
-        <w:sz w:val="16"/>
-        <w:szCs w:val="16"/>
-      </w:rPr>
-      <w:t xml:space="preserve">, P.S: </w:t>
-    </w:r>
-    <w:proofErr w:type="spellStart"/>
-    <w:r>
-      <w:rPr>
-        <w:rFonts w:ascii="Tahoma" w:hAnsi="Tahoma" w:cs="Tahoma"/>
-        <w:sz w:val="16"/>
-        <w:szCs w:val="16"/>
-      </w:rPr>
-      <w:t>Dhamrai</w:t>
-    </w:r>
-    <w:proofErr w:type="spellEnd"/>
-    <w:r>
-      <w:rPr>
-        <w:rFonts w:ascii="Tahoma" w:hAnsi="Tahoma" w:cs="Tahoma"/>
-        <w:sz w:val="16"/>
-        <w:szCs w:val="16"/>
-      </w:rPr>
-      <w:t xml:space="preserve"> District: Dhaka, </w:t>
-    </w:r>
-    <w:proofErr w:type="spellStart"/>
-    <w:r>
-      <w:rPr>
-        <w:rFonts w:ascii="Tahoma" w:hAnsi="Tahoma" w:cs="Tahoma"/>
-        <w:sz w:val="16"/>
-        <w:szCs w:val="16"/>
-      </w:rPr>
-      <w:t>Bangladesh.Web</w:t>
-    </w:r>
-    <w:proofErr w:type="spellEnd"/>
-    <w:r>
-      <w:rPr>
-        <w:rFonts w:ascii="Tahoma" w:hAnsi="Tahoma" w:cs="Tahoma"/>
-        <w:sz w:val="16"/>
-        <w:szCs w:val="16"/>
-      </w:rPr>
-      <w:t>: www.ocl-bd.com Phone: +8809612223355</w:t>
+      <w:t>Mouza: Depashai, U.P: Sombag, Kalampur, P.S: Dhamrai District: Dhaka, Bangladesh.Web: www.ocl-bd.com Phone: +8809612223355</w:t>
     </w:r>
   </w:p>
 </w:ftr>
@@ -2995,79 +2636,7 @@
                               <w:sz w:val="16"/>
                               <w:szCs w:val="16"/>
                             </w:rPr>
-                            <w:t xml:space="preserve">Mouza: </w:t>
-                          </w:r>
-                          <w:proofErr w:type="spellStart"/>
-                          <w:r>
-                            <w:rPr>
-                              <w:rFonts w:ascii="Tahoma" w:hAnsi="Tahoma" w:cs="Tahoma"/>
-                              <w:sz w:val="16"/>
-                              <w:szCs w:val="16"/>
-                            </w:rPr>
-                            <w:t>Depashai</w:t>
-                          </w:r>
-                          <w:proofErr w:type="spellEnd"/>
-                          <w:r>
-                            <w:rPr>
-                              <w:rFonts w:ascii="Tahoma" w:hAnsi="Tahoma" w:cs="Tahoma"/>
-                              <w:sz w:val="16"/>
-                              <w:szCs w:val="16"/>
-                            </w:rPr>
-                            <w:t xml:space="preserve">, U.P: </w:t>
-                          </w:r>
-                          <w:proofErr w:type="spellStart"/>
-                          <w:r>
-                            <w:rPr>
-                              <w:rFonts w:ascii="Tahoma" w:hAnsi="Tahoma" w:cs="Tahoma"/>
-                              <w:sz w:val="16"/>
-                              <w:szCs w:val="16"/>
-                            </w:rPr>
-                            <w:t>Sombag</w:t>
-                          </w:r>
-                          <w:proofErr w:type="spellEnd"/>
-                          <w:r>
-                            <w:rPr>
-                              <w:rFonts w:ascii="Tahoma" w:hAnsi="Tahoma" w:cs="Tahoma"/>
-                              <w:sz w:val="16"/>
-                              <w:szCs w:val="16"/>
-                            </w:rPr>
-                            <w:t xml:space="preserve">, </w:t>
-                          </w:r>
-                          <w:proofErr w:type="spellStart"/>
-                          <w:r>
-                            <w:rPr>
-                              <w:rFonts w:ascii="Tahoma" w:hAnsi="Tahoma" w:cs="Tahoma"/>
-                              <w:sz w:val="16"/>
-                              <w:szCs w:val="16"/>
-                            </w:rPr>
-                            <w:t>Kalampur</w:t>
-                          </w:r>
-                          <w:proofErr w:type="spellEnd"/>
-                          <w:r>
-                            <w:rPr>
-                              <w:rFonts w:ascii="Tahoma" w:hAnsi="Tahoma" w:cs="Tahoma"/>
-                              <w:sz w:val="16"/>
-                              <w:szCs w:val="16"/>
-                            </w:rPr>
-                            <w:t xml:space="preserve">, P.S: </w:t>
-                          </w:r>
-                          <w:proofErr w:type="spellStart"/>
-                          <w:r>
-                            <w:rPr>
-                              <w:rFonts w:ascii="Tahoma" w:hAnsi="Tahoma" w:cs="Tahoma"/>
-                              <w:sz w:val="16"/>
-                              <w:szCs w:val="16"/>
-                            </w:rPr>
-                            <w:t>Dhamrai</w:t>
-                          </w:r>
-                          <w:proofErr w:type="spellEnd"/>
-                          <w:r>
-                            <w:rPr>
-                              <w:rFonts w:ascii="Tahoma" w:hAnsi="Tahoma" w:cs="Tahoma"/>
-                              <w:sz w:val="16"/>
-                              <w:szCs w:val="16"/>
-                            </w:rPr>
-                            <w:t xml:space="preserve"> District: </w:t>
+                            <w:t xml:space="preserve">Mouza: Depashai, U.P: Sombag, Kalampur, P.S: Dhamrai District: </w:t>
                           </w:r>
                           <w:r>
                             <w:rPr>
@@ -3083,25 +2652,7 @@
                               <w:sz w:val="16"/>
                               <w:szCs w:val="16"/>
                             </w:rPr>
-                            <w:t xml:space="preserve">Dhaka, </w:t>
-                          </w:r>
-                          <w:proofErr w:type="spellStart"/>
-                          <w:r>
-                            <w:rPr>
-                              <w:rFonts w:ascii="Tahoma" w:hAnsi="Tahoma" w:cs="Tahoma"/>
-                              <w:sz w:val="16"/>
-                              <w:szCs w:val="16"/>
-                            </w:rPr>
-                            <w:t>Bangladesh.Web</w:t>
-                          </w:r>
-                          <w:proofErr w:type="spellEnd"/>
-                          <w:r>
-                            <w:rPr>
-                              <w:rFonts w:ascii="Tahoma" w:hAnsi="Tahoma" w:cs="Tahoma"/>
-                              <w:sz w:val="16"/>
-                              <w:szCs w:val="16"/>
-                            </w:rPr>
-                            <w:t>: www.ocl-bd.com Phone: +8809612223355</w:t>
+                            <w:t>Dhaka, Bangladesh.Web: www.ocl-bd.com Phone: +8809612223355</w:t>
                           </w:r>
                         </w:p>
                       </w:txbxContent>
@@ -3144,79 +2695,7 @@
                         <w:sz w:val="16"/>
                         <w:szCs w:val="16"/>
                       </w:rPr>
-                      <w:t xml:space="preserve">Mouza: </w:t>
-                    </w:r>
-                    <w:proofErr w:type="spellStart"/>
-                    <w:r>
-                      <w:rPr>
-                        <w:rFonts w:ascii="Tahoma" w:hAnsi="Tahoma" w:cs="Tahoma"/>
-                        <w:sz w:val="16"/>
-                        <w:szCs w:val="16"/>
-                      </w:rPr>
-                      <w:t>Depashai</w:t>
-                    </w:r>
-                    <w:proofErr w:type="spellEnd"/>
-                    <w:r>
-                      <w:rPr>
-                        <w:rFonts w:ascii="Tahoma" w:hAnsi="Tahoma" w:cs="Tahoma"/>
-                        <w:sz w:val="16"/>
-                        <w:szCs w:val="16"/>
-                      </w:rPr>
-                      <w:t xml:space="preserve">, U.P: </w:t>
-                    </w:r>
-                    <w:proofErr w:type="spellStart"/>
-                    <w:r>
-                      <w:rPr>
-                        <w:rFonts w:ascii="Tahoma" w:hAnsi="Tahoma" w:cs="Tahoma"/>
-                        <w:sz w:val="16"/>
-                        <w:szCs w:val="16"/>
-                      </w:rPr>
-                      <w:t>Sombag</w:t>
-                    </w:r>
-                    <w:proofErr w:type="spellEnd"/>
-                    <w:r>
-                      <w:rPr>
-                        <w:rFonts w:ascii="Tahoma" w:hAnsi="Tahoma" w:cs="Tahoma"/>
-                        <w:sz w:val="16"/>
-                        <w:szCs w:val="16"/>
-                      </w:rPr>
-                      <w:t xml:space="preserve">, </w:t>
-                    </w:r>
-                    <w:proofErr w:type="spellStart"/>
-                    <w:r>
-                      <w:rPr>
-                        <w:rFonts w:ascii="Tahoma" w:hAnsi="Tahoma" w:cs="Tahoma"/>
-                        <w:sz w:val="16"/>
-                        <w:szCs w:val="16"/>
-                      </w:rPr>
-                      <w:t>Kalampur</w:t>
-                    </w:r>
-                    <w:proofErr w:type="spellEnd"/>
-                    <w:r>
-                      <w:rPr>
-                        <w:rFonts w:ascii="Tahoma" w:hAnsi="Tahoma" w:cs="Tahoma"/>
-                        <w:sz w:val="16"/>
-                        <w:szCs w:val="16"/>
-                      </w:rPr>
-                      <w:t xml:space="preserve">, P.S: </w:t>
-                    </w:r>
-                    <w:proofErr w:type="spellStart"/>
-                    <w:r>
-                      <w:rPr>
-                        <w:rFonts w:ascii="Tahoma" w:hAnsi="Tahoma" w:cs="Tahoma"/>
-                        <w:sz w:val="16"/>
-                        <w:szCs w:val="16"/>
-                      </w:rPr>
-                      <w:t>Dhamrai</w:t>
-                    </w:r>
-                    <w:proofErr w:type="spellEnd"/>
-                    <w:r>
-                      <w:rPr>
-                        <w:rFonts w:ascii="Tahoma" w:hAnsi="Tahoma" w:cs="Tahoma"/>
-                        <w:sz w:val="16"/>
-                        <w:szCs w:val="16"/>
-                      </w:rPr>
-                      <w:t xml:space="preserve"> District: </w:t>
+                      <w:t xml:space="preserve">Mouza: Depashai, U.P: Sombag, Kalampur, P.S: Dhamrai District: </w:t>
                     </w:r>
                     <w:r>
                       <w:rPr>
@@ -3232,25 +2711,7 @@
                         <w:sz w:val="16"/>
                         <w:szCs w:val="16"/>
                       </w:rPr>
-                      <w:t xml:space="preserve">Dhaka, </w:t>
-                    </w:r>
-                    <w:proofErr w:type="spellStart"/>
-                    <w:r>
-                      <w:rPr>
-                        <w:rFonts w:ascii="Tahoma" w:hAnsi="Tahoma" w:cs="Tahoma"/>
-                        <w:sz w:val="16"/>
-                        <w:szCs w:val="16"/>
-                      </w:rPr>
-                      <w:t>Bangladesh.Web</w:t>
-                    </w:r>
-                    <w:proofErr w:type="spellEnd"/>
-                    <w:r>
-                      <w:rPr>
-                        <w:rFonts w:ascii="Tahoma" w:hAnsi="Tahoma" w:cs="Tahoma"/>
-                        <w:sz w:val="16"/>
-                        <w:szCs w:val="16"/>
-                      </w:rPr>
-                      <w:t>: www.ocl-bd.com Phone: +8809612223355</w:t>
+                      <w:t>Dhaka, Bangladesh.Web: www.ocl-bd.com Phone: +8809612223355</w:t>
                     </w:r>
                   </w:p>
                 </w:txbxContent>
@@ -3789,7 +3250,7 @@
     <w:lsdException w:name="Table Web 2" w:semiHidden="1" w:unhideWhenUsed="1"/>
     <w:lsdException w:name="Table Web 3" w:semiHidden="1" w:unhideWhenUsed="1"/>
     <w:lsdException w:name="Balloon Text" w:semiHidden="1" w:unhideWhenUsed="1"/>
-    <w:lsdException w:name="Table Grid" w:semiHidden="1" w:uiPriority="39" w:unhideWhenUsed="1"/>
+    <w:lsdException w:name="Table Grid" w:uiPriority="39"/>
     <w:lsdException w:name="Table Theme" w:semiHidden="1" w:unhideWhenUsed="1"/>
     <w:lsdException w:name="Placeholder Text" w:semiHidden="1"/>
     <w:lsdException w:name="No Spacing" w:uiPriority="1" w:qFormat="1"/>

--- a/APLOS/POPResources/Templates/GRNReport20171.docx
+++ b/APLOS/POPResources/Templates/GRNReport20171.docx
@@ -1,6 +1,6 @@
 
 <file path=word/document.xml><?xml version="1.0" encoding="utf-8"?>
-<w:document xmlns:wpc="http://schemas.microsoft.com/office/word/2010/wordprocessingCanvas" xmlns:cx="http://schemas.microsoft.com/office/drawing/2014/chartex" xmlns:cx1="http://schemas.microsoft.com/office/drawing/2015/9/8/chartex" xmlns:cx2="http://schemas.microsoft.com/office/drawing/2015/10/21/chartex" xmlns:cx3="http://schemas.microsoft.com/office/drawing/2016/5/9/chartex" xmlns:cx4="http://schemas.microsoft.com/office/drawing/2016/5/10/chartex" xmlns:cx5="http://schemas.microsoft.com/office/drawing/2016/5/11/chartex" xmlns:cx6="http://schemas.microsoft.com/office/drawing/2016/5/12/chartex" xmlns:cx7="http://schemas.microsoft.com/office/drawing/2016/5/13/chartex" xmlns:cx8="http://schemas.microsoft.com/office/drawing/2016/5/14/chartex" xmlns:mc="http://schemas.openxmlformats.org/markup-compatibility/2006" xmlns:aink="http://schemas.microsoft.com/office/drawing/2016/ink" xmlns:am3d="http://schemas.microsoft.com/office/drawing/2017/model3d" xmlns:o="urn:schemas-microsoft-com:office:office" xmlns:r="http://schemas.openxmlformats.org/officeDocument/2006/relationships" xmlns:m="http://schemas.openxmlformats.org/officeDocument/2006/math" xmlns:v="urn:schemas-microsoft-com:vml" xmlns:wp14="http://schemas.microsoft.com/office/word/2010/wordprocessingDrawing" xmlns:wp="http://schemas.openxmlformats.org/drawingml/2006/wordprocessingDrawing" xmlns:w10="urn:schemas-microsoft-com:office:word" xmlns:w="http://schemas.openxmlformats.org/wordprocessingml/2006/main" xmlns:w14="http://schemas.microsoft.com/office/word/2010/wordml" xmlns:w15="http://schemas.microsoft.com/office/word/2012/wordml" xmlns:w16cex="http://schemas.microsoft.com/office/word/2018/wordml/cex" xmlns:w16cid="http://schemas.microsoft.com/office/word/2016/wordml/cid" xmlns:w16="http://schemas.microsoft.com/office/word/2018/wordml" xmlns:w16sdtdh="http://schemas.microsoft.com/office/word/2020/wordml/sdtdatahash" xmlns:w16se="http://schemas.microsoft.com/office/word/2015/wordml/symex" xmlns:wpg="http://schemas.microsoft.com/office/word/2010/wordprocessingGroup" xmlns:wpi="http://schemas.microsoft.com/office/word/2010/wordprocessingInk" xmlns:wne="http://schemas.microsoft.com/office/word/2006/wordml" xmlns:wps="http://schemas.microsoft.com/office/word/2010/wordprocessingShape" mc:Ignorable="w14 w15 w16se w16cid w16 w16cex w16sdtdh wp14">
+<w:document xmlns:wpc="http://schemas.microsoft.com/office/word/2010/wordprocessingCanvas" xmlns:mc="http://schemas.openxmlformats.org/markup-compatibility/2006" xmlns:o="urn:schemas-microsoft-com:office:office" xmlns:r="http://schemas.openxmlformats.org/officeDocument/2006/relationships" xmlns:m="http://schemas.openxmlformats.org/officeDocument/2006/math" xmlns:v="urn:schemas-microsoft-com:vml" xmlns:wp14="http://schemas.microsoft.com/office/word/2010/wordprocessingDrawing" xmlns:wp="http://schemas.openxmlformats.org/drawingml/2006/wordprocessingDrawing" xmlns:w10="urn:schemas-microsoft-com:office:word" xmlns:w="http://schemas.openxmlformats.org/wordprocessingml/2006/main" xmlns:w14="http://schemas.microsoft.com/office/word/2010/wordml" xmlns:wpg="http://schemas.microsoft.com/office/word/2010/wordprocessingGroup" xmlns:wpi="http://schemas.microsoft.com/office/word/2010/wordprocessingInk" xmlns:wne="http://schemas.microsoft.com/office/word/2006/wordml" xmlns:wps="http://schemas.microsoft.com/office/word/2010/wordprocessingShape" mc:Ignorable="w14 wp14">
   <w:body>
     <w:p>
       <w:pPr>
@@ -23,7 +23,7 @@
         <mc:AlternateContent>
           <mc:Choice Requires="wps">
             <w:drawing>
-              <wp:anchor distT="45720" distB="45720" distL="114300" distR="114300" simplePos="0" relativeHeight="251663872" behindDoc="0" locked="0" layoutInCell="1" allowOverlap="1" wp14:anchorId="4A66F1F5" wp14:editId="3342AF2C">
+              <wp:anchor distT="45720" distB="45720" distL="114300" distR="114300" simplePos="0" relativeHeight="251663872" behindDoc="0" locked="0" layoutInCell="1" allowOverlap="1" wp14:anchorId="4A66F1F5" wp14:editId="15452FEC">
                 <wp:simplePos x="0" y="0"/>
                 <wp:positionH relativeFrom="margin">
                   <wp:posOffset>-629920</wp:posOffset>
@@ -64,7 +64,6 @@
                         <w:txbxContent>
                           <w:p>
                             <w:pPr>
-                              <w:jc w:val="both"/>
                               <w:rPr>
                                 <w:rFonts w:ascii="Tahoma" w:hAnsi="Tahoma" w:cs="Tahoma"/>
                                 <w:sz w:val="20"/>
@@ -80,43 +79,8 @@
                                 <w:sz w:val="20"/>
                                 <w:szCs w:val="20"/>
                                 <w:u w:val="thick"/>
-                                <w:lang w:val="en-GB"/>
                               </w:rPr>
-                              <w:t xml:space="preserve">Goods </w:t>
-                            </w:r>
-                            <w:r>
-                              <w:rPr>
-                                <w:rFonts w:ascii="Tahoma" w:hAnsi="Tahoma" w:cs="Tahoma"/>
-                                <w:b/>
-                                <w:bCs/>
-                                <w:sz w:val="20"/>
-                                <w:szCs w:val="20"/>
-                                <w:u w:val="thick"/>
-                              </w:rPr>
-                              <w:t>Receive</w:t>
-                            </w:r>
-                            <w:r>
-                              <w:rPr>
-                                <w:rFonts w:ascii="Tahoma" w:hAnsi="Tahoma" w:cs="Tahoma"/>
-                                <w:b/>
-                                <w:bCs/>
-                                <w:sz w:val="20"/>
-                                <w:szCs w:val="20"/>
-                                <w:u w:val="thick"/>
-                              </w:rPr>
-                              <w:t xml:space="preserve"> </w:t>
-                            </w:r>
-                            <w:r>
-                              <w:rPr>
-                                <w:rFonts w:ascii="Tahoma" w:hAnsi="Tahoma" w:cs="Tahoma"/>
-                                <w:b/>
-                                <w:bCs/>
-                                <w:sz w:val="20"/>
-                                <w:szCs w:val="20"/>
-                                <w:u w:val="thick"/>
-                                <w:lang w:val="en-GB"/>
-                              </w:rPr>
-                              <w:t>Note (GRN)</w:t>
+                              <w:t>INVENTORY RECEIVE</w:t>
                             </w:r>
                           </w:p>
                         </w:txbxContent>
@@ -138,7 +102,7 @@
           </mc:Choice>
           <mc:Fallback>
             <w:pict>
-              <v:shapetype w14:anchorId="4A66F1F5" id="_x0000_t202" coordsize="21600,21600" o:spt="202" path="m,l,21600r21600,l21600,xe">
+              <v:shapetype id="_x0000_t202" coordsize="21600,21600" o:spt="202" path="m,l,21600r21600,l21600,xe">
                 <v:stroke joinstyle="miter"/>
                 <v:path gradientshapeok="t" o:connecttype="rect"/>
               </v:shapetype>
@@ -147,7 +111,6 @@
                   <w:txbxContent>
                     <w:p>
                       <w:pPr>
-                        <w:jc w:val="both"/>
                         <w:rPr>
                           <w:rFonts w:ascii="Tahoma" w:hAnsi="Tahoma" w:cs="Tahoma"/>
                           <w:sz w:val="20"/>
@@ -163,43 +126,8 @@
                           <w:sz w:val="20"/>
                           <w:szCs w:val="20"/>
                           <w:u w:val="thick"/>
-                          <w:lang w:val="en-GB"/>
                         </w:rPr>
-                        <w:t xml:space="preserve">Goods </w:t>
-                      </w:r>
-                      <w:r>
-                        <w:rPr>
-                          <w:rFonts w:ascii="Tahoma" w:hAnsi="Tahoma" w:cs="Tahoma"/>
-                          <w:b/>
-                          <w:bCs/>
-                          <w:sz w:val="20"/>
-                          <w:szCs w:val="20"/>
-                          <w:u w:val="thick"/>
-                        </w:rPr>
-                        <w:t>Receive</w:t>
-                      </w:r>
-                      <w:r>
-                        <w:rPr>
-                          <w:rFonts w:ascii="Tahoma" w:hAnsi="Tahoma" w:cs="Tahoma"/>
-                          <w:b/>
-                          <w:bCs/>
-                          <w:sz w:val="20"/>
-                          <w:szCs w:val="20"/>
-                          <w:u w:val="thick"/>
-                        </w:rPr>
-                        <w:t xml:space="preserve"> </w:t>
-                      </w:r>
-                      <w:r>
-                        <w:rPr>
-                          <w:rFonts w:ascii="Tahoma" w:hAnsi="Tahoma" w:cs="Tahoma"/>
-                          <w:b/>
-                          <w:bCs/>
-                          <w:sz w:val="20"/>
-                          <w:szCs w:val="20"/>
-                          <w:u w:val="thick"/>
-                          <w:lang w:val="en-GB"/>
-                        </w:rPr>
-                        <w:t>Note (GRN)</w:t>
+                        <w:t>INVENTORY RECEIVE</w:t>
                       </w:r>
                     </w:p>
                   </w:txbxContent>
@@ -215,10 +143,9 @@
       <w:pPr>
         <w:rPr>
           <w:rFonts w:ascii="Tahoma" w:hAnsi="Tahoma" w:cs="Tahoma"/>
-          <w:sz w:val="20"/>
-          <w:szCs w:val="20"/>
-          <w:u w:val="thick"/>
-          <w:lang w:val="en-GB"/>
+          <w:noProof/>
+          <w:sz w:val="16"/>
+          <w:szCs w:val="16"/>
         </w:rPr>
       </w:pPr>
     </w:p>
@@ -233,8 +160,8 @@
       <w:tblGrid>
         <w:gridCol w:w="5490"/>
         <w:gridCol w:w="3078"/>
-        <w:gridCol w:w="1170"/>
-        <w:gridCol w:w="4437"/>
+        <w:gridCol w:w="1242"/>
+        <w:gridCol w:w="4365"/>
         <w:gridCol w:w="4113"/>
       </w:tblGrid>
       <w:tr>
@@ -262,27 +189,7 @@
                 <w:sz w:val="16"/>
                 <w:szCs w:val="16"/>
               </w:rPr>
-              <w:t>GRN N</w:t>
-            </w:r>
-            <w:r>
-              <w:rPr>
-                <w:rFonts w:ascii="Tahoma" w:eastAsia="Arial" w:hAnsi="Tahoma" w:cs="Tahoma"/>
-                <w:b/>
-                <w:bCs/>
-                <w:sz w:val="16"/>
-                <w:szCs w:val="16"/>
-              </w:rPr>
-              <w:t>o.</w:t>
-            </w:r>
-            <w:r>
-              <w:rPr>
-                <w:rFonts w:ascii="Tahoma" w:eastAsia="Arial" w:hAnsi="Tahoma" w:cs="Tahoma"/>
-                <w:b/>
-                <w:bCs/>
-                <w:sz w:val="16"/>
-                <w:szCs w:val="16"/>
-              </w:rPr>
-              <w:t>:</w:t>
+              <w:t>GRN NO:</w:t>
             </w:r>
             <w:r>
               <w:rPr>
@@ -293,6 +200,7 @@
               </w:rPr>
               <w:t>{</w:t>
             </w:r>
+            <w:proofErr w:type="spellStart"/>
             <w:r>
               <w:rPr>
                 <w:rFonts w:ascii="Tahoma" w:hAnsi="Tahoma" w:cs="Tahoma"/>
@@ -303,6 +211,7 @@
               </w:rPr>
               <w:t>GRNNumber</w:t>
             </w:r>
+            <w:proofErr w:type="spellEnd"/>
             <w:r>
               <w:rPr>
                 <w:rFonts w:ascii="Tahoma" w:eastAsia="Arial" w:hAnsi="Tahoma" w:cs="Tahoma"/>
@@ -330,17 +239,7 @@
                 <w:sz w:val="16"/>
                 <w:szCs w:val="16"/>
               </w:rPr>
-              <w:t xml:space="preserve">GRN </w:t>
-            </w:r>
-            <w:r>
-              <w:rPr>
-                <w:rFonts w:ascii="Tahoma" w:eastAsia="Arial" w:hAnsi="Tahoma" w:cs="Tahoma"/>
-                <w:b/>
-                <w:bCs/>
-                <w:sz w:val="16"/>
-                <w:szCs w:val="16"/>
-              </w:rPr>
-              <w:t xml:space="preserve">Date:  </w:t>
+              <w:t xml:space="preserve">Dated:  </w:t>
             </w:r>
             <w:r>
               <w:rPr>
@@ -349,7 +248,27 @@
                 <w:sz w:val="16"/>
                 <w:szCs w:val="16"/>
               </w:rPr>
-              <w:t>{GRNDate}</w:t>
+              <w:t>{</w:t>
+            </w:r>
+            <w:proofErr w:type="spellStart"/>
+            <w:r>
+              <w:rPr>
+                <w:rFonts w:ascii="Tahoma" w:eastAsia="Times New Roman" w:hAnsi="Tahoma" w:cs="Tahoma"/>
+                <w:color w:val="000000"/>
+                <w:sz w:val="16"/>
+                <w:szCs w:val="16"/>
+              </w:rPr>
+              <w:t>GRNDate</w:t>
+            </w:r>
+            <w:proofErr w:type="spellEnd"/>
+            <w:r>
+              <w:rPr>
+                <w:rFonts w:ascii="Tahoma" w:eastAsia="Times New Roman" w:hAnsi="Tahoma" w:cs="Tahoma"/>
+                <w:color w:val="000000"/>
+                <w:sz w:val="16"/>
+                <w:szCs w:val="16"/>
+              </w:rPr>
+              <w:t>}</w:t>
             </w:r>
           </w:p>
           <w:p>
@@ -372,6 +291,7 @@
               </w:rPr>
               <w:t>Employee Name:{</w:t>
             </w:r>
+            <w:proofErr w:type="spellStart"/>
             <w:r>
               <w:rPr>
                 <w:rFonts w:ascii="Tahoma" w:eastAsia="Arial" w:hAnsi="Tahoma" w:cs="Tahoma"/>
@@ -381,6 +301,7 @@
               </w:rPr>
               <w:t>EmployeeName</w:t>
             </w:r>
+            <w:proofErr w:type="spellEnd"/>
             <w:r>
               <w:rPr>
                 <w:rFonts w:ascii="Tahoma" w:eastAsia="Arial" w:hAnsi="Tahoma" w:cs="Tahoma"/>
@@ -395,7 +316,7 @@
         </w:tc>
         <w:tc>
           <w:tcPr>
-            <w:tcW w:w="4248" w:type="dxa"/>
+            <w:tcW w:w="4320" w:type="dxa"/>
             <w:gridSpan w:val="2"/>
           </w:tcPr>
           <w:p>
@@ -427,6 +348,7 @@
               </w:rPr>
               <w:t>{</w:t>
             </w:r>
+            <w:proofErr w:type="spellStart"/>
             <w:r>
               <w:rPr>
                 <w:rFonts w:ascii="Consolas" w:hAnsi="Consolas" w:cs="Consolas"/>
@@ -436,6 +358,7 @@
               </w:rPr>
               <w:t>PONumber</w:t>
             </w:r>
+            <w:proofErr w:type="spellEnd"/>
             <w:r>
               <w:rPr>
                 <w:rFonts w:ascii="Tahoma" w:eastAsia="Times New Roman" w:hAnsi="Tahoma" w:cs="Tahoma"/>
@@ -463,37 +386,18 @@
                 <w:sz w:val="16"/>
                 <w:szCs w:val="16"/>
               </w:rPr>
-              <w:t>Gate Entry N</w:t>
+              <w:t>Gate Entry NO :</w:t>
             </w:r>
             <w:r>
               <w:rPr>
                 <w:rFonts w:ascii="Tahoma" w:eastAsia="Times New Roman" w:hAnsi="Tahoma" w:cs="Tahoma"/>
-                <w:b/>
-                <w:bCs/>
-                <w:sz w:val="16"/>
-                <w:szCs w:val="16"/>
-              </w:rPr>
-              <w:t>o.</w:t>
-            </w:r>
-            <w:r>
-              <w:rPr>
-                <w:rFonts w:ascii="Tahoma" w:eastAsia="Times New Roman" w:hAnsi="Tahoma" w:cs="Tahoma"/>
-                <w:b/>
-                <w:bCs/>
-                <w:sz w:val="16"/>
-                <w:szCs w:val="16"/>
-              </w:rPr>
-              <w:t xml:space="preserve"> :</w:t>
-            </w:r>
-            <w:r>
-              <w:rPr>
-                <w:rFonts w:ascii="Tahoma" w:eastAsia="Times New Roman" w:hAnsi="Tahoma" w:cs="Tahoma"/>
                 <w:bCs/>
                 <w:sz w:val="16"/>
                 <w:szCs w:val="16"/>
               </w:rPr>
               <w:t>{</w:t>
             </w:r>
+            <w:proofErr w:type="spellStart"/>
             <w:r>
               <w:rPr>
                 <w:rFonts w:ascii="Tahoma" w:eastAsia="Times New Roman" w:hAnsi="Tahoma" w:cs="Tahoma"/>
@@ -504,6 +408,7 @@
               </w:rPr>
               <w:t>GateEntryNo</w:t>
             </w:r>
+            <w:proofErr w:type="spellEnd"/>
             <w:r>
               <w:rPr>
                 <w:rFonts w:ascii="Tahoma" w:eastAsia="Times New Roman" w:hAnsi="Tahoma" w:cs="Tahoma"/>
@@ -532,17 +437,7 @@
                 <w:sz w:val="16"/>
                 <w:szCs w:val="16"/>
               </w:rPr>
-              <w:t xml:space="preserve">Gate Entry </w:t>
-            </w:r>
-            <w:r>
-              <w:rPr>
-                <w:rFonts w:ascii="Tahoma" w:eastAsia="Times New Roman" w:hAnsi="Tahoma" w:cs="Tahoma"/>
-                <w:b/>
-                <w:bCs/>
-                <w:sz w:val="16"/>
-                <w:szCs w:val="16"/>
-              </w:rPr>
-              <w:t xml:space="preserve">Date:  </w:t>
+              <w:t xml:space="preserve">Dated:  </w:t>
             </w:r>
             <w:r>
               <w:rPr>
@@ -553,6 +448,7 @@
               </w:rPr>
               <w:t>{</w:t>
             </w:r>
+            <w:proofErr w:type="spellStart"/>
             <w:r>
               <w:rPr>
                 <w:rFonts w:ascii="Tahoma" w:eastAsia="Times New Roman" w:hAnsi="Tahoma" w:cs="Tahoma"/>
@@ -572,6 +468,7 @@
               </w:rPr>
               <w:t>EntryDate</w:t>
             </w:r>
+            <w:proofErr w:type="spellEnd"/>
             <w:r>
               <w:rPr>
                 <w:rFonts w:ascii="Tahoma" w:eastAsia="Times New Roman" w:hAnsi="Tahoma" w:cs="Tahoma"/>
@@ -585,7 +482,7 @@
         </w:tc>
         <w:tc>
           <w:tcPr>
-            <w:tcW w:w="4437" w:type="dxa"/>
+            <w:tcW w:w="4365" w:type="dxa"/>
           </w:tcPr>
           <w:p>
             <w:pPr>
@@ -613,6 +510,7 @@
               </w:rPr>
               <w:t>{</w:t>
             </w:r>
+            <w:proofErr w:type="spellStart"/>
             <w:r>
               <w:rPr>
                 <w:rFonts w:ascii="Tahoma" w:hAnsi="Tahoma" w:cs="Tahoma"/>
@@ -623,6 +521,7 @@
               </w:rPr>
               <w:t>CheckStatus</w:t>
             </w:r>
+            <w:proofErr w:type="spellEnd"/>
             <w:r>
               <w:rPr>
                 <w:rFonts w:ascii="Tahoma" w:hAnsi="Tahoma" w:cs="Tahoma"/>
@@ -666,6 +565,7 @@
               </w:rPr>
               <w:t>{</w:t>
             </w:r>
+            <w:proofErr w:type="spellStart"/>
             <w:r>
               <w:rPr>
                 <w:rFonts w:ascii="Tahoma" w:hAnsi="Tahoma" w:cs="Tahoma"/>
@@ -676,6 +576,7 @@
               </w:rPr>
               <w:t>ApproveStatus</w:t>
             </w:r>
+            <w:proofErr w:type="spellEnd"/>
             <w:r>
               <w:rPr>
                 <w:rFonts w:ascii="Tahoma" w:hAnsi="Tahoma" w:cs="Tahoma"/>
@@ -702,13 +603,23 @@
               </w:rPr>
               <w:t>Creditable  Status :{</w:t>
             </w:r>
-            <w:r>
-              <w:rPr>
-                <w:rFonts w:ascii="Tahoma" w:hAnsi="Tahoma" w:cs="Tahoma"/>
-                <w:sz w:val="16"/>
-                <w:szCs w:val="16"/>
-              </w:rPr>
-              <w:t xml:space="preserve">CredtibleStatus}      </w:t>
+            <w:proofErr w:type="spellStart"/>
+            <w:r>
+              <w:rPr>
+                <w:rFonts w:ascii="Tahoma" w:hAnsi="Tahoma" w:cs="Tahoma"/>
+                <w:sz w:val="16"/>
+                <w:szCs w:val="16"/>
+              </w:rPr>
+              <w:t>CredtibleStatus</w:t>
+            </w:r>
+            <w:proofErr w:type="spellEnd"/>
+            <w:r>
+              <w:rPr>
+                <w:rFonts w:ascii="Tahoma" w:hAnsi="Tahoma" w:cs="Tahoma"/>
+                <w:sz w:val="16"/>
+                <w:szCs w:val="16"/>
+              </w:rPr>
+              <w:t xml:space="preserve">}      </w:t>
             </w:r>
           </w:p>
         </w:tc>
@@ -755,6 +666,7 @@
               </w:rPr>
               <w:t>{</w:t>
             </w:r>
+            <w:proofErr w:type="spellStart"/>
             <w:r>
               <w:rPr>
                 <w:rFonts w:ascii="Tahoma" w:hAnsi="Tahoma" w:cs="Tahoma"/>
@@ -765,6 +677,7 @@
               </w:rPr>
               <w:t>LCNumber</w:t>
             </w:r>
+            <w:proofErr w:type="spellEnd"/>
             <w:r>
               <w:rPr>
                 <w:rFonts w:ascii="Tahoma" w:eastAsia="Arial" w:hAnsi="Tahoma" w:cs="Tahoma"/>
@@ -785,15 +698,27 @@
                 <w:szCs w:val="16"/>
               </w:rPr>
             </w:pPr>
-            <w:r>
-              <w:rPr>
-                <w:rFonts w:ascii="Tahoma" w:eastAsia="Arial" w:hAnsi="Tahoma" w:cs="Tahoma"/>
-                <w:b/>
-                <w:bCs/>
-                <w:sz w:val="16"/>
-                <w:szCs w:val="16"/>
-              </w:rPr>
-              <w:t xml:space="preserve">Opn. </w:t>
+            <w:proofErr w:type="spellStart"/>
+            <w:r>
+              <w:rPr>
+                <w:rFonts w:ascii="Tahoma" w:eastAsia="Arial" w:hAnsi="Tahoma" w:cs="Tahoma"/>
+                <w:b/>
+                <w:bCs/>
+                <w:sz w:val="16"/>
+                <w:szCs w:val="16"/>
+              </w:rPr>
+              <w:t>Opn</w:t>
+            </w:r>
+            <w:proofErr w:type="spellEnd"/>
+            <w:r>
+              <w:rPr>
+                <w:rFonts w:ascii="Tahoma" w:eastAsia="Arial" w:hAnsi="Tahoma" w:cs="Tahoma"/>
+                <w:b/>
+                <w:bCs/>
+                <w:sz w:val="16"/>
+                <w:szCs w:val="16"/>
+              </w:rPr>
+              <w:t xml:space="preserve">. </w:t>
             </w:r>
             <w:r>
               <w:rPr>
@@ -812,7 +737,27 @@
                 <w:sz w:val="16"/>
                 <w:szCs w:val="16"/>
               </w:rPr>
-              <w:t>{LCODate}</w:t>
+              <w:t>{</w:t>
+            </w:r>
+            <w:proofErr w:type="spellStart"/>
+            <w:r>
+              <w:rPr>
+                <w:rFonts w:ascii="Tahoma" w:eastAsia="Times New Roman" w:hAnsi="Tahoma" w:cs="Tahoma"/>
+                <w:color w:val="000000"/>
+                <w:sz w:val="16"/>
+                <w:szCs w:val="16"/>
+              </w:rPr>
+              <w:t>LCODate</w:t>
+            </w:r>
+            <w:proofErr w:type="spellEnd"/>
+            <w:r>
+              <w:rPr>
+                <w:rFonts w:ascii="Tahoma" w:eastAsia="Times New Roman" w:hAnsi="Tahoma" w:cs="Tahoma"/>
+                <w:color w:val="000000"/>
+                <w:sz w:val="16"/>
+                <w:szCs w:val="16"/>
+              </w:rPr>
+              <w:t>}</w:t>
             </w:r>
           </w:p>
           <w:p>
@@ -825,15 +770,27 @@
                 <w:szCs w:val="16"/>
               </w:rPr>
             </w:pPr>
-            <w:r>
-              <w:rPr>
-                <w:rFonts w:ascii="Tahoma" w:eastAsia="Arial" w:hAnsi="Tahoma" w:cs="Tahoma"/>
-                <w:b/>
-                <w:bCs/>
-                <w:sz w:val="16"/>
-                <w:szCs w:val="16"/>
-              </w:rPr>
-              <w:t xml:space="preserve">Opn. </w:t>
+            <w:proofErr w:type="spellStart"/>
+            <w:r>
+              <w:rPr>
+                <w:rFonts w:ascii="Tahoma" w:eastAsia="Arial" w:hAnsi="Tahoma" w:cs="Tahoma"/>
+                <w:b/>
+                <w:bCs/>
+                <w:sz w:val="16"/>
+                <w:szCs w:val="16"/>
+              </w:rPr>
+              <w:t>Opn</w:t>
+            </w:r>
+            <w:proofErr w:type="spellEnd"/>
+            <w:r>
+              <w:rPr>
+                <w:rFonts w:ascii="Tahoma" w:eastAsia="Arial" w:hAnsi="Tahoma" w:cs="Tahoma"/>
+                <w:b/>
+                <w:bCs/>
+                <w:sz w:val="16"/>
+                <w:szCs w:val="16"/>
+              </w:rPr>
+              <w:t xml:space="preserve">. </w:t>
             </w:r>
             <w:r>
               <w:rPr>
@@ -852,7 +809,27 @@
                 <w:sz w:val="16"/>
                 <w:szCs w:val="16"/>
               </w:rPr>
-              <w:t xml:space="preserve">{OpeningBank}        </w:t>
+              <w:t>{</w:t>
+            </w:r>
+            <w:proofErr w:type="spellStart"/>
+            <w:r>
+              <w:rPr>
+                <w:rFonts w:ascii="Tahoma" w:eastAsia="Arial" w:hAnsi="Tahoma" w:cs="Tahoma"/>
+                <w:bCs/>
+                <w:sz w:val="16"/>
+                <w:szCs w:val="16"/>
+              </w:rPr>
+              <w:t>OpeningBank</w:t>
+            </w:r>
+            <w:proofErr w:type="spellEnd"/>
+            <w:r>
+              <w:rPr>
+                <w:rFonts w:ascii="Tahoma" w:eastAsia="Arial" w:hAnsi="Tahoma" w:cs="Tahoma"/>
+                <w:bCs/>
+                <w:sz w:val="16"/>
+                <w:szCs w:val="16"/>
+              </w:rPr>
+              <w:t xml:space="preserve">}        </w:t>
             </w:r>
           </w:p>
           <w:p>
@@ -863,15 +840,27 @@
                 <w:szCs w:val="16"/>
               </w:rPr>
             </w:pPr>
-            <w:r>
-              <w:rPr>
-                <w:rFonts w:ascii="Tahoma" w:eastAsia="Arial" w:hAnsi="Tahoma" w:cs="Tahoma"/>
-                <w:b/>
-                <w:bCs/>
-                <w:sz w:val="16"/>
-                <w:szCs w:val="16"/>
-              </w:rPr>
-              <w:t>Benf.</w:t>
+            <w:proofErr w:type="spellStart"/>
+            <w:r>
+              <w:rPr>
+                <w:rFonts w:ascii="Tahoma" w:eastAsia="Arial" w:hAnsi="Tahoma" w:cs="Tahoma"/>
+                <w:b/>
+                <w:bCs/>
+                <w:sz w:val="16"/>
+                <w:szCs w:val="16"/>
+              </w:rPr>
+              <w:t>Benf</w:t>
+            </w:r>
+            <w:proofErr w:type="spellEnd"/>
+            <w:r>
+              <w:rPr>
+                <w:rFonts w:ascii="Tahoma" w:eastAsia="Arial" w:hAnsi="Tahoma" w:cs="Tahoma"/>
+                <w:b/>
+                <w:bCs/>
+                <w:sz w:val="16"/>
+                <w:szCs w:val="16"/>
+              </w:rPr>
+              <w:t>.</w:t>
             </w:r>
             <w:r>
               <w:rPr>
@@ -892,6 +881,7 @@
               </w:rPr>
               <w:t>{</w:t>
             </w:r>
+            <w:proofErr w:type="spellStart"/>
             <w:r>
               <w:rPr>
                 <w:rFonts w:ascii="Tahoma" w:eastAsia="Arial" w:hAnsi="Tahoma" w:cs="Tahoma"/>
@@ -901,6 +891,7 @@
               </w:rPr>
               <w:t>BeneficiaryBank</w:t>
             </w:r>
+            <w:proofErr w:type="spellEnd"/>
             <w:r>
               <w:rPr>
                 <w:rFonts w:ascii="Tahoma" w:eastAsia="Times New Roman" w:hAnsi="Tahoma" w:cs="Tahoma"/>
@@ -947,15 +938,27 @@
                 <w:szCs w:val="16"/>
               </w:rPr>
             </w:pPr>
-            <w:r>
-              <w:rPr>
-                <w:rFonts w:ascii="Tahoma" w:hAnsi="Tahoma" w:cs="Tahoma"/>
-                <w:b/>
-                <w:bCs/>
-                <w:sz w:val="16"/>
-                <w:szCs w:val="16"/>
-              </w:rPr>
-              <w:t>Accpt.</w:t>
+            <w:proofErr w:type="spellStart"/>
+            <w:r>
+              <w:rPr>
+                <w:rFonts w:ascii="Tahoma" w:hAnsi="Tahoma" w:cs="Tahoma"/>
+                <w:b/>
+                <w:bCs/>
+                <w:sz w:val="16"/>
+                <w:szCs w:val="16"/>
+              </w:rPr>
+              <w:t>Accpt</w:t>
+            </w:r>
+            <w:proofErr w:type="spellEnd"/>
+            <w:r>
+              <w:rPr>
+                <w:rFonts w:ascii="Tahoma" w:hAnsi="Tahoma" w:cs="Tahoma"/>
+                <w:b/>
+                <w:bCs/>
+                <w:sz w:val="16"/>
+                <w:szCs w:val="16"/>
+              </w:rPr>
+              <w:t>.</w:t>
             </w:r>
             <w:r>
               <w:rPr>
@@ -974,7 +977,17 @@
                 <w:sz w:val="16"/>
                 <w:szCs w:val="16"/>
               </w:rPr>
-              <w:t>{Acceptance</w:t>
+              <w:t>{</w:t>
+            </w:r>
+            <w:proofErr w:type="spellStart"/>
+            <w:r>
+              <w:rPr>
+                <w:rFonts w:ascii="Tahoma" w:hAnsi="Tahoma" w:cs="Tahoma"/>
+                <w:bCs/>
+                <w:sz w:val="16"/>
+                <w:szCs w:val="16"/>
+              </w:rPr>
+              <w:t>Acceptance</w:t>
             </w:r>
             <w:r>
               <w:rPr>
@@ -986,6 +999,7 @@
               </w:rPr>
               <w:t>No</w:t>
             </w:r>
+            <w:proofErr w:type="spellEnd"/>
             <w:r>
               <w:rPr>
                 <w:rFonts w:ascii="Tahoma" w:hAnsi="Tahoma" w:cs="Tahoma"/>
@@ -1005,15 +1019,27 @@
                 <w:szCs w:val="16"/>
               </w:rPr>
             </w:pPr>
-            <w:r>
-              <w:rPr>
-                <w:rFonts w:ascii="Tahoma" w:hAnsi="Tahoma" w:cs="Tahoma"/>
-                <w:b/>
-                <w:bCs/>
-                <w:sz w:val="16"/>
-                <w:szCs w:val="16"/>
-              </w:rPr>
-              <w:t xml:space="preserve">Accpt. </w:t>
+            <w:proofErr w:type="spellStart"/>
+            <w:r>
+              <w:rPr>
+                <w:rFonts w:ascii="Tahoma" w:hAnsi="Tahoma" w:cs="Tahoma"/>
+                <w:b/>
+                <w:bCs/>
+                <w:sz w:val="16"/>
+                <w:szCs w:val="16"/>
+              </w:rPr>
+              <w:t>Accpt</w:t>
+            </w:r>
+            <w:proofErr w:type="spellEnd"/>
+            <w:r>
+              <w:rPr>
+                <w:rFonts w:ascii="Tahoma" w:hAnsi="Tahoma" w:cs="Tahoma"/>
+                <w:b/>
+                <w:bCs/>
+                <w:sz w:val="16"/>
+                <w:szCs w:val="16"/>
+              </w:rPr>
+              <w:t xml:space="preserve">. </w:t>
             </w:r>
             <w:r>
               <w:rPr>
@@ -1032,7 +1058,17 @@
                 <w:sz w:val="16"/>
                 <w:szCs w:val="16"/>
               </w:rPr>
-              <w:t>{Acceptance</w:t>
+              <w:t>{</w:t>
+            </w:r>
+            <w:proofErr w:type="spellStart"/>
+            <w:r>
+              <w:rPr>
+                <w:rFonts w:ascii="Tahoma" w:hAnsi="Tahoma" w:cs="Tahoma"/>
+                <w:bCs/>
+                <w:sz w:val="16"/>
+                <w:szCs w:val="16"/>
+              </w:rPr>
+              <w:t>Acceptance</w:t>
             </w:r>
             <w:r>
               <w:rPr>
@@ -1044,6 +1080,7 @@
               </w:rPr>
               <w:t>Date</w:t>
             </w:r>
+            <w:proofErr w:type="spellEnd"/>
             <w:r>
               <w:rPr>
                 <w:rFonts w:ascii="Tahoma" w:hAnsi="Tahoma" w:cs="Tahoma"/>
@@ -1098,7 +1135,27 @@
                 <w:sz w:val="16"/>
                 <w:szCs w:val="16"/>
               </w:rPr>
-              <w:t xml:space="preserve"> :{ContractNO}</w:t>
+              <w:t xml:space="preserve"> :{</w:t>
+            </w:r>
+            <w:proofErr w:type="spellStart"/>
+            <w:r>
+              <w:rPr>
+                <w:rFonts w:ascii="Tahoma" w:hAnsi="Tahoma" w:cs="Tahoma"/>
+                <w:bCs/>
+                <w:sz w:val="16"/>
+                <w:szCs w:val="16"/>
+              </w:rPr>
+              <w:t>ContractNO</w:t>
+            </w:r>
+            <w:proofErr w:type="spellEnd"/>
+            <w:r>
+              <w:rPr>
+                <w:rFonts w:ascii="Tahoma" w:hAnsi="Tahoma" w:cs="Tahoma"/>
+                <w:bCs/>
+                <w:sz w:val="16"/>
+                <w:szCs w:val="16"/>
+              </w:rPr>
+              <w:t>}</w:t>
             </w:r>
             <w:r>
               <w:rPr>
@@ -1165,7 +1222,31 @@
                 <w:sz w:val="16"/>
                 <w:szCs w:val="16"/>
               </w:rPr>
-              <w:t>{VendorName}</w:t>
+              <w:t>{</w:t>
+            </w:r>
+            <w:proofErr w:type="spellStart"/>
+            <w:r>
+              <w:rPr>
+                <w:rFonts w:ascii="Tahoma" w:eastAsia="Times New Roman" w:hAnsi="Tahoma" w:cs="Tahoma"/>
+                <w:b/>
+                <w:bCs/>
+                <w:color w:val="000000"/>
+                <w:sz w:val="16"/>
+                <w:szCs w:val="16"/>
+              </w:rPr>
+              <w:t>VendorName</w:t>
+            </w:r>
+            <w:proofErr w:type="spellEnd"/>
+            <w:r>
+              <w:rPr>
+                <w:rFonts w:ascii="Tahoma" w:eastAsia="Times New Roman" w:hAnsi="Tahoma" w:cs="Tahoma"/>
+                <w:b/>
+                <w:bCs/>
+                <w:color w:val="000000"/>
+                <w:sz w:val="16"/>
+                <w:szCs w:val="16"/>
+              </w:rPr>
+              <w:t>}</w:t>
             </w:r>
           </w:p>
           <w:p>
@@ -1194,7 +1275,27 @@
                 <w:sz w:val="16"/>
                 <w:szCs w:val="16"/>
               </w:rPr>
-              <w:t>{VendorAddress}</w:t>
+              <w:t>{</w:t>
+            </w:r>
+            <w:proofErr w:type="spellStart"/>
+            <w:r>
+              <w:rPr>
+                <w:rFonts w:ascii="Tahoma" w:eastAsia="Times New Roman" w:hAnsi="Tahoma" w:cs="Tahoma"/>
+                <w:color w:val="000000"/>
+                <w:sz w:val="16"/>
+                <w:szCs w:val="16"/>
+              </w:rPr>
+              <w:t>VendorAddress</w:t>
+            </w:r>
+            <w:proofErr w:type="spellEnd"/>
+            <w:r>
+              <w:rPr>
+                <w:rFonts w:ascii="Tahoma" w:eastAsia="Times New Roman" w:hAnsi="Tahoma" w:cs="Tahoma"/>
+                <w:color w:val="000000"/>
+                <w:sz w:val="16"/>
+                <w:szCs w:val="16"/>
+              </w:rPr>
+              <w:t>}</w:t>
             </w:r>
           </w:p>
           <w:p>
@@ -1209,8 +1310,8 @@
         </w:tc>
         <w:tc>
           <w:tcPr>
-            <w:tcW w:w="4248" w:type="dxa"/>
-            <w:gridSpan w:val="2"/>
+            <w:tcW w:w="8685" w:type="dxa"/>
+            <w:gridSpan w:val="3"/>
           </w:tcPr>
           <w:p>
             <w:pPr>
@@ -1241,6 +1342,7 @@
               </w:rPr>
               <w:t>{</w:t>
             </w:r>
+            <w:proofErr w:type="spellStart"/>
             <w:r>
               <w:rPr>
                 <w:rFonts w:ascii="Tahoma" w:eastAsia="Times New Roman" w:hAnsi="Tahoma" w:cs="Tahoma"/>
@@ -1251,6 +1353,7 @@
               </w:rPr>
               <w:t>InvoicingPartyName</w:t>
             </w:r>
+            <w:proofErr w:type="spellEnd"/>
             <w:r>
               <w:rPr>
                 <w:rFonts w:ascii="Tahoma" w:eastAsia="Times New Roman" w:hAnsi="Tahoma" w:cs="Tahoma"/>
@@ -1291,6 +1394,7 @@
               </w:rPr>
               <w:t>{</w:t>
             </w:r>
+            <w:proofErr w:type="spellStart"/>
             <w:r>
               <w:rPr>
                 <w:rFonts w:ascii="Tahoma" w:hAnsi="Tahoma" w:cs="Tahoma"/>
@@ -1300,68 +1404,10 @@
               </w:rPr>
               <w:t>InvoicingByAddress</w:t>
             </w:r>
+            <w:proofErr w:type="spellEnd"/>
             <w:r>
               <w:rPr>
                 <w:rFonts w:ascii="Tahoma" w:eastAsia="Times New Roman" w:hAnsi="Tahoma" w:cs="Tahoma"/>
-                <w:color w:val="000000"/>
-                <w:sz w:val="16"/>
-                <w:szCs w:val="16"/>
-              </w:rPr>
-              <w:t>}</w:t>
-            </w:r>
-          </w:p>
-        </w:tc>
-        <w:tc>
-          <w:tcPr>
-            <w:tcW w:w="4437" w:type="dxa"/>
-          </w:tcPr>
-          <w:p>
-            <w:pPr>
-              <w:rPr>
-                <w:rFonts w:ascii="Tahoma" w:eastAsia="Times New Roman" w:hAnsi="Tahoma" w:cs="Tahoma"/>
-                <w:b/>
-                <w:bCs/>
-                <w:color w:val="000000"/>
-                <w:sz w:val="16"/>
-                <w:szCs w:val="16"/>
-              </w:rPr>
-            </w:pPr>
-            <w:r>
-              <w:rPr>
-                <w:rFonts w:ascii="Tahoma" w:eastAsia="Times New Roman" w:hAnsi="Tahoma" w:cs="Tahoma"/>
-                <w:b/>
-                <w:bCs/>
-                <w:color w:val="000000"/>
-                <w:sz w:val="16"/>
-                <w:szCs w:val="16"/>
-              </w:rPr>
-              <w:t>Exchange Rate:</w:t>
-            </w:r>
-            <w:r>
-              <w:rPr>
-                <w:rFonts w:ascii="Tahoma" w:eastAsia="Times New Roman" w:hAnsi="Tahoma" w:cs="Tahoma"/>
-                <w:b/>
-                <w:bCs/>
-                <w:color w:val="000000"/>
-                <w:sz w:val="16"/>
-                <w:szCs w:val="16"/>
-              </w:rPr>
-              <w:t>{</w:t>
-            </w:r>
-            <w:r>
-              <w:rPr>
-                <w:rFonts w:ascii="Consolas" w:hAnsi="Consolas" w:cs="Consolas"/>
-                <w:color w:val="000000"/>
-                <w:sz w:val="19"/>
-                <w:szCs w:val="19"/>
-              </w:rPr>
-              <w:t>ToCurrencyRate</w:t>
-            </w:r>
-            <w:r>
-              <w:rPr>
-                <w:rFonts w:ascii="Tahoma" w:eastAsia="Times New Roman" w:hAnsi="Tahoma" w:cs="Tahoma"/>
-                <w:b/>
-                <w:bCs/>
                 <w:color w:val="000000"/>
                 <w:sz w:val="16"/>
                 <w:szCs w:val="16"/>
@@ -1419,7 +1465,29 @@
                 <w:sz w:val="16"/>
                 <w:szCs w:val="16"/>
               </w:rPr>
-              <w:t>{materialItems}</w:t>
+              <w:t>{</w:t>
+            </w:r>
+            <w:proofErr w:type="spellStart"/>
+            <w:r>
+              <w:rPr>
+                <w:rFonts w:ascii="Tahoma" w:eastAsia="Arial" w:hAnsi="Tahoma" w:cs="Tahoma"/>
+                <w:b/>
+                <w:bCs/>
+                <w:sz w:val="16"/>
+                <w:szCs w:val="16"/>
+              </w:rPr>
+              <w:t>materialItems</w:t>
+            </w:r>
+            <w:proofErr w:type="spellEnd"/>
+            <w:r>
+              <w:rPr>
+                <w:rFonts w:ascii="Tahoma" w:eastAsia="Arial" w:hAnsi="Tahoma" w:cs="Tahoma"/>
+                <w:b/>
+                <w:bCs/>
+                <w:sz w:val="16"/>
+                <w:szCs w:val="16"/>
+              </w:rPr>
+              <w:t>}</w:t>
             </w:r>
             <w:r>
               <w:rPr>
@@ -1449,7 +1517,29 @@
                 <w:sz w:val="16"/>
                 <w:szCs w:val="16"/>
               </w:rPr>
-              <w:t>{ServiceItems}</w:t>
+              <w:t>{</w:t>
+            </w:r>
+            <w:proofErr w:type="spellStart"/>
+            <w:r>
+              <w:rPr>
+                <w:rFonts w:ascii="Tahoma" w:eastAsia="Arial" w:hAnsi="Tahoma" w:cs="Tahoma"/>
+                <w:b/>
+                <w:bCs/>
+                <w:sz w:val="16"/>
+                <w:szCs w:val="16"/>
+              </w:rPr>
+              <w:t>ServiceItems</w:t>
+            </w:r>
+            <w:proofErr w:type="spellEnd"/>
+            <w:r>
+              <w:rPr>
+                <w:rFonts w:ascii="Tahoma" w:eastAsia="Arial" w:hAnsi="Tahoma" w:cs="Tahoma"/>
+                <w:b/>
+                <w:bCs/>
+                <w:sz w:val="16"/>
+                <w:szCs w:val="16"/>
+              </w:rPr>
+              <w:t>}</w:t>
             </w:r>
           </w:p>
         </w:tc>
@@ -1487,7 +1577,29 @@
                 <w:sz w:val="16"/>
                 <w:szCs w:val="16"/>
               </w:rPr>
-              <w:t>In Words: {TotalInWords}</w:t>
+              <w:t>In Words: {</w:t>
+            </w:r>
+            <w:proofErr w:type="spellStart"/>
+            <w:r>
+              <w:rPr>
+                <w:rFonts w:ascii="Tahoma" w:eastAsia="Arial" w:hAnsi="Tahoma" w:cs="Tahoma"/>
+                <w:b/>
+                <w:bCs/>
+                <w:sz w:val="16"/>
+                <w:szCs w:val="16"/>
+              </w:rPr>
+              <w:t>TotalInWords</w:t>
+            </w:r>
+            <w:proofErr w:type="spellEnd"/>
+            <w:r>
+              <w:rPr>
+                <w:rFonts w:ascii="Tahoma" w:eastAsia="Arial" w:hAnsi="Tahoma" w:cs="Tahoma"/>
+                <w:b/>
+                <w:bCs/>
+                <w:sz w:val="16"/>
+                <w:szCs w:val="16"/>
+              </w:rPr>
+              <w:t>}</w:t>
             </w:r>
           </w:p>
           <w:p>
@@ -1571,7 +1683,29 @@
                 <w:sz w:val="16"/>
                 <w:szCs w:val="16"/>
               </w:rPr>
-              <w:t>Total Amount: {GrandTotal}</w:t>
+              <w:t>Total Amount: {</w:t>
+            </w:r>
+            <w:proofErr w:type="spellStart"/>
+            <w:r>
+              <w:rPr>
+                <w:rFonts w:ascii="Tahoma" w:eastAsia="Arial" w:hAnsi="Tahoma" w:cs="Tahoma"/>
+                <w:b/>
+                <w:bCs/>
+                <w:sz w:val="16"/>
+                <w:szCs w:val="16"/>
+              </w:rPr>
+              <w:t>GrandTotal</w:t>
+            </w:r>
+            <w:proofErr w:type="spellEnd"/>
+            <w:r>
+              <w:rPr>
+                <w:rFonts w:ascii="Tahoma" w:eastAsia="Arial" w:hAnsi="Tahoma" w:cs="Tahoma"/>
+                <w:b/>
+                <w:bCs/>
+                <w:sz w:val="16"/>
+                <w:szCs w:val="16"/>
+              </w:rPr>
+              <w:t>}</w:t>
             </w:r>
           </w:p>
           <w:p>
@@ -1765,7 +1899,7 @@
                       </mc:Choice>
                       <mc:Fallback>
                         <w:pict>
-                          <v:line w14:anchorId="1C315471" id="Straight Connector 3" o:spid="_x0000_s1026" style="position:absolute;flip:x;z-index:251665920;visibility:visible;mso-wrap-style:square;mso-width-percent:0;mso-height-percent:0;mso-wrap-distance-left:9pt;mso-wrap-distance-top:0;mso-wrap-distance-right:9pt;mso-wrap-distance-bottom:0;mso-position-horizontal:absolute;mso-position-horizontal-relative:text;mso-position-vertical:absolute;mso-position-vertical-relative:text;mso-width-percent:0;mso-height-percent:0;mso-width-relative:margin;mso-height-relative:margin" from="30.2pt,9.8pt" to="139.75pt,9.8pt" o:gfxdata="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" strokecolor="windowText" strokeweight=".5pt">
+                          <v:line id="Straight Connector 3" o:spid="_x0000_s1026" style="position:absolute;flip:x;z-index:251665920;visibility:visible;mso-wrap-style:square;mso-width-percent:0;mso-height-percent:0;mso-wrap-distance-left:9pt;mso-wrap-distance-top:0;mso-wrap-distance-right:9pt;mso-wrap-distance-bottom:0;mso-position-horizontal:absolute;mso-position-horizontal-relative:text;mso-position-vertical:absolute;mso-position-vertical-relative:text;mso-width-percent:0;mso-height-percent:0;mso-width-relative:margin;mso-height-relative:margin" from="30.2pt,9.8pt" to="139.75pt,9.8pt" o:gfxdata="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" strokecolor="windowText" strokeweight=".5pt">
                             <v:stroke joinstyle="miter"/>
                           </v:line>
                         </w:pict>
@@ -1799,6 +1933,7 @@
                     </w:rPr>
                     <w:t>{</w:t>
                   </w:r>
+                  <w:proofErr w:type="spellStart"/>
                   <w:r>
                     <w:rPr>
                       <w:rFonts w:ascii="Tahoma" w:hAnsi="Tahoma" w:cs="Tahoma"/>
@@ -1809,6 +1944,7 @@
                     </w:rPr>
                     <w:t>AddedBy</w:t>
                   </w:r>
+                  <w:proofErr w:type="spellEnd"/>
                   <w:r>
                     <w:rPr>
                       <w:rFonts w:ascii="Tahoma" w:eastAsia="Arial" w:hAnsi="Tahoma" w:cs="Tahoma"/>
@@ -1860,6 +1996,7 @@
                     </w:rPr>
                     <w:t>{</w:t>
                   </w:r>
+                  <w:proofErr w:type="spellStart"/>
                   <w:r>
                     <w:rPr>
                       <w:rFonts w:ascii="Tahoma" w:hAnsi="Tahoma" w:cs="Tahoma"/>
@@ -1870,6 +2007,7 @@
                     </w:rPr>
                     <w:t>CheckedBy</w:t>
                   </w:r>
+                  <w:proofErr w:type="spellEnd"/>
                   <w:r>
                     <w:rPr>
                       <w:rFonts w:ascii="Tahoma" w:eastAsia="Arial" w:hAnsi="Tahoma" w:cs="Tahoma"/>
@@ -1950,7 +2088,7 @@
                       </mc:Choice>
                       <mc:Fallback>
                         <w:pict>
-                          <v:line w14:anchorId="0468C1B8" id="Straight Connector 2" o:spid="_x0000_s1026" style="position:absolute;z-index:251667968;visibility:visible;mso-wrap-style:square;mso-wrap-distance-left:9pt;mso-wrap-distance-top:0;mso-wrap-distance-right:9pt;mso-wrap-distance-bottom:0;mso-position-horizontal:absolute;mso-position-horizontal-relative:text;mso-position-vertical:absolute;mso-position-vertical-relative:text" from="31.15pt,9.8pt" to="143.2pt,9.8pt" o:gfxdata="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" strokecolor="windowText" strokeweight=".5pt">
+                          <v:line id="Straight Connector 2" o:spid="_x0000_s1026" style="position:absolute;z-index:251667968;visibility:visible;mso-wrap-style:square;mso-wrap-distance-left:9pt;mso-wrap-distance-top:0;mso-wrap-distance-right:9pt;mso-wrap-distance-bottom:0;mso-position-horizontal:absolute;mso-position-horizontal-relative:text;mso-position-vertical:absolute;mso-position-vertical-relative:text" from="31.15pt,9.8pt" to="143.2pt,9.8pt" o:gfxdata="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" strokecolor="windowText" strokeweight=".5pt">
                             <v:stroke joinstyle="miter"/>
                           </v:line>
                         </w:pict>
@@ -1993,6 +2131,7 @@
                     </w:rPr>
                     <w:t>{</w:t>
                   </w:r>
+                  <w:proofErr w:type="spellStart"/>
                   <w:r>
                     <w:rPr>
                       <w:rFonts w:ascii="Tahoma" w:hAnsi="Tahoma" w:cs="Tahoma"/>
@@ -2003,6 +2142,7 @@
                     </w:rPr>
                     <w:t>AuthorizedBy</w:t>
                   </w:r>
+                  <w:proofErr w:type="spellEnd"/>
                   <w:r>
                     <w:rPr>
                       <w:rFonts w:ascii="Tahoma" w:eastAsia="Arial" w:hAnsi="Tahoma" w:cs="Tahoma"/>
@@ -2140,7 +2280,7 @@
                       </mc:Choice>
                       <mc:Fallback>
                         <w:pict>
-                          <v:line w14:anchorId="6373CE9B" id="Straight Connector 1" o:spid="_x0000_s1026" style="position:absolute;z-index:251666944;visibility:visible;mso-wrap-style:square;mso-width-percent:0;mso-wrap-distance-left:9pt;mso-wrap-distance-top:0;mso-wrap-distance-right:9pt;mso-wrap-distance-bottom:0;mso-position-horizontal:absolute;mso-position-horizontal-relative:text;mso-position-vertical:absolute;mso-position-vertical-relative:text;mso-width-percent:0;mso-width-relative:margin" from="23.45pt,.65pt" to="143.65pt,.65pt" o:gfxdata="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" strokecolor="windowText" strokeweight=".5pt">
+                          <v:line id="Straight Connector 1" o:spid="_x0000_s1026" style="position:absolute;z-index:251666944;visibility:visible;mso-wrap-style:square;mso-width-percent:0;mso-wrap-distance-left:9pt;mso-wrap-distance-top:0;mso-wrap-distance-right:9pt;mso-wrap-distance-bottom:0;mso-position-horizontal:absolute;mso-position-horizontal-relative:text;mso-position-vertical:absolute;mso-position-vertical-relative:text;mso-width-percent:0;mso-width-relative:margin" from="23.45pt,.65pt" to="143.65pt,.65pt" o:gfxdata="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" strokecolor="windowText" strokeweight=".5pt">
                             <v:stroke joinstyle="miter"/>
                           </v:line>
                         </w:pict>
@@ -2267,12 +2407,12 @@
       </w:pPr>
     </w:p>
     <w:sectPr>
-      <w:headerReference w:type="even" r:id="rId8"/>
-      <w:headerReference w:type="default" r:id="rId9"/>
-      <w:footerReference w:type="even" r:id="rId10"/>
-      <w:footerReference w:type="default" r:id="rId11"/>
-      <w:headerReference w:type="first" r:id="rId12"/>
-      <w:footerReference w:type="first" r:id="rId13"/>
+      <w:headerReference w:type="even" r:id="rId9"/>
+      <w:headerReference w:type="default" r:id="rId10"/>
+      <w:footerReference w:type="even" r:id="rId11"/>
+      <w:footerReference w:type="default" r:id="rId12"/>
+      <w:headerReference w:type="first" r:id="rId13"/>
+      <w:footerReference w:type="first" r:id="rId14"/>
       <w:pgSz w:w="20160" w:h="12240" w:orient="landscape" w:code="5"/>
       <w:pgMar w:top="1440" w:right="1800" w:bottom="1440" w:left="1800" w:header="0" w:footer="0" w:gutter="0"/>
       <w:cols w:space="720"/>
@@ -2283,7 +2423,7 @@
 </file>
 
 <file path=word/endnotes.xml><?xml version="1.0" encoding="utf-8"?>
-<w:endnotes xmlns:wpc="http://schemas.microsoft.com/office/word/2010/wordprocessingCanvas" xmlns:cx="http://schemas.microsoft.com/office/drawing/2014/chartex" xmlns:cx1="http://schemas.microsoft.com/office/drawing/2015/9/8/chartex" xmlns:cx2="http://schemas.microsoft.com/office/drawing/2015/10/21/chartex" xmlns:cx3="http://schemas.microsoft.com/office/drawing/2016/5/9/chartex" xmlns:cx4="http://schemas.microsoft.com/office/drawing/2016/5/10/chartex" xmlns:cx5="http://schemas.microsoft.com/office/drawing/2016/5/11/chartex" xmlns:cx6="http://schemas.microsoft.com/office/drawing/2016/5/12/chartex" xmlns:cx7="http://schemas.microsoft.com/office/drawing/2016/5/13/chartex" xmlns:cx8="http://schemas.microsoft.com/office/drawing/2016/5/14/chartex" xmlns:mc="http://schemas.openxmlformats.org/markup-compatibility/2006" xmlns:aink="http://schemas.microsoft.com/office/drawing/2016/ink" xmlns:am3d="http://schemas.microsoft.com/office/drawing/2017/model3d" xmlns:o="urn:schemas-microsoft-com:office:office" xmlns:r="http://schemas.openxmlformats.org/officeDocument/2006/relationships" xmlns:m="http://schemas.openxmlformats.org/officeDocument/2006/math" xmlns:v="urn:schemas-microsoft-com:vml" xmlns:wp14="http://schemas.microsoft.com/office/word/2010/wordprocessingDrawing" xmlns:wp="http://schemas.openxmlformats.org/drawingml/2006/wordprocessingDrawing" xmlns:w10="urn:schemas-microsoft-com:office:word" xmlns:w="http://schemas.openxmlformats.org/wordprocessingml/2006/main" xmlns:w14="http://schemas.microsoft.com/office/word/2010/wordml" xmlns:w15="http://schemas.microsoft.com/office/word/2012/wordml" xmlns:w16cex="http://schemas.microsoft.com/office/word/2018/wordml/cex" xmlns:w16cid="http://schemas.microsoft.com/office/word/2016/wordml/cid" xmlns:w16="http://schemas.microsoft.com/office/word/2018/wordml" xmlns:w16sdtdh="http://schemas.microsoft.com/office/word/2020/wordml/sdtdatahash" xmlns:w16se="http://schemas.microsoft.com/office/word/2015/wordml/symex" xmlns:wpg="http://schemas.microsoft.com/office/word/2010/wordprocessingGroup" xmlns:wpi="http://schemas.microsoft.com/office/word/2010/wordprocessingInk" xmlns:wne="http://schemas.microsoft.com/office/word/2006/wordml" xmlns:wps="http://schemas.microsoft.com/office/word/2010/wordprocessingShape" mc:Ignorable="w14 w15 w16se w16cid w16 w16cex w16sdtdh wp14">
+<w:endnotes xmlns:wpc="http://schemas.microsoft.com/office/word/2010/wordprocessingCanvas" xmlns:mc="http://schemas.openxmlformats.org/markup-compatibility/2006" xmlns:o="urn:schemas-microsoft-com:office:office" xmlns:r="http://schemas.openxmlformats.org/officeDocument/2006/relationships" xmlns:m="http://schemas.openxmlformats.org/officeDocument/2006/math" xmlns:v="urn:schemas-microsoft-com:vml" xmlns:wp14="http://schemas.microsoft.com/office/word/2010/wordprocessingDrawing" xmlns:wp="http://schemas.openxmlformats.org/drawingml/2006/wordprocessingDrawing" xmlns:w10="urn:schemas-microsoft-com:office:word" xmlns:w="http://schemas.openxmlformats.org/wordprocessingml/2006/main" xmlns:w14="http://schemas.microsoft.com/office/word/2010/wordml" xmlns:wpg="http://schemas.microsoft.com/office/word/2010/wordprocessingGroup" xmlns:wpi="http://schemas.microsoft.com/office/word/2010/wordprocessingInk" xmlns:wne="http://schemas.microsoft.com/office/word/2006/wordml" xmlns:wps="http://schemas.microsoft.com/office/word/2010/wordprocessingShape" mc:Ignorable="w14 wp14">
   <w:endnote w:type="separator" w:id="-1">
     <w:p>
       <w:r>
@@ -2302,7 +2442,7 @@
 </file>
 
 <file path=word/footer1.xml><?xml version="1.0" encoding="utf-8"?>
-<w:ftr xmlns:wpc="http://schemas.microsoft.com/office/word/2010/wordprocessingCanvas" xmlns:cx="http://schemas.microsoft.com/office/drawing/2014/chartex" xmlns:cx1="http://schemas.microsoft.com/office/drawing/2015/9/8/chartex" xmlns:cx2="http://schemas.microsoft.com/office/drawing/2015/10/21/chartex" xmlns:cx3="http://schemas.microsoft.com/office/drawing/2016/5/9/chartex" xmlns:cx4="http://schemas.microsoft.com/office/drawing/2016/5/10/chartex" xmlns:cx5="http://schemas.microsoft.com/office/drawing/2016/5/11/chartex" xmlns:cx6="http://schemas.microsoft.com/office/drawing/2016/5/12/chartex" xmlns:cx7="http://schemas.microsoft.com/office/drawing/2016/5/13/chartex" xmlns:cx8="http://schemas.microsoft.com/office/drawing/2016/5/14/chartex" xmlns:mc="http://schemas.openxmlformats.org/markup-compatibility/2006" xmlns:aink="http://schemas.microsoft.com/office/drawing/2016/ink" xmlns:am3d="http://schemas.microsoft.com/office/drawing/2017/model3d" xmlns:o="urn:schemas-microsoft-com:office:office" xmlns:r="http://schemas.openxmlformats.org/officeDocument/2006/relationships" xmlns:m="http://schemas.openxmlformats.org/officeDocument/2006/math" xmlns:v="urn:schemas-microsoft-com:vml" xmlns:wp14="http://schemas.microsoft.com/office/word/2010/wordprocessingDrawing" xmlns:wp="http://schemas.openxmlformats.org/drawingml/2006/wordprocessingDrawing" xmlns:w10="urn:schemas-microsoft-com:office:word" xmlns:w="http://schemas.openxmlformats.org/wordprocessingml/2006/main" xmlns:w14="http://schemas.microsoft.com/office/word/2010/wordml" xmlns:w15="http://schemas.microsoft.com/office/word/2012/wordml" xmlns:w16cex="http://schemas.microsoft.com/office/word/2018/wordml/cex" xmlns:w16cid="http://schemas.microsoft.com/office/word/2016/wordml/cid" xmlns:w16="http://schemas.microsoft.com/office/word/2018/wordml" xmlns:w16sdtdh="http://schemas.microsoft.com/office/word/2020/wordml/sdtdatahash" xmlns:w16se="http://schemas.microsoft.com/office/word/2015/wordml/symex" xmlns:wpg="http://schemas.microsoft.com/office/word/2010/wordprocessingGroup" xmlns:wpi="http://schemas.microsoft.com/office/word/2010/wordprocessingInk" xmlns:wne="http://schemas.microsoft.com/office/word/2006/wordml" xmlns:wps="http://schemas.microsoft.com/office/word/2010/wordprocessingShape" mc:Ignorable="w14 w15 w16se w16cid w16 w16cex w16sdtdh wp14">
+<w:ftr xmlns:wpc="http://schemas.microsoft.com/office/word/2010/wordprocessingCanvas" xmlns:mc="http://schemas.openxmlformats.org/markup-compatibility/2006" xmlns:o="urn:schemas-microsoft-com:office:office" xmlns:r="http://schemas.openxmlformats.org/officeDocument/2006/relationships" xmlns:m="http://schemas.openxmlformats.org/officeDocument/2006/math" xmlns:v="urn:schemas-microsoft-com:vml" xmlns:wp14="http://schemas.microsoft.com/office/word/2010/wordprocessingDrawing" xmlns:wp="http://schemas.openxmlformats.org/drawingml/2006/wordprocessingDrawing" xmlns:w10="urn:schemas-microsoft-com:office:word" xmlns:w="http://schemas.openxmlformats.org/wordprocessingml/2006/main" xmlns:w14="http://schemas.microsoft.com/office/word/2010/wordml" xmlns:wpg="http://schemas.microsoft.com/office/word/2010/wordprocessingGroup" xmlns:wpi="http://schemas.microsoft.com/office/word/2010/wordprocessingInk" xmlns:wne="http://schemas.microsoft.com/office/word/2006/wordml" xmlns:wps="http://schemas.microsoft.com/office/word/2010/wordprocessingShape" mc:Ignorable="w14 wp14">
   <w:p>
     <w:pPr>
       <w:pStyle w:val="Footer"/>
@@ -2312,7 +2452,7 @@
 </file>
 
 <file path=word/footer2.xml><?xml version="1.0" encoding="utf-8"?>
-<w:ftr xmlns:wpc="http://schemas.microsoft.com/office/word/2010/wordprocessingCanvas" xmlns:cx="http://schemas.microsoft.com/office/drawing/2014/chartex" xmlns:cx1="http://schemas.microsoft.com/office/drawing/2015/9/8/chartex" xmlns:cx2="http://schemas.microsoft.com/office/drawing/2015/10/21/chartex" xmlns:cx3="http://schemas.microsoft.com/office/drawing/2016/5/9/chartex" xmlns:cx4="http://schemas.microsoft.com/office/drawing/2016/5/10/chartex" xmlns:cx5="http://schemas.microsoft.com/office/drawing/2016/5/11/chartex" xmlns:cx6="http://schemas.microsoft.com/office/drawing/2016/5/12/chartex" xmlns:cx7="http://schemas.microsoft.com/office/drawing/2016/5/13/chartex" xmlns:cx8="http://schemas.microsoft.com/office/drawing/2016/5/14/chartex" xmlns:mc="http://schemas.openxmlformats.org/markup-compatibility/2006" xmlns:aink="http://schemas.microsoft.com/office/drawing/2016/ink" xmlns:am3d="http://schemas.microsoft.com/office/drawing/2017/model3d" xmlns:o="urn:schemas-microsoft-com:office:office" xmlns:r="http://schemas.openxmlformats.org/officeDocument/2006/relationships" xmlns:m="http://schemas.openxmlformats.org/officeDocument/2006/math" xmlns:v="urn:schemas-microsoft-com:vml" xmlns:wp14="http://schemas.microsoft.com/office/word/2010/wordprocessingDrawing" xmlns:wp="http://schemas.openxmlformats.org/drawingml/2006/wordprocessingDrawing" xmlns:w10="urn:schemas-microsoft-com:office:word" xmlns:w="http://schemas.openxmlformats.org/wordprocessingml/2006/main" xmlns:w14="http://schemas.microsoft.com/office/word/2010/wordml" xmlns:w15="http://schemas.microsoft.com/office/word/2012/wordml" xmlns:w16cex="http://schemas.microsoft.com/office/word/2018/wordml/cex" xmlns:w16cid="http://schemas.microsoft.com/office/word/2016/wordml/cid" xmlns:w16="http://schemas.microsoft.com/office/word/2018/wordml" xmlns:w16sdtdh="http://schemas.microsoft.com/office/word/2020/wordml/sdtdatahash" xmlns:w16se="http://schemas.microsoft.com/office/word/2015/wordml/symex" xmlns:wpg="http://schemas.microsoft.com/office/word/2010/wordprocessingGroup" xmlns:wpi="http://schemas.microsoft.com/office/word/2010/wordprocessingInk" xmlns:wne="http://schemas.microsoft.com/office/word/2006/wordml" xmlns:wps="http://schemas.microsoft.com/office/word/2010/wordprocessingShape" mc:Ignorable="w14 w15 w16se w16cid w16 w16cex w16sdtdh wp14">
+<w:ftr xmlns:wpc="http://schemas.microsoft.com/office/word/2010/wordprocessingCanvas" xmlns:mc="http://schemas.openxmlformats.org/markup-compatibility/2006" xmlns:o="urn:schemas-microsoft-com:office:office" xmlns:r="http://schemas.openxmlformats.org/officeDocument/2006/relationships" xmlns:m="http://schemas.openxmlformats.org/officeDocument/2006/math" xmlns:v="urn:schemas-microsoft-com:vml" xmlns:wp14="http://schemas.microsoft.com/office/word/2010/wordprocessingDrawing" xmlns:wp="http://schemas.openxmlformats.org/drawingml/2006/wordprocessingDrawing" xmlns:w10="urn:schemas-microsoft-com:office:word" xmlns:w="http://schemas.openxmlformats.org/wordprocessingml/2006/main" xmlns:w14="http://schemas.microsoft.com/office/word/2010/wordml" xmlns:wpg="http://schemas.microsoft.com/office/word/2010/wordprocessingGroup" xmlns:wpi="http://schemas.microsoft.com/office/word/2010/wordprocessingInk" xmlns:wne="http://schemas.microsoft.com/office/word/2006/wordml" xmlns:wps="http://schemas.microsoft.com/office/word/2010/wordprocessingShape" mc:Ignorable="w14 wp14">
   <w:sdt>
     <w:sdtPr>
       <w:id w:val="-901824678"/>
@@ -2365,20 +2505,120 @@
         <w:szCs w:val="16"/>
       </w:rPr>
     </w:pPr>
+    <w:proofErr w:type="spellStart"/>
     <w:r>
       <w:rPr>
         <w:rFonts w:ascii="Tahoma" w:hAnsi="Tahoma" w:cs="Tahoma"/>
         <w:sz w:val="16"/>
         <w:szCs w:val="16"/>
       </w:rPr>
-      <w:t>Mouza: Depashai, U.P: Sombag, Kalampur, P.S: Dhamrai District: Dhaka, Bangladesh.Web: www.ocl-bd.com Phone: +8809612223355</w:t>
+      <w:t>Mouza</w:t>
+    </w:r>
+    <w:proofErr w:type="spellEnd"/>
+    <w:r>
+      <w:rPr>
+        <w:rFonts w:ascii="Tahoma" w:hAnsi="Tahoma" w:cs="Tahoma"/>
+        <w:sz w:val="16"/>
+        <w:szCs w:val="16"/>
+      </w:rPr>
+      <w:t xml:space="preserve">: </w:t>
+    </w:r>
+    <w:proofErr w:type="spellStart"/>
+    <w:r>
+      <w:rPr>
+        <w:rFonts w:ascii="Tahoma" w:hAnsi="Tahoma" w:cs="Tahoma"/>
+        <w:sz w:val="16"/>
+        <w:szCs w:val="16"/>
+      </w:rPr>
+      <w:t>Depashai</w:t>
+    </w:r>
+    <w:proofErr w:type="spellEnd"/>
+    <w:r>
+      <w:rPr>
+        <w:rFonts w:ascii="Tahoma" w:hAnsi="Tahoma" w:cs="Tahoma"/>
+        <w:sz w:val="16"/>
+        <w:szCs w:val="16"/>
+      </w:rPr>
+      <w:t xml:space="preserve">, U.P: </w:t>
+    </w:r>
+    <w:proofErr w:type="spellStart"/>
+    <w:r>
+      <w:rPr>
+        <w:rFonts w:ascii="Tahoma" w:hAnsi="Tahoma" w:cs="Tahoma"/>
+        <w:sz w:val="16"/>
+        <w:szCs w:val="16"/>
+      </w:rPr>
+      <w:t>Sombag</w:t>
+    </w:r>
+    <w:proofErr w:type="spellEnd"/>
+    <w:r>
+      <w:rPr>
+        <w:rFonts w:ascii="Tahoma" w:hAnsi="Tahoma" w:cs="Tahoma"/>
+        <w:sz w:val="16"/>
+        <w:szCs w:val="16"/>
+      </w:rPr>
+      <w:t xml:space="preserve">, </w:t>
+    </w:r>
+    <w:proofErr w:type="spellStart"/>
+    <w:r>
+      <w:rPr>
+        <w:rFonts w:ascii="Tahoma" w:hAnsi="Tahoma" w:cs="Tahoma"/>
+        <w:sz w:val="16"/>
+        <w:szCs w:val="16"/>
+      </w:rPr>
+      <w:t>Kalampur</w:t>
+    </w:r>
+    <w:proofErr w:type="spellEnd"/>
+    <w:r>
+      <w:rPr>
+        <w:rFonts w:ascii="Tahoma" w:hAnsi="Tahoma" w:cs="Tahoma"/>
+        <w:sz w:val="16"/>
+        <w:szCs w:val="16"/>
+      </w:rPr>
+      <w:t xml:space="preserve">, P.S: </w:t>
+    </w:r>
+    <w:proofErr w:type="spellStart"/>
+    <w:r>
+      <w:rPr>
+        <w:rFonts w:ascii="Tahoma" w:hAnsi="Tahoma" w:cs="Tahoma"/>
+        <w:sz w:val="16"/>
+        <w:szCs w:val="16"/>
+      </w:rPr>
+      <w:t>Dhamrai</w:t>
+    </w:r>
+    <w:proofErr w:type="spellEnd"/>
+    <w:r>
+      <w:rPr>
+        <w:rFonts w:ascii="Tahoma" w:hAnsi="Tahoma" w:cs="Tahoma"/>
+        <w:sz w:val="16"/>
+        <w:szCs w:val="16"/>
+      </w:rPr>
+      <w:t xml:space="preserve"> District: Dhaka, </w:t>
+    </w:r>
+    <w:proofErr w:type="spellStart"/>
+    <w:r>
+      <w:rPr>
+        <w:rFonts w:ascii="Tahoma" w:hAnsi="Tahoma" w:cs="Tahoma"/>
+        <w:sz w:val="16"/>
+        <w:szCs w:val="16"/>
+      </w:rPr>
+      <w:t>Bangladesh.Web</w:t>
+    </w:r>
+    <w:proofErr w:type="spellEnd"/>
+    <w:r>
+      <w:rPr>
+        <w:rFonts w:ascii="Tahoma" w:hAnsi="Tahoma" w:cs="Tahoma"/>
+        <w:sz w:val="16"/>
+        <w:szCs w:val="16"/>
+      </w:rPr>
+      <w:t>: www.ocl-bd.com Phone: +8809612223355</w:t>
     </w:r>
   </w:p>
 </w:ftr>
 </file>
 
 <file path=word/footer3.xml><?xml version="1.0" encoding="utf-8"?>
-<w:ftr xmlns:wpc="http://schemas.microsoft.com/office/word/2010/wordprocessingCanvas" xmlns:cx="http://schemas.microsoft.com/office/drawing/2014/chartex" xmlns:cx1="http://schemas.microsoft.com/office/drawing/2015/9/8/chartex" xmlns:cx2="http://schemas.microsoft.com/office/drawing/2015/10/21/chartex" xmlns:cx3="http://schemas.microsoft.com/office/drawing/2016/5/9/chartex" xmlns:cx4="http://schemas.microsoft.com/office/drawing/2016/5/10/chartex" xmlns:cx5="http://schemas.microsoft.com/office/drawing/2016/5/11/chartex" xmlns:cx6="http://schemas.microsoft.com/office/drawing/2016/5/12/chartex" xmlns:cx7="http://schemas.microsoft.com/office/drawing/2016/5/13/chartex" xmlns:cx8="http://schemas.microsoft.com/office/drawing/2016/5/14/chartex" xmlns:mc="http://schemas.openxmlformats.org/markup-compatibility/2006" xmlns:aink="http://schemas.microsoft.com/office/drawing/2016/ink" xmlns:am3d="http://schemas.microsoft.com/office/drawing/2017/model3d" xmlns:o="urn:schemas-microsoft-com:office:office" xmlns:r="http://schemas.openxmlformats.org/officeDocument/2006/relationships" xmlns:m="http://schemas.openxmlformats.org/officeDocument/2006/math" xmlns:v="urn:schemas-microsoft-com:vml" xmlns:wp14="http://schemas.microsoft.com/office/word/2010/wordprocessingDrawing" xmlns:wp="http://schemas.openxmlformats.org/drawingml/2006/wordprocessingDrawing" xmlns:w10="urn:schemas-microsoft-com:office:word" xmlns:w="http://schemas.openxmlformats.org/wordprocessingml/2006/main" xmlns:w14="http://schemas.microsoft.com/office/word/2010/wordml" xmlns:w15="http://schemas.microsoft.com/office/word/2012/wordml" xmlns:w16cex="http://schemas.microsoft.com/office/word/2018/wordml/cex" xmlns:w16cid="http://schemas.microsoft.com/office/word/2016/wordml/cid" xmlns:w16="http://schemas.microsoft.com/office/word/2018/wordml" xmlns:w16sdtdh="http://schemas.microsoft.com/office/word/2020/wordml/sdtdatahash" xmlns:w16se="http://schemas.microsoft.com/office/word/2015/wordml/symex" xmlns:wpg="http://schemas.microsoft.com/office/word/2010/wordprocessingGroup" xmlns:wpi="http://schemas.microsoft.com/office/word/2010/wordprocessingInk" xmlns:wne="http://schemas.microsoft.com/office/word/2006/wordml" xmlns:wps="http://schemas.microsoft.com/office/word/2010/wordprocessingShape" mc:Ignorable="w14 w15 w16se w16cid w16 w16cex w16sdtdh wp14">
+<w:ftr xmlns:wpc="http://schemas.microsoft.com/office/word/2010/wordprocessingCanvas" xmlns:mc="http://schemas.openxmlformats.org/markup-compatibility/2006" xmlns:o="urn:schemas-microsoft-com:office:office" xmlns:r="http://schemas.openxmlformats.org/officeDocument/2006/relationships" xmlns:m="http://schemas.openxmlformats.org/officeDocument/2006/math" xmlns:v="urn:schemas-microsoft-com:vml" xmlns:wp14="http://schemas.microsoft.com/office/word/2010/wordprocessingDrawing" xmlns:wp="http://schemas.openxmlformats.org/drawingml/2006/wordprocessingDrawing" xmlns:w10="urn:schemas-microsoft-com:office:word" xmlns:w="http://schemas.openxmlformats.org/wordprocessingml/2006/main" xmlns:w14="http://schemas.microsoft.com/office/word/2010/wordml" xmlns:wpg="http://schemas.microsoft.com/office/word/2010/wordprocessingGroup" xmlns:wpi="http://schemas.microsoft.com/office/word/2010/wordprocessingInk" xmlns:wne="http://schemas.microsoft.com/office/word/2006/wordml" xmlns:wps="http://schemas.microsoft.com/office/word/2010/wordprocessingShape" mc:Ignorable="w14 wp14">
   <w:p>
     <w:pPr>
       <w:pStyle w:val="Footer"/>
@@ -2388,7 +2628,7 @@
 </file>
 
 <file path=word/footnotes.xml><?xml version="1.0" encoding="utf-8"?>
-<w:footnotes xmlns:wpc="http://schemas.microsoft.com/office/word/2010/wordprocessingCanvas" xmlns:cx="http://schemas.microsoft.com/office/drawing/2014/chartex" xmlns:cx1="http://schemas.microsoft.com/office/drawing/2015/9/8/chartex" xmlns:cx2="http://schemas.microsoft.com/office/drawing/2015/10/21/chartex" xmlns:cx3="http://schemas.microsoft.com/office/drawing/2016/5/9/chartex" xmlns:cx4="http://schemas.microsoft.com/office/drawing/2016/5/10/chartex" xmlns:cx5="http://schemas.microsoft.com/office/drawing/2016/5/11/chartex" xmlns:cx6="http://schemas.microsoft.com/office/drawing/2016/5/12/chartex" xmlns:cx7="http://schemas.microsoft.com/office/drawing/2016/5/13/chartex" xmlns:cx8="http://schemas.microsoft.com/office/drawing/2016/5/14/chartex" xmlns:mc="http://schemas.openxmlformats.org/markup-compatibility/2006" xmlns:aink="http://schemas.microsoft.com/office/drawing/2016/ink" xmlns:am3d="http://schemas.microsoft.com/office/drawing/2017/model3d" xmlns:o="urn:schemas-microsoft-com:office:office" xmlns:r="http://schemas.openxmlformats.org/officeDocument/2006/relationships" xmlns:m="http://schemas.openxmlformats.org/officeDocument/2006/math" xmlns:v="urn:schemas-microsoft-com:vml" xmlns:wp14="http://schemas.microsoft.com/office/word/2010/wordprocessingDrawing" xmlns:wp="http://schemas.openxmlformats.org/drawingml/2006/wordprocessingDrawing" xmlns:w10="urn:schemas-microsoft-com:office:word" xmlns:w="http://schemas.openxmlformats.org/wordprocessingml/2006/main" xmlns:w14="http://schemas.microsoft.com/office/word/2010/wordml" xmlns:w15="http://schemas.microsoft.com/office/word/2012/wordml" xmlns:w16cex="http://schemas.microsoft.com/office/word/2018/wordml/cex" xmlns:w16cid="http://schemas.microsoft.com/office/word/2016/wordml/cid" xmlns:w16="http://schemas.microsoft.com/office/word/2018/wordml" xmlns:w16sdtdh="http://schemas.microsoft.com/office/word/2020/wordml/sdtdatahash" xmlns:w16se="http://schemas.microsoft.com/office/word/2015/wordml/symex" xmlns:wpg="http://schemas.microsoft.com/office/word/2010/wordprocessingGroup" xmlns:wpi="http://schemas.microsoft.com/office/word/2010/wordprocessingInk" xmlns:wne="http://schemas.microsoft.com/office/word/2006/wordml" xmlns:wps="http://schemas.microsoft.com/office/word/2010/wordprocessingShape" mc:Ignorable="w14 w15 w16se w16cid w16 w16cex w16sdtdh wp14">
+<w:footnotes xmlns:wpc="http://schemas.microsoft.com/office/word/2010/wordprocessingCanvas" xmlns:mc="http://schemas.openxmlformats.org/markup-compatibility/2006" xmlns:o="urn:schemas-microsoft-com:office:office" xmlns:r="http://schemas.openxmlformats.org/officeDocument/2006/relationships" xmlns:m="http://schemas.openxmlformats.org/officeDocument/2006/math" xmlns:v="urn:schemas-microsoft-com:vml" xmlns:wp14="http://schemas.microsoft.com/office/word/2010/wordprocessingDrawing" xmlns:wp="http://schemas.openxmlformats.org/drawingml/2006/wordprocessingDrawing" xmlns:w10="urn:schemas-microsoft-com:office:word" xmlns:w="http://schemas.openxmlformats.org/wordprocessingml/2006/main" xmlns:w14="http://schemas.microsoft.com/office/word/2010/wordml" xmlns:wpg="http://schemas.microsoft.com/office/word/2010/wordprocessingGroup" xmlns:wpi="http://schemas.microsoft.com/office/word/2010/wordprocessingInk" xmlns:wne="http://schemas.microsoft.com/office/word/2006/wordml" xmlns:wps="http://schemas.microsoft.com/office/word/2010/wordprocessingShape" mc:Ignorable="w14 wp14">
   <w:footnote w:type="separator" w:id="-1">
     <w:p>
       <w:r>
@@ -2407,7 +2647,7 @@
 </file>
 
 <file path=word/header1.xml><?xml version="1.0" encoding="utf-8"?>
-<w:hdr xmlns:wpc="http://schemas.microsoft.com/office/word/2010/wordprocessingCanvas" xmlns:cx="http://schemas.microsoft.com/office/drawing/2014/chartex" xmlns:cx1="http://schemas.microsoft.com/office/drawing/2015/9/8/chartex" xmlns:cx2="http://schemas.microsoft.com/office/drawing/2015/10/21/chartex" xmlns:cx3="http://schemas.microsoft.com/office/drawing/2016/5/9/chartex" xmlns:cx4="http://schemas.microsoft.com/office/drawing/2016/5/10/chartex" xmlns:cx5="http://schemas.microsoft.com/office/drawing/2016/5/11/chartex" xmlns:cx6="http://schemas.microsoft.com/office/drawing/2016/5/12/chartex" xmlns:cx7="http://schemas.microsoft.com/office/drawing/2016/5/13/chartex" xmlns:cx8="http://schemas.microsoft.com/office/drawing/2016/5/14/chartex" xmlns:mc="http://schemas.openxmlformats.org/markup-compatibility/2006" xmlns:aink="http://schemas.microsoft.com/office/drawing/2016/ink" xmlns:am3d="http://schemas.microsoft.com/office/drawing/2017/model3d" xmlns:o="urn:schemas-microsoft-com:office:office" xmlns:r="http://schemas.openxmlformats.org/officeDocument/2006/relationships" xmlns:m="http://schemas.openxmlformats.org/officeDocument/2006/math" xmlns:v="urn:schemas-microsoft-com:vml" xmlns:wp14="http://schemas.microsoft.com/office/word/2010/wordprocessingDrawing" xmlns:wp="http://schemas.openxmlformats.org/drawingml/2006/wordprocessingDrawing" xmlns:w10="urn:schemas-microsoft-com:office:word" xmlns:w="http://schemas.openxmlformats.org/wordprocessingml/2006/main" xmlns:w14="http://schemas.microsoft.com/office/word/2010/wordml" xmlns:w15="http://schemas.microsoft.com/office/word/2012/wordml" xmlns:w16cex="http://schemas.microsoft.com/office/word/2018/wordml/cex" xmlns:w16cid="http://schemas.microsoft.com/office/word/2016/wordml/cid" xmlns:w16="http://schemas.microsoft.com/office/word/2018/wordml" xmlns:w16sdtdh="http://schemas.microsoft.com/office/word/2020/wordml/sdtdatahash" xmlns:w16se="http://schemas.microsoft.com/office/word/2015/wordml/symex" xmlns:wpg="http://schemas.microsoft.com/office/word/2010/wordprocessingGroup" xmlns:wpi="http://schemas.microsoft.com/office/word/2010/wordprocessingInk" xmlns:wne="http://schemas.microsoft.com/office/word/2006/wordml" xmlns:wps="http://schemas.microsoft.com/office/word/2010/wordprocessingShape" mc:Ignorable="w14 w15 w16se w16cid w16 w16cex w16sdtdh wp14">
+<w:hdr xmlns:wpc="http://schemas.microsoft.com/office/word/2010/wordprocessingCanvas" xmlns:mc="http://schemas.openxmlformats.org/markup-compatibility/2006" xmlns:o="urn:schemas-microsoft-com:office:office" xmlns:r="http://schemas.openxmlformats.org/officeDocument/2006/relationships" xmlns:m="http://schemas.openxmlformats.org/officeDocument/2006/math" xmlns:v="urn:schemas-microsoft-com:vml" xmlns:wp14="http://schemas.microsoft.com/office/word/2010/wordprocessingDrawing" xmlns:wp="http://schemas.openxmlformats.org/drawingml/2006/wordprocessingDrawing" xmlns:w10="urn:schemas-microsoft-com:office:word" xmlns:w="http://schemas.openxmlformats.org/wordprocessingml/2006/main" xmlns:w14="http://schemas.microsoft.com/office/word/2010/wordml" xmlns:wpg="http://schemas.microsoft.com/office/word/2010/wordprocessingGroup" xmlns:wpi="http://schemas.microsoft.com/office/word/2010/wordprocessingInk" xmlns:wne="http://schemas.microsoft.com/office/word/2006/wordml" xmlns:wps="http://schemas.microsoft.com/office/word/2010/wordprocessingShape" mc:Ignorable="w14 wp14">
   <w:p>
     <w:pPr>
       <w:pStyle w:val="Header"/>
@@ -2417,7 +2657,7 @@
 </file>
 
 <file path=word/header2.xml><?xml version="1.0" encoding="utf-8"?>
-<w:hdr xmlns:wpc="http://schemas.microsoft.com/office/word/2010/wordprocessingCanvas" xmlns:cx="http://schemas.microsoft.com/office/drawing/2014/chartex" xmlns:cx1="http://schemas.microsoft.com/office/drawing/2015/9/8/chartex" xmlns:cx2="http://schemas.microsoft.com/office/drawing/2015/10/21/chartex" xmlns:cx3="http://schemas.microsoft.com/office/drawing/2016/5/9/chartex" xmlns:cx4="http://schemas.microsoft.com/office/drawing/2016/5/10/chartex" xmlns:cx5="http://schemas.microsoft.com/office/drawing/2016/5/11/chartex" xmlns:cx6="http://schemas.microsoft.com/office/drawing/2016/5/12/chartex" xmlns:cx7="http://schemas.microsoft.com/office/drawing/2016/5/13/chartex" xmlns:cx8="http://schemas.microsoft.com/office/drawing/2016/5/14/chartex" xmlns:mc="http://schemas.openxmlformats.org/markup-compatibility/2006" xmlns:aink="http://schemas.microsoft.com/office/drawing/2016/ink" xmlns:am3d="http://schemas.microsoft.com/office/drawing/2017/model3d" xmlns:o="urn:schemas-microsoft-com:office:office" xmlns:r="http://schemas.openxmlformats.org/officeDocument/2006/relationships" xmlns:m="http://schemas.openxmlformats.org/officeDocument/2006/math" xmlns:v="urn:schemas-microsoft-com:vml" xmlns:wp14="http://schemas.microsoft.com/office/word/2010/wordprocessingDrawing" xmlns:wp="http://schemas.openxmlformats.org/drawingml/2006/wordprocessingDrawing" xmlns:w10="urn:schemas-microsoft-com:office:word" xmlns:w="http://schemas.openxmlformats.org/wordprocessingml/2006/main" xmlns:w14="http://schemas.microsoft.com/office/word/2010/wordml" xmlns:w15="http://schemas.microsoft.com/office/word/2012/wordml" xmlns:w16cex="http://schemas.microsoft.com/office/word/2018/wordml/cex" xmlns:w16cid="http://schemas.microsoft.com/office/word/2016/wordml/cid" xmlns:w16="http://schemas.microsoft.com/office/word/2018/wordml" xmlns:w16sdtdh="http://schemas.microsoft.com/office/word/2020/wordml/sdtdatahash" xmlns:w16se="http://schemas.microsoft.com/office/word/2015/wordml/symex" xmlns:wpg="http://schemas.microsoft.com/office/word/2010/wordprocessingGroup" xmlns:wpi="http://schemas.microsoft.com/office/word/2010/wordprocessingInk" xmlns:wne="http://schemas.microsoft.com/office/word/2006/wordml" xmlns:wps="http://schemas.microsoft.com/office/word/2010/wordprocessingShape" mc:Ignorable="w14 w15 w16se w16cid w16 w16cex w16sdtdh wp14">
+<w:hdr xmlns:wpc="http://schemas.microsoft.com/office/word/2010/wordprocessingCanvas" xmlns:mc="http://schemas.openxmlformats.org/markup-compatibility/2006" xmlns:o="urn:schemas-microsoft-com:office:office" xmlns:r="http://schemas.openxmlformats.org/officeDocument/2006/relationships" xmlns:m="http://schemas.openxmlformats.org/officeDocument/2006/math" xmlns:v="urn:schemas-microsoft-com:vml" xmlns:wp14="http://schemas.microsoft.com/office/word/2010/wordprocessingDrawing" xmlns:wp="http://schemas.openxmlformats.org/drawingml/2006/wordprocessingDrawing" xmlns:w10="urn:schemas-microsoft-com:office:word" xmlns:w="http://schemas.openxmlformats.org/wordprocessingml/2006/main" xmlns:w14="http://schemas.microsoft.com/office/word/2010/wordml" xmlns:wpg="http://schemas.microsoft.com/office/word/2010/wordprocessingGroup" xmlns:wpi="http://schemas.microsoft.com/office/word/2010/wordprocessingInk" xmlns:wne="http://schemas.microsoft.com/office/word/2006/wordml" xmlns:wps="http://schemas.microsoft.com/office/word/2010/wordprocessingShape" mc:Ignorable="w14 wp14">
   <w:p>
     <w:pPr>
       <w:pStyle w:val="Header"/>
@@ -2503,6 +2743,7 @@
                               <w:szCs w:val="16"/>
                             </w:rPr>
                           </w:pPr>
+                          <w:proofErr w:type="gramStart"/>
                           <w:r>
                             <w:rPr>
                               <w:rFonts w:ascii="Tahoma" w:hAnsi="Tahoma" w:cs="Tahoma"/>
@@ -2513,6 +2754,7 @@
                             </w:rPr>
                             <w:t>Odyssey Craft (Pvt.) Ltd.</w:t>
                           </w:r>
+                          <w:proofErr w:type="gramEnd"/>
                         </w:p>
                       </w:txbxContent>
                     </wps:txbx>
@@ -2536,7 +2778,7 @@
         </mc:Choice>
         <mc:Fallback>
           <w:pict>
-            <v:rect w14:anchorId="773CA069" id="Rectangle 10" o:spid="_x0000_s1027" style="position:absolute;left:0;text-align:left;margin-left:-44.25pt;margin-top:44.45pt;width:210.1pt;height:18.4pt;z-index:251660288;visibility:visible;mso-wrap-style:square;mso-width-percent:0;mso-height-percent:0;mso-wrap-distance-left:9pt;mso-wrap-distance-top:0;mso-wrap-distance-right:9pt;mso-wrap-distance-bottom:0;mso-position-horizontal:absolute;mso-position-horizontal-relative:text;mso-position-vertical:absolute;mso-position-vertical-relative:text;mso-width-percent:0;mso-height-percent:0;mso-width-relative:margin;mso-height-relative:margin;v-text-anchor:middle" o:gfxdata="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" fillcolor="white [3212]" strokecolor="white [3212]" strokeweight="1pt">
+            <v:rect id="Rectangle 10" o:spid="_x0000_s1027" style="position:absolute;left:0;text-align:left;margin-left:-44.25pt;margin-top:44.45pt;width:210.1pt;height:18.4pt;z-index:251660288;visibility:visible;mso-wrap-style:square;mso-width-percent:0;mso-height-percent:0;mso-wrap-distance-left:9pt;mso-wrap-distance-top:0;mso-wrap-distance-right:9pt;mso-wrap-distance-bottom:0;mso-position-horizontal:absolute;mso-position-horizontal-relative:text;mso-position-vertical:absolute;mso-position-vertical-relative:text;mso-width-percent:0;mso-height-percent:0;mso-width-relative:margin;mso-height-relative:margin;v-text-anchor:middle" o:gfxdata="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" fillcolor="white [3212]" strokecolor="white [3212]" strokeweight="1pt">
               <v:textbox>
                 <w:txbxContent>
                   <w:p>
@@ -2549,6 +2791,7 @@
                         <w:szCs w:val="16"/>
                       </w:rPr>
                     </w:pPr>
+                    <w:proofErr w:type="gramStart"/>
                     <w:r>
                       <w:rPr>
                         <w:rFonts w:ascii="Tahoma" w:hAnsi="Tahoma" w:cs="Tahoma"/>
@@ -2559,6 +2802,7 @@
                       </w:rPr>
                       <w:t>Odyssey Craft (Pvt.) Ltd.</w:t>
                     </w:r>
+                    <w:proofErr w:type="gramEnd"/>
                   </w:p>
                 </w:txbxContent>
               </v:textbox>
@@ -2630,13 +2874,95 @@
                               <w:szCs w:val="16"/>
                             </w:rPr>
                           </w:pPr>
+                          <w:proofErr w:type="spellStart"/>
                           <w:r>
                             <w:rPr>
                               <w:rFonts w:ascii="Tahoma" w:hAnsi="Tahoma" w:cs="Tahoma"/>
                               <w:sz w:val="16"/>
                               <w:szCs w:val="16"/>
                             </w:rPr>
-                            <w:t xml:space="preserve">Mouza: Depashai, U.P: Sombag, Kalampur, P.S: Dhamrai District: </w:t>
+                            <w:t>Mouza</w:t>
+                          </w:r>
+                          <w:proofErr w:type="spellEnd"/>
+                          <w:r>
+                            <w:rPr>
+                              <w:rFonts w:ascii="Tahoma" w:hAnsi="Tahoma" w:cs="Tahoma"/>
+                              <w:sz w:val="16"/>
+                              <w:szCs w:val="16"/>
+                            </w:rPr>
+                            <w:t xml:space="preserve">: </w:t>
+                          </w:r>
+                          <w:proofErr w:type="spellStart"/>
+                          <w:r>
+                            <w:rPr>
+                              <w:rFonts w:ascii="Tahoma" w:hAnsi="Tahoma" w:cs="Tahoma"/>
+                              <w:sz w:val="16"/>
+                              <w:szCs w:val="16"/>
+                            </w:rPr>
+                            <w:t>Depashai</w:t>
+                          </w:r>
+                          <w:proofErr w:type="spellEnd"/>
+                          <w:r>
+                            <w:rPr>
+                              <w:rFonts w:ascii="Tahoma" w:hAnsi="Tahoma" w:cs="Tahoma"/>
+                              <w:sz w:val="16"/>
+                              <w:szCs w:val="16"/>
+                            </w:rPr>
+                            <w:t xml:space="preserve">, U.P: </w:t>
+                          </w:r>
+                          <w:proofErr w:type="spellStart"/>
+                          <w:r>
+                            <w:rPr>
+                              <w:rFonts w:ascii="Tahoma" w:hAnsi="Tahoma" w:cs="Tahoma"/>
+                              <w:sz w:val="16"/>
+                              <w:szCs w:val="16"/>
+                            </w:rPr>
+                            <w:t>Sombag</w:t>
+                          </w:r>
+                          <w:proofErr w:type="spellEnd"/>
+                          <w:r>
+                            <w:rPr>
+                              <w:rFonts w:ascii="Tahoma" w:hAnsi="Tahoma" w:cs="Tahoma"/>
+                              <w:sz w:val="16"/>
+                              <w:szCs w:val="16"/>
+                            </w:rPr>
+                            <w:t xml:space="preserve">, </w:t>
+                          </w:r>
+                          <w:proofErr w:type="spellStart"/>
+                          <w:r>
+                            <w:rPr>
+                              <w:rFonts w:ascii="Tahoma" w:hAnsi="Tahoma" w:cs="Tahoma"/>
+                              <w:sz w:val="16"/>
+                              <w:szCs w:val="16"/>
+                            </w:rPr>
+                            <w:t>Kalampur</w:t>
+                          </w:r>
+                          <w:proofErr w:type="spellEnd"/>
+                          <w:r>
+                            <w:rPr>
+                              <w:rFonts w:ascii="Tahoma" w:hAnsi="Tahoma" w:cs="Tahoma"/>
+                              <w:sz w:val="16"/>
+                              <w:szCs w:val="16"/>
+                            </w:rPr>
+                            <w:t xml:space="preserve">, P.S: </w:t>
+                          </w:r>
+                          <w:proofErr w:type="spellStart"/>
+                          <w:r>
+                            <w:rPr>
+                              <w:rFonts w:ascii="Tahoma" w:hAnsi="Tahoma" w:cs="Tahoma"/>
+                              <w:sz w:val="16"/>
+                              <w:szCs w:val="16"/>
+                            </w:rPr>
+                            <w:t>Dhamrai</w:t>
+                          </w:r>
+                          <w:proofErr w:type="spellEnd"/>
+                          <w:r>
+                            <w:rPr>
+                              <w:rFonts w:ascii="Tahoma" w:hAnsi="Tahoma" w:cs="Tahoma"/>
+                              <w:sz w:val="16"/>
+                              <w:szCs w:val="16"/>
+                            </w:rPr>
+                            <w:t xml:space="preserve"> District: </w:t>
                           </w:r>
                           <w:r>
                             <w:rPr>
@@ -2652,7 +2978,25 @@
                               <w:sz w:val="16"/>
                               <w:szCs w:val="16"/>
                             </w:rPr>
-                            <w:t>Dhaka, Bangladesh.Web: www.ocl-bd.com Phone: +8809612223355</w:t>
+                            <w:t xml:space="preserve">Dhaka, </w:t>
+                          </w:r>
+                          <w:proofErr w:type="spellStart"/>
+                          <w:r>
+                            <w:rPr>
+                              <w:rFonts w:ascii="Tahoma" w:hAnsi="Tahoma" w:cs="Tahoma"/>
+                              <w:sz w:val="16"/>
+                              <w:szCs w:val="16"/>
+                            </w:rPr>
+                            <w:t>Bangladesh.Web</w:t>
+                          </w:r>
+                          <w:proofErr w:type="spellEnd"/>
+                          <w:r>
+                            <w:rPr>
+                              <w:rFonts w:ascii="Tahoma" w:hAnsi="Tahoma" w:cs="Tahoma"/>
+                              <w:sz w:val="16"/>
+                              <w:szCs w:val="16"/>
+                            </w:rPr>
+                            <w:t>: www.ocl-bd.com Phone: +8809612223355</w:t>
                           </w:r>
                         </w:p>
                       </w:txbxContent>
@@ -2677,7 +3021,7 @@
         </mc:Choice>
         <mc:Fallback>
           <w:pict>
-            <v:rect w14:anchorId="0F3B8F21" id="Rectangle 7" o:spid="_x0000_s1028" style="position:absolute;left:0;text-align:left;margin-left:618.9pt;margin-top:.05pt;width:225.75pt;height:43.6pt;z-index:251662336;visibility:visible;mso-wrap-style:square;mso-width-percent:0;mso-height-percent:0;mso-wrap-distance-left:9pt;mso-wrap-distance-top:0;mso-wrap-distance-right:9pt;mso-wrap-distance-bottom:0;mso-position-horizontal:absolute;mso-position-horizontal-relative:text;mso-position-vertical:absolute;mso-position-vertical-relative:text;mso-width-percent:0;mso-height-percent:0;mso-width-relative:margin;mso-height-relative:margin;v-text-anchor:middle" o:gfxdata="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" fillcolor="white [3201]" strokecolor="white [3212]" strokeweight="1pt">
+            <v:rect id="Rectangle 7" o:spid="_x0000_s1028" style="position:absolute;left:0;text-align:left;margin-left:618.9pt;margin-top:.05pt;width:225.75pt;height:43.6pt;z-index:251662336;visibility:visible;mso-wrap-style:square;mso-width-percent:0;mso-height-percent:0;mso-wrap-distance-left:9pt;mso-wrap-distance-top:0;mso-wrap-distance-right:9pt;mso-wrap-distance-bottom:0;mso-position-horizontal:absolute;mso-position-horizontal-relative:text;mso-position-vertical:absolute;mso-position-vertical-relative:text;mso-width-percent:0;mso-height-percent:0;mso-width-relative:margin;mso-height-relative:margin;v-text-anchor:middle" o:gfxdata="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" fillcolor="white [3201]" strokecolor="white [3212]" strokeweight="1pt">
               <v:textbox>
                 <w:txbxContent>
                   <w:p>
@@ -2689,13 +3033,95 @@
                         <w:szCs w:val="16"/>
                       </w:rPr>
                     </w:pPr>
+                    <w:proofErr w:type="spellStart"/>
                     <w:r>
                       <w:rPr>
                         <w:rFonts w:ascii="Tahoma" w:hAnsi="Tahoma" w:cs="Tahoma"/>
                         <w:sz w:val="16"/>
                         <w:szCs w:val="16"/>
                       </w:rPr>
-                      <w:t xml:space="preserve">Mouza: Depashai, U.P: Sombag, Kalampur, P.S: Dhamrai District: </w:t>
+                      <w:t>Mouza</w:t>
+                    </w:r>
+                    <w:proofErr w:type="spellEnd"/>
+                    <w:r>
+                      <w:rPr>
+                        <w:rFonts w:ascii="Tahoma" w:hAnsi="Tahoma" w:cs="Tahoma"/>
+                        <w:sz w:val="16"/>
+                        <w:szCs w:val="16"/>
+                      </w:rPr>
+                      <w:t xml:space="preserve">: </w:t>
+                    </w:r>
+                    <w:proofErr w:type="spellStart"/>
+                    <w:r>
+                      <w:rPr>
+                        <w:rFonts w:ascii="Tahoma" w:hAnsi="Tahoma" w:cs="Tahoma"/>
+                        <w:sz w:val="16"/>
+                        <w:szCs w:val="16"/>
+                      </w:rPr>
+                      <w:t>Depashai</w:t>
+                    </w:r>
+                    <w:proofErr w:type="spellEnd"/>
+                    <w:r>
+                      <w:rPr>
+                        <w:rFonts w:ascii="Tahoma" w:hAnsi="Tahoma" w:cs="Tahoma"/>
+                        <w:sz w:val="16"/>
+                        <w:szCs w:val="16"/>
+                      </w:rPr>
+                      <w:t xml:space="preserve">, U.P: </w:t>
+                    </w:r>
+                    <w:proofErr w:type="spellStart"/>
+                    <w:r>
+                      <w:rPr>
+                        <w:rFonts w:ascii="Tahoma" w:hAnsi="Tahoma" w:cs="Tahoma"/>
+                        <w:sz w:val="16"/>
+                        <w:szCs w:val="16"/>
+                      </w:rPr>
+                      <w:t>Sombag</w:t>
+                    </w:r>
+                    <w:proofErr w:type="spellEnd"/>
+                    <w:r>
+                      <w:rPr>
+                        <w:rFonts w:ascii="Tahoma" w:hAnsi="Tahoma" w:cs="Tahoma"/>
+                        <w:sz w:val="16"/>
+                        <w:szCs w:val="16"/>
+                      </w:rPr>
+                      <w:t xml:space="preserve">, </w:t>
+                    </w:r>
+                    <w:proofErr w:type="spellStart"/>
+                    <w:r>
+                      <w:rPr>
+                        <w:rFonts w:ascii="Tahoma" w:hAnsi="Tahoma" w:cs="Tahoma"/>
+                        <w:sz w:val="16"/>
+                        <w:szCs w:val="16"/>
+                      </w:rPr>
+                      <w:t>Kalampur</w:t>
+                    </w:r>
+                    <w:proofErr w:type="spellEnd"/>
+                    <w:r>
+                      <w:rPr>
+                        <w:rFonts w:ascii="Tahoma" w:hAnsi="Tahoma" w:cs="Tahoma"/>
+                        <w:sz w:val="16"/>
+                        <w:szCs w:val="16"/>
+                      </w:rPr>
+                      <w:t xml:space="preserve">, P.S: </w:t>
+                    </w:r>
+                    <w:proofErr w:type="spellStart"/>
+                    <w:r>
+                      <w:rPr>
+                        <w:rFonts w:ascii="Tahoma" w:hAnsi="Tahoma" w:cs="Tahoma"/>
+                        <w:sz w:val="16"/>
+                        <w:szCs w:val="16"/>
+                      </w:rPr>
+                      <w:t>Dhamrai</w:t>
+                    </w:r>
+                    <w:proofErr w:type="spellEnd"/>
+                    <w:r>
+                      <w:rPr>
+                        <w:rFonts w:ascii="Tahoma" w:hAnsi="Tahoma" w:cs="Tahoma"/>
+                        <w:sz w:val="16"/>
+                        <w:szCs w:val="16"/>
+                      </w:rPr>
+                      <w:t xml:space="preserve"> District: </w:t>
                     </w:r>
                     <w:r>
                       <w:rPr>
@@ -2711,7 +3137,25 @@
                         <w:sz w:val="16"/>
                         <w:szCs w:val="16"/>
                       </w:rPr>
-                      <w:t>Dhaka, Bangladesh.Web: www.ocl-bd.com Phone: +8809612223355</w:t>
+                      <w:t xml:space="preserve">Dhaka, </w:t>
+                    </w:r>
+                    <w:proofErr w:type="spellStart"/>
+                    <w:r>
+                      <w:rPr>
+                        <w:rFonts w:ascii="Tahoma" w:hAnsi="Tahoma" w:cs="Tahoma"/>
+                        <w:sz w:val="16"/>
+                        <w:szCs w:val="16"/>
+                      </w:rPr>
+                      <w:t>Bangladesh.Web</w:t>
+                    </w:r>
+                    <w:proofErr w:type="spellEnd"/>
+                    <w:r>
+                      <w:rPr>
+                        <w:rFonts w:ascii="Tahoma" w:hAnsi="Tahoma" w:cs="Tahoma"/>
+                        <w:sz w:val="16"/>
+                        <w:szCs w:val="16"/>
+                      </w:rPr>
+                      <w:t>: www.ocl-bd.com Phone: +8809612223355</w:t>
                     </w:r>
                   </w:p>
                 </w:txbxContent>
@@ -2785,6 +3229,8 @@
     <w:r>
       <w:tab/>
     </w:r>
+    <w:bookmarkStart w:id="0" w:name="_GoBack"/>
+    <w:bookmarkEnd w:id="0"/>
     <w:r>
       <w:tab/>
     </w:r>
@@ -2814,7 +3260,7 @@
 </file>
 
 <file path=word/header3.xml><?xml version="1.0" encoding="utf-8"?>
-<w:hdr xmlns:wpc="http://schemas.microsoft.com/office/word/2010/wordprocessingCanvas" xmlns:cx="http://schemas.microsoft.com/office/drawing/2014/chartex" xmlns:cx1="http://schemas.microsoft.com/office/drawing/2015/9/8/chartex" xmlns:cx2="http://schemas.microsoft.com/office/drawing/2015/10/21/chartex" xmlns:cx3="http://schemas.microsoft.com/office/drawing/2016/5/9/chartex" xmlns:cx4="http://schemas.microsoft.com/office/drawing/2016/5/10/chartex" xmlns:cx5="http://schemas.microsoft.com/office/drawing/2016/5/11/chartex" xmlns:cx6="http://schemas.microsoft.com/office/drawing/2016/5/12/chartex" xmlns:cx7="http://schemas.microsoft.com/office/drawing/2016/5/13/chartex" xmlns:cx8="http://schemas.microsoft.com/office/drawing/2016/5/14/chartex" xmlns:mc="http://schemas.openxmlformats.org/markup-compatibility/2006" xmlns:aink="http://schemas.microsoft.com/office/drawing/2016/ink" xmlns:am3d="http://schemas.microsoft.com/office/drawing/2017/model3d" xmlns:o="urn:schemas-microsoft-com:office:office" xmlns:r="http://schemas.openxmlformats.org/officeDocument/2006/relationships" xmlns:m="http://schemas.openxmlformats.org/officeDocument/2006/math" xmlns:v="urn:schemas-microsoft-com:vml" xmlns:wp14="http://schemas.microsoft.com/office/word/2010/wordprocessingDrawing" xmlns:wp="http://schemas.openxmlformats.org/drawingml/2006/wordprocessingDrawing" xmlns:w10="urn:schemas-microsoft-com:office:word" xmlns:w="http://schemas.openxmlformats.org/wordprocessingml/2006/main" xmlns:w14="http://schemas.microsoft.com/office/word/2010/wordml" xmlns:w15="http://schemas.microsoft.com/office/word/2012/wordml" xmlns:w16cex="http://schemas.microsoft.com/office/word/2018/wordml/cex" xmlns:w16cid="http://schemas.microsoft.com/office/word/2016/wordml/cid" xmlns:w16="http://schemas.microsoft.com/office/word/2018/wordml" xmlns:w16sdtdh="http://schemas.microsoft.com/office/word/2020/wordml/sdtdatahash" xmlns:w16se="http://schemas.microsoft.com/office/word/2015/wordml/symex" xmlns:wpg="http://schemas.microsoft.com/office/word/2010/wordprocessingGroup" xmlns:wpi="http://schemas.microsoft.com/office/word/2010/wordprocessingInk" xmlns:wne="http://schemas.microsoft.com/office/word/2006/wordml" xmlns:wps="http://schemas.microsoft.com/office/word/2010/wordprocessingShape" mc:Ignorable="w14 w15 w16se w16cid w16 w16cex w16sdtdh wp14">
+<w:hdr xmlns:wpc="http://schemas.microsoft.com/office/word/2010/wordprocessingCanvas" xmlns:mc="http://schemas.openxmlformats.org/markup-compatibility/2006" xmlns:o="urn:schemas-microsoft-com:office:office" xmlns:r="http://schemas.openxmlformats.org/officeDocument/2006/relationships" xmlns:m="http://schemas.openxmlformats.org/officeDocument/2006/math" xmlns:v="urn:schemas-microsoft-com:vml" xmlns:wp14="http://schemas.microsoft.com/office/word/2010/wordprocessingDrawing" xmlns:wp="http://schemas.openxmlformats.org/drawingml/2006/wordprocessingDrawing" xmlns:w10="urn:schemas-microsoft-com:office:word" xmlns:w="http://schemas.openxmlformats.org/wordprocessingml/2006/main" xmlns:w14="http://schemas.microsoft.com/office/word/2010/wordml" xmlns:wpg="http://schemas.microsoft.com/office/word/2010/wordprocessingGroup" xmlns:wpi="http://schemas.microsoft.com/office/word/2010/wordprocessingInk" xmlns:wne="http://schemas.microsoft.com/office/word/2006/wordml" xmlns:wps="http://schemas.microsoft.com/office/word/2010/wordprocessingShape" mc:Ignorable="w14 wp14">
   <w:p>
     <w:pPr>
       <w:pStyle w:val="Header"/>
@@ -2824,8 +3270,8 @@
 </file>
 
 <file path=word/numbering.xml><?xml version="1.0" encoding="utf-8"?>
-<w:numbering xmlns:wpc="http://schemas.microsoft.com/office/word/2010/wordprocessingCanvas" xmlns:cx="http://schemas.microsoft.com/office/drawing/2014/chartex" xmlns:cx1="http://schemas.microsoft.com/office/drawing/2015/9/8/chartex" xmlns:cx2="http://schemas.microsoft.com/office/drawing/2015/10/21/chartex" xmlns:cx3="http://schemas.microsoft.com/office/drawing/2016/5/9/chartex" xmlns:cx4="http://schemas.microsoft.com/office/drawing/2016/5/10/chartex" xmlns:cx5="http://schemas.microsoft.com/office/drawing/2016/5/11/chartex" xmlns:cx6="http://schemas.microsoft.com/office/drawing/2016/5/12/chartex" xmlns:cx7="http://schemas.microsoft.com/office/drawing/2016/5/13/chartex" xmlns:cx8="http://schemas.microsoft.com/office/drawing/2016/5/14/chartex" xmlns:mc="http://schemas.openxmlformats.org/markup-compatibility/2006" xmlns:aink="http://schemas.microsoft.com/office/drawing/2016/ink" xmlns:am3d="http://schemas.microsoft.com/office/drawing/2017/model3d" xmlns:o="urn:schemas-microsoft-com:office:office" xmlns:r="http://schemas.openxmlformats.org/officeDocument/2006/relationships" xmlns:m="http://schemas.openxmlformats.org/officeDocument/2006/math" xmlns:v="urn:schemas-microsoft-com:vml" xmlns:wp14="http://schemas.microsoft.com/office/word/2010/wordprocessingDrawing" xmlns:wp="http://schemas.openxmlformats.org/drawingml/2006/wordprocessingDrawing" xmlns:w10="urn:schemas-microsoft-com:office:word" xmlns:w="http://schemas.openxmlformats.org/wordprocessingml/2006/main" xmlns:w14="http://schemas.microsoft.com/office/word/2010/wordml" xmlns:w15="http://schemas.microsoft.com/office/word/2012/wordml" xmlns:w16cex="http://schemas.microsoft.com/office/word/2018/wordml/cex" xmlns:w16cid="http://schemas.microsoft.com/office/word/2016/wordml/cid" xmlns:w16="http://schemas.microsoft.com/office/word/2018/wordml" xmlns:w16sdtdh="http://schemas.microsoft.com/office/word/2020/wordml/sdtdatahash" xmlns:w16se="http://schemas.microsoft.com/office/word/2015/wordml/symex" xmlns:wpg="http://schemas.microsoft.com/office/word/2010/wordprocessingGroup" xmlns:wpi="http://schemas.microsoft.com/office/word/2010/wordprocessingInk" xmlns:wne="http://schemas.microsoft.com/office/word/2006/wordml" xmlns:wps="http://schemas.microsoft.com/office/word/2010/wordprocessingShape" mc:Ignorable="w14 w15 w16se w16cid w16 w16cex w16sdtdh wp14">
-  <w:abstractNum w:abstractNumId="0" w15:restartNumberingAfterBreak="0">
+<w:numbering xmlns:wpc="http://schemas.microsoft.com/office/word/2010/wordprocessingCanvas" xmlns:mc="http://schemas.openxmlformats.org/markup-compatibility/2006" xmlns:o="urn:schemas-microsoft-com:office:office" xmlns:r="http://schemas.openxmlformats.org/officeDocument/2006/relationships" xmlns:m="http://schemas.openxmlformats.org/officeDocument/2006/math" xmlns:v="urn:schemas-microsoft-com:vml" xmlns:wp14="http://schemas.microsoft.com/office/word/2010/wordprocessingDrawing" xmlns:wp="http://schemas.openxmlformats.org/drawingml/2006/wordprocessingDrawing" xmlns:w10="urn:schemas-microsoft-com:office:word" xmlns:w="http://schemas.openxmlformats.org/wordprocessingml/2006/main" xmlns:w14="http://schemas.microsoft.com/office/word/2010/wordml" xmlns:wpg="http://schemas.microsoft.com/office/word/2010/wordprocessingGroup" xmlns:wpi="http://schemas.microsoft.com/office/word/2010/wordprocessingInk" xmlns:wne="http://schemas.microsoft.com/office/word/2006/wordml" xmlns:wps="http://schemas.microsoft.com/office/word/2010/wordprocessingShape" mc:Ignorable="w14 wp14">
+  <w:abstractNum w:abstractNumId="0">
     <w:nsid w:val="19365752"/>
     <w:multiLevelType w:val="hybridMultilevel"/>
     <w:tmpl w:val="DFA0A576"/>
@@ -2914,7 +3360,7 @@
       </w:pPr>
     </w:lvl>
   </w:abstractNum>
-  <w:abstractNum w:abstractNumId="1" w15:restartNumberingAfterBreak="0">
+  <w:abstractNum w:abstractNumId="1">
     <w:nsid w:val="19495CFF"/>
     <w:multiLevelType w:val="hybridMultilevel"/>
     <w:tmpl w:val="79CC075A"/>
@@ -2965,7 +3411,7 @@
       <w:lvlJc w:val="left"/>
     </w:lvl>
   </w:abstractNum>
-  <w:abstractNum w:abstractNumId="2" w15:restartNumberingAfterBreak="0">
+  <w:abstractNum w:abstractNumId="2">
     <w:nsid w:val="66334873"/>
     <w:multiLevelType w:val="hybridMultilevel"/>
     <w:tmpl w:val="71B6F7D8"/>
@@ -3016,7 +3462,7 @@
       <w:lvlJc w:val="left"/>
     </w:lvl>
   </w:abstractNum>
-  <w:abstractNum w:abstractNumId="3" w15:restartNumberingAfterBreak="0">
+  <w:abstractNum w:abstractNumId="3">
     <w:nsid w:val="74B0DC51"/>
     <w:multiLevelType w:val="hybridMultilevel"/>
     <w:tmpl w:val="22FA3D1C"/>
@@ -3083,7 +3529,7 @@
 </file>
 
 <file path=word/styles.xml><?xml version="1.0" encoding="utf-8"?>
-<w:styles xmlns:mc="http://schemas.openxmlformats.org/markup-compatibility/2006" xmlns:r="http://schemas.openxmlformats.org/officeDocument/2006/relationships" xmlns:w="http://schemas.openxmlformats.org/wordprocessingml/2006/main" xmlns:w14="http://schemas.microsoft.com/office/word/2010/wordml" xmlns:w15="http://schemas.microsoft.com/office/word/2012/wordml" xmlns:w16cex="http://schemas.microsoft.com/office/word/2018/wordml/cex" xmlns:w16cid="http://schemas.microsoft.com/office/word/2016/wordml/cid" xmlns:w16="http://schemas.microsoft.com/office/word/2018/wordml" xmlns:w16sdtdh="http://schemas.microsoft.com/office/word/2020/wordml/sdtdatahash" xmlns:w16se="http://schemas.microsoft.com/office/word/2015/wordml/symex" mc:Ignorable="w14 w15 w16se w16cid w16 w16cex w16sdtdh">
+<w:styles xmlns:mc="http://schemas.openxmlformats.org/markup-compatibility/2006" xmlns:r="http://schemas.openxmlformats.org/officeDocument/2006/relationships" xmlns:w="http://schemas.openxmlformats.org/wordprocessingml/2006/main" xmlns:w14="http://schemas.microsoft.com/office/word/2010/wordml" mc:Ignorable="w14">
   <w:docDefaults>
     <w:rPrDefault>
       <w:rPr>
@@ -3095,383 +3541,144 @@
     </w:rPrDefault>
     <w:pPrDefault/>
   </w:docDefaults>
-  <w:latentStyles w:defLockedState="0" w:defUIPriority="99" w:defSemiHidden="0" w:defUnhideWhenUsed="0" w:defQFormat="0" w:count="376">
-    <w:lsdException w:name="Normal" w:uiPriority="0" w:qFormat="1"/>
-    <w:lsdException w:name="heading 1" w:uiPriority="9" w:qFormat="1"/>
-    <w:lsdException w:name="heading 2" w:semiHidden="1" w:uiPriority="9" w:unhideWhenUsed="1" w:qFormat="1"/>
-    <w:lsdException w:name="heading 3" w:semiHidden="1" w:uiPriority="9" w:unhideWhenUsed="1" w:qFormat="1"/>
-    <w:lsdException w:name="heading 4" w:semiHidden="1" w:uiPriority="9" w:unhideWhenUsed="1" w:qFormat="1"/>
-    <w:lsdException w:name="heading 5" w:semiHidden="1" w:uiPriority="9" w:unhideWhenUsed="1" w:qFormat="1"/>
-    <w:lsdException w:name="heading 6" w:semiHidden="1" w:uiPriority="9" w:unhideWhenUsed="1" w:qFormat="1"/>
-    <w:lsdException w:name="heading 7" w:semiHidden="1" w:uiPriority="9" w:unhideWhenUsed="1" w:qFormat="1"/>
-    <w:lsdException w:name="heading 8" w:semiHidden="1" w:uiPriority="9" w:unhideWhenUsed="1" w:qFormat="1"/>
-    <w:lsdException w:name="heading 9" w:semiHidden="1" w:uiPriority="9" w:unhideWhenUsed="1" w:qFormat="1"/>
-    <w:lsdException w:name="index 1" w:semiHidden="1" w:unhideWhenUsed="1"/>
-    <w:lsdException w:name="index 2" w:semiHidden="1" w:unhideWhenUsed="1"/>
-    <w:lsdException w:name="index 3" w:semiHidden="1" w:unhideWhenUsed="1"/>
-    <w:lsdException w:name="index 4" w:semiHidden="1" w:unhideWhenUsed="1"/>
-    <w:lsdException w:name="index 5" w:semiHidden="1" w:unhideWhenUsed="1"/>
-    <w:lsdException w:name="index 6" w:semiHidden="1" w:unhideWhenUsed="1"/>
-    <w:lsdException w:name="index 7" w:semiHidden="1" w:unhideWhenUsed="1"/>
-    <w:lsdException w:name="index 8" w:semiHidden="1" w:unhideWhenUsed="1"/>
-    <w:lsdException w:name="index 9" w:semiHidden="1" w:unhideWhenUsed="1"/>
-    <w:lsdException w:name="toc 1" w:semiHidden="1" w:uiPriority="39" w:unhideWhenUsed="1"/>
-    <w:lsdException w:name="toc 2" w:semiHidden="1" w:uiPriority="39" w:unhideWhenUsed="1"/>
-    <w:lsdException w:name="toc 3" w:semiHidden="1" w:uiPriority="39" w:unhideWhenUsed="1"/>
-    <w:lsdException w:name="toc 4" w:semiHidden="1" w:uiPriority="39" w:unhideWhenUsed="1"/>
-    <w:lsdException w:name="toc 5" w:semiHidden="1" w:uiPriority="39" w:unhideWhenUsed="1"/>
-    <w:lsdException w:name="toc 6" w:semiHidden="1" w:uiPriority="39" w:unhideWhenUsed="1"/>
-    <w:lsdException w:name="toc 7" w:semiHidden="1" w:uiPriority="39" w:unhideWhenUsed="1"/>
-    <w:lsdException w:name="toc 8" w:semiHidden="1" w:uiPriority="39" w:unhideWhenUsed="1"/>
-    <w:lsdException w:name="toc 9" w:semiHidden="1" w:uiPriority="39" w:unhideWhenUsed="1"/>
-    <w:lsdException w:name="Normal Indent" w:semiHidden="1" w:unhideWhenUsed="1"/>
-    <w:lsdException w:name="footnote text" w:semiHidden="1" w:unhideWhenUsed="1"/>
-    <w:lsdException w:name="annotation text" w:semiHidden="1" w:unhideWhenUsed="1"/>
-    <w:lsdException w:name="header" w:semiHidden="1" w:unhideWhenUsed="1"/>
-    <w:lsdException w:name="footer" w:semiHidden="1" w:unhideWhenUsed="1"/>
-    <w:lsdException w:name="index heading" w:semiHidden="1" w:unhideWhenUsed="1"/>
-    <w:lsdException w:name="caption" w:semiHidden="1" w:uiPriority="35" w:unhideWhenUsed="1" w:qFormat="1"/>
-    <w:lsdException w:name="table of figures" w:semiHidden="1" w:unhideWhenUsed="1"/>
-    <w:lsdException w:name="envelope address" w:semiHidden="1" w:unhideWhenUsed="1"/>
-    <w:lsdException w:name="envelope return" w:semiHidden="1" w:unhideWhenUsed="1"/>
-    <w:lsdException w:name="footnote reference" w:semiHidden="1" w:unhideWhenUsed="1"/>
-    <w:lsdException w:name="annotation reference" w:semiHidden="1" w:unhideWhenUsed="1"/>
-    <w:lsdException w:name="line number" w:semiHidden="1" w:unhideWhenUsed="1"/>
-    <w:lsdException w:name="page number" w:semiHidden="1" w:unhideWhenUsed="1"/>
-    <w:lsdException w:name="endnote reference" w:semiHidden="1" w:unhideWhenUsed="1"/>
-    <w:lsdException w:name="endnote text" w:semiHidden="1" w:unhideWhenUsed="1"/>
-    <w:lsdException w:name="table of authorities" w:semiHidden="1" w:unhideWhenUsed="1"/>
-    <w:lsdException w:name="macro" w:semiHidden="1" w:unhideWhenUsed="1"/>
-    <w:lsdException w:name="toa heading" w:semiHidden="1" w:unhideWhenUsed="1"/>
-    <w:lsdException w:name="List" w:semiHidden="1" w:unhideWhenUsed="1"/>
-    <w:lsdException w:name="List Bullet" w:semiHidden="1" w:unhideWhenUsed="1"/>
-    <w:lsdException w:name="List Number" w:semiHidden="1" w:unhideWhenUsed="1"/>
-    <w:lsdException w:name="List 2" w:semiHidden="1" w:unhideWhenUsed="1"/>
-    <w:lsdException w:name="List 3" w:semiHidden="1" w:unhideWhenUsed="1"/>
-    <w:lsdException w:name="List 4" w:semiHidden="1" w:unhideWhenUsed="1"/>
-    <w:lsdException w:name="List 5" w:semiHidden="1" w:unhideWhenUsed="1"/>
-    <w:lsdException w:name="List Bullet 2" w:semiHidden="1" w:unhideWhenUsed="1"/>
-    <w:lsdException w:name="List Bullet 3" w:semiHidden="1" w:unhideWhenUsed="1"/>
-    <w:lsdException w:name="List Bullet 4" w:semiHidden="1" w:unhideWhenUsed="1"/>
-    <w:lsdException w:name="List Bullet 5" w:semiHidden="1" w:unhideWhenUsed="1"/>
-    <w:lsdException w:name="List Number 2" w:semiHidden="1" w:unhideWhenUsed="1"/>
-    <w:lsdException w:name="List Number 3" w:semiHidden="1" w:unhideWhenUsed="1"/>
-    <w:lsdException w:name="List Number 4" w:semiHidden="1" w:unhideWhenUsed="1"/>
-    <w:lsdException w:name="List Number 5" w:semiHidden="1" w:unhideWhenUsed="1"/>
-    <w:lsdException w:name="Title" w:uiPriority="10" w:qFormat="1"/>
-    <w:lsdException w:name="Closing" w:semiHidden="1" w:unhideWhenUsed="1"/>
-    <w:lsdException w:name="Signature" w:semiHidden="1" w:unhideWhenUsed="1"/>
-    <w:lsdException w:name="Default Paragraph Font" w:semiHidden="1" w:uiPriority="1" w:unhideWhenUsed="1"/>
-    <w:lsdException w:name="Body Text" w:semiHidden="1" w:unhideWhenUsed="1"/>
-    <w:lsdException w:name="Body Text Indent" w:semiHidden="1" w:unhideWhenUsed="1"/>
-    <w:lsdException w:name="List Continue" w:semiHidden="1" w:unhideWhenUsed="1"/>
-    <w:lsdException w:name="List Continue 2" w:semiHidden="1" w:unhideWhenUsed="1"/>
-    <w:lsdException w:name="List Continue 3" w:semiHidden="1" w:unhideWhenUsed="1"/>
-    <w:lsdException w:name="List Continue 4" w:semiHidden="1" w:unhideWhenUsed="1"/>
-    <w:lsdException w:name="List Continue 5" w:semiHidden="1" w:unhideWhenUsed="1"/>
-    <w:lsdException w:name="Message Header" w:semiHidden="1" w:unhideWhenUsed="1"/>
-    <w:lsdException w:name="Subtitle" w:uiPriority="11" w:qFormat="1"/>
-    <w:lsdException w:name="Salutation" w:semiHidden="1" w:unhideWhenUsed="1"/>
-    <w:lsdException w:name="Date" w:semiHidden="1" w:unhideWhenUsed="1"/>
-    <w:lsdException w:name="Body Text First Indent" w:semiHidden="1" w:unhideWhenUsed="1"/>
-    <w:lsdException w:name="Body Text First Indent 2" w:semiHidden="1" w:unhideWhenUsed="1"/>
-    <w:lsdException w:name="Note Heading" w:semiHidden="1" w:unhideWhenUsed="1"/>
-    <w:lsdException w:name="Body Text 2" w:semiHidden="1" w:unhideWhenUsed="1"/>
-    <w:lsdException w:name="Body Text 3" w:semiHidden="1" w:unhideWhenUsed="1"/>
-    <w:lsdException w:name="Body Text Indent 2" w:semiHidden="1" w:unhideWhenUsed="1"/>
-    <w:lsdException w:name="Body Text Indent 3" w:semiHidden="1" w:unhideWhenUsed="1"/>
-    <w:lsdException w:name="Block Text" w:semiHidden="1" w:unhideWhenUsed="1"/>
-    <w:lsdException w:name="Hyperlink" w:semiHidden="1" w:unhideWhenUsed="1"/>
-    <w:lsdException w:name="FollowedHyperlink" w:semiHidden="1" w:unhideWhenUsed="1"/>
-    <w:lsdException w:name="Strong" w:uiPriority="22" w:qFormat="1"/>
-    <w:lsdException w:name="Emphasis" w:uiPriority="20" w:qFormat="1"/>
-    <w:lsdException w:name="Document Map" w:semiHidden="1" w:unhideWhenUsed="1"/>
-    <w:lsdException w:name="Plain Text" w:semiHidden="1" w:unhideWhenUsed="1"/>
-    <w:lsdException w:name="E-mail Signature" w:semiHidden="1" w:unhideWhenUsed="1"/>
-    <w:lsdException w:name="HTML Top of Form" w:semiHidden="1" w:unhideWhenUsed="1"/>
-    <w:lsdException w:name="HTML Bottom of Form" w:semiHidden="1" w:unhideWhenUsed="1"/>
-    <w:lsdException w:name="Normal (Web)" w:semiHidden="1" w:unhideWhenUsed="1"/>
-    <w:lsdException w:name="HTML Acronym" w:semiHidden="1" w:unhideWhenUsed="1"/>
-    <w:lsdException w:name="HTML Address" w:semiHidden="1" w:unhideWhenUsed="1"/>
-    <w:lsdException w:name="HTML Cite" w:semiHidden="1" w:unhideWhenUsed="1"/>
-    <w:lsdException w:name="HTML Code" w:semiHidden="1" w:unhideWhenUsed="1"/>
-    <w:lsdException w:name="HTML Definition" w:semiHidden="1" w:unhideWhenUsed="1"/>
-    <w:lsdException w:name="HTML Keyboard" w:semiHidden="1" w:unhideWhenUsed="1"/>
-    <w:lsdException w:name="HTML Preformatted" w:semiHidden="1" w:unhideWhenUsed="1"/>
-    <w:lsdException w:name="HTML Sample" w:semiHidden="1" w:unhideWhenUsed="1"/>
-    <w:lsdException w:name="HTML Typewriter" w:semiHidden="1" w:unhideWhenUsed="1"/>
-    <w:lsdException w:name="HTML Variable" w:semiHidden="1" w:unhideWhenUsed="1"/>
-    <w:lsdException w:name="Normal Table" w:semiHidden="1" w:unhideWhenUsed="1"/>
-    <w:lsdException w:name="annotation subject" w:semiHidden="1" w:unhideWhenUsed="1"/>
-    <w:lsdException w:name="No List" w:semiHidden="1" w:unhideWhenUsed="1"/>
-    <w:lsdException w:name="Outline List 1" w:semiHidden="1" w:unhideWhenUsed="1"/>
-    <w:lsdException w:name="Outline List 2" w:semiHidden="1" w:unhideWhenUsed="1"/>
-    <w:lsdException w:name="Outline List 3" w:semiHidden="1" w:unhideWhenUsed="1"/>
-    <w:lsdException w:name="Table Simple 1" w:semiHidden="1" w:unhideWhenUsed="1"/>
-    <w:lsdException w:name="Table Simple 2" w:semiHidden="1" w:unhideWhenUsed="1"/>
-    <w:lsdException w:name="Table Simple 3" w:semiHidden="1" w:unhideWhenUsed="1"/>
-    <w:lsdException w:name="Table Classic 1" w:semiHidden="1" w:unhideWhenUsed="1"/>
-    <w:lsdException w:name="Table Classic 2" w:semiHidden="1" w:unhideWhenUsed="1"/>
-    <w:lsdException w:name="Table Classic 3" w:semiHidden="1" w:unhideWhenUsed="1"/>
-    <w:lsdException w:name="Table Classic 4" w:semiHidden="1" w:unhideWhenUsed="1"/>
-    <w:lsdException w:name="Table Colorful 1" w:semiHidden="1" w:unhideWhenUsed="1"/>
-    <w:lsdException w:name="Table Colorful 2" w:semiHidden="1" w:unhideWhenUsed="1"/>
-    <w:lsdException w:name="Table Colorful 3" w:semiHidden="1" w:unhideWhenUsed="1"/>
-    <w:lsdException w:name="Table Columns 1" w:semiHidden="1" w:unhideWhenUsed="1"/>
-    <w:lsdException w:name="Table Columns 2" w:semiHidden="1" w:unhideWhenUsed="1"/>
-    <w:lsdException w:name="Table Columns 3" w:semiHidden="1" w:unhideWhenUsed="1"/>
-    <w:lsdException w:name="Table Columns 4" w:semiHidden="1" w:unhideWhenUsed="1"/>
-    <w:lsdException w:name="Table Columns 5" w:semiHidden="1" w:unhideWhenUsed="1"/>
-    <w:lsdException w:name="Table Grid 1" w:semiHidden="1" w:unhideWhenUsed="1"/>
-    <w:lsdException w:name="Table Grid 2" w:semiHidden="1" w:unhideWhenUsed="1"/>
-    <w:lsdException w:name="Table Grid 3" w:semiHidden="1" w:unhideWhenUsed="1"/>
-    <w:lsdException w:name="Table Grid 4" w:semiHidden="1" w:unhideWhenUsed="1"/>
-    <w:lsdException w:name="Table Grid 5" w:semiHidden="1" w:unhideWhenUsed="1"/>
-    <w:lsdException w:name="Table Grid 6" w:semiHidden="1" w:unhideWhenUsed="1"/>
-    <w:lsdException w:name="Table Grid 7" w:semiHidden="1" w:unhideWhenUsed="1"/>
-    <w:lsdException w:name="Table Grid 8" w:semiHidden="1" w:unhideWhenUsed="1"/>
-    <w:lsdException w:name="Table List 1" w:semiHidden="1" w:unhideWhenUsed="1"/>
-    <w:lsdException w:name="Table List 2" w:semiHidden="1" w:unhideWhenUsed="1"/>
-    <w:lsdException w:name="Table List 3" w:semiHidden="1" w:unhideWhenUsed="1"/>
-    <w:lsdException w:name="Table List 4" w:semiHidden="1" w:unhideWhenUsed="1"/>
-    <w:lsdException w:name="Table List 5" w:semiHidden="1" w:unhideWhenUsed="1"/>
-    <w:lsdException w:name="Table List 6" w:semiHidden="1" w:unhideWhenUsed="1"/>
-    <w:lsdException w:name="Table List 7" w:semiHidden="1" w:unhideWhenUsed="1"/>
-    <w:lsdException w:name="Table List 8" w:semiHidden="1" w:unhideWhenUsed="1"/>
-    <w:lsdException w:name="Table 3D effects 1" w:semiHidden="1" w:unhideWhenUsed="1"/>
-    <w:lsdException w:name="Table 3D effects 2" w:semiHidden="1" w:unhideWhenUsed="1"/>
-    <w:lsdException w:name="Table 3D effects 3" w:semiHidden="1" w:unhideWhenUsed="1"/>
-    <w:lsdException w:name="Table Contemporary" w:semiHidden="1" w:unhideWhenUsed="1"/>
-    <w:lsdException w:name="Table Elegant" w:semiHidden="1" w:unhideWhenUsed="1"/>
-    <w:lsdException w:name="Table Professional" w:semiHidden="1" w:unhideWhenUsed="1"/>
-    <w:lsdException w:name="Table Subtle 1" w:semiHidden="1" w:unhideWhenUsed="1"/>
-    <w:lsdException w:name="Table Subtle 2" w:semiHidden="1" w:unhideWhenUsed="1"/>
-    <w:lsdException w:name="Table Web 1" w:semiHidden="1" w:unhideWhenUsed="1"/>
-    <w:lsdException w:name="Table Web 2" w:semiHidden="1" w:unhideWhenUsed="1"/>
-    <w:lsdException w:name="Table Web 3" w:semiHidden="1" w:unhideWhenUsed="1"/>
-    <w:lsdException w:name="Balloon Text" w:semiHidden="1" w:unhideWhenUsed="1"/>
-    <w:lsdException w:name="Table Grid" w:uiPriority="39"/>
-    <w:lsdException w:name="Table Theme" w:semiHidden="1" w:unhideWhenUsed="1"/>
-    <w:lsdException w:name="Placeholder Text" w:semiHidden="1"/>
-    <w:lsdException w:name="No Spacing" w:uiPriority="1" w:qFormat="1"/>
-    <w:lsdException w:name="Light Shading" w:uiPriority="60"/>
-    <w:lsdException w:name="Light List" w:uiPriority="61"/>
-    <w:lsdException w:name="Light Grid" w:uiPriority="62"/>
-    <w:lsdException w:name="Medium Shading 1" w:uiPriority="63"/>
-    <w:lsdException w:name="Medium Shading 2" w:uiPriority="64"/>
-    <w:lsdException w:name="Medium List 1" w:uiPriority="65"/>
-    <w:lsdException w:name="Medium List 2" w:uiPriority="66"/>
-    <w:lsdException w:name="Medium Grid 1" w:uiPriority="67"/>
-    <w:lsdException w:name="Medium Grid 2" w:uiPriority="68"/>
-    <w:lsdException w:name="Medium Grid 3" w:uiPriority="69"/>
-    <w:lsdException w:name="Dark List" w:uiPriority="70"/>
-    <w:lsdException w:name="Colorful Shading" w:uiPriority="71"/>
-    <w:lsdException w:name="Colorful List" w:uiPriority="72"/>
-    <w:lsdException w:name="Colorful Grid" w:uiPriority="73"/>
-    <w:lsdException w:name="Light Shading Accent 1" w:uiPriority="60"/>
-    <w:lsdException w:name="Light List Accent 1" w:uiPriority="61"/>
-    <w:lsdException w:name="Light Grid Accent 1" w:uiPriority="62"/>
-    <w:lsdException w:name="Medium Shading 1 Accent 1" w:uiPriority="63"/>
-    <w:lsdException w:name="Medium Shading 2 Accent 1" w:uiPriority="64"/>
-    <w:lsdException w:name="Medium List 1 Accent 1" w:uiPriority="65"/>
-    <w:lsdException w:name="Revision" w:semiHidden="1"/>
-    <w:lsdException w:name="List Paragraph" w:uiPriority="34" w:qFormat="1"/>
-    <w:lsdException w:name="Quote" w:uiPriority="29" w:qFormat="1"/>
-    <w:lsdException w:name="Intense Quote" w:uiPriority="30" w:qFormat="1"/>
-    <w:lsdException w:name="Medium List 2 Accent 1" w:uiPriority="66"/>
-    <w:lsdException w:name="Medium Grid 1 Accent 1" w:uiPriority="67"/>
-    <w:lsdException w:name="Medium Grid 2 Accent 1" w:uiPriority="68"/>
-    <w:lsdException w:name="Medium Grid 3 Accent 1" w:uiPriority="69"/>
-    <w:lsdException w:name="Dark List Accent 1" w:uiPriority="70"/>
-    <w:lsdException w:name="Colorful Shading Accent 1" w:uiPriority="71"/>
-    <w:lsdException w:name="Colorful List Accent 1" w:uiPriority="72"/>
-    <w:lsdException w:name="Colorful Grid Accent 1" w:uiPriority="73"/>
-    <w:lsdException w:name="Light Shading Accent 2" w:uiPriority="60"/>
-    <w:lsdException w:name="Light List Accent 2" w:uiPriority="61"/>
-    <w:lsdException w:name="Light Grid Accent 2" w:uiPriority="62"/>
-    <w:lsdException w:name="Medium Shading 1 Accent 2" w:uiPriority="63"/>
-    <w:lsdException w:name="Medium Shading 2 Accent 2" w:uiPriority="64"/>
-    <w:lsdException w:name="Medium List 1 Accent 2" w:uiPriority="65"/>
-    <w:lsdException w:name="Medium List 2 Accent 2" w:uiPriority="66"/>
-    <w:lsdException w:name="Medium Grid 1 Accent 2" w:uiPriority="67"/>
-    <w:lsdException w:name="Medium Grid 2 Accent 2" w:uiPriority="68"/>
-    <w:lsdException w:name="Medium Grid 3 Accent 2" w:uiPriority="69"/>
-    <w:lsdException w:name="Dark List Accent 2" w:uiPriority="70"/>
-    <w:lsdException w:name="Colorful Shading Accent 2" w:uiPriority="71"/>
-    <w:lsdException w:name="Colorful List Accent 2" w:uiPriority="72"/>
-    <w:lsdException w:name="Colorful Grid Accent 2" w:uiPriority="73"/>
-    <w:lsdException w:name="Light Shading Accent 3" w:uiPriority="60"/>
-    <w:lsdException w:name="Light List Accent 3" w:uiPriority="61"/>
-    <w:lsdException w:name="Light Grid Accent 3" w:uiPriority="62"/>
-    <w:lsdException w:name="Medium Shading 1 Accent 3" w:uiPriority="63"/>
-    <w:lsdException w:name="Medium Shading 2 Accent 3" w:uiPriority="64"/>
-    <w:lsdException w:name="Medium List 1 Accent 3" w:uiPriority="65"/>
-    <w:lsdException w:name="Medium List 2 Accent 3" w:uiPriority="66"/>
-    <w:lsdException w:name="Medium Grid 1 Accent 3" w:uiPriority="67"/>
-    <w:lsdException w:name="Medium Grid 2 Accent 3" w:uiPriority="68"/>
-    <w:lsdException w:name="Medium Grid 3 Accent 3" w:uiPriority="69"/>
-    <w:lsdException w:name="Dark List Accent 3" w:uiPriority="70"/>
-    <w:lsdException w:name="Colorful Shading Accent 3" w:uiPriority="71"/>
-    <w:lsdException w:name="Colorful List Accent 3" w:uiPriority="72"/>
-    <w:lsdException w:name="Colorful Grid Accent 3" w:uiPriority="73"/>
-    <w:lsdException w:name="Light Shading Accent 4" w:uiPriority="60"/>
-    <w:lsdException w:name="Light List Accent 4" w:uiPriority="61"/>
-    <w:lsdException w:name="Light Grid Accent 4" w:uiPriority="62"/>
-    <w:lsdException w:name="Medium Shading 1 Accent 4" w:uiPriority="63"/>
-    <w:lsdException w:name="Medium Shading 2 Accent 4" w:uiPriority="64"/>
-    <w:lsdException w:name="Medium List 1 Accent 4" w:uiPriority="65"/>
-    <w:lsdException w:name="Medium List 2 Accent 4" w:uiPriority="66"/>
-    <w:lsdException w:name="Medium Grid 1 Accent 4" w:uiPriority="67"/>
-    <w:lsdException w:name="Medium Grid 2 Accent 4" w:uiPriority="68"/>
-    <w:lsdException w:name="Medium Grid 3 Accent 4" w:uiPriority="69"/>
-    <w:lsdException w:name="Dark List Accent 4" w:uiPriority="70"/>
-    <w:lsdException w:name="Colorful Shading Accent 4" w:uiPriority="71"/>
-    <w:lsdException w:name="Colorful List Accent 4" w:uiPriority="72"/>
-    <w:lsdException w:name="Colorful Grid Accent 4" w:uiPriority="73"/>
-    <w:lsdException w:name="Light Shading Accent 5" w:uiPriority="60"/>
-    <w:lsdException w:name="Light List Accent 5" w:uiPriority="61"/>
-    <w:lsdException w:name="Light Grid Accent 5" w:uiPriority="62"/>
-    <w:lsdException w:name="Medium Shading 1 Accent 5" w:uiPriority="63"/>
-    <w:lsdException w:name="Medium Shading 2 Accent 5" w:uiPriority="64"/>
-    <w:lsdException w:name="Medium List 1 Accent 5" w:uiPriority="65"/>
-    <w:lsdException w:name="Medium List 2 Accent 5" w:uiPriority="66"/>
-    <w:lsdException w:name="Medium Grid 1 Accent 5" w:uiPriority="67"/>
-    <w:lsdException w:name="Medium Grid 2 Accent 5" w:uiPriority="68"/>
-    <w:lsdException w:name="Medium Grid 3 Accent 5" w:uiPriority="69"/>
-    <w:lsdException w:name="Dark List Accent 5" w:uiPriority="70"/>
-    <w:lsdException w:name="Colorful Shading Accent 5" w:uiPriority="71"/>
-    <w:lsdException w:name="Colorful List Accent 5" w:uiPriority="72"/>
-    <w:lsdException w:name="Colorful Grid Accent 5" w:uiPriority="73"/>
-    <w:lsdException w:name="Light Shading Accent 6" w:uiPriority="60"/>
-    <w:lsdException w:name="Light List Accent 6" w:uiPriority="61"/>
-    <w:lsdException w:name="Light Grid Accent 6" w:uiPriority="62"/>
-    <w:lsdException w:name="Medium Shading 1 Accent 6" w:uiPriority="63"/>
-    <w:lsdException w:name="Medium Shading 2 Accent 6" w:uiPriority="64"/>
-    <w:lsdException w:name="Medium List 1 Accent 6" w:uiPriority="65"/>
-    <w:lsdException w:name="Medium List 2 Accent 6" w:uiPriority="66"/>
-    <w:lsdException w:name="Medium Grid 1 Accent 6" w:uiPriority="67"/>
-    <w:lsdException w:name="Medium Grid 2 Accent 6" w:uiPriority="68"/>
-    <w:lsdException w:name="Medium Grid 3 Accent 6" w:uiPriority="69"/>
-    <w:lsdException w:name="Dark List Accent 6" w:uiPriority="70"/>
-    <w:lsdException w:name="Colorful Shading Accent 6" w:uiPriority="71"/>
-    <w:lsdException w:name="Colorful List Accent 6" w:uiPriority="72"/>
-    <w:lsdException w:name="Colorful Grid Accent 6" w:uiPriority="73"/>
-    <w:lsdException w:name="Subtle Emphasis" w:uiPriority="19" w:qFormat="1"/>
-    <w:lsdException w:name="Intense Emphasis" w:uiPriority="21" w:qFormat="1"/>
-    <w:lsdException w:name="Subtle Reference" w:uiPriority="31" w:qFormat="1"/>
-    <w:lsdException w:name="Intense Reference" w:uiPriority="32" w:qFormat="1"/>
-    <w:lsdException w:name="Book Title" w:uiPriority="33" w:qFormat="1"/>
-    <w:lsdException w:name="Bibliography" w:semiHidden="1" w:uiPriority="37" w:unhideWhenUsed="1"/>
-    <w:lsdException w:name="TOC Heading" w:semiHidden="1" w:uiPriority="39" w:unhideWhenUsed="1" w:qFormat="1"/>
-    <w:lsdException w:name="Plain Table 1" w:uiPriority="41"/>
-    <w:lsdException w:name="Plain Table 2" w:uiPriority="42"/>
-    <w:lsdException w:name="Plain Table 3" w:uiPriority="43"/>
-    <w:lsdException w:name="Plain Table 4" w:uiPriority="44"/>
-    <w:lsdException w:name="Plain Table 5" w:uiPriority="45"/>
-    <w:lsdException w:name="Grid Table Light" w:uiPriority="40"/>
-    <w:lsdException w:name="Grid Table 1 Light" w:uiPriority="46"/>
-    <w:lsdException w:name="Grid Table 2" w:uiPriority="47"/>
-    <w:lsdException w:name="Grid Table 3" w:uiPriority="48"/>
-    <w:lsdException w:name="Grid Table 4" w:uiPriority="49"/>
-    <w:lsdException w:name="Grid Table 5 Dark" w:uiPriority="50"/>
-    <w:lsdException w:name="Grid Table 6 Colorful" w:uiPriority="51"/>
-    <w:lsdException w:name="Grid Table 7 Colorful" w:uiPriority="52"/>
-    <w:lsdException w:name="Grid Table 1 Light Accent 1" w:uiPriority="46"/>
-    <w:lsdException w:name="Grid Table 2 Accent 1" w:uiPriority="47"/>
-    <w:lsdException w:name="Grid Table 3 Accent 1" w:uiPriority="48"/>
-    <w:lsdException w:name="Grid Table 4 Accent 1" w:uiPriority="49"/>
-    <w:lsdException w:name="Grid Table 5 Dark Accent 1" w:uiPriority="50"/>
-    <w:lsdException w:name="Grid Table 6 Colorful Accent 1" w:uiPriority="51"/>
-    <w:lsdException w:name="Grid Table 7 Colorful Accent 1" w:uiPriority="52"/>
-    <w:lsdException w:name="Grid Table 1 Light Accent 2" w:uiPriority="46"/>
-    <w:lsdException w:name="Grid Table 2 Accent 2" w:uiPriority="47"/>
-    <w:lsdException w:name="Grid Table 3 Accent 2" w:uiPriority="48"/>
-    <w:lsdException w:name="Grid Table 4 Accent 2" w:uiPriority="49"/>
-    <w:lsdException w:name="Grid Table 5 Dark Accent 2" w:uiPriority="50"/>
-    <w:lsdException w:name="Grid Table 6 Colorful Accent 2" w:uiPriority="51"/>
-    <w:lsdException w:name="Grid Table 7 Colorful Accent 2" w:uiPriority="52"/>
-    <w:lsdException w:name="Grid Table 1 Light Accent 3" w:uiPriority="46"/>
-    <w:lsdException w:name="Grid Table 2 Accent 3" w:uiPriority="47"/>
-    <w:lsdException w:name="Grid Table 3 Accent 3" w:uiPriority="48"/>
-    <w:lsdException w:name="Grid Table 4 Accent 3" w:uiPriority="49"/>
-    <w:lsdException w:name="Grid Table 5 Dark Accent 3" w:uiPriority="50"/>
-    <w:lsdException w:name="Grid Table 6 Colorful Accent 3" w:uiPriority="51"/>
-    <w:lsdException w:name="Grid Table 7 Colorful Accent 3" w:uiPriority="52"/>
-    <w:lsdException w:name="Grid Table 1 Light Accent 4" w:uiPriority="46"/>
-    <w:lsdException w:name="Grid Table 2 Accent 4" w:uiPriority="47"/>
-    <w:lsdException w:name="Grid Table 3 Accent 4" w:uiPriority="48"/>
-    <w:lsdException w:name="Grid Table 4 Accent 4" w:uiPriority="49"/>
-    <w:lsdException w:name="Grid Table 5 Dark Accent 4" w:uiPriority="50"/>
-    <w:lsdException w:name="Grid Table 6 Colorful Accent 4" w:uiPriority="51"/>
-    <w:lsdException w:name="Grid Table 7 Colorful Accent 4" w:uiPriority="52"/>
-    <w:lsdException w:name="Grid Table 1 Light Accent 5" w:uiPriority="46"/>
-    <w:lsdException w:name="Grid Table 2 Accent 5" w:uiPriority="47"/>
-    <w:lsdException w:name="Grid Table 3 Accent 5" w:uiPriority="48"/>
-    <w:lsdException w:name="Grid Table 4 Accent 5" w:uiPriority="49"/>
-    <w:lsdException w:name="Grid Table 5 Dark Accent 5" w:uiPriority="50"/>
-    <w:lsdException w:name="Grid Table 6 Colorful Accent 5" w:uiPriority="51"/>
-    <w:lsdException w:name="Grid Table 7 Colorful Accent 5" w:uiPriority="52"/>
-    <w:lsdException w:name="Grid Table 1 Light Accent 6" w:uiPriority="46"/>
-    <w:lsdException w:name="Grid Table 2 Accent 6" w:uiPriority="47"/>
-    <w:lsdException w:name="Grid Table 3 Accent 6" w:uiPriority="48"/>
-    <w:lsdException w:name="Grid Table 4 Accent 6" w:uiPriority="49"/>
-    <w:lsdException w:name="Grid Table 5 Dark Accent 6" w:uiPriority="50"/>
-    <w:lsdException w:name="Grid Table 6 Colorful Accent 6" w:uiPriority="51"/>
-    <w:lsdException w:name="Grid Table 7 Colorful Accent 6" w:uiPriority="52"/>
-    <w:lsdException w:name="List Table 1 Light" w:uiPriority="46"/>
-    <w:lsdException w:name="List Table 2" w:uiPriority="47"/>
-    <w:lsdException w:name="List Table 3" w:uiPriority="48"/>
-    <w:lsdException w:name="List Table 4" w:uiPriority="49"/>
-    <w:lsdException w:name="List Table 5 Dark" w:uiPriority="50"/>
-    <w:lsdException w:name="List Table 6 Colorful" w:uiPriority="51"/>
-    <w:lsdException w:name="List Table 7 Colorful" w:uiPriority="52"/>
-    <w:lsdException w:name="List Table 1 Light Accent 1" w:uiPriority="46"/>
-    <w:lsdException w:name="List Table 2 Accent 1" w:uiPriority="47"/>
-    <w:lsdException w:name="List Table 3 Accent 1" w:uiPriority="48"/>
-    <w:lsdException w:name="List Table 4 Accent 1" w:uiPriority="49"/>
-    <w:lsdException w:name="List Table 5 Dark Accent 1" w:uiPriority="50"/>
-    <w:lsdException w:name="List Table 6 Colorful Accent 1" w:uiPriority="51"/>
-    <w:lsdException w:name="List Table 7 Colorful Accent 1" w:uiPriority="52"/>
-    <w:lsdException w:name="List Table 1 Light Accent 2" w:uiPriority="46"/>
-    <w:lsdException w:name="List Table 2 Accent 2" w:uiPriority="47"/>
-    <w:lsdException w:name="List Table 3 Accent 2" w:uiPriority="48"/>
-    <w:lsdException w:name="List Table 4 Accent 2" w:uiPriority="49"/>
-    <w:lsdException w:name="List Table 5 Dark Accent 2" w:uiPriority="50"/>
-    <w:lsdException w:name="List Table 6 Colorful Accent 2" w:uiPriority="51"/>
-    <w:lsdException w:name="List Table 7 Colorful Accent 2" w:uiPriority="52"/>
-    <w:lsdException w:name="List Table 1 Light Accent 3" w:uiPriority="46"/>
-    <w:lsdException w:name="List Table 2 Accent 3" w:uiPriority="47"/>
-    <w:lsdException w:name="List Table 3 Accent 3" w:uiPriority="48"/>
-    <w:lsdException w:name="List Table 4 Accent 3" w:uiPriority="49"/>
-    <w:lsdException w:name="List Table 5 Dark Accent 3" w:uiPriority="50"/>
-    <w:lsdException w:name="List Table 6 Colorful Accent 3" w:uiPriority="51"/>
-    <w:lsdException w:name="List Table 7 Colorful Accent 3" w:uiPriority="52"/>
-    <w:lsdException w:name="List Table 1 Light Accent 4" w:uiPriority="46"/>
-    <w:lsdException w:name="List Table 2 Accent 4" w:uiPriority="47"/>
-    <w:lsdException w:name="List Table 3 Accent 4" w:uiPriority="48"/>
-    <w:lsdException w:name="List Table 4 Accent 4" w:uiPriority="49"/>
-    <w:lsdException w:name="List Table 5 Dark Accent 4" w:uiPriority="50"/>
-    <w:lsdException w:name="List Table 6 Colorful Accent 4" w:uiPriority="51"/>
-    <w:lsdException w:name="List Table 7 Colorful Accent 4" w:uiPriority="52"/>
-    <w:lsdException w:name="List Table 1 Light Accent 5" w:uiPriority="46"/>
-    <w:lsdException w:name="List Table 2 Accent 5" w:uiPriority="47"/>
-    <w:lsdException w:name="List Table 3 Accent 5" w:uiPriority="48"/>
-    <w:lsdException w:name="List Table 4 Accent 5" w:uiPriority="49"/>
-    <w:lsdException w:name="List Table 5 Dark Accent 5" w:uiPriority="50"/>
-    <w:lsdException w:name="List Table 6 Colorful Accent 5" w:uiPriority="51"/>
-    <w:lsdException w:name="List Table 7 Colorful Accent 5" w:uiPriority="52"/>
-    <w:lsdException w:name="List Table 1 Light Accent 6" w:uiPriority="46"/>
-    <w:lsdException w:name="List Table 2 Accent 6" w:uiPriority="47"/>
-    <w:lsdException w:name="List Table 3 Accent 6" w:uiPriority="48"/>
-    <w:lsdException w:name="List Table 4 Accent 6" w:uiPriority="49"/>
-    <w:lsdException w:name="List Table 5 Dark Accent 6" w:uiPriority="50"/>
-    <w:lsdException w:name="List Table 6 Colorful Accent 6" w:uiPriority="51"/>
-    <w:lsdException w:name="List Table 7 Colorful Accent 6" w:uiPriority="52"/>
-    <w:lsdException w:name="Mention" w:semiHidden="1" w:unhideWhenUsed="1"/>
-    <w:lsdException w:name="Smart Hyperlink" w:semiHidden="1" w:unhideWhenUsed="1"/>
-    <w:lsdException w:name="Hashtag" w:semiHidden="1" w:unhideWhenUsed="1"/>
-    <w:lsdException w:name="Unresolved Mention" w:semiHidden="1" w:unhideWhenUsed="1"/>
-    <w:lsdException w:name="Smart Link" w:semiHidden="1" w:unhideWhenUsed="1"/>
+  <w:latentStyles w:defLockedState="0" w:defUIPriority="99" w:defSemiHidden="1" w:defUnhideWhenUsed="1" w:defQFormat="0" w:count="267">
+    <w:lsdException w:name="Normal" w:semiHidden="0" w:uiPriority="0" w:unhideWhenUsed="0" w:qFormat="1"/>
+    <w:lsdException w:name="heading 1" w:semiHidden="0" w:uiPriority="9" w:unhideWhenUsed="0" w:qFormat="1"/>
+    <w:lsdException w:name="heading 2" w:uiPriority="9" w:qFormat="1"/>
+    <w:lsdException w:name="heading 3" w:uiPriority="9" w:qFormat="1"/>
+    <w:lsdException w:name="heading 4" w:uiPriority="9" w:qFormat="1"/>
+    <w:lsdException w:name="heading 5" w:uiPriority="9" w:qFormat="1"/>
+    <w:lsdException w:name="heading 6" w:uiPriority="9" w:qFormat="1"/>
+    <w:lsdException w:name="heading 7" w:uiPriority="9" w:qFormat="1"/>
+    <w:lsdException w:name="heading 8" w:uiPriority="9" w:qFormat="1"/>
+    <w:lsdException w:name="heading 9" w:uiPriority="9" w:qFormat="1"/>
+    <w:lsdException w:name="toc 1" w:uiPriority="39"/>
+    <w:lsdException w:name="toc 2" w:uiPriority="39"/>
+    <w:lsdException w:name="toc 3" w:uiPriority="39"/>
+    <w:lsdException w:name="toc 4" w:uiPriority="39"/>
+    <w:lsdException w:name="toc 5" w:uiPriority="39"/>
+    <w:lsdException w:name="toc 6" w:uiPriority="39"/>
+    <w:lsdException w:name="toc 7" w:uiPriority="39"/>
+    <w:lsdException w:name="toc 8" w:uiPriority="39"/>
+    <w:lsdException w:name="toc 9" w:uiPriority="39"/>
+    <w:lsdException w:name="caption" w:uiPriority="35" w:qFormat="1"/>
+    <w:lsdException w:name="Title" w:semiHidden="0" w:uiPriority="10" w:unhideWhenUsed="0" w:qFormat="1"/>
+    <w:lsdException w:name="Default Paragraph Font" w:uiPriority="1"/>
+    <w:lsdException w:name="Subtitle" w:semiHidden="0" w:uiPriority="11" w:unhideWhenUsed="0" w:qFormat="1"/>
+    <w:lsdException w:name="Strong" w:semiHidden="0" w:uiPriority="22" w:unhideWhenUsed="0" w:qFormat="1"/>
+    <w:lsdException w:name="Emphasis" w:semiHidden="0" w:uiPriority="20" w:unhideWhenUsed="0" w:qFormat="1"/>
+    <w:lsdException w:name="Table Grid" w:semiHidden="0" w:uiPriority="39" w:unhideWhenUsed="0"/>
+    <w:lsdException w:name="Placeholder Text" w:unhideWhenUsed="0"/>
+    <w:lsdException w:name="No Spacing" w:semiHidden="0" w:uiPriority="1" w:unhideWhenUsed="0" w:qFormat="1"/>
+    <w:lsdException w:name="Light Shading" w:semiHidden="0" w:uiPriority="60" w:unhideWhenUsed="0"/>
+    <w:lsdException w:name="Light List" w:semiHidden="0" w:uiPriority="61" w:unhideWhenUsed="0"/>
+    <w:lsdException w:name="Light Grid" w:semiHidden="0" w:uiPriority="62" w:unhideWhenUsed="0"/>
+    <w:lsdException w:name="Medium Shading 1" w:semiHidden="0" w:uiPriority="63" w:unhideWhenUsed="0"/>
+    <w:lsdException w:name="Medium Shading 2" w:semiHidden="0" w:uiPriority="64" w:unhideWhenUsed="0"/>
+    <w:lsdException w:name="Medium List 1" w:semiHidden="0" w:uiPriority="65" w:unhideWhenUsed="0"/>
+    <w:lsdException w:name="Medium List 2" w:semiHidden="0" w:uiPriority="66" w:unhideWhenUsed="0"/>
+    <w:lsdException w:name="Medium Grid 1" w:semiHidden="0" w:uiPriority="67" w:unhideWhenUsed="0"/>
+    <w:lsdException w:name="Medium Grid 2" w:semiHidden="0" w:uiPriority="68" w:unhideWhenUsed="0"/>
+    <w:lsdException w:name="Medium Grid 3" w:semiHidden="0" w:uiPriority="69" w:unhideWhenUsed="0"/>
+    <w:lsdException w:name="Dark List" w:semiHidden="0" w:uiPriority="70" w:unhideWhenUsed="0"/>
+    <w:lsdException w:name="Colorful Shading" w:semiHidden="0" w:uiPriority="71" w:unhideWhenUsed="0"/>
+    <w:lsdException w:name="Colorful List" w:semiHidden="0" w:uiPriority="72" w:unhideWhenUsed="0"/>
+    <w:lsdException w:name="Colorful Grid" w:semiHidden="0" w:uiPriority="73" w:unhideWhenUsed="0"/>
+    <w:lsdException w:name="Light Shading Accent 1" w:semiHidden="0" w:uiPriority="60" w:unhideWhenUsed="0"/>
+    <w:lsdException w:name="Light List Accent 1" w:semiHidden="0" w:uiPriority="61" w:unhideWhenUsed="0"/>
+    <w:lsdException w:name="Light Grid Accent 1" w:semiHidden="0" w:uiPriority="62" w:unhideWhenUsed="0"/>
+    <w:lsdException w:name="Medium Shading 1 Accent 1" w:semiHidden="0" w:uiPriority="63" w:unhideWhenUsed="0"/>
+    <w:lsdException w:name="Medium Shading 2 Accent 1" w:semiHidden="0" w:uiPriority="64" w:unhideWhenUsed="0"/>
+    <w:lsdException w:name="Medium List 1 Accent 1" w:semiHidden="0" w:uiPriority="65" w:unhideWhenUsed="0"/>
+    <w:lsdException w:name="Revision" w:unhideWhenUsed="0"/>
+    <w:lsdException w:name="List Paragraph" w:semiHidden="0" w:uiPriority="34" w:unhideWhenUsed="0" w:qFormat="1"/>
+    <w:lsdException w:name="Quote" w:semiHidden="0" w:uiPriority="29" w:unhideWhenUsed="0" w:qFormat="1"/>
+    <w:lsdException w:name="Intense Quote" w:semiHidden="0" w:uiPriority="30" w:unhideWhenUsed="0" w:qFormat="1"/>
+    <w:lsdException w:name="Medium List 2 Accent 1" w:semiHidden="0" w:uiPriority="66" w:unhideWhenUsed="0"/>
+    <w:lsdException w:name="Medium Grid 1 Accent 1" w:semiHidden="0" w:uiPriority="67" w:unhideWhenUsed="0"/>
+    <w:lsdException w:name="Medium Grid 2 Accent 1" w:semiHidden="0" w:uiPriority="68" w:unhideWhenUsed="0"/>
+    <w:lsdException w:name="Medium Grid 3 Accent 1" w:semiHidden="0" w:uiPriority="69" w:unhideWhenUsed="0"/>
+    <w:lsdException w:name="Dark List Accent 1" w:semiHidden="0" w:uiPriority="70" w:unhideWhenUsed="0"/>
+    <w:lsdException w:name="Colorful Shading Accent 1" w:semiHidden="0" w:uiPriority="71" w:unhideWhenUsed="0"/>
+    <w:lsdException w:name="Colorful List Accent 1" w:semiHidden="0" w:uiPriority="72" w:unhideWhenUsed="0"/>
+    <w:lsdException w:name="Colorful Grid Accent 1" w:semiHidden="0" w:uiPriority="73" w:unhideWhenUsed="0"/>
+    <w:lsdException w:name="Light Shading Accent 2" w:semiHidden="0" w:uiPriority="60" w:unhideWhenUsed="0"/>
+    <w:lsdException w:name="Light List Accent 2" w:semiHidden="0" w:uiPriority="61" w:unhideWhenUsed="0"/>
+    <w:lsdException w:name="Light Grid Accent 2" w:semiHidden="0" w:uiPriority="62" w:unhideWhenUsed="0"/>
+    <w:lsdException w:name="Medium Shading 1 Accent 2" w:semiHidden="0" w:uiPriority="63" w:unhideWhenUsed="0"/>
+    <w:lsdException w:name="Medium Shading 2 Accent 2" w:semiHidden="0" w:uiPriority="64" w:unhideWhenUsed="0"/>
+    <w:lsdException w:name="Medium List 1 Accent 2" w:semiHidden="0" w:uiPriority="65" w:unhideWhenUsed="0"/>
+    <w:lsdException w:name="Medium List 2 Accent 2" w:semiHidden="0" w:uiPriority="66" w:unhideWhenUsed="0"/>
+    <w:lsdException w:name="Medium Grid 1 Accent 2" w:semiHidden="0" w:uiPriority="67" w:unhideWhenUsed="0"/>
+    <w:lsdException w:name="Medium Grid 2 Accent 2" w:semiHidden="0" w:uiPriority="68" w:unhideWhenUsed="0"/>
+    <w:lsdException w:name="Medium Grid 3 Accent 2" w:semiHidden="0" w:uiPriority="69" w:unhideWhenUsed="0"/>
+    <w:lsdException w:name="Dark List Accent 2" w:semiHidden="0" w:uiPriority="70" w:unhideWhenUsed="0"/>
+    <w:lsdException w:name="Colorful Shading Accent 2" w:semiHidden="0" w:uiPriority="71" w:unhideWhenUsed="0"/>
+    <w:lsdException w:name="Colorful List Accent 2" w:semiHidden="0" w:uiPriority="72" w:unhideWhenUsed="0"/>
+    <w:lsdException w:name="Colorful Grid Accent 2" w:semiHidden="0" w:uiPriority="73" w:unhideWhenUsed="0"/>
+    <w:lsdException w:name="Light Shading Accent 3" w:semiHidden="0" w:uiPriority="60" w:unhideWhenUsed="0"/>
+    <w:lsdException w:name="Light List Accent 3" w:semiHidden="0" w:uiPriority="61" w:unhideWhenUsed="0"/>
+    <w:lsdException w:name="Light Grid Accent 3" w:semiHidden="0" w:uiPriority="62" w:unhideWhenUsed="0"/>
+    <w:lsdException w:name="Medium Shading 1 Accent 3" w:semiHidden="0" w:uiPriority="63" w:unhideWhenUsed="0"/>
+    <w:lsdException w:name="Medium Shading 2 Accent 3" w:semiHidden="0" w:uiPriority="64" w:unhideWhenUsed="0"/>
+    <w:lsdException w:name="Medium List 1 Accent 3" w:semiHidden="0" w:uiPriority="65" w:unhideWhenUsed="0"/>
+    <w:lsdException w:name="Medium List 2 Accent 3" w:semiHidden="0" w:uiPriority="66" w:unhideWhenUsed="0"/>
+    <w:lsdException w:name="Medium Grid 1 Accent 3" w:semiHidden="0" w:uiPriority="67" w:unhideWhenUsed="0"/>
+    <w:lsdException w:name="Medium Grid 2 Accent 3" w:semiHidden="0" w:uiPriority="68" w:unhideWhenUsed="0"/>
+    <w:lsdException w:name="Medium Grid 3 Accent 3" w:semiHidden="0" w:uiPriority="69" w:unhideWhenUsed="0"/>
+    <w:lsdException w:name="Dark List Accent 3" w:semiHidden="0" w:uiPriority="70" w:unhideWhenUsed="0"/>
+    <w:lsdException w:name="Colorful Shading Accent 3" w:semiHidden="0" w:uiPriority="71" w:unhideWhenUsed="0"/>
+    <w:lsdException w:name="Colorful List Accent 3" w:semiHidden="0" w:uiPriority="72" w:unhideWhenUsed="0"/>
+    <w:lsdException w:name="Colorful Grid Accent 3" w:semiHidden="0" w:uiPriority="73" w:unhideWhenUsed="0"/>
+    <w:lsdException w:name="Light Shading Accent 4" w:semiHidden="0" w:uiPriority="60" w:unhideWhenUsed="0"/>
+    <w:lsdException w:name="Light List Accent 4" w:semiHidden="0" w:uiPriority="61" w:unhideWhenUsed="0"/>
+    <w:lsdException w:name="Light Grid Accent 4" w:semiHidden="0" w:uiPriority="62" w:unhideWhenUsed="0"/>
+    <w:lsdException w:name="Medium Shading 1 Accent 4" w:semiHidden="0" w:uiPriority="63" w:unhideWhenUsed="0"/>
+    <w:lsdException w:name="Medium Shading 2 Accent 4" w:semiHidden="0" w:uiPriority="64" w:unhideWhenUsed="0"/>
+    <w:lsdException w:name="Medium List 1 Accent 4" w:semiHidden="0" w:uiPriority="65" w:unhideWhenUsed="0"/>
+    <w:lsdException w:name="Medium List 2 Accent 4" w:semiHidden="0" w:uiPriority="66" w:unhideWhenUsed="0"/>
+    <w:lsdException w:name="Medium Grid 1 Accent 4" w:semiHidden="0" w:uiPriority="67" w:unhideWhenUsed="0"/>
+    <w:lsdException w:name="Medium Grid 2 Accent 4" w:semiHidden="0" w:uiPriority="68" w:unhideWhenUsed="0"/>
+    <w:lsdException w:name="Medium Grid 3 Accent 4" w:semiHidden="0" w:uiPriority="69" w:unhideWhenUsed="0"/>
+    <w:lsdException w:name="Dark List Accent 4" w:semiHidden="0" w:uiPriority="70" w:unhideWhenUsed="0"/>
+    <w:lsdException w:name="Colorful Shading Accent 4" w:semiHidden="0" w:uiPriority="71" w:unhideWhenUsed="0"/>
+    <w:lsdException w:name="Colorful List Accent 4" w:semiHidden="0" w:uiPriority="72" w:unhideWhenUsed="0"/>
+    <w:lsdException w:name="Colorful Grid Accent 4" w:semiHidden="0" w:uiPriority="73" w:unhideWhenUsed="0"/>
+    <w:lsdException w:name="Light Shading Accent 5" w:semiHidden="0" w:uiPriority="60" w:unhideWhenUsed="0"/>
+    <w:lsdException w:name="Light List Accent 5" w:semiHidden="0" w:uiPriority="61" w:unhideWhenUsed="0"/>
+    <w:lsdException w:name="Light Grid Accent 5" w:semiHidden="0" w:uiPriority="62" w:unhideWhenUsed="0"/>
+    <w:lsdException w:name="Medium Shading 1 Accent 5" w:semiHidden="0" w:uiPriority="63" w:unhideWhenUsed="0"/>
+    <w:lsdException w:name="Medium Shading 2 Accent 5" w:semiHidden="0" w:uiPriority="64" w:unhideWhenUsed="0"/>
+    <w:lsdException w:name="Medium List 1 Accent 5" w:semiHidden="0" w:uiPriority="65" w:unhideWhenUsed="0"/>
+    <w:lsdException w:name="Medium List 2 Accent 5" w:semiHidden="0" w:uiPriority="66" w:unhideWhenUsed="0"/>
+    <w:lsdException w:name="Medium Grid 1 Accent 5" w:semiHidden="0" w:uiPriority="67" w:unhideWhenUsed="0"/>
+    <w:lsdException w:name="Medium Grid 2 Accent 5" w:semiHidden="0" w:uiPriority="68" w:unhideWhenUsed="0"/>
+    <w:lsdException w:name="Medium Grid 3 Accent 5" w:semiHidden="0" w:uiPriority="69" w:unhideWhenUsed="0"/>
+    <w:lsdException w:name="Dark List Accent 5" w:semiHidden="0" w:uiPriority="70" w:unhideWhenUsed="0"/>
+    <w:lsdException w:name="Colorful Shading Accent 5" w:semiHidden="0" w:uiPriority="71" w:unhideWhenUsed="0"/>
+    <w:lsdException w:name="Colorful List Accent 5" w:semiHidden="0" w:uiPriority="72" w:unhideWhenUsed="0"/>
+    <w:lsdException w:name="Colorful Grid Accent 5" w:semiHidden="0" w:uiPriority="73" w:unhideWhenUsed="0"/>
+    <w:lsdException w:name="Light Shading Accent 6" w:semiHidden="0" w:uiPriority="60" w:unhideWhenUsed="0"/>
+    <w:lsdException w:name="Light List Accent 6" w:semiHidden="0" w:uiPriority="61" w:unhideWhenUsed="0"/>
+    <w:lsdException w:name="Light Grid Accent 6" w:semiHidden="0" w:uiPriority="62" w:unhideWhenUsed="0"/>
+    <w:lsdException w:name="Medium Shading 1 Accent 6" w:semiHidden="0" w:uiPriority="63" w:unhideWhenUsed="0"/>
+    <w:lsdException w:name="Medium Shading 2 Accent 6" w:semiHidden="0" w:uiPriority="64" w:unhideWhenUsed="0"/>
+    <w:lsdException w:name="Medium List 1 Accent 6" w:semiHidden="0" w:uiPriority="65" w:unhideWhenUsed="0"/>
+    <w:lsdException w:name="Medium List 2 Accent 6" w:semiHidden="0" w:uiPriority="66" w:unhideWhenUsed="0"/>
+    <w:lsdException w:name="Medium Grid 1 Accent 6" w:semiHidden="0" w:uiPriority="67" w:unhideWhenUsed="0"/>
+    <w:lsdException w:name="Medium Grid 2 Accent 6" w:semiHidden="0" w:uiPriority="68" w:unhideWhenUsed="0"/>
+    <w:lsdException w:name="Medium Grid 3 Accent 6" w:semiHidden="0" w:uiPriority="69" w:unhideWhenUsed="0"/>
+    <w:lsdException w:name="Dark List Accent 6" w:semiHidden="0" w:uiPriority="70" w:unhideWhenUsed="0"/>
+    <w:lsdException w:name="Colorful Shading Accent 6" w:semiHidden="0" w:uiPriority="71" w:unhideWhenUsed="0"/>
+    <w:lsdException w:name="Colorful List Accent 6" w:semiHidden="0" w:uiPriority="72" w:unhideWhenUsed="0"/>
+    <w:lsdException w:name="Colorful Grid Accent 6" w:semiHidden="0" w:uiPriority="73" w:unhideWhenUsed="0"/>
+    <w:lsdException w:name="Subtle Emphasis" w:semiHidden="0" w:uiPriority="19" w:unhideWhenUsed="0" w:qFormat="1"/>
+    <w:lsdException w:name="Intense Emphasis" w:semiHidden="0" w:uiPriority="21" w:unhideWhenUsed="0" w:qFormat="1"/>
+    <w:lsdException w:name="Subtle Reference" w:semiHidden="0" w:uiPriority="31" w:unhideWhenUsed="0" w:qFormat="1"/>
+    <w:lsdException w:name="Intense Reference" w:semiHidden="0" w:uiPriority="32" w:unhideWhenUsed="0" w:qFormat="1"/>
+    <w:lsdException w:name="Book Title" w:semiHidden="0" w:uiPriority="33" w:unhideWhenUsed="0" w:qFormat="1"/>
+    <w:lsdException w:name="Bibliography" w:uiPriority="37"/>
+    <w:lsdException w:name="TOC Heading" w:uiPriority="39" w:qFormat="1"/>
   </w:latentStyles>
   <w:style w:type="paragraph" w:default="1" w:styleId="Normal">
     <w:name w:val="Normal"/>
@@ -3670,10 +3877,357 @@
     <w:basedOn w:val="DefaultParagraphFont"/>
     <w:rsid w:val="00975E46"/>
   </w:style>
-  <w:style w:type="character" w:customStyle="1" w:styleId="normaltextrun">
-    <w:name w:val="normaltextrun"/>
+</w:styles>
+</file>
+
+<file path=word/stylesWithEffects.xml><?xml version="1.0" encoding="utf-8"?>
+<w:styles xmlns:wpc="http://schemas.microsoft.com/office/word/2010/wordprocessingCanvas" xmlns:mc="http://schemas.openxmlformats.org/markup-compatibility/2006" xmlns:o="urn:schemas-microsoft-com:office:office" xmlns:r="http://schemas.openxmlformats.org/officeDocument/2006/relationships" xmlns:m="http://schemas.openxmlformats.org/officeDocument/2006/math" xmlns:v="urn:schemas-microsoft-com:vml" xmlns:wp14="http://schemas.microsoft.com/office/word/2010/wordprocessingDrawing" xmlns:wp="http://schemas.openxmlformats.org/drawingml/2006/wordprocessingDrawing" xmlns:w10="urn:schemas-microsoft-com:office:word" xmlns:w="http://schemas.openxmlformats.org/wordprocessingml/2006/main" xmlns:w14="http://schemas.microsoft.com/office/word/2010/wordml" xmlns:wpg="http://schemas.microsoft.com/office/word/2010/wordprocessingGroup" xmlns:wpi="http://schemas.microsoft.com/office/word/2010/wordprocessingInk" xmlns:wne="http://schemas.microsoft.com/office/word/2006/wordml" xmlns:wps="http://schemas.microsoft.com/office/word/2010/wordprocessingShape" mc:Ignorable="w14 wp14">
+  <w:docDefaults>
+    <w:rPrDefault>
+      <w:rPr>
+        <w:rFonts w:asciiTheme="minorHAnsi" w:eastAsiaTheme="minorHAnsi" w:hAnsiTheme="minorHAnsi" w:cstheme="minorBidi"/>
+        <w:sz w:val="22"/>
+        <w:szCs w:val="22"/>
+        <w:lang w:val="en-US" w:eastAsia="en-US" w:bidi="ar-SA"/>
+      </w:rPr>
+    </w:rPrDefault>
+    <w:pPrDefault/>
+  </w:docDefaults>
+  <w:latentStyles w:defLockedState="0" w:defUIPriority="99" w:defSemiHidden="1" w:defUnhideWhenUsed="1" w:defQFormat="0" w:count="267">
+    <w:lsdException w:name="Normal" w:semiHidden="0" w:uiPriority="0" w:unhideWhenUsed="0" w:qFormat="1"/>
+    <w:lsdException w:name="heading 1" w:semiHidden="0" w:uiPriority="9" w:unhideWhenUsed="0" w:qFormat="1"/>
+    <w:lsdException w:name="heading 2" w:uiPriority="9" w:qFormat="1"/>
+    <w:lsdException w:name="heading 3" w:uiPriority="9" w:qFormat="1"/>
+    <w:lsdException w:name="heading 4" w:uiPriority="9" w:qFormat="1"/>
+    <w:lsdException w:name="heading 5" w:uiPriority="9" w:qFormat="1"/>
+    <w:lsdException w:name="heading 6" w:uiPriority="9" w:qFormat="1"/>
+    <w:lsdException w:name="heading 7" w:uiPriority="9" w:qFormat="1"/>
+    <w:lsdException w:name="heading 8" w:uiPriority="9" w:qFormat="1"/>
+    <w:lsdException w:name="heading 9" w:uiPriority="9" w:qFormat="1"/>
+    <w:lsdException w:name="toc 1" w:uiPriority="39"/>
+    <w:lsdException w:name="toc 2" w:uiPriority="39"/>
+    <w:lsdException w:name="toc 3" w:uiPriority="39"/>
+    <w:lsdException w:name="toc 4" w:uiPriority="39"/>
+    <w:lsdException w:name="toc 5" w:uiPriority="39"/>
+    <w:lsdException w:name="toc 6" w:uiPriority="39"/>
+    <w:lsdException w:name="toc 7" w:uiPriority="39"/>
+    <w:lsdException w:name="toc 8" w:uiPriority="39"/>
+    <w:lsdException w:name="toc 9" w:uiPriority="39"/>
+    <w:lsdException w:name="caption" w:uiPriority="35" w:qFormat="1"/>
+    <w:lsdException w:name="Title" w:semiHidden="0" w:uiPriority="10" w:unhideWhenUsed="0" w:qFormat="1"/>
+    <w:lsdException w:name="Default Paragraph Font" w:uiPriority="1"/>
+    <w:lsdException w:name="Subtitle" w:semiHidden="0" w:uiPriority="11" w:unhideWhenUsed="0" w:qFormat="1"/>
+    <w:lsdException w:name="Strong" w:semiHidden="0" w:uiPriority="22" w:unhideWhenUsed="0" w:qFormat="1"/>
+    <w:lsdException w:name="Emphasis" w:semiHidden="0" w:uiPriority="20" w:unhideWhenUsed="0" w:qFormat="1"/>
+    <w:lsdException w:name="Table Grid" w:semiHidden="0" w:uiPriority="39" w:unhideWhenUsed="0"/>
+    <w:lsdException w:name="Placeholder Text" w:unhideWhenUsed="0"/>
+    <w:lsdException w:name="No Spacing" w:semiHidden="0" w:uiPriority="1" w:unhideWhenUsed="0" w:qFormat="1"/>
+    <w:lsdException w:name="Light Shading" w:semiHidden="0" w:uiPriority="60" w:unhideWhenUsed="0"/>
+    <w:lsdException w:name="Light List" w:semiHidden="0" w:uiPriority="61" w:unhideWhenUsed="0"/>
+    <w:lsdException w:name="Light Grid" w:semiHidden="0" w:uiPriority="62" w:unhideWhenUsed="0"/>
+    <w:lsdException w:name="Medium Shading 1" w:semiHidden="0" w:uiPriority="63" w:unhideWhenUsed="0"/>
+    <w:lsdException w:name="Medium Shading 2" w:semiHidden="0" w:uiPriority="64" w:unhideWhenUsed="0"/>
+    <w:lsdException w:name="Medium List 1" w:semiHidden="0" w:uiPriority="65" w:unhideWhenUsed="0"/>
+    <w:lsdException w:name="Medium List 2" w:semiHidden="0" w:uiPriority="66" w:unhideWhenUsed="0"/>
+    <w:lsdException w:name="Medium Grid 1" w:semiHidden="0" w:uiPriority="67" w:unhideWhenUsed="0"/>
+    <w:lsdException w:name="Medium Grid 2" w:semiHidden="0" w:uiPriority="68" w:unhideWhenUsed="0"/>
+    <w:lsdException w:name="Medium Grid 3" w:semiHidden="0" w:uiPriority="69" w:unhideWhenUsed="0"/>
+    <w:lsdException w:name="Dark List" w:semiHidden="0" w:uiPriority="70" w:unhideWhenUsed="0"/>
+    <w:lsdException w:name="Colorful Shading" w:semiHidden="0" w:uiPriority="71" w:unhideWhenUsed="0"/>
+    <w:lsdException w:name="Colorful List" w:semiHidden="0" w:uiPriority="72" w:unhideWhenUsed="0"/>
+    <w:lsdException w:name="Colorful Grid" w:semiHidden="0" w:uiPriority="73" w:unhideWhenUsed="0"/>
+    <w:lsdException w:name="Light Shading Accent 1" w:semiHidden="0" w:uiPriority="60" w:unhideWhenUsed="0"/>
+    <w:lsdException w:name="Light List Accent 1" w:semiHidden="0" w:uiPriority="61" w:unhideWhenUsed="0"/>
+    <w:lsdException w:name="Light Grid Accent 1" w:semiHidden="0" w:uiPriority="62" w:unhideWhenUsed="0"/>
+    <w:lsdException w:name="Medium Shading 1 Accent 1" w:semiHidden="0" w:uiPriority="63" w:unhideWhenUsed="0"/>
+    <w:lsdException w:name="Medium Shading 2 Accent 1" w:semiHidden="0" w:uiPriority="64" w:unhideWhenUsed="0"/>
+    <w:lsdException w:name="Medium List 1 Accent 1" w:semiHidden="0" w:uiPriority="65" w:unhideWhenUsed="0"/>
+    <w:lsdException w:name="Revision" w:unhideWhenUsed="0"/>
+    <w:lsdException w:name="List Paragraph" w:semiHidden="0" w:uiPriority="34" w:unhideWhenUsed="0" w:qFormat="1"/>
+    <w:lsdException w:name="Quote" w:semiHidden="0" w:uiPriority="29" w:unhideWhenUsed="0" w:qFormat="1"/>
+    <w:lsdException w:name="Intense Quote" w:semiHidden="0" w:uiPriority="30" w:unhideWhenUsed="0" w:qFormat="1"/>
+    <w:lsdException w:name="Medium List 2 Accent 1" w:semiHidden="0" w:uiPriority="66" w:unhideWhenUsed="0"/>
+    <w:lsdException w:name="Medium Grid 1 Accent 1" w:semiHidden="0" w:uiPriority="67" w:unhideWhenUsed="0"/>
+    <w:lsdException w:name="Medium Grid 2 Accent 1" w:semiHidden="0" w:uiPriority="68" w:unhideWhenUsed="0"/>
+    <w:lsdException w:name="Medium Grid 3 Accent 1" w:semiHidden="0" w:uiPriority="69" w:unhideWhenUsed="0"/>
+    <w:lsdException w:name="Dark List Accent 1" w:semiHidden="0" w:uiPriority="70" w:unhideWhenUsed="0"/>
+    <w:lsdException w:name="Colorful Shading Accent 1" w:semiHidden="0" w:uiPriority="71" w:unhideWhenUsed="0"/>
+    <w:lsdException w:name="Colorful List Accent 1" w:semiHidden="0" w:uiPriority="72" w:unhideWhenUsed="0"/>
+    <w:lsdException w:name="Colorful Grid Accent 1" w:semiHidden="0" w:uiPriority="73" w:unhideWhenUsed="0"/>
+    <w:lsdException w:name="Light Shading Accent 2" w:semiHidden="0" w:uiPriority="60" w:unhideWhenUsed="0"/>
+    <w:lsdException w:name="Light List Accent 2" w:semiHidden="0" w:uiPriority="61" w:unhideWhenUsed="0"/>
+    <w:lsdException w:name="Light Grid Accent 2" w:semiHidden="0" w:uiPriority="62" w:unhideWhenUsed="0"/>
+    <w:lsdException w:name="Medium Shading 1 Accent 2" w:semiHidden="0" w:uiPriority="63" w:unhideWhenUsed="0"/>
+    <w:lsdException w:name="Medium Shading 2 Accent 2" w:semiHidden="0" w:uiPriority="64" w:unhideWhenUsed="0"/>
+    <w:lsdException w:name="Medium List 1 Accent 2" w:semiHidden="0" w:uiPriority="65" w:unhideWhenUsed="0"/>
+    <w:lsdException w:name="Medium List 2 Accent 2" w:semiHidden="0" w:uiPriority="66" w:unhideWhenUsed="0"/>
+    <w:lsdException w:name="Medium Grid 1 Accent 2" w:semiHidden="0" w:uiPriority="67" w:unhideWhenUsed="0"/>
+    <w:lsdException w:name="Medium Grid 2 Accent 2" w:semiHidden="0" w:uiPriority="68" w:unhideWhenUsed="0"/>
+    <w:lsdException w:name="Medium Grid 3 Accent 2" w:semiHidden="0" w:uiPriority="69" w:unhideWhenUsed="0"/>
+    <w:lsdException w:name="Dark List Accent 2" w:semiHidden="0" w:uiPriority="70" w:unhideWhenUsed="0"/>
+    <w:lsdException w:name="Colorful Shading Accent 2" w:semiHidden="0" w:uiPriority="71" w:unhideWhenUsed="0"/>
+    <w:lsdException w:name="Colorful List Accent 2" w:semiHidden="0" w:uiPriority="72" w:unhideWhenUsed="0"/>
+    <w:lsdException w:name="Colorful Grid Accent 2" w:semiHidden="0" w:uiPriority="73" w:unhideWhenUsed="0"/>
+    <w:lsdException w:name="Light Shading Accent 3" w:semiHidden="0" w:uiPriority="60" w:unhideWhenUsed="0"/>
+    <w:lsdException w:name="Light List Accent 3" w:semiHidden="0" w:uiPriority="61" w:unhideWhenUsed="0"/>
+    <w:lsdException w:name="Light Grid Accent 3" w:semiHidden="0" w:uiPriority="62" w:unhideWhenUsed="0"/>
+    <w:lsdException w:name="Medium Shading 1 Accent 3" w:semiHidden="0" w:uiPriority="63" w:unhideWhenUsed="0"/>
+    <w:lsdException w:name="Medium Shading 2 Accent 3" w:semiHidden="0" w:uiPriority="64" w:unhideWhenUsed="0"/>
+    <w:lsdException w:name="Medium List 1 Accent 3" w:semiHidden="0" w:uiPriority="65" w:unhideWhenUsed="0"/>
+    <w:lsdException w:name="Medium List 2 Accent 3" w:semiHidden="0" w:uiPriority="66" w:unhideWhenUsed="0"/>
+    <w:lsdException w:name="Medium Grid 1 Accent 3" w:semiHidden="0" w:uiPriority="67" w:unhideWhenUsed="0"/>
+    <w:lsdException w:name="Medium Grid 2 Accent 3" w:semiHidden="0" w:uiPriority="68" w:unhideWhenUsed="0"/>
+    <w:lsdException w:name="Medium Grid 3 Accent 3" w:semiHidden="0" w:uiPriority="69" w:unhideWhenUsed="0"/>
+    <w:lsdException w:name="Dark List Accent 3" w:semiHidden="0" w:uiPriority="70" w:unhideWhenUsed="0"/>
+    <w:lsdException w:name="Colorful Shading Accent 3" w:semiHidden="0" w:uiPriority="71" w:unhideWhenUsed="0"/>
+    <w:lsdException w:name="Colorful List Accent 3" w:semiHidden="0" w:uiPriority="72" w:unhideWhenUsed="0"/>
+    <w:lsdException w:name="Colorful Grid Accent 3" w:semiHidden="0" w:uiPriority="73" w:unhideWhenUsed="0"/>
+    <w:lsdException w:name="Light Shading Accent 4" w:semiHidden="0" w:uiPriority="60" w:unhideWhenUsed="0"/>
+    <w:lsdException w:name="Light List Accent 4" w:semiHidden="0" w:uiPriority="61" w:unhideWhenUsed="0"/>
+    <w:lsdException w:name="Light Grid Accent 4" w:semiHidden="0" w:uiPriority="62" w:unhideWhenUsed="0"/>
+    <w:lsdException w:name="Medium Shading 1 Accent 4" w:semiHidden="0" w:uiPriority="63" w:unhideWhenUsed="0"/>
+    <w:lsdException w:name="Medium Shading 2 Accent 4" w:semiHidden="0" w:uiPriority="64" w:unhideWhenUsed="0"/>
+    <w:lsdException w:name="Medium List 1 Accent 4" w:semiHidden="0" w:uiPriority="65" w:unhideWhenUsed="0"/>
+    <w:lsdException w:name="Medium List 2 Accent 4" w:semiHidden="0" w:uiPriority="66" w:unhideWhenUsed="0"/>
+    <w:lsdException w:name="Medium Grid 1 Accent 4" w:semiHidden="0" w:uiPriority="67" w:unhideWhenUsed="0"/>
+    <w:lsdException w:name="Medium Grid 2 Accent 4" w:semiHidden="0" w:uiPriority="68" w:unhideWhenUsed="0"/>
+    <w:lsdException w:name="Medium Grid 3 Accent 4" w:semiHidden="0" w:uiPriority="69" w:unhideWhenUsed="0"/>
+    <w:lsdException w:name="Dark List Accent 4" w:semiHidden="0" w:uiPriority="70" w:unhideWhenUsed="0"/>
+    <w:lsdException w:name="Colorful Shading Accent 4" w:semiHidden="0" w:uiPriority="71" w:unhideWhenUsed="0"/>
+    <w:lsdException w:name="Colorful List Accent 4" w:semiHidden="0" w:uiPriority="72" w:unhideWhenUsed="0"/>
+    <w:lsdException w:name="Colorful Grid Accent 4" w:semiHidden="0" w:uiPriority="73" w:unhideWhenUsed="0"/>
+    <w:lsdException w:name="Light Shading Accent 5" w:semiHidden="0" w:uiPriority="60" w:unhideWhenUsed="0"/>
+    <w:lsdException w:name="Light List Accent 5" w:semiHidden="0" w:uiPriority="61" w:unhideWhenUsed="0"/>
+    <w:lsdException w:name="Light Grid Accent 5" w:semiHidden="0" w:uiPriority="62" w:unhideWhenUsed="0"/>
+    <w:lsdException w:name="Medium Shading 1 Accent 5" w:semiHidden="0" w:uiPriority="63" w:unhideWhenUsed="0"/>
+    <w:lsdException w:name="Medium Shading 2 Accent 5" w:semiHidden="0" w:uiPriority="64" w:unhideWhenUsed="0"/>
+    <w:lsdException w:name="Medium List 1 Accent 5" w:semiHidden="0" w:uiPriority="65" w:unhideWhenUsed="0"/>
+    <w:lsdException w:name="Medium List 2 Accent 5" w:semiHidden="0" w:uiPriority="66" w:unhideWhenUsed="0"/>
+    <w:lsdException w:name="Medium Grid 1 Accent 5" w:semiHidden="0" w:uiPriority="67" w:unhideWhenUsed="0"/>
+    <w:lsdException w:name="Medium Grid 2 Accent 5" w:semiHidden="0" w:uiPriority="68" w:unhideWhenUsed="0"/>
+    <w:lsdException w:name="Medium Grid 3 Accent 5" w:semiHidden="0" w:uiPriority="69" w:unhideWhenUsed="0"/>
+    <w:lsdException w:name="Dark List Accent 5" w:semiHidden="0" w:uiPriority="70" w:unhideWhenUsed="0"/>
+    <w:lsdException w:name="Colorful Shading Accent 5" w:semiHidden="0" w:uiPriority="71" w:unhideWhenUsed="0"/>
+    <w:lsdException w:name="Colorful List Accent 5" w:semiHidden="0" w:uiPriority="72" w:unhideWhenUsed="0"/>
+    <w:lsdException w:name="Colorful Grid Accent 5" w:semiHidden="0" w:uiPriority="73" w:unhideWhenUsed="0"/>
+    <w:lsdException w:name="Light Shading Accent 6" w:semiHidden="0" w:uiPriority="60" w:unhideWhenUsed="0"/>
+    <w:lsdException w:name="Light List Accent 6" w:semiHidden="0" w:uiPriority="61" w:unhideWhenUsed="0"/>
+    <w:lsdException w:name="Light Grid Accent 6" w:semiHidden="0" w:uiPriority="62" w:unhideWhenUsed="0"/>
+    <w:lsdException w:name="Medium Shading 1 Accent 6" w:semiHidden="0" w:uiPriority="63" w:unhideWhenUsed="0"/>
+    <w:lsdException w:name="Medium Shading 2 Accent 6" w:semiHidden="0" w:uiPriority="64" w:unhideWhenUsed="0"/>
+    <w:lsdException w:name="Medium List 1 Accent 6" w:semiHidden="0" w:uiPriority="65" w:unhideWhenUsed="0"/>
+    <w:lsdException w:name="Medium List 2 Accent 6" w:semiHidden="0" w:uiPriority="66" w:unhideWhenUsed="0"/>
+    <w:lsdException w:name="Medium Grid 1 Accent 6" w:semiHidden="0" w:uiPriority="67" w:unhideWhenUsed="0"/>
+    <w:lsdException w:name="Medium Grid 2 Accent 6" w:semiHidden="0" w:uiPriority="68" w:unhideWhenUsed="0"/>
+    <w:lsdException w:name="Medium Grid 3 Accent 6" w:semiHidden="0" w:uiPriority="69" w:unhideWhenUsed="0"/>
+    <w:lsdException w:name="Dark List Accent 6" w:semiHidden="0" w:uiPriority="70" w:unhideWhenUsed="0"/>
+    <w:lsdException w:name="Colorful Shading Accent 6" w:semiHidden="0" w:uiPriority="71" w:unhideWhenUsed="0"/>
+    <w:lsdException w:name="Colorful List Accent 6" w:semiHidden="0" w:uiPriority="72" w:unhideWhenUsed="0"/>
+    <w:lsdException w:name="Colorful Grid Accent 6" w:semiHidden="0" w:uiPriority="73" w:unhideWhenUsed="0"/>
+    <w:lsdException w:name="Subtle Emphasis" w:semiHidden="0" w:uiPriority="19" w:unhideWhenUsed="0" w:qFormat="1"/>
+    <w:lsdException w:name="Intense Emphasis" w:semiHidden="0" w:uiPriority="21" w:unhideWhenUsed="0" w:qFormat="1"/>
+    <w:lsdException w:name="Subtle Reference" w:semiHidden="0" w:uiPriority="31" w:unhideWhenUsed="0" w:qFormat="1"/>
+    <w:lsdException w:name="Intense Reference" w:semiHidden="0" w:uiPriority="32" w:unhideWhenUsed="0" w:qFormat="1"/>
+    <w:lsdException w:name="Book Title" w:semiHidden="0" w:uiPriority="33" w:unhideWhenUsed="0" w:qFormat="1"/>
+    <w:lsdException w:name="Bibliography" w:uiPriority="37"/>
+    <w:lsdException w:name="TOC Heading" w:uiPriority="39" w:qFormat="1"/>
+  </w:latentStyles>
+  <w:style w:type="paragraph" w:default="1" w:styleId="Normal">
+    <w:name w:val="Normal"/>
+    <w:qFormat/>
+  </w:style>
+  <w:style w:type="character" w:default="1" w:styleId="DefaultParagraphFont">
+    <w:name w:val="Default Paragraph Font"/>
+    <w:uiPriority w:val="1"/>
+    <w:semiHidden/>
+    <w:unhideWhenUsed/>
+  </w:style>
+  <w:style w:type="table" w:default="1" w:styleId="TableNormal">
+    <w:name w:val="Normal Table"/>
+    <w:uiPriority w:val="99"/>
+    <w:semiHidden/>
+    <w:unhideWhenUsed/>
+    <w:tblPr>
+      <w:tblInd w:w="0" w:type="dxa"/>
+      <w:tblCellMar>
+        <w:top w:w="0" w:type="dxa"/>
+        <w:left w:w="108" w:type="dxa"/>
+        <w:bottom w:w="0" w:type="dxa"/>
+        <w:right w:w="108" w:type="dxa"/>
+      </w:tblCellMar>
+    </w:tblPr>
+  </w:style>
+  <w:style w:type="numbering" w:default="1" w:styleId="NoList">
+    <w:name w:val="No List"/>
+    <w:uiPriority w:val="99"/>
+    <w:semiHidden/>
+    <w:unhideWhenUsed/>
+  </w:style>
+  <w:style w:type="table" w:styleId="TableGrid">
+    <w:name w:val="Table Grid"/>
+    <w:basedOn w:val="TableNormal"/>
+    <w:uiPriority w:val="39"/>
+    <w:rsid w:val="00E11788"/>
+    <w:tblPr>
+      <w:tblBorders>
+        <w:top w:val="single" w:sz="4" w:space="0" w:color="auto"/>
+        <w:left w:val="single" w:sz="4" w:space="0" w:color="auto"/>
+        <w:bottom w:val="single" w:sz="4" w:space="0" w:color="auto"/>
+        <w:right w:val="single" w:sz="4" w:space="0" w:color="auto"/>
+        <w:insideH w:val="single" w:sz="4" w:space="0" w:color="auto"/>
+        <w:insideV w:val="single" w:sz="4" w:space="0" w:color="auto"/>
+      </w:tblBorders>
+    </w:tblPr>
+  </w:style>
+  <w:style w:type="paragraph" w:styleId="Header">
+    <w:name w:val="header"/>
+    <w:basedOn w:val="Normal"/>
+    <w:link w:val="HeaderChar"/>
+    <w:uiPriority w:val="99"/>
+    <w:unhideWhenUsed/>
+    <w:rsid w:val="005E1A34"/>
+    <w:pPr>
+      <w:tabs>
+        <w:tab w:val="center" w:pos="4680"/>
+        <w:tab w:val="right" w:pos="9360"/>
+      </w:tabs>
+    </w:pPr>
+  </w:style>
+  <w:style w:type="character" w:customStyle="1" w:styleId="HeaderChar">
+    <w:name w:val="Header Char"/>
     <w:basedOn w:val="DefaultParagraphFont"/>
-    <w:rsid w:val="00A73D28"/>
+    <w:link w:val="Header"/>
+    <w:uiPriority w:val="99"/>
+    <w:rsid w:val="005E1A34"/>
+  </w:style>
+  <w:style w:type="paragraph" w:styleId="Footer">
+    <w:name w:val="footer"/>
+    <w:basedOn w:val="Normal"/>
+    <w:link w:val="FooterChar"/>
+    <w:uiPriority w:val="99"/>
+    <w:unhideWhenUsed/>
+    <w:rsid w:val="005E1A34"/>
+    <w:pPr>
+      <w:tabs>
+        <w:tab w:val="center" w:pos="4680"/>
+        <w:tab w:val="right" w:pos="9360"/>
+      </w:tabs>
+    </w:pPr>
+  </w:style>
+  <w:style w:type="character" w:customStyle="1" w:styleId="FooterChar">
+    <w:name w:val="Footer Char"/>
+    <w:basedOn w:val="DefaultParagraphFont"/>
+    <w:link w:val="Footer"/>
+    <w:uiPriority w:val="99"/>
+    <w:rsid w:val="005E1A34"/>
+  </w:style>
+  <w:style w:type="character" w:styleId="CommentReference">
+    <w:name w:val="annotation reference"/>
+    <w:basedOn w:val="DefaultParagraphFont"/>
+    <w:uiPriority w:val="99"/>
+    <w:semiHidden/>
+    <w:unhideWhenUsed/>
+    <w:rsid w:val="0025478F"/>
+    <w:rPr>
+      <w:sz w:val="16"/>
+      <w:szCs w:val="16"/>
+    </w:rPr>
+  </w:style>
+  <w:style w:type="paragraph" w:styleId="CommentText">
+    <w:name w:val="annotation text"/>
+    <w:basedOn w:val="Normal"/>
+    <w:link w:val="CommentTextChar"/>
+    <w:uiPriority w:val="99"/>
+    <w:semiHidden/>
+    <w:unhideWhenUsed/>
+    <w:rsid w:val="0025478F"/>
+    <w:rPr>
+      <w:sz w:val="20"/>
+      <w:szCs w:val="20"/>
+    </w:rPr>
+  </w:style>
+  <w:style w:type="character" w:customStyle="1" w:styleId="CommentTextChar">
+    <w:name w:val="Comment Text Char"/>
+    <w:basedOn w:val="DefaultParagraphFont"/>
+    <w:link w:val="CommentText"/>
+    <w:uiPriority w:val="99"/>
+    <w:semiHidden/>
+    <w:rsid w:val="0025478F"/>
+    <w:rPr>
+      <w:sz w:val="20"/>
+      <w:szCs w:val="20"/>
+    </w:rPr>
+  </w:style>
+  <w:style w:type="paragraph" w:styleId="CommentSubject">
+    <w:name w:val="annotation subject"/>
+    <w:basedOn w:val="CommentText"/>
+    <w:next w:val="CommentText"/>
+    <w:link w:val="CommentSubjectChar"/>
+    <w:uiPriority w:val="99"/>
+    <w:semiHidden/>
+    <w:unhideWhenUsed/>
+    <w:rsid w:val="0025478F"/>
+    <w:rPr>
+      <w:b/>
+      <w:bCs/>
+    </w:rPr>
+  </w:style>
+  <w:style w:type="character" w:customStyle="1" w:styleId="CommentSubjectChar">
+    <w:name w:val="Comment Subject Char"/>
+    <w:basedOn w:val="CommentTextChar"/>
+    <w:link w:val="CommentSubject"/>
+    <w:uiPriority w:val="99"/>
+    <w:semiHidden/>
+    <w:rsid w:val="0025478F"/>
+    <w:rPr>
+      <w:b/>
+      <w:bCs/>
+      <w:sz w:val="20"/>
+      <w:szCs w:val="20"/>
+    </w:rPr>
+  </w:style>
+  <w:style w:type="paragraph" w:styleId="BalloonText">
+    <w:name w:val="Balloon Text"/>
+    <w:basedOn w:val="Normal"/>
+    <w:link w:val="BalloonTextChar"/>
+    <w:uiPriority w:val="99"/>
+    <w:semiHidden/>
+    <w:unhideWhenUsed/>
+    <w:rsid w:val="0025478F"/>
+    <w:rPr>
+      <w:rFonts w:ascii="Segoe UI" w:hAnsi="Segoe UI" w:cs="Segoe UI"/>
+      <w:sz w:val="18"/>
+      <w:szCs w:val="18"/>
+    </w:rPr>
+  </w:style>
+  <w:style w:type="character" w:customStyle="1" w:styleId="BalloonTextChar">
+    <w:name w:val="Balloon Text Char"/>
+    <w:basedOn w:val="DefaultParagraphFont"/>
+    <w:link w:val="BalloonText"/>
+    <w:uiPriority w:val="99"/>
+    <w:semiHidden/>
+    <w:rsid w:val="0025478F"/>
+    <w:rPr>
+      <w:rFonts w:ascii="Segoe UI" w:hAnsi="Segoe UI" w:cs="Segoe UI"/>
+      <w:sz w:val="18"/>
+      <w:szCs w:val="18"/>
+    </w:rPr>
+  </w:style>
+  <w:style w:type="paragraph" w:styleId="ListParagraph">
+    <w:name w:val="List Paragraph"/>
+    <w:basedOn w:val="Normal"/>
+    <w:uiPriority w:val="34"/>
+    <w:qFormat/>
+    <w:rsid w:val="00024A4C"/>
+    <w:pPr>
+      <w:ind w:left="720"/>
+      <w:contextualSpacing/>
+    </w:pPr>
+  </w:style>
+  <w:style w:type="character" w:customStyle="1" w:styleId="lrzxr">
+    <w:name w:val="lrzxr"/>
+    <w:basedOn w:val="DefaultParagraphFont"/>
+    <w:rsid w:val="00975E46"/>
   </w:style>
 </w:styles>
 </file>
@@ -4018,7 +4572,7 @@
   <a:extraClrSchemeLst/>
   <a:extLst>
     <a:ext uri="{05A4C25C-085E-4340-85A3-A5531E510DB2}">
-      <thm15:themeFamily xmlns:thm15="http://schemas.microsoft.com/office/thememl/2012/main" name="Office Theme" id="{62F939B6-93AF-4DB8-9C6B-D6C7DFDC589F}" vid="{4A3C46E8-61CC-4603-A589-7422A47A8E4A}"/>
+      <thm15:themeFamily xmlns="" xmlns:thm15="http://schemas.microsoft.com/office/thememl/2012/main" name="Office Theme" id="{62F939B6-93AF-4DB8-9C6B-D6C7DFDC589F}" vid="{4A3C46E8-61CC-4603-A589-7422A47A8E4A}"/>
     </a:ext>
   </a:extLst>
 </a:theme>
